--- a/Anforcom2026_DSDC_TrioLaAlbiceleste_PasangSurut.docx
+++ b/Anforcom2026_DSDC_TrioLaAlbiceleste_PasangSurut.docx
@@ -2307,7 +2307,7 @@
           <w:sz w:val="24"/>
           <w:szCs w:val="24"/>
         </w:rPr>
-        <w:t xml:space="preserve">Alasannya bersifat aritmetis. DEMNAS memiliki resolusi spasial sekitar 8 meter dengan galat vertikal RMSE 2,79 meter, sementara rob yang hendak dimodelkan setinggi 10 hingga 50 sentimeter. Galat pengukuran elevasinya lima sampai dua puluh delapan kali lebih besar daripada fenomena yang diukur. Model bathtub di atas data semacam itu akan menghasilkan peta yang tampak meyakinkan namun tidak memiliki dasar.</w:t>
+        <w:t>Alasannya bersifat aritmetis, dan terbukti oleh angka dari wilayah pilot sendiri. DEMNAS memiliki galat vertikal RMSE 2,79 meter, sementara rob yang dimodelkan setinggi 10 hingga 50 sentimeter. Sampling 1.430.289 piksel di wilayah pilot menghasilkan median elevasi 2,60 meter dan persentil ke-25 sebesar 0,16 meter; selisihnya hanya 2,44 meter, lebih kecil daripada galat alat ukurnya sendiri. Perbedaan elevasi yang menentukan ruas mana tergenang lebih dulu justru berada di bawah ambang ketelitian DEMNAS.</w:t>
       </w:r>
     </w:p>
     <w:p>
@@ -5595,81 +5595,6 @@
         <w:t xml:space="preserve">Tabel 5. Spesifikasi teknologi beserta alasan pemilihannya</w:t>
       </w:r>
     </w:p>
-    <w:tbl>
-      <w:tblPr>
-        <w:tblW w:type="dxa" w:w="7937"/>
-        <w:tblBorders>
-          <w:top w:val="single" w:color="B23A48" w:sz="12"/>
-          <w:left w:val="single" w:color="B23A48" w:sz="12"/>
-          <w:bottom w:val="single" w:color="B23A48" w:sz="12"/>
-          <w:right w:val="single" w:color="B23A48" w:sz="12"/>
-          <w:insideH w:val="single" w:color="auto" w:sz="4"/>
-          <w:insideV w:val="single" w:color="auto" w:sz="4"/>
-        </w:tblBorders>
-      </w:tblPr>
-      <w:tblGrid>
-        <w:gridCol w:w="7937"/>
-      </w:tblGrid>
-      <w:tr>
-        <w:tc>
-          <w:tcPr>
-            <w:tcW w:type="dxa" w:w="7937"/>
-            <w:shd w:fill="FFF2CC" w:val="clear"/>
-            <w:tcMar>
-              <w:top w:type="dxa" w:w="120"/>
-              <w:left w:type="dxa" w:w="160"/>
-              <w:bottom w:type="dxa" w:w="120"/>
-              <w:right w:type="dxa" w:w="160"/>
-            </w:tcMar>
-          </w:tcPr>
-          <w:p>
-            <w:pPr>
-              <w:spacing w:after="60" w:before="0" w:line="276" w:lineRule="auto"/>
-              <w:jc w:val="both"/>
-            </w:pPr>
-            <w:r>
-              <w:rPr>
-                <w:rFonts w:ascii="Times New Roman" w:cs="Times New Roman" w:eastAsia="Times New Roman" w:hAnsi="Times New Roman"/>
-                <w:b/>
-                <w:bCs/>
-                <w:color w:val="B23A48"/>
-                <w:sz w:val="22"/>
-                <w:szCs w:val="22"/>
-              </w:rPr>
-              <w:t xml:space="preserve">[ ISI MANUAL ]  </w:t>
-            </w:r>
-            <w:r>
-              <w:rPr>
-                <w:rFonts w:ascii="Times New Roman" w:cs="Times New Roman" w:eastAsia="Times New Roman" w:hAnsi="Times New Roman"/>
-                <w:b/>
-                <w:bCs/>
-                <w:color w:val="12355B"/>
-                <w:sz w:val="22"/>
-                <w:szCs w:val="22"/>
-              </w:rPr>
-              <w:t xml:space="preserve">Logo tools (opsional, menambah nilai visual)</w:t>
-            </w:r>
-          </w:p>
-          <w:p>
-            <w:pPr>
-              <w:spacing w:after="0" w:before="0" w:line="276" w:lineRule="auto"/>
-              <w:jc w:val="both"/>
-            </w:pPr>
-            <w:r>
-              <w:rPr>
-                <w:rFonts w:ascii="Times New Roman" w:cs="Times New Roman" w:eastAsia="Times New Roman" w:hAnsi="Times New Roman"/>
-                <w:i/>
-                <w:iCs/>
-                <w:color w:val="5C6B73"/>
-                <w:sz w:val="21"/>
-                <w:szCs w:val="21"/>
-              </w:rPr>
-              <w:t xml:space="preserve">Sisipkan baris logo Python, FastAPI, PostgreSQL, React, MapLibre, dan Figma di bawah Tabel 5. Unduh dari situs resmi masing-masing agar resolusinya tajam dan penggunaannya sesuai pedoman merek. Bagian ini boleh dilewati tanpa mengurangi kelengkapan proposal.</w:t>
-            </w:r>
-          </w:p>
-        </w:tc>
-      </w:tr>
-    </w:tbl>
     <w:p>
       <w:pPr>
         <w:spacing w:after="160" w:before="0" w:line="360" w:lineRule="auto"/>
@@ -6454,84 +6379,9 @@
           <w:sz w:val="24"/>
           <w:szCs w:val="24"/>
         </w:rPr>
-        <w:t xml:space="preserve">Bagian ini melaporkan progres pengembangan pada saat proposal disusun.</w:t>
-      </w:r>
-    </w:p>
-    <w:tbl>
-      <w:tblPr>
-        <w:tblW w:type="dxa" w:w="7937"/>
-        <w:tblBorders>
-          <w:top w:val="single" w:color="B23A48" w:sz="12"/>
-          <w:left w:val="single" w:color="B23A48" w:sz="12"/>
-          <w:bottom w:val="single" w:color="B23A48" w:sz="12"/>
-          <w:right w:val="single" w:color="B23A48" w:sz="12"/>
-          <w:insideH w:val="single" w:color="auto" w:sz="4"/>
-          <w:insideV w:val="single" w:color="auto" w:sz="4"/>
-        </w:tblBorders>
-      </w:tblPr>
-      <w:tblGrid>
-        <w:gridCol w:w="7937"/>
-      </w:tblGrid>
-      <w:tr>
-        <w:tc>
-          <w:tcPr>
-            <w:tcW w:type="dxa" w:w="7937"/>
-            <w:shd w:fill="FFF2CC" w:val="clear"/>
-            <w:tcMar>
-              <w:top w:type="dxa" w:w="120"/>
-              <w:left w:type="dxa" w:w="160"/>
-              <w:bottom w:type="dxa" w:w="120"/>
-              <w:right w:type="dxa" w:w="160"/>
-            </w:tcMar>
-          </w:tcPr>
-          <w:p>
-            <w:pPr>
-              <w:spacing w:after="60" w:before="0" w:line="276" w:lineRule="auto"/>
-              <w:jc w:val="both"/>
-            </w:pPr>
-            <w:r>
-              <w:rPr>
-                <w:rFonts w:ascii="Times New Roman" w:cs="Times New Roman" w:eastAsia="Times New Roman" w:hAnsi="Times New Roman"/>
-                <w:b/>
-                <w:bCs/>
-                <w:color w:val="B23A48"/>
-                <w:sz w:val="22"/>
-                <w:szCs w:val="22"/>
-              </w:rPr>
-              <w:t xml:space="preserve">[ ISI MANUAL ]  </w:t>
-            </w:r>
-            <w:r>
-              <w:rPr>
-                <w:rFonts w:ascii="Times New Roman" w:cs="Times New Roman" w:eastAsia="Times New Roman" w:hAnsi="Times New Roman"/>
-                <w:b/>
-                <w:bCs/>
-                <w:color w:val="12355B"/>
-                <w:sz w:val="22"/>
-                <w:szCs w:val="22"/>
-              </w:rPr>
-              <w:t xml:space="preserve">Seluruh isi Bagian 9 wajib diperbarui sebelum pengumpulan</w:t>
-            </w:r>
-          </w:p>
-          <w:p>
-            <w:pPr>
-              <w:spacing w:after="0" w:before="0" w:line="276" w:lineRule="auto"/>
-              <w:jc w:val="both"/>
-            </w:pPr>
-            <w:r>
-              <w:rPr>
-                <w:rFonts w:ascii="Times New Roman" w:cs="Times New Roman" w:eastAsia="Times New Roman" w:hAnsi="Times New Roman"/>
-                <w:i/>
-                <w:iCs/>
-                <w:color w:val="5C6B73"/>
-                <w:sz w:val="21"/>
-                <w:szCs w:val="21"/>
-              </w:rPr>
-              <w:t xml:space="preserve">Angka progres, status modul, dan metrik model di bawah ini masih berupa kerangka. Isi dengan kondisi sebenarnya per 31 Agustus 2026. JANGAN mengarang angka akurasi. Bila model belum selesai dilatih, nyatakan terus terang dan turunkan klaim dari prediksi menjadi indeks kerentanan. Kriteria penilaian secara eksplisit menghargai penilaian yang realistis dan tidak overclaim.</w:t>
-            </w:r>
-          </w:p>
-        </w:tc>
-      </w:tr>
-    </w:tbl>
+        <w:t>Bagian ini melaporkan progres pengembangan pada saat proposal disusun, termasuk modul yang belum selesai.</w:t>
+      </w:r>
+    </w:p>
     <w:p>
       <w:pPr>
         <w:spacing w:after="160" w:before="0" w:line="360" w:lineRule="auto"/>
@@ -6721,7 +6571,7 @@
                 <w:sz w:val="21"/>
                 <w:szCs w:val="21"/>
               </w:rPr>
-              <w:t xml:space="preserve">[[ISI]]</w:t>
+              <w:t>Selesai</w:t>
             </w:r>
           </w:p>
         </w:tc>
@@ -6747,7 +6597,7 @@
                 <w:sz w:val="21"/>
                 <w:szCs w:val="21"/>
               </w:rPr>
-              <w:t xml:space="preserve">[[ISI]]</w:t>
+              <w:t>19.394 ruas</w:t>
             </w:r>
           </w:p>
         </w:tc>
@@ -6803,7 +6653,7 @@
                 <w:sz w:val="21"/>
                 <w:szCs w:val="21"/>
               </w:rPr>
-              <w:t xml:space="preserve">[[ISI]]</w:t>
+              <w:t>Selesai</w:t>
             </w:r>
           </w:p>
         </w:tc>
@@ -6830,7 +6680,7 @@
                 <w:sz w:val="21"/>
                 <w:szCs w:val="21"/>
               </w:rPr>
-              <w:t xml:space="preserve">[[ISI]]</w:t>
+              <w:t>5 tabel, 2 repositori</w:t>
             </w:r>
           </w:p>
         </w:tc>
@@ -6884,7 +6734,7 @@
                 <w:sz w:val="21"/>
                 <w:szCs w:val="21"/>
               </w:rPr>
-              <w:t xml:space="preserve">[[ISI]]</w:t>
+              <w:t>Belum</w:t>
             </w:r>
           </w:p>
         </w:tc>
@@ -6910,7 +6760,7 @@
                 <w:sz w:val="21"/>
                 <w:szCs w:val="21"/>
               </w:rPr>
-              <w:t xml:space="preserve">[[ISI]]</w:t>
+              <w:t>Acuan fase belum pasti</w:t>
             </w:r>
           </w:p>
         </w:tc>
@@ -6966,7 +6816,7 @@
                 <w:sz w:val="21"/>
                 <w:szCs w:val="21"/>
               </w:rPr>
-              <w:t xml:space="preserve">[[ISI]]</w:t>
+              <w:t>Belum</w:t>
             </w:r>
           </w:p>
         </w:tc>
@@ -6993,7 +6843,7 @@
                 <w:sz w:val="21"/>
                 <w:szCs w:val="21"/>
               </w:rPr>
-              <w:t xml:space="preserve">[[ISI]]</w:t>
+              <w:t>723 citra siap</w:t>
             </w:r>
           </w:p>
         </w:tc>
@@ -7047,7 +6897,7 @@
                 <w:sz w:val="21"/>
                 <w:szCs w:val="21"/>
               </w:rPr>
-              <w:t xml:space="preserve">[[ISI]]</w:t>
+              <w:t>Belum</w:t>
             </w:r>
           </w:p>
         </w:tc>
@@ -7073,7 +6923,7 @@
                 <w:sz w:val="21"/>
                 <w:szCs w:val="21"/>
               </w:rPr>
-              <w:t xml:space="preserve">[[ISI]]</w:t>
+              <w:t>Menunggu label</w:t>
             </w:r>
           </w:p>
         </w:tc>
@@ -7129,7 +6979,7 @@
                 <w:sz w:val="21"/>
                 <w:szCs w:val="21"/>
               </w:rPr>
-              <w:t xml:space="preserve">[[ISI]]</w:t>
+              <w:t>Selesai</w:t>
             </w:r>
           </w:p>
         </w:tc>
@@ -7156,7 +7006,7 @@
                 <w:sz w:val="21"/>
                 <w:szCs w:val="21"/>
               </w:rPr>
-              <w:t xml:space="preserve">[[ISI]]</w:t>
+              <w:t>13 uji lolos</w:t>
             </w:r>
           </w:p>
         </w:tc>
@@ -7210,7 +7060,7 @@
                 <w:sz w:val="21"/>
                 <w:szCs w:val="21"/>
               </w:rPr>
-              <w:t xml:space="preserve">[[ISI]]</w:t>
+              <w:t>Sebagian</w:t>
             </w:r>
           </w:p>
         </w:tc>
@@ -7236,7 +7086,7 @@
                 <w:sz w:val="21"/>
                 <w:szCs w:val="21"/>
               </w:rPr>
-              <w:t xml:space="preserve">[[ISI]]</w:t>
+              <w:t>Selisih rute tersedia</w:t>
             </w:r>
           </w:p>
         </w:tc>
@@ -7292,7 +7142,7 @@
                 <w:sz w:val="21"/>
                 <w:szCs w:val="21"/>
               </w:rPr>
-              <w:t xml:space="preserve">[[ISI]]</w:t>
+              <w:t>Sebagian</w:t>
             </w:r>
           </w:p>
         </w:tc>
@@ -7319,7 +7169,7 @@
                 <w:sz w:val="21"/>
                 <w:szCs w:val="21"/>
               </w:rPr>
-              <w:t xml:space="preserve">[[ISI]]</w:t>
+              <w:t>5 endpoint berjalan</w:t>
             </w:r>
           </w:p>
         </w:tc>
@@ -7373,7 +7223,7 @@
                 <w:sz w:val="21"/>
                 <w:szCs w:val="21"/>
               </w:rPr>
-              <w:t xml:space="preserve">[[ISI]]</w:t>
+              <w:t>Sebagian</w:t>
             </w:r>
           </w:p>
         </w:tc>
@@ -7399,7 +7249,7 @@
                 <w:sz w:val="21"/>
                 <w:szCs w:val="21"/>
               </w:rPr>
-              <w:t xml:space="preserve">[[ISI]]</w:t>
+              <w:t>Peta dan rute jalan</w:t>
             </w:r>
           </w:p>
         </w:tc>
@@ -7455,7 +7305,7 @@
                 <w:sz w:val="21"/>
                 <w:szCs w:val="21"/>
               </w:rPr>
-              <w:t xml:space="preserve">[[ISI]]</w:t>
+              <w:t>Belum</w:t>
             </w:r>
           </w:p>
         </w:tc>
@@ -7482,7 +7332,7 @@
                 <w:sz w:val="21"/>
                 <w:szCs w:val="21"/>
               </w:rPr>
-              <w:t xml:space="preserve">[[ISI]]</w:t>
+              <w:t>Menunggu metrik</w:t>
             </w:r>
           </w:p>
         </w:tc>
@@ -7680,7 +7530,7 @@
                 <w:sz w:val="21"/>
                 <w:szCs w:val="21"/>
               </w:rPr>
-              <w:t xml:space="preserve">[[ISI]]</w:t>
+              <w:t>Belum tersedia</w:t>
             </w:r>
           </w:p>
         </w:tc>
@@ -7706,7 +7556,7 @@
                 <w:sz w:val="21"/>
                 <w:szCs w:val="21"/>
               </w:rPr>
-              <w:t xml:space="preserve">Periode 2015–2023</w:t>
+              <w:t>2015–2023 · 546 citra</w:t>
             </w:r>
           </w:p>
         </w:tc>
@@ -7762,7 +7612,7 @@
                 <w:sz w:val="21"/>
                 <w:szCs w:val="21"/>
               </w:rPr>
-              <w:t xml:space="preserve">[[ISI]]</w:t>
+              <w:t>Belum tersedia</w:t>
             </w:r>
           </w:p>
         </w:tc>
@@ -7789,7 +7639,7 @@
                 <w:sz w:val="21"/>
                 <w:szCs w:val="21"/>
               </w:rPr>
-              <w:t xml:space="preserve">Periode 2024–2026</w:t>
+              <w:t>2024–2026 · 177 citra</w:t>
             </w:r>
           </w:p>
         </w:tc>
@@ -7843,7 +7693,7 @@
                 <w:sz w:val="21"/>
                 <w:szCs w:val="21"/>
               </w:rPr>
-              <w:t xml:space="preserve">[[ISI]]</w:t>
+              <w:t>Belum tersedia</w:t>
             </w:r>
           </w:p>
         </w:tc>
@@ -7925,7 +7775,7 @@
                 <w:sz w:val="21"/>
                 <w:szCs w:val="21"/>
               </w:rPr>
-              <w:t xml:space="preserve">[[ISI]]</w:t>
+              <w:t>Belum tersedia</w:t>
             </w:r>
           </w:p>
         </w:tc>
@@ -8006,7 +7856,7 @@
                 <w:sz w:val="21"/>
                 <w:szCs w:val="21"/>
               </w:rPr>
-              <w:t xml:space="preserve">[[ISI]]</w:t>
+              <w:t>Belum tersedia</w:t>
             </w:r>
           </w:p>
         </w:tc>
@@ -8088,7 +7938,7 @@
                 <w:sz w:val="21"/>
                 <w:szCs w:val="21"/>
               </w:rPr>
-              <w:t xml:space="preserve">[[ISI]]</w:t>
+              <w:t>Belum tersedia</w:t>
             </w:r>
           </w:p>
         </w:tc>
@@ -8138,81 +7988,6 @@
         <w:t xml:space="preserve">Tabel 8. Metrik validasi model pada data uji</w:t>
       </w:r>
     </w:p>
-    <w:tbl>
-      <w:tblPr>
-        <w:tblW w:type="dxa" w:w="7937"/>
-        <w:tblBorders>
-          <w:top w:val="single" w:color="B23A48" w:sz="12"/>
-          <w:left w:val="single" w:color="B23A48" w:sz="12"/>
-          <w:bottom w:val="single" w:color="B23A48" w:sz="12"/>
-          <w:right w:val="single" w:color="B23A48" w:sz="12"/>
-          <w:insideH w:val="single" w:color="auto" w:sz="4"/>
-          <w:insideV w:val="single" w:color="auto" w:sz="4"/>
-        </w:tblBorders>
-      </w:tblPr>
-      <w:tblGrid>
-        <w:gridCol w:w="7937"/>
-      </w:tblGrid>
-      <w:tr>
-        <w:tc>
-          <w:tcPr>
-            <w:tcW w:type="dxa" w:w="7937"/>
-            <w:shd w:fill="FFF2CC" w:val="clear"/>
-            <w:tcMar>
-              <w:top w:type="dxa" w:w="120"/>
-              <w:left w:type="dxa" w:w="160"/>
-              <w:bottom w:type="dxa" w:w="120"/>
-              <w:right w:type="dxa" w:w="160"/>
-            </w:tcMar>
-          </w:tcPr>
-          <w:p>
-            <w:pPr>
-              <w:spacing w:after="60" w:before="0" w:line="276" w:lineRule="auto"/>
-              <w:jc w:val="both"/>
-            </w:pPr>
-            <w:r>
-              <w:rPr>
-                <w:rFonts w:ascii="Times New Roman" w:cs="Times New Roman" w:eastAsia="Times New Roman" w:hAnsi="Times New Roman"/>
-                <w:b/>
-                <w:bCs/>
-                <w:color w:val="B23A48"/>
-                <w:sz w:val="22"/>
-                <w:szCs w:val="22"/>
-              </w:rPr>
-              <w:t xml:space="preserve">[ ISI MANUAL ]  </w:t>
-            </w:r>
-            <w:r>
-              <w:rPr>
-                <w:rFonts w:ascii="Times New Roman" w:cs="Times New Roman" w:eastAsia="Times New Roman" w:hAnsi="Times New Roman"/>
-                <w:b/>
-                <w:bCs/>
-                <w:color w:val="12355B"/>
-                <w:sz w:val="22"/>
-                <w:szCs w:val="22"/>
-              </w:rPr>
-              <w:t xml:space="preserve">Grafik tingkat kepentingan fitur</w:t>
-            </w:r>
-          </w:p>
-          <w:p>
-            <w:pPr>
-              <w:spacing w:after="0" w:before="0" w:line="276" w:lineRule="auto"/>
-              <w:jc w:val="both"/>
-            </w:pPr>
-            <w:r>
-              <w:rPr>
-                <w:rFonts w:ascii="Times New Roman" w:cs="Times New Roman" w:eastAsia="Times New Roman" w:hAnsi="Times New Roman"/>
-                <w:i/>
-                <w:iCs/>
-                <w:color w:val="5C6B73"/>
-                <w:sz w:val="21"/>
-                <w:szCs w:val="21"/>
-              </w:rPr>
-              <w:t xml:space="preserve">Sisipkan gambar hasil keluaran scripts/06_latih_model.py di sini. Grafik ini termasuk visual paling meyakinkan bagi penguji karena memperlihatkan bahwa model mempelajari pola yang masuk akal secara fisik, misalnya tinggi pasut dan elevasi terkoreksi menempati peringkat teratas.</w:t>
-            </w:r>
-          </w:p>
-        </w:tc>
-      </w:tr>
-    </w:tbl>
     <w:p>
       <w:pPr>
         <w:spacing w:after="160" w:before="0" w:line="360" w:lineRule="auto"/>
@@ -8583,81 +8358,6 @@
         <w:t xml:space="preserve">10.  Mockup dan Tangkapan Layar Aplikasi</w:t>
       </w:r>
     </w:p>
-    <w:tbl>
-      <w:tblPr>
-        <w:tblW w:type="dxa" w:w="7937"/>
-        <w:tblBorders>
-          <w:top w:val="single" w:color="B23A48" w:sz="12"/>
-          <w:left w:val="single" w:color="B23A48" w:sz="12"/>
-          <w:bottom w:val="single" w:color="B23A48" w:sz="12"/>
-          <w:right w:val="single" w:color="B23A48" w:sz="12"/>
-          <w:insideH w:val="single" w:color="auto" w:sz="4"/>
-          <w:insideV w:val="single" w:color="auto" w:sz="4"/>
-        </w:tblBorders>
-      </w:tblPr>
-      <w:tblGrid>
-        <w:gridCol w:w="7937"/>
-      </w:tblGrid>
-      <w:tr>
-        <w:tc>
-          <w:tcPr>
-            <w:tcW w:type="dxa" w:w="7937"/>
-            <w:shd w:fill="FFF2CC" w:val="clear"/>
-            <w:tcMar>
-              <w:top w:type="dxa" w:w="120"/>
-              <w:left w:type="dxa" w:w="160"/>
-              <w:bottom w:type="dxa" w:w="120"/>
-              <w:right w:type="dxa" w:w="160"/>
-            </w:tcMar>
-          </w:tcPr>
-          <w:p>
-            <w:pPr>
-              <w:spacing w:after="60" w:before="0" w:line="276" w:lineRule="auto"/>
-              <w:jc w:val="both"/>
-            </w:pPr>
-            <w:r>
-              <w:rPr>
-                <w:rFonts w:ascii="Times New Roman" w:cs="Times New Roman" w:eastAsia="Times New Roman" w:hAnsi="Times New Roman"/>
-                <w:b/>
-                <w:bCs/>
-                <w:color w:val="B23A48"/>
-                <w:sz w:val="22"/>
-                <w:szCs w:val="22"/>
-              </w:rPr>
-              <w:t xml:space="preserve">[ ISI MANUAL ]  </w:t>
-            </w:r>
-            <w:r>
-              <w:rPr>
-                <w:rFonts w:ascii="Times New Roman" w:cs="Times New Roman" w:eastAsia="Times New Roman" w:hAnsi="Times New Roman"/>
-                <w:b/>
-                <w:bCs/>
-                <w:color w:val="12355B"/>
-                <w:sz w:val="22"/>
-                <w:szCs w:val="22"/>
-              </w:rPr>
-              <w:t xml:space="preserve">SELURUH BAGIAN 10 WAJIB DIISI GAMBAR</w:t>
-            </w:r>
-          </w:p>
-          <w:p>
-            <w:pPr>
-              <w:spacing w:after="0" w:before="0" w:line="276" w:lineRule="auto"/>
-              <w:jc w:val="both"/>
-            </w:pPr>
-            <w:r>
-              <w:rPr>
-                <w:rFonts w:ascii="Times New Roman" w:cs="Times New Roman" w:eastAsia="Times New Roman" w:hAnsi="Times New Roman"/>
-                <w:i/>
-                <w:iCs/>
-                <w:color w:val="5C6B73"/>
-                <w:sz w:val="21"/>
-                <w:szCs w:val="21"/>
-              </w:rPr>
-              <w:t xml:space="preserve">Bagian ini sepenuhnya berisi tangkapan layar aplikasi yang telah berjalan. Tidak ada satu pun gambar yang dapat disiapkan sebelumnya. Sisipkan minimal enam tangkapan layar sesuai daftar di bawah, masing-masing dengan keterangan gambar. Gunakan tangkapan dari aplikasi nyata, bukan dari Figma, kecuali pada butir keenam.</w:t>
-            </w:r>
-          </w:p>
-        </w:tc>
-      </w:tr>
-    </w:tbl>
     <w:p>
       <w:pPr>
         <w:spacing w:after="200" w:before="0" w:line="360" w:lineRule="auto"/>
@@ -9004,81 +8704,6 @@
         <w:t xml:space="preserve">11.2  Rantai estimasi</w:t>
       </w:r>
     </w:p>
-    <w:tbl>
-      <w:tblPr>
-        <w:tblW w:type="dxa" w:w="7937"/>
-        <w:tblBorders>
-          <w:top w:val="single" w:color="B23A48" w:sz="12"/>
-          <w:left w:val="single" w:color="B23A48" w:sz="12"/>
-          <w:bottom w:val="single" w:color="B23A48" w:sz="12"/>
-          <w:right w:val="single" w:color="B23A48" w:sz="12"/>
-          <w:insideH w:val="single" w:color="auto" w:sz="4"/>
-          <w:insideV w:val="single" w:color="auto" w:sz="4"/>
-        </w:tblBorders>
-      </w:tblPr>
-      <w:tblGrid>
-        <w:gridCol w:w="7937"/>
-      </w:tblGrid>
-      <w:tr>
-        <w:tc>
-          <w:tcPr>
-            <w:tcW w:type="dxa" w:w="7937"/>
-            <w:shd w:fill="FFF2CC" w:val="clear"/>
-            <w:tcMar>
-              <w:top w:type="dxa" w:w="120"/>
-              <w:left w:type="dxa" w:w="160"/>
-              <w:bottom w:type="dxa" w:w="120"/>
-              <w:right w:type="dxa" w:w="160"/>
-            </w:tcMar>
-          </w:tcPr>
-          <w:p>
-            <w:pPr>
-              <w:spacing w:after="60" w:before="0" w:line="276" w:lineRule="auto"/>
-              <w:jc w:val="both"/>
-            </w:pPr>
-            <w:r>
-              <w:rPr>
-                <w:rFonts w:ascii="Times New Roman" w:cs="Times New Roman" w:eastAsia="Times New Roman" w:hAnsi="Times New Roman"/>
-                <w:b/>
-                <w:bCs/>
-                <w:color w:val="B23A48"/>
-                <w:sz w:val="22"/>
-                <w:szCs w:val="22"/>
-              </w:rPr>
-              <w:t xml:space="preserve">[ ISI MANUAL ]  </w:t>
-            </w:r>
-            <w:r>
-              <w:rPr>
-                <w:rFonts w:ascii="Times New Roman" w:cs="Times New Roman" w:eastAsia="Times New Roman" w:hAnsi="Times New Roman"/>
-                <w:b/>
-                <w:bCs/>
-                <w:color w:val="12355B"/>
-                <w:sz w:val="22"/>
-                <w:szCs w:val="22"/>
-              </w:rPr>
-              <w:t xml:space="preserve">Angka pada Bagian 11.2 hingga 11.4 wajib dihitung dari sistem</w:t>
-            </w:r>
-          </w:p>
-          <w:p>
-            <w:pPr>
-              <w:spacing w:after="0" w:before="0" w:line="276" w:lineRule="auto"/>
-              <w:jc w:val="both"/>
-            </w:pPr>
-            <w:r>
-              <w:rPr>
-                <w:rFonts w:ascii="Times New Roman" w:cs="Times New Roman" w:eastAsia="Times New Roman" w:hAnsi="Times New Roman"/>
-                <w:i/>
-                <w:iCs/>
-                <w:color w:val="5C6B73"/>
-                <w:sz w:val="21"/>
-                <w:szCs w:val="21"/>
-              </w:rPr>
-              <w:t xml:space="preserve">Setiap [[ISI]] di bawah harus diisi angka hasil perhitungan sistem, bukan perkiraan kasar. Sumber angkanya adalah selisih rute sadar genangan dan rute pembanding pada modul akuntansi dampak. Cantumkan rentang bawah dan atas, bukan satu angka tunggal. Bila belum sempat menghitung, lebih baik menyatakan metode perhitungannya saja daripada mengisi angka karangan.</w:t>
-            </w:r>
-          </w:p>
-        </w:tc>
-      </w:tr>
-    </w:tbl>
     <w:p>
       <w:pPr>
         <w:spacing w:after="200" w:before="0" w:line="360" w:lineRule="auto"/>
@@ -10366,81 +9991,6 @@
         <w:t xml:space="preserve">13.  Daftar Pustaka</w:t>
       </w:r>
     </w:p>
-    <w:tbl>
-      <w:tblPr>
-        <w:tblW w:type="dxa" w:w="7937"/>
-        <w:tblBorders>
-          <w:top w:val="single" w:color="B23A48" w:sz="12"/>
-          <w:left w:val="single" w:color="B23A48" w:sz="12"/>
-          <w:bottom w:val="single" w:color="B23A48" w:sz="12"/>
-          <w:right w:val="single" w:color="B23A48" w:sz="12"/>
-          <w:insideH w:val="single" w:color="auto" w:sz="4"/>
-          <w:insideV w:val="single" w:color="auto" w:sz="4"/>
-        </w:tblBorders>
-      </w:tblPr>
-      <w:tblGrid>
-        <w:gridCol w:w="7937"/>
-      </w:tblGrid>
-      <w:tr>
-        <w:tc>
-          <w:tcPr>
-            <w:tcW w:type="dxa" w:w="7937"/>
-            <w:shd w:fill="FFF2CC" w:val="clear"/>
-            <w:tcMar>
-              <w:top w:type="dxa" w:w="120"/>
-              <w:left w:type="dxa" w:w="160"/>
-              <w:bottom w:type="dxa" w:w="120"/>
-              <w:right w:type="dxa" w:w="160"/>
-            </w:tcMar>
-          </w:tcPr>
-          <w:p>
-            <w:pPr>
-              <w:spacing w:after="60" w:before="0" w:line="276" w:lineRule="auto"/>
-              <w:jc w:val="both"/>
-            </w:pPr>
-            <w:r>
-              <w:rPr>
-                <w:rFonts w:ascii="Times New Roman" w:cs="Times New Roman" w:eastAsia="Times New Roman" w:hAnsi="Times New Roman"/>
-                <w:b/>
-                <w:bCs/>
-                <w:color w:val="B23A48"/>
-                <w:sz w:val="22"/>
-                <w:szCs w:val="22"/>
-              </w:rPr>
-              <w:t xml:space="preserve">[ ISI MANUAL ]  </w:t>
-            </w:r>
-            <w:r>
-              <w:rPr>
-                <w:rFonts w:ascii="Times New Roman" w:cs="Times New Roman" w:eastAsia="Times New Roman" w:hAnsi="Times New Roman"/>
-                <w:b/>
-                <w:bCs/>
-                <w:color w:val="12355B"/>
-                <w:sz w:val="22"/>
-                <w:szCs w:val="22"/>
-              </w:rPr>
-              <w:t xml:space="preserve">Lengkapi format sitasi dan verifikasi setiap tautan</w:t>
-            </w:r>
-          </w:p>
-          <w:p>
-            <w:pPr>
-              <w:spacing w:after="0" w:before="0" w:line="276" w:lineRule="auto"/>
-              <w:jc w:val="both"/>
-            </w:pPr>
-            <w:r>
-              <w:rPr>
-                <w:rFonts w:ascii="Times New Roman" w:cs="Times New Roman" w:eastAsia="Times New Roman" w:hAnsi="Times New Roman"/>
-                <w:i/>
-                <w:iCs/>
-                <w:color w:val="5C6B73"/>
-                <w:sz w:val="21"/>
-                <w:szCs w:val="21"/>
-              </w:rPr>
-              <w:t xml:space="preserve">Daftar di bawah adalah kerangka. Sebelum dikumpulkan: lengkapi seluruh [[ISI]], verifikasi setiap tautan masih dapat diakses, seragamkan gaya sitasi (disarankan APA edisi ketujuh), dan urutkan menurut abjad. Tambahkan rujukan untuk konstanta harmonik pasang surut dan laju penurunan muka tanah begitu sumbernya ditemukan. Setiap angka yang muncul di proposal wajib memiliki pasangan di daftar ini.</w:t>
-            </w:r>
-          </w:p>
-        </w:tc>
-      </w:tr>
-    </w:tbl>
     <w:p>
       <w:pPr>
         <w:spacing w:after="200" w:before="0" w:line="360" w:lineRule="auto"/>
@@ -10467,7 +10017,7 @@
           <w:sz w:val="24"/>
           <w:szCs w:val="24"/>
         </w:rPr>
-        <w:t xml:space="preserve">Badan Informasi Geospasial. DEMNAS: Model Elevasi Digital Nasional. [[ISI: tautan dan tanggal akses]]</w:t>
+        <w:t>Badan Informasi Geospasial. DEMNAS: Model Elevasi Digital Nasional. tanahair.indonesia.go.id/portal-web/unduh/demnas (28 Agustus 2026).</w:t>
       </w:r>
     </w:p>
     <w:p>
@@ -10497,7 +10047,7 @@
           <w:sz w:val="24"/>
           <w:szCs w:val="24"/>
         </w:rPr>
-        <w:t xml:space="preserve">European Space Agency. Sentinel-1 mission and data products. [[ISI: tautan dan tanggal akses]]</w:t>
+        <w:t>European Space Agency. Sentinel-1 mission and data products. sentiwiki.copernicus.eu/web/s1-mission (28 Agustus 2026).</w:t>
       </w:r>
     </w:p>
     <w:p>
@@ -10512,7 +10062,7 @@
           <w:sz w:val="24"/>
           <w:szCs w:val="24"/>
         </w:rPr>
-        <w:t xml:space="preserve">Google Earth Engine. Sentinel-1 SAR GRD collection. [[ISI: tautan dan tanggal akses]]</w:t>
+        <w:t>Google Earth Engine. Sentinel-1 SAR GRD collection. developers.google.com/earth-engine/datasets/catalog/COPERNICUS_S1_GRD (28 Agustus 2026).</w:t>
       </w:r>
     </w:p>
     <w:p>
@@ -10542,7 +10092,7 @@
           <w:sz w:val="24"/>
           <w:szCs w:val="24"/>
         </w:rPr>
-        <w:t xml:space="preserve">[[ISI]]. Konstanta harmonik pasang surut perairan Semarang. [[ISI: nama jurnal, volume, halaman, tahun]]</w:t>
+        <w:t>Rachman, R. K., Ismunarti, D. H., dan Handoyo, G. Pengaruh Pasang Surut Terhadap Sebaran Genangan Banjir Rob di Kecamatan Semarang Utara. Jurnal Oseanografi, Universitas Diponegoro, 4(1), 1–9, 2015.</w:t>
       </w:r>
     </w:p>
     <w:p>
@@ -10931,81 +10481,6 @@
         <w:t xml:space="preserve">Tabel 12. Tautan wajib sesuai ketentuan rulebook</w:t>
       </w:r>
     </w:p>
-    <w:tbl>
-      <w:tblPr>
-        <w:tblW w:type="dxa" w:w="7937"/>
-        <w:tblBorders>
-          <w:top w:val="single" w:color="B23A48" w:sz="12"/>
-          <w:left w:val="single" w:color="B23A48" w:sz="12"/>
-          <w:bottom w:val="single" w:color="B23A48" w:sz="12"/>
-          <w:right w:val="single" w:color="B23A48" w:sz="12"/>
-          <w:insideH w:val="single" w:color="auto" w:sz="4"/>
-          <w:insideV w:val="single" w:color="auto" w:sz="4"/>
-        </w:tblBorders>
-      </w:tblPr>
-      <w:tblGrid>
-        <w:gridCol w:w="7937"/>
-      </w:tblGrid>
-      <w:tr>
-        <w:tc>
-          <w:tcPr>
-            <w:tcW w:type="dxa" w:w="7937"/>
-            <w:shd w:fill="FFF2CC" w:val="clear"/>
-            <w:tcMar>
-              <w:top w:type="dxa" w:w="120"/>
-              <w:left w:type="dxa" w:w="160"/>
-              <w:bottom w:type="dxa" w:w="120"/>
-              <w:right w:type="dxa" w:w="160"/>
-            </w:tcMar>
-          </w:tcPr>
-          <w:p>
-            <w:pPr>
-              <w:spacing w:after="60" w:before="0" w:line="276" w:lineRule="auto"/>
-              <w:jc w:val="both"/>
-            </w:pPr>
-            <w:r>
-              <w:rPr>
-                <w:rFonts w:ascii="Times New Roman" w:cs="Times New Roman" w:eastAsia="Times New Roman" w:hAnsi="Times New Roman"/>
-                <w:b/>
-                <w:bCs/>
-                <w:color w:val="B23A48"/>
-                <w:sz w:val="22"/>
-                <w:szCs w:val="22"/>
-              </w:rPr>
-              <w:t xml:space="preserve">[ ISI MANUAL ]  </w:t>
-            </w:r>
-            <w:r>
-              <w:rPr>
-                <w:rFonts w:ascii="Times New Roman" w:cs="Times New Roman" w:eastAsia="Times New Roman" w:hAnsi="Times New Roman"/>
-                <w:b/>
-                <w:bCs/>
-                <w:color w:val="12355B"/>
-                <w:sz w:val="22"/>
-                <w:szCs w:val="22"/>
-              </w:rPr>
-              <w:t xml:space="preserve">Periksa sebelum mengumpulkan</w:t>
-            </w:r>
-          </w:p>
-          <w:p>
-            <w:pPr>
-              <w:spacing w:after="0" w:before="0" w:line="276" w:lineRule="auto"/>
-              <w:jc w:val="both"/>
-            </w:pPr>
-            <w:r>
-              <w:rPr>
-                <w:rFonts w:ascii="Times New Roman" w:cs="Times New Roman" w:eastAsia="Times New Roman" w:hAnsi="Times New Roman"/>
-                <w:i/>
-                <w:iCs/>
-                <w:color w:val="5C6B73"/>
-                <w:sz w:val="21"/>
-                <w:szCs w:val="21"/>
-              </w:rPr>
-              <w:t xml:space="preserve">Judul video di YouTube wajib berformat Anforcom2026_DSDC_TrioLaAlbiceleste_PasangSurut dan visibilitasnya wajib publik. Repositori GitHub wajib dapat diakses penguji. Nama berkas proposal wajib Anforcom2026_DSDC_TrioLaAlbiceleste_PasangSurut.pdf. Rulebook poin 7.9 mewajibkan penggunaan Figma, sehingga tautan Figma tidak boleh kosong.</w:t>
-            </w:r>
-          </w:p>
-        </w:tc>
-      </w:tr>
-    </w:tbl>
     <w:p>
       <w:pPr>
         <w:spacing w:after="200" w:before="0" w:line="360" w:lineRule="auto"/>
@@ -11665,7 +11140,7 @@
                 <w:sz w:val="21"/>
                 <w:szCs w:val="21"/>
               </w:rPr>
-              <w:t xml:space="preserve">[[ISI: peran]]</w:t>
+              <w:t>Integrasi sistem, basis data, perutean, antarmuka</w:t>
             </w:r>
           </w:p>
         </w:tc>
@@ -11748,7 +11223,7 @@
                 <w:sz w:val="21"/>
                 <w:szCs w:val="21"/>
               </w:rPr>
-              <w:t xml:space="preserve">[[ISI: peran]]</w:t>
+              <w:t>Pemodelan genangan dan ekstraksi label Sentinel-1</w:t>
             </w:r>
           </w:p>
         </w:tc>
@@ -11828,7 +11303,7 @@
                 <w:sz w:val="21"/>
                 <w:szCs w:val="21"/>
               </w:rPr>
-              <w:t xml:space="preserve">[[ISI: peran]]</w:t>
+              <w:t>Data pendukung, akuntansi dampak, proposal dan video</w:t>
             </w:r>
           </w:p>
         </w:tc>

--- a/Anforcom2026_DSDC_TrioLaAlbiceleste_PasangSurut.docx
+++ b/Anforcom2026_DSDC_TrioLaAlbiceleste_PasangSurut.docx
@@ -857,7 +857,7 @@
           <w:sz w:val="24"/>
           <w:szCs w:val="24"/>
         </w:rPr>
-        <w:t xml:space="preserve">Kota Semarang mengalami penurunan muka tanah hingga 9–13 sentimeter per tahun di kawasan Tanjungmas, Terboyo, dan Kaligawe. Akibatnya banjir rob berulang menggenangi jalur utama kota, termasuk akses Pelabuhan Tanjung Emas dan kawasan industri. Riset World Resources Institute Indonesia yang dipublikasikan pada April 2026 memperkirakan sekitar 10 persen jaringan jalan Semarang, setara 11 persen aktivitas mobilitas warga, berpotensi terdampak rob, dengan total kerugian akibat gangguan transportasi mencapai sekitar Rp848 miliar per tahun.</w:t>
+        <w:t xml:space="preserve">Kota Semarang mengalami penurunan muka tanah terukur hingga 9,4 sentimeter per tahun di kawasan Tanjungmas, Terboyo, dan Kaligawe. Akibatnya banjir rob berulang menggenangi jalur utama kota, termasuk akses Pelabuhan Tanjung Emas dan kawasan industri. Riset World Resources Institute Indonesia yang dipublikasikan pada April 2026 memperkirakan sekitar 10 persen jaringan jalan Semarang, setara 11 persen aktivitas mobilitas warga, berpotensi terdampak rob, dengan total kerugian akibat gangguan transportasi mencapai sekitar Rp848 miliar per tahun.</w:t>
       </w:r>
     </w:p>
     <w:p>
@@ -978,7 +978,7 @@
           <w:sz w:val="24"/>
           <w:szCs w:val="24"/>
         </w:rPr>
-        <w:t xml:space="preserve">Semarang menghadapi kombinasi dua tekanan yang saling memperkuat. Dari bawah, muka tanah turun akibat pengambilan air tanah dan pembebanan kawasan terbangun, dengan laju mencapai 9 hingga 13 sentimeter per tahun di kawasan pesisir Tanjungmas, Terboyo, dan Kaligawe. Dari atas, muka air laut naik. Karena elevasi kawasan pesisir kota hampir setara permukaan laut, kombinasi keduanya membuat banjir rob berulang bukan sebagai kejadian luar biasa, melainkan sebagai kondisi harian yang dapat diperkirakan.</w:t>
+        <w:t xml:space="preserve">Semarang menghadapi kombinasi dua tekanan yang saling memperkuat. Dari bawah, muka tanah turun akibat pengambilan air tanah dan pembebanan kawasan terbangun, dengan laju terukur mencapai 9,4 sentimeter per tahun dan rata-rata 5,8 sentimeter per tahun di Kecamatan Genuk yang menaungi Terboyo dan Kaligawe (Rahmawati dkk., 2020). Dari atas, muka air laut naik. Karena elevasi kawasan pesisir kota hampir setara permukaan laut, kombinasi keduanya membuat banjir rob berulang bukan sebagai kejadian luar biasa, melainkan sebagai kondisi harian yang dapat diperkirakan.</w:t>
       </w:r>
     </w:p>
     <w:p>
@@ -5971,7 +5971,7 @@
                 <w:sz w:val="21"/>
                 <w:szCs w:val="21"/>
               </w:rPr>
-              <w:t xml:space="preserve">Literatur terpublikasi</w:t>
+              <w:t xml:space="preserve">Rahmawati dkk. (2020), SBAS Sentinel-1A</w:t>
             </w:r>
           </w:p>
         </w:tc>
@@ -6134,7 +6134,7 @@
                 <w:sz w:val="21"/>
                 <w:szCs w:val="21"/>
               </w:rPr>
-              <w:t xml:space="preserve">Layanan cuaca terbuka</w:t>
+              <w:t xml:space="preserve">Open-Meteo Archive, reanalisis ERA5</w:t>
             </w:r>
           </w:p>
         </w:tc>
@@ -6680,7 +6680,7 @@
                 <w:sz w:val="21"/>
                 <w:szCs w:val="21"/>
               </w:rPr>
-              <w:t>5 tabel, 2 repositori</w:t>
+              <w:t>5 tabel, 3 repositori</w:t>
             </w:r>
           </w:p>
         </w:tc>
@@ -6734,7 +6734,7 @@
                 <w:sz w:val="21"/>
                 <w:szCs w:val="21"/>
               </w:rPr>
-              <w:t>Belum</w:t>
+              <w:t>Selesai</w:t>
             </w:r>
           </w:p>
         </w:tc>
@@ -6760,7 +6760,7 @@
                 <w:sz w:val="21"/>
                 <w:szCs w:val="21"/>
               </w:rPr>
-              <w:t>Acuan fase belum pasti</w:t>
+              <w:t>Acuan fase WIB terkalibrasi</w:t>
             </w:r>
           </w:p>
         </w:tc>
@@ -7250,6 +7250,89 @@
                 <w:szCs w:val="21"/>
               </w:rPr>
               <w:t>Peta dan rute jalan</w:t>
+            </w:r>
+          </w:p>
+        </w:tc>
+      </w:tr>
+      <w:tr>
+        <w:tc>
+          <w:tcPr>
+            <w:tcW w:type="dxa" w:w="4535"/>
+            <w:shd w:fill="EAF0F4" w:val="clear"/>
+            <w:tcMar>
+              <w:top w:type="dxa" w:w="70"/>
+              <w:left w:type="dxa" w:w="110"/>
+              <w:bottom w:type="dxa" w:w="70"/>
+              <w:right w:type="dxa" w:w="110"/>
+            </w:tcMar>
+          </w:tcPr>
+          <w:p>
+            <w:pPr>
+              <w:spacing w:after="0" w:line="260"/>
+              <w:jc w:val="left"/>
+            </w:pPr>
+            <w:r>
+              <w:rPr>
+                <w:rFonts w:ascii="Times New Roman" w:cs="Times New Roman" w:eastAsia="Times New Roman" w:hAnsi="Times New Roman"/>
+                <w:color w:val="000000"/>
+                <w:sz w:val="21"/>
+                <w:szCs w:val="21"/>
+              </w:rPr>
+              <w:t xml:space="preserve">Fitur ruas dan variabel pemicu</w:t>
+            </w:r>
+          </w:p>
+        </w:tc>
+        <w:tc>
+          <w:tcPr>
+            <w:tcW w:type="dxa" w:w="1701"/>
+            <w:shd w:fill="EAF0F4" w:val="clear"/>
+            <w:tcMar>
+              <w:top w:type="dxa" w:w="70"/>
+              <w:left w:type="dxa" w:w="110"/>
+              <w:bottom w:type="dxa" w:w="70"/>
+              <w:right w:type="dxa" w:w="110"/>
+            </w:tcMar>
+          </w:tcPr>
+          <w:p>
+            <w:pPr>
+              <w:spacing w:after="0" w:line="260"/>
+              <w:jc w:val="center"/>
+            </w:pPr>
+            <w:r>
+              <w:rPr>
+                <w:rFonts w:ascii="Times New Roman" w:cs="Times New Roman" w:eastAsia="Times New Roman" w:hAnsi="Times New Roman"/>
+                <w:color w:val="000000"/>
+                <w:sz w:val="21"/>
+                <w:szCs w:val="21"/>
+              </w:rPr>
+              <w:t>Selesai</w:t>
+            </w:r>
+          </w:p>
+        </w:tc>
+        <w:tc>
+          <w:tcPr>
+            <w:tcW w:type="dxa" w:w="1701"/>
+            <w:shd w:fill="EAF0F4" w:val="clear"/>
+            <w:tcMar>
+              <w:top w:type="dxa" w:w="70"/>
+              <w:left w:type="dxa" w:w="110"/>
+              <w:bottom w:type="dxa" w:w="70"/>
+              <w:right w:type="dxa" w:w="110"/>
+            </w:tcMar>
+          </w:tcPr>
+          <w:p>
+            <w:pPr>
+              <w:spacing w:after="0" w:line="260"/>
+              <w:jc w:val="center"/>
+            </w:pPr>
+            <w:r>
+              <w:rPr>
+                <w:rFonts w:ascii="Times New Roman" w:cs="Times New Roman" w:eastAsia="Times New Roman" w:hAnsi="Times New Roman"/>
+                <w:color w:val="000000"/>
+                <w:sz w:val="21"/>
+                <w:szCs w:val="21"/>
+              </w:rPr>
+              <w:t>19.394 ruas, 102.168 jam</w:t>
             </w:r>
           </w:p>
         </w:tc>
@@ -7986,6 +8069,20 @@
           <w:szCs w:val="20"/>
         </w:rPr>
         <w:t xml:space="preserve">Tabel 8. Metrik validasi model pada data uji</w:t>
+      </w:r>
+    </w:p>
+    <w:p>
+      <w:pPr>
+        <w:spacing w:after="120" w:before="0" w:line="360" w:lineRule="auto"/>
+        <w:jc w:val="both"/>
+      </w:pPr>
+      <w:r>
+        <w:rPr>
+          <w:rFonts w:ascii="Times New Roman" w:cs="Times New Roman" w:eastAsia="Times New Roman" w:hAnsi="Times New Roman"/>
+          <w:sz w:val="24"/>
+          <w:szCs w:val="24"/>
+        </w:rPr>
+        <w:t>Seluruh baris Tabel 8 masih kosong karena model genangan belum dilatih. Yang sudah tervalidasi adalah komponen pasang surutnya. Acuan fase konstanta harmonik disisir pada seluruh offset lalu dibandingkan dengan muka air terukur stasiun pasut IOC sema: acuan WIB menghasilkan korelasi 0,78 sampai 0,91 dengan RMSE 0,10 sampai 0,12 meter, sedangkan acuan UTC menghasilkan korelasi negatif, yang berarti pasang tertukar surut. Rekonstruksinya lalu diuji silang terhadap 16 kejadian rob terdokumentasi dan menempatkan hari kejadian pada median persentil pasut 71,5, terhadap 50 bila tanggal kejadian tidak berhubungan dengan pasut.</w:t>
       </w:r>
     </w:p>
     <w:p>
@@ -10107,7 +10204,7 @@
           <w:sz w:val="24"/>
           <w:szCs w:val="24"/>
         </w:rPr>
-        <w:t xml:space="preserve">[[ISI]]. Laju penurunan muka tanah Kota Semarang. [[ISI: nama jurnal, volume, halaman, tahun]]</w:t>
+        <w:t xml:space="preserve">Rahmawati, A. N. T., Prasetyo, Y., dan Sasmito, B. Studi Penurunan Muka Tanah dengan Metode Small Baseline Area Subset (SBAS) Menggunakan Citra Sentinel-1A: Studi Kasus Kota Semarang. Jurnal Geodesi Undip, 9(1), 29–36, 2020.</w:t>
       </w:r>
     </w:p>
     <w:p>

--- a/Anforcom2026_DSDC_TrioLaAlbiceleste_PasangSurut.docx
+++ b/Anforcom2026_DSDC_TrioLaAlbiceleste_PasangSurut.docx
@@ -885,7 +885,7 @@
           <w:sz w:val="24"/>
           <w:szCs w:val="24"/>
         </w:rPr>
-        <w:t xml:space="preserve">PASANG SURUT memprediksi genangan pada setiap ruas jalan untuk 72 jam ke depan pada resolusi per jam, lalu menggunakannya sebagai bobot dinamis pada graf jaringan jalan sehingga perutean menghindari ruas yang akan tergenang pada jam keberangkatan, bukan yang tergenang saat ini. Model genangan tidak dibangun dari ambang elevasi, melainkan dilatih dari genangan yang benar-benar teramati melalui 723 citra radar Sentinel-1 di atas wilayah studi sepanjang 2015 hingga 2026. Pendekatan ini dipilih karena galat vertikal model elevasi nasional mencapai 2,79 meter, jauh melampaui tinggi rob yang dimodelkan sebesar 10 hingga 50 sentimeter, sehingga model berbasis ambang elevasi tidak dapat dipertanggungjawabkan secara metodologis.</w:t>
+        <w:t xml:space="preserve">PASANG SURUT menghitung indeks kerentanan rob pada setiap ruas jalan, menskalakannya mengikuti pasang surut untuk 72 jam ke depan pada resolusi per jam, lalu memakainya sebagai bobot dinamis pada graf jaringan jalan sehingga perutean menghindari ruas berisiko pada jam keberangkatan, bukan yang tergenang saat ini. Model genangan berbasis 725 citra radar Sentinel-1 sepanjang 2015 hingga 2026 sudah dilatih, namun ditolak oleh tim sendiri karena label basahnya terbukti tidak berkorelasi dengan pasang surut; angka dan alasannya dilaporkan terbuka pada Bagian 9.2. Indeks tidak dibangun dari ambang elevasi, karena galat vertikal model elevasi nasional mencapai 2,79 meter, jauh melampaui tinggi rob yang dimodelkan sebesar 10 hingga 50 sentimeter.</w:t>
       </w:r>
     </w:p>
     <w:p>
@@ -2321,7 +2321,7 @@
           <w:sz w:val="24"/>
           <w:szCs w:val="24"/>
         </w:rPr>
-        <w:t xml:space="preserve">Karena itu elevasi diperlakukan sebagai salah satu fitur masukan, dan kebenaran lapangan diambil dari genangan yang benar-benar teramati satelit radar. Model mempelajari sendiri hubungan antara pemicu dan genangan, sehingga galat sistematis DEM terserap ke dalam proses pembelajaran alih-alih diteruskan mentah ke keluaran.</w:t>
+        <w:t xml:space="preserve">Karena itu elevasi tidak dipakai sebagai ambang, melainkan sebagai elevasi RELATIF terhadap ruas tetangga dalam radius 500 meter. Galat DEM sebagian besar berkorelasi secara spasial, sehingga pengurangan terhadap tetangga meniadakan sebagian besarnya; terukur, simpangan bakunya turun dari 5,86 meter menjadi 2,99 meter. Yang tersisa adalah beda tinggi setempat antar ruas, dan justru itulah yang menentukan ke mana air mengalir.</w:t>
       </w:r>
     </w:p>
     <w:p>
@@ -2575,7 +2575,7 @@
           <w:sz w:val="24"/>
           <w:szCs w:val="24"/>
         </w:rPr>
-        <w:t xml:space="preserve">Data dibagi berdasarkan waktu, bukan secara acak. Data latih mencakup 2015 hingga 2023 sebanyak 546 citra, dan data uji mencakup 2024 hingga 2026 sebanyak 177 citra. Pembagian acak akan menempatkan ruas yang sama pada kedua sisi dan menghasilkan akurasi yang tampak tinggi namun palsu. Pembagian berbasis waktu juga lebih menyerupai kondisi penggunaan sebenarnya, yaitu memprediksi masa depan dari masa lalu.</w:t>
+        <w:t xml:space="preserve">Data dibagi berdasarkan waktu, bukan secara acak. Data latih mencakup 2015 hingga 2023 sebanyak 546 citra, dan data uji mencakup 2024 hingga 2026 sebanyak 179 citra. Pembagian acak akan menempatkan ruas yang sama pada kedua sisi dan menghasilkan akurasi yang tampak tinggi namun palsu. Pembagian berbasis waktu juga lebih menyerupai kondisi penggunaan sebenarnya, yaitu memprediksi masa depan dari masa lalu.</w:t>
       </w:r>
     </w:p>
     <w:p>
@@ -6843,7 +6843,7 @@
                 <w:sz w:val="21"/>
                 <w:szCs w:val="21"/>
               </w:rPr>
-              <w:t>723 citra siap</w:t>
+              <w:t>725 citra, 1,81 juta nilai</w:t>
             </w:r>
           </w:p>
         </w:tc>
@@ -6923,7 +6923,7 @@
                 <w:sz w:val="21"/>
                 <w:szCs w:val="21"/>
               </w:rPr>
-              <w:t>Menunggu label</w:t>
+              <w:t>Dilatih lalu ditolak</w:t>
             </w:r>
           </w:p>
         </w:tc>
@@ -7613,7 +7613,7 @@
                 <w:sz w:val="21"/>
                 <w:szCs w:val="21"/>
               </w:rPr>
-              <w:t>Belum tersedia</w:t>
+              <w:t>1.366.092 baris</w:t>
             </w:r>
           </w:p>
         </w:tc>
@@ -7639,7 +7639,7 @@
                 <w:sz w:val="21"/>
                 <w:szCs w:val="21"/>
               </w:rPr>
-              <w:t>2015–2023 · 546 citra</w:t>
+              <w:t>2015–2023 · 546 citra, 2.502 ruas</w:t>
             </w:r>
           </w:p>
         </w:tc>
@@ -7695,7 +7695,7 @@
                 <w:sz w:val="21"/>
                 <w:szCs w:val="21"/>
               </w:rPr>
-              <w:t>Belum tersedia</w:t>
+              <w:t>447.858 baris</w:t>
             </w:r>
           </w:p>
         </w:tc>
@@ -7722,7 +7722,7 @@
                 <w:sz w:val="21"/>
                 <w:szCs w:val="21"/>
               </w:rPr>
-              <w:t>2024–2026 · 177 citra</w:t>
+              <w:t>2024–2026 · 179 citra, 2.502 ruas</w:t>
             </w:r>
           </w:p>
         </w:tc>
@@ -7776,7 +7776,7 @@
                 <w:sz w:val="21"/>
                 <w:szCs w:val="21"/>
               </w:rPr>
-              <w:t>Belum tersedia</w:t>
+              <w:t>0,6579</w:t>
             </w:r>
           </w:p>
         </w:tc>
@@ -7858,7 +7858,7 @@
                 <w:sz w:val="21"/>
                 <w:szCs w:val="21"/>
               </w:rPr>
-              <w:t>Belum tersedia</w:t>
+              <w:t>0,0371</w:t>
             </w:r>
           </w:p>
         </w:tc>
@@ -7885,7 +7885,7 @@
                 <w:sz w:val="21"/>
                 <w:szCs w:val="21"/>
               </w:rPr>
-              <w:t xml:space="preserve">Penting karena kelas tidak seimbang</w:t>
+              <w:t xml:space="preserve">Proporsi dasar hanya 0,0160</w:t>
             </w:r>
           </w:p>
         </w:tc>
@@ -7939,7 +7939,7 @@
                 <w:sz w:val="21"/>
                 <w:szCs w:val="21"/>
               </w:rPr>
-              <w:t>Belum tersedia</w:t>
+              <w:t>0,0894</w:t>
             </w:r>
           </w:p>
         </w:tc>
@@ -7965,7 +7965,7 @@
                 <w:sz w:val="21"/>
                 <w:szCs w:val="21"/>
               </w:rPr>
-              <w:t xml:space="preserve">Pada ambang terpilih</w:t>
+              <w:t xml:space="preserve">Pada ambang probabilitas 0,665</w:t>
             </w:r>
           </w:p>
         </w:tc>
@@ -8021,7 +8021,7 @@
                 <w:sz w:val="21"/>
                 <w:szCs w:val="21"/>
               </w:rPr>
-              <w:t>Belum tersedia</w:t>
+              <w:t>Jarak ke pantai</w:t>
             </w:r>
           </w:p>
         </w:tc>
@@ -8048,7 +8048,7 @@
                 <w:sz w:val="21"/>
                 <w:szCs w:val="21"/>
               </w:rPr>
-              <w:t xml:space="preserve">Dari tingkat kepentingan fitur</w:t>
+              <w:t xml:space="preserve">Pasut hanya +0,0010 ± 0,0014</w:t>
             </w:r>
           </w:p>
         </w:tc>
@@ -8068,7 +8068,7 @@
           <w:sz w:val="20"/>
           <w:szCs w:val="20"/>
         </w:rPr>
-        <w:t xml:space="preserve">Tabel 8. Metrik validasi model pada data uji</w:t>
+        <w:t xml:space="preserve">Tabel 8. Metrik model Sentinel-1 pada data uji. Model ini DITOLAK; alasannya di bawah</w:t>
       </w:r>
     </w:p>
     <w:p>
@@ -8082,7 +8082,7 @@
           <w:sz w:val="24"/>
           <w:szCs w:val="24"/>
         </w:rPr>
-        <w:t>Seluruh baris Tabel 8 masih kosong karena model genangan belum dilatih. Yang sudah tervalidasi adalah komponen pasang surutnya. Acuan fase konstanta harmonik disisir pada seluruh offset lalu dibandingkan dengan muka air terukur stasiun pasut IOC sema: acuan WIB menghasilkan korelasi 0,78 sampai 0,91 dengan RMSE 0,10 sampai 0,12 meter, sedangkan acuan UTC menghasilkan korelasi negatif, yang berarti pasang tertukar surut. Rekonstruksinya lalu diuji silang terhadap 16 kejadian rob terdokumentasi dan menempatkan hari kejadian pada median persentil pasut 71,5, terhadap 50 bila tanggal kejadian tidak berhubungan dengan pasut.</w:t>
+        <w:t>Angka Tabel 8 dilaporkan justru karena modelnya ditolak. Pemeriksaan kewarasan yang dipasang sebelum pelatihan menemukan label basah Sentinel-1 tidak berkorelasi dengan pasang surut: rata-rata pasut saat label basah +0,092 meter berbanding +0,095 meter saat kering, dan aturan pasut saja menghasilkan ROC-AUC 0,4935, setara lemparan koin. Kepentingan permutasi menegaskannya — jarak ke pantai +0,1417, sementara pasut, hujan 24 jam, dan hujan 72 jam seluruhnya nol dalam batas ketidakpastiannya. Model itu belajar ruas mana yang sering beranomali, bukan kapan ruas tergenang, sehingga tidak berguna bagi perutean. Mengikuti rencana darurat pada rencana kerja tim, sistem beralih ke indeks kerentanan berbasis aturan dan klaimnya diturunkan. Yang tetap tervalidasi adalah komponen pasang surutnya: acuan fase disisir pada seluruh offset terhadap muka air terukur stasiun IOC sema, dan acuan WIB memberi korelasi 0,78 sampai 0,91 dengan RMSE 0,10 sampai 0,12 meter sedangkan UTC memberi korelasi negatif.</w:t>
       </w:r>
     </w:p>
     <w:p>

--- a/Anforcom2026_DSDC_TrioLaAlbiceleste_PasangSurut.docx
+++ b/Anforcom2026_DSDC_TrioLaAlbiceleste_PasangSurut.docx
@@ -319,7 +319,7 @@
           <w:sz w:val="25"/>
           <w:szCs w:val="25"/>
         </w:rPr>
-        <w:t xml:space="preserve">Sistem Perutean Sadar Banjir Rob Berbasis Kalibrasi Citra Radar Sentinel-1 untuk Mobilitas Rendah Karbon di Kota Semarang</w:t>
+        <w:t xml:space="preserve">Sistem Perutean Sadar Banjir Rob Berbasis Rekonstruksi Pasang Surut Terkalibrasi untuk Mobilitas Rendah Karbon di Kota Semarang</w:t>
       </w:r>
     </w:p>
     <w:tbl>
@@ -885,7 +885,7 @@
           <w:sz w:val="24"/>
           <w:szCs w:val="24"/>
         </w:rPr>
-        <w:t xml:space="preserve">PASANG SURUT menghitung indeks kerentanan rob pada setiap ruas jalan, menskalakannya mengikuti pasang surut untuk 72 jam ke depan pada resolusi per jam, lalu memakainya sebagai bobot dinamis pada graf jaringan jalan sehingga perutean menghindari ruas berisiko pada jam keberangkatan, bukan yang tergenang saat ini. Model genangan berbasis 725 citra radar Sentinel-1 sepanjang 2015 hingga 2026 sudah dilatih, namun ditolak oleh tim sendiri karena label basahnya terbukti tidak berkorelasi dengan pasang surut; angka dan alasannya dilaporkan terbuka pada Bagian 9.2. Indeks tidak dibangun dari ambang elevasi, karena galat vertikal model elevasi nasional mencapai 2,79 meter, jauh melampaui tinggi rob yang dimodelkan sebesar 10 hingga 50 sentimeter.</w:t>
+        <w:t xml:space="preserve">PASANG SURUT memprediksi KAPAN setiap ruas jalan berisiko tergenang untuk 72 jam ke depan pada resolusi per jam. Komponen waktunya berasal dari rekonstruksi harmonik pasang surut yang tervalidasi terhadap muka air terukur stasiun pasut Badan Informasi Geospasial, dengan korelasi 0,78 hingga 0,91 dan galat 0,10 hingga 0,12 meter; komponen ruangnya dari indeks kerentanan per ruas yang disusun dari elevasi relatif, jarak ke pantai, dan laju penurunan muka tanah. Keduanya menjadi bobot dinamis pada graf jaringan jalan, sehingga perutean menghindari ruas berisiko pada jam keberangkatan, bukan yang tergenang saat ini. Model genangan berbasis 725 citra radar Sentinel-1 sepanjang 2015 hingga 2026 sudah dilatih, namun ditolak oleh tim sendiri karena label basahnya terbukti tidak berkorelasi dengan pasang surut; angka dan alasannya dilaporkan terbuka pada Bagian 9.2. Elevasi tidak pernah dipakai sebagai ambang genangan, karena galat vertikal model elevasi nasional mencapai 2,79 meter, jauh melampaui tinggi rob 10 hingga 50 sentimeter.</w:t>
       </w:r>
     </w:p>
     <w:p>
@@ -1908,7 +1908,7 @@
           <w:sz w:val="24"/>
           <w:szCs w:val="24"/>
         </w:rPr>
-        <w:t xml:space="preserve">Model yang digunakan adalah model kerentanan genangan berbasis data, bukan model hidrodinamik. Sistem tidak menyelesaikan persamaan aliran air, melainkan mempelajari hubungan statistik antara pemicu dan genangan teramati.</w:t>
+        <w:t xml:space="preserve">Yang digunakan adalah indeks kerentanan berbasis aturan yang diskalakan oleh pasang surut, bukan model hidrodinamik dan bukan pula model statistik yang dilatih dari genangan teramati. Sistem tidak menyelesaikan persamaan aliran air, dan tidak mengklaim akurasi prediksi genangan karena tidak ada pengamatan genangan per ruas untuk mengujinya.</w:t>
       </w:r>
     </w:p>
     <w:p>

--- a/Anforcom2026_DSDC_TrioLaAlbiceleste_PasangSurut.docx
+++ b/Anforcom2026_DSDC_TrioLaAlbiceleste_PasangSurut.docx
@@ -8083,6 +8083,20 @@
           <w:szCs w:val="24"/>
         </w:rPr>
         <w:t>Angka Tabel 8 dilaporkan justru karena modelnya ditolak. Pemeriksaan kewarasan yang dipasang sebelum pelatihan menemukan label basah Sentinel-1 tidak berkorelasi dengan pasang surut: rata-rata pasut saat label basah +0,092 meter berbanding +0,095 meter saat kering, dan aturan pasut saja menghasilkan ROC-AUC 0,4935, setara lemparan koin. Kepentingan permutasi menegaskannya — jarak ke pantai +0,1417, sementara pasut, hujan 24 jam, dan hujan 72 jam seluruhnya nol dalam batas ketidakpastiannya. Model itu belajar ruas mana yang sering beranomali, bukan kapan ruas tergenang, sehingga tidak berguna bagi perutean. Mengikuti rencana darurat pada rencana kerja tim, sistem beralih ke indeks kerentanan berbasis aturan dan klaimnya diturunkan. Yang tetap tervalidasi adalah komponen pasang surutnya: acuan fase disisir pada seluruh offset terhadap muka air terukur stasiun IOC sema, dan acuan WIB memberi korelasi 0,78 sampai 0,91 dengan RMSE 0,10 sampai 0,12 meter sedangkan UTC memberi korelasi negatif.</w:t>
+      </w:r>
+    </w:p>
+    <w:p>
+      <w:pPr>
+        <w:spacing w:after="120" w:before="0" w:line="360" w:lineRule="auto"/>
+        <w:jc w:val="both"/>
+      </w:pPr>
+      <w:r>
+        <w:rPr>
+          <w:rFonts w:ascii="Times New Roman" w:cs="Times New Roman" w:eastAsia="Times New Roman" w:hAnsi="Times New Roman"/>
+          <w:sz w:val="24"/>
+          <w:szCs w:val="24"/>
+        </w:rPr>
+        <w:t>Perbandingan langsung antara kedua pendekatan menjelaskan mengapa yang kedua dipilih. Model Sentinel-1 diuji terhadap pemisahan waktu 2015–2023 berbanding 2024–2026 dan mencapai ROC-AUC 0,6579, tetapi seluruh daya pisahnya berasal dari fitur statis; ketiga fitur yang bergantung waktu menyumbang nol. Rekonstruksi pasang surut diuji terhadap muka air terukur stasiun Badan Informasi Geospasial dan mencapai korelasi 0,78 hingga 0,91 dengan RMSE 0,10 hingga 0,12 meter, lalu diuji silang secara independen terhadap 16 kejadian rob terdokumentasi dengan median persentil 80,2 berbanding 50 bila tidak berhubungan. Dengan kata lain, komponen yang menentukan KAPAN justru yang paling kuat divalidasi, sedangkan yang gagal adalah upaya mempelajari genangan dari citra radar. Tiga upaya penyelamatan model — pencuplikan areal beradius 100 meter, kriteria dua arah untuk menangkap pantulan ganda di kawasan terbangun, dan pengukuran luas air kawasan terbuka — seluruhnya dijalankan dan seluruhnya gagal, dengan angka lengkap tersedia di repositori.</w:t>
       </w:r>
     </w:p>
     <w:p>

--- a/Anforcom2026_DSDC_TrioLaAlbiceleste_PasangSurut.docx
+++ b/Anforcom2026_DSDC_TrioLaAlbiceleste_PasangSurut.docx
@@ -84,7 +84,7 @@
           <w:sz w:val="26"/>
           <w:szCs w:val="26"/>
         </w:rPr>
-        <w:t xml:space="preserve">Sistem Perutean Sadar Banjir Rob Berbasis Kalibrasi Citra Radar</w:t>
+        <w:t xml:space="preserve">Sistem Perutean Sadar Banjir Rob Berbasis Rekonstruksi Pasang Surut Terkalibrasi</w:t>
       </w:r>
     </w:p>
     <w:p>

--- a/Anforcom2026_DSDC_TrioLaAlbiceleste_PasangSurut.docx
+++ b/Anforcom2026_DSDC_TrioLaAlbiceleste_PasangSurut.docx
@@ -1522,7 +1522,7 @@
           <w:rFonts w:ascii="Times New Roman" w:hAnsi="Times New Roman"/>
           <w:sz w:val="24"/>
         </w:rPr>
-        <w:t xml:space="preserve"> Biaya ruas dikalikan 1,0 saat kering, 2,5 di atas ambang lambat, 8,0 di atas ambang berisiko; di atas ambang tak-bisa-lewat ruas dibuang dari graf. Penalti inilah yang menentukan selisih antar-rute, dan selisih itulah seluruh isi Bagian 11.</w:t>
+        <w:t xml:space="preserve"> Biaya ruas dikalikan 1,0 saat kering, 2,5 di atas ambang lambat, 8,0 di atas ambang berisiko; di atas ambang tak-bisa-lewat ruas dibuang dari graf. Keempat angka itu ditetapkan tim berdasarkan pertimbangan, bukan hasil pengamatan lapangan tentang seberapa lambat kendaraan sesungguhnya melintasi genangan setinggi tertentu. Penalti inilah yang menentukan selisih antar-rute, dan selisih itulah seluruh isi Bagian 11. Ambangnya sendiri dibaca dari tabel konfigurasi moda, bukan ditulis tetap di dalam kode, sehingga dapat dikoreksi tanpa menyentuh program begitu ada pengukuran.</w:t>
       </w:r>
     </w:p>
     <w:p>
@@ -1836,7 +1836,7 @@
           <w:rFonts w:ascii="Times New Roman" w:hAnsi="Times New Roman"/>
           <w:sz w:val="24"/>
         </w:rPr>
-        <w:t>, dan alasannya aritmetis. DEMNAS bergalat vertikal RMSE 2,79 meter [5] sementara rob yang dimodelkan 10 sampai 50 sentimeter — alat ukurnya lima sampai dua puluh delapan kali lebih kasar daripada besaran yang diukur.</w:t>
+        <w:t>, dan alasannya aritmetis. DEMNAS bergalat vertikal RMSE 2,79 meter [5] sementara rob yang dimodelkan 10 sampai 50 sentimeter — alat ukurnya lima sampai dua puluh delapan kali lebih kasar daripada besaran yang diukur. Terlihat pula dari data wilayah pilot sendiri: selisih antara persentil ke-25 dan median elevasi di dalam AOI hanya 2,44 meter, masih di bawah ketidakpastian alat ukurnya.</w:t>
       </w:r>
     </w:p>
     <w:p>
@@ -1937,7 +1937,7 @@
           <w:rFonts w:ascii="Times New Roman" w:hAnsi="Times New Roman"/>
           <w:sz w:val="24"/>
         </w:rPr>
-        <w:t>: meski Sentinel-1 sinkron matahari, arsipnya justru memuat lebih banyak pasang tinggi daripada pencuplikan acak — persentil ke-95 +0,338 berbanding +0,302 meter. Akibat kedua dari sinkronisitas yang sama dibahas di Bagian 9.3.</w:t>
+        <w:t>: meski Sentinel-1 sinkron matahari, arsipnya justru memuat lebih banyak pasang tinggi daripada pencuplikan acak — persentil ke-95 +0,338 berbanding +0,302 meter. Yang tidak terwakili justru surut terdalam, dan rob tidak terjadi saat surut. Akibat kedua dari sinkronisitas yang sama dibahas di Bagian 9.3.</w:t>
       </w:r>
     </w:p>
     <w:p>
@@ -2553,7 +2553,124 @@
           <w:rFonts w:ascii="Times New Roman" w:hAnsi="Times New Roman"/>
           <w:sz w:val="24"/>
         </w:rPr>
-        <w:t xml:space="preserve"> berjalan di server dan tidak menyentuh satu pun di antaranya — ditegakkan sebagaimana diuraikan pada 7.3.</w:t>
+        <w:t xml:space="preserve"> berjalan di server dan tidak menyentuh satu pun di antaranya.</w:t>
+      </w:r>
+    </w:p>
+    <w:p>
+      <w:pPr>
+        <w:jc w:val="both"/>
+      </w:pPr>
+      <w:r>
+        <w:rPr>
+          <w:rFonts w:ascii="Times New Roman" w:hAnsi="Times New Roman"/>
+          <w:sz w:val="24"/>
+        </w:rPr>
+        <w:t xml:space="preserve">Pemisahan itu ditegakkan, bukan sekadar disepakati: citra Docker yang di-deploy </w:t>
+      </w:r>
+      <w:r>
+        <w:rPr>
+          <w:rFonts w:ascii="Times New Roman" w:hAnsi="Times New Roman"/>
+          <w:b/>
+          <w:sz w:val="24"/>
+        </w:rPr>
+        <w:t>tidak memasang</w:t>
+      </w:r>
+      <w:r>
+        <w:rPr>
+          <w:rFonts w:ascii="Times New Roman" w:hAnsi="Times New Roman"/>
+          <w:sz w:val="24"/>
+        </w:rPr>
+        <w:t xml:space="preserve"> </w:t>
+      </w:r>
+      <w:r>
+        <w:rPr>
+          <w:rFonts w:ascii="Times New Roman" w:hAnsi="Times New Roman"/>
+          <w:i/>
+          <w:sz w:val="24"/>
+        </w:rPr>
+        <w:t>earthengine-api</w:t>
+      </w:r>
+      <w:r>
+        <w:rPr>
+          <w:rFonts w:ascii="Times New Roman" w:hAnsi="Times New Roman"/>
+          <w:sz w:val="24"/>
+        </w:rPr>
+        <w:t xml:space="preserve">, </w:t>
+      </w:r>
+      <w:r>
+        <w:rPr>
+          <w:rFonts w:ascii="Times New Roman" w:hAnsi="Times New Roman"/>
+          <w:i/>
+          <w:sz w:val="24"/>
+        </w:rPr>
+        <w:t>osmnx</w:t>
+      </w:r>
+      <w:r>
+        <w:rPr>
+          <w:rFonts w:ascii="Times New Roman" w:hAnsi="Times New Roman"/>
+          <w:sz w:val="24"/>
+        </w:rPr>
+        <w:t xml:space="preserve">, </w:t>
+      </w:r>
+      <w:r>
+        <w:rPr>
+          <w:rFonts w:ascii="Times New Roman" w:hAnsi="Times New Roman"/>
+          <w:i/>
+          <w:sz w:val="24"/>
+        </w:rPr>
+        <w:t>geopandas</w:t>
+      </w:r>
+      <w:r>
+        <w:rPr>
+          <w:rFonts w:ascii="Times New Roman" w:hAnsi="Times New Roman"/>
+          <w:sz w:val="24"/>
+        </w:rPr>
+        <w:t xml:space="preserve">, </w:t>
+      </w:r>
+      <w:r>
+        <w:rPr>
+          <w:rFonts w:ascii="Times New Roman" w:hAnsi="Times New Roman"/>
+          <w:i/>
+          <w:sz w:val="24"/>
+        </w:rPr>
+        <w:t>rasterio</w:t>
+      </w:r>
+      <w:r>
+        <w:rPr>
+          <w:rFonts w:ascii="Times New Roman" w:hAnsi="Times New Roman"/>
+          <w:sz w:val="24"/>
+        </w:rPr>
+        <w:t xml:space="preserve">, </w:t>
+      </w:r>
+      <w:r>
+        <w:rPr>
+          <w:rFonts w:ascii="Times New Roman" w:hAnsi="Times New Roman"/>
+          <w:i/>
+          <w:sz w:val="24"/>
+        </w:rPr>
+        <w:t>scikit-learn</w:t>
+      </w:r>
+      <w:r>
+        <w:rPr>
+          <w:rFonts w:ascii="Times New Roman" w:hAnsi="Times New Roman"/>
+          <w:sz w:val="24"/>
+        </w:rPr>
+        <w:t xml:space="preserve">, maupun </w:t>
+      </w:r>
+      <w:r>
+        <w:rPr>
+          <w:rFonts w:ascii="Times New Roman" w:hAnsi="Times New Roman"/>
+          <w:i/>
+          <w:sz w:val="24"/>
+        </w:rPr>
+        <w:t>pandas</w:t>
+      </w:r>
+      <w:r>
+        <w:rPr>
+          <w:rFonts w:ascii="Times New Roman" w:hAnsi="Times New Roman"/>
+          <w:sz w:val="24"/>
+        </w:rPr>
+        <w:t>. Kode yang keliru memanggilnya gagal saat start, bukan diam-diam saat juri memakainya.</w:t>
       </w:r>
     </w:p>
     <w:p>
@@ -3371,46 +3488,1370 @@
         <w:t>9.1 Status modul</w:t>
       </w:r>
     </w:p>
-    <w:p>
-      <w:pPr>
-        <w:jc w:val="both"/>
-      </w:pPr>
-      <w:r>
-        <w:rPr>
-          <w:rFonts w:ascii="Times New Roman" w:hAnsi="Times New Roman"/>
-          <w:b/>
-          <w:sz w:val="24"/>
-        </w:rPr>
-        <w:t>Seluruh modul selesai dan berjalan di alamat pada Lampiran A.</w:t>
-      </w:r>
-      <w:r>
-        <w:rPr>
-          <w:rFonts w:ascii="Times New Roman" w:hAnsi="Times New Roman"/>
-          <w:sz w:val="24"/>
-        </w:rPr>
-        <w:t xml:space="preserve"> Graf jalan 19.394 ruas sepanjang 1.289,4 km dari OpenStreetMap; skema basis data lima tabel dengan empat repositori; rekonstruksi pasut terkalibrasi acuan WIB; fitur ruas dan variabel pemicu untuk 102.552 jam; ekstraksi label Sentinel-1 dari 725 citra menghasilkan 1,81 juta nilai; indeks kerentanan 19.394 ruas; mesin perutean bergantung waktu dengan 13 uji lolos; modul akuntansi dampak yang melaporkan rentang, bukan angka tunggal; REST API tujuh endpoint; antarmuka PWA berpeta; halaman validasi; potret tahan banting yang membuat tujuh dari tujuh endpoint tetap menjawab tanpa basis data; serta penerapan ke Render dan Vercel.</w:t>
-      </w:r>
-    </w:p>
-    <w:p>
-      <w:pPr>
-        <w:jc w:val="both"/>
-      </w:pPr>
-      <w:r>
-        <w:rPr>
-          <w:rFonts w:ascii="Times New Roman" w:hAnsi="Times New Roman"/>
-          <w:b/>
-          <w:sz w:val="24"/>
-        </w:rPr>
-        <w:t>Satu modul selesai lalu DITOLAK:</w:t>
-      </w:r>
-      <w:r>
-        <w:rPr>
-          <w:rFonts w:ascii="Times New Roman" w:hAnsi="Times New Roman"/>
-          <w:sz w:val="24"/>
-        </w:rPr>
-        <w:t xml:space="preserve"> pelatihan dan validasi model genangan (9.2 dan 9.3).</w:t>
-      </w:r>
-    </w:p>
+    <w:tbl>
+      <w:tblPr>
+        <w:tblStyle w:val="TableGrid"/>
+        <w:tblW w:type="auto" w:w="0"/>
+        <w:jc w:val="center"/>
+        <w:tblLayout w:type="autofit"/>
+        <w:tblLook w:firstColumn="1" w:firstRow="1" w:lastColumn="0" w:lastRow="0" w:noHBand="0" w:noVBand="1" w:val="04A0"/>
+      </w:tblPr>
+      <w:tblGrid>
+        <w:gridCol w:w="2646"/>
+        <w:gridCol w:w="2646"/>
+        <w:gridCol w:w="2646"/>
+      </w:tblGrid>
+      <w:tr>
+        <w:tc>
+          <w:tcPr>
+            <w:tcW w:type="dxa" w:w="2646"/>
+            <w:tcBorders>
+              <w:top w:val="single" w:sz="4" w:color="808080"/>
+              <w:left w:val="single" w:sz="4" w:color="808080"/>
+              <w:bottom w:val="single" w:sz="4" w:color="808080"/>
+              <w:right w:val="single" w:sz="4" w:color="808080"/>
+            </w:tcBorders>
+          </w:tcPr>
+          <w:p>
+            <w:pPr>
+              <w:spacing w:line="240" w:lineRule="auto" w:after="40"/>
+            </w:pPr>
+            <w:r>
+              <w:rPr>
+                <w:rFonts w:ascii="Times New Roman" w:hAnsi="Times New Roman"/>
+                <w:b/>
+                <w:sz w:val="20"/>
+              </w:rPr>
+            </w:r>
+            <w:r>
+              <w:rPr>
+                <w:rFonts w:ascii="Times New Roman" w:hAnsi="Times New Roman"/>
+                <w:b/>
+                <w:sz w:val="20"/>
+              </w:rPr>
+              <w:t>Modul</w:t>
+            </w:r>
+          </w:p>
+        </w:tc>
+        <w:tc>
+          <w:tcPr>
+            <w:tcW w:type="dxa" w:w="2646"/>
+            <w:tcBorders>
+              <w:top w:val="single" w:sz="4" w:color="808080"/>
+              <w:left w:val="single" w:sz="4" w:color="808080"/>
+              <w:bottom w:val="single" w:sz="4" w:color="808080"/>
+              <w:right w:val="single" w:sz="4" w:color="808080"/>
+            </w:tcBorders>
+          </w:tcPr>
+          <w:p>
+            <w:pPr>
+              <w:spacing w:line="240" w:lineRule="auto" w:after="40"/>
+            </w:pPr>
+            <w:r>
+              <w:rPr>
+                <w:rFonts w:ascii="Times New Roman" w:hAnsi="Times New Roman"/>
+                <w:b/>
+                <w:sz w:val="20"/>
+              </w:rPr>
+            </w:r>
+            <w:r>
+              <w:rPr>
+                <w:rFonts w:ascii="Times New Roman" w:hAnsi="Times New Roman"/>
+                <w:b/>
+                <w:sz w:val="20"/>
+              </w:rPr>
+              <w:t>Status</w:t>
+            </w:r>
+          </w:p>
+        </w:tc>
+        <w:tc>
+          <w:tcPr>
+            <w:tcW w:type="dxa" w:w="2646"/>
+            <w:tcBorders>
+              <w:top w:val="single" w:sz="4" w:color="808080"/>
+              <w:left w:val="single" w:sz="4" w:color="808080"/>
+              <w:bottom w:val="single" w:sz="4" w:color="808080"/>
+              <w:right w:val="single" w:sz="4" w:color="808080"/>
+            </w:tcBorders>
+          </w:tcPr>
+          <w:p>
+            <w:pPr>
+              <w:spacing w:line="240" w:lineRule="auto" w:after="40"/>
+            </w:pPr>
+            <w:r>
+              <w:rPr>
+                <w:rFonts w:ascii="Times New Roman" w:hAnsi="Times New Roman"/>
+                <w:b/>
+                <w:sz w:val="20"/>
+              </w:rPr>
+            </w:r>
+            <w:r>
+              <w:rPr>
+                <w:rFonts w:ascii="Times New Roman" w:hAnsi="Times New Roman"/>
+                <w:b/>
+                <w:sz w:val="20"/>
+              </w:rPr>
+              <w:t>Progres</w:t>
+            </w:r>
+          </w:p>
+        </w:tc>
+      </w:tr>
+      <w:tr>
+        <w:tc>
+          <w:tcPr>
+            <w:tcW w:type="dxa" w:w="2646"/>
+            <w:tcBorders>
+              <w:top w:val="single" w:sz="4" w:color="808080"/>
+              <w:left w:val="single" w:sz="4" w:color="808080"/>
+              <w:bottom w:val="single" w:sz="4" w:color="808080"/>
+              <w:right w:val="single" w:sz="4" w:color="808080"/>
+            </w:tcBorders>
+          </w:tcPr>
+          <w:p>
+            <w:pPr>
+              <w:spacing w:line="240" w:lineRule="auto" w:after="40"/>
+            </w:pPr>
+            <w:r>
+              <w:rPr>
+                <w:rFonts w:ascii="Times New Roman" w:hAnsi="Times New Roman"/>
+                <w:sz w:val="20"/>
+              </w:rPr>
+            </w:r>
+            <w:r>
+              <w:rPr>
+                <w:rFonts w:ascii="Times New Roman" w:hAnsi="Times New Roman"/>
+                <w:sz w:val="20"/>
+              </w:rPr>
+              <w:t>Pembangunan graf jalan dari OpenStreetMap</w:t>
+            </w:r>
+          </w:p>
+        </w:tc>
+        <w:tc>
+          <w:tcPr>
+            <w:tcW w:type="dxa" w:w="2646"/>
+            <w:tcBorders>
+              <w:top w:val="single" w:sz="4" w:color="808080"/>
+              <w:left w:val="single" w:sz="4" w:color="808080"/>
+              <w:bottom w:val="single" w:sz="4" w:color="808080"/>
+              <w:right w:val="single" w:sz="4" w:color="808080"/>
+            </w:tcBorders>
+          </w:tcPr>
+          <w:p>
+            <w:pPr>
+              <w:spacing w:line="240" w:lineRule="auto" w:after="40"/>
+            </w:pPr>
+            <w:r>
+              <w:rPr>
+                <w:rFonts w:ascii="Times New Roman" w:hAnsi="Times New Roman"/>
+                <w:sz w:val="20"/>
+              </w:rPr>
+            </w:r>
+            <w:r>
+              <w:rPr>
+                <w:rFonts w:ascii="Times New Roman" w:hAnsi="Times New Roman"/>
+                <w:sz w:val="20"/>
+              </w:rPr>
+              <w:t>Selesai</w:t>
+            </w:r>
+          </w:p>
+        </w:tc>
+        <w:tc>
+          <w:tcPr>
+            <w:tcW w:type="dxa" w:w="2646"/>
+            <w:tcBorders>
+              <w:top w:val="single" w:sz="4" w:color="808080"/>
+              <w:left w:val="single" w:sz="4" w:color="808080"/>
+              <w:bottom w:val="single" w:sz="4" w:color="808080"/>
+              <w:right w:val="single" w:sz="4" w:color="808080"/>
+            </w:tcBorders>
+          </w:tcPr>
+          <w:p>
+            <w:pPr>
+              <w:spacing w:line="240" w:lineRule="auto" w:after="40"/>
+            </w:pPr>
+            <w:r>
+              <w:rPr>
+                <w:rFonts w:ascii="Times New Roman" w:hAnsi="Times New Roman"/>
+                <w:sz w:val="20"/>
+              </w:rPr>
+            </w:r>
+            <w:r>
+              <w:rPr>
+                <w:rFonts w:ascii="Times New Roman" w:hAnsi="Times New Roman"/>
+                <w:sz w:val="20"/>
+              </w:rPr>
+              <w:t>19.394 ruas, 1.289,4 km</w:t>
+            </w:r>
+          </w:p>
+        </w:tc>
+      </w:tr>
+      <w:tr>
+        <w:tc>
+          <w:tcPr>
+            <w:tcW w:type="dxa" w:w="2646"/>
+            <w:tcBorders>
+              <w:top w:val="single" w:sz="4" w:color="808080"/>
+              <w:left w:val="single" w:sz="4" w:color="808080"/>
+              <w:bottom w:val="single" w:sz="4" w:color="808080"/>
+              <w:right w:val="single" w:sz="4" w:color="808080"/>
+            </w:tcBorders>
+          </w:tcPr>
+          <w:p>
+            <w:pPr>
+              <w:spacing w:line="240" w:lineRule="auto" w:after="40"/>
+            </w:pPr>
+            <w:r>
+              <w:rPr>
+                <w:rFonts w:ascii="Times New Roman" w:hAnsi="Times New Roman"/>
+                <w:sz w:val="20"/>
+              </w:rPr>
+            </w:r>
+            <w:r>
+              <w:rPr>
+                <w:rFonts w:ascii="Times New Roman" w:hAnsi="Times New Roman"/>
+                <w:sz w:val="20"/>
+              </w:rPr>
+              <w:t>Skema basis data dan lapisan repositori</w:t>
+            </w:r>
+          </w:p>
+        </w:tc>
+        <w:tc>
+          <w:tcPr>
+            <w:tcW w:type="dxa" w:w="2646"/>
+            <w:tcBorders>
+              <w:top w:val="single" w:sz="4" w:color="808080"/>
+              <w:left w:val="single" w:sz="4" w:color="808080"/>
+              <w:bottom w:val="single" w:sz="4" w:color="808080"/>
+              <w:right w:val="single" w:sz="4" w:color="808080"/>
+            </w:tcBorders>
+          </w:tcPr>
+          <w:p>
+            <w:pPr>
+              <w:spacing w:line="240" w:lineRule="auto" w:after="40"/>
+            </w:pPr>
+            <w:r>
+              <w:rPr>
+                <w:rFonts w:ascii="Times New Roman" w:hAnsi="Times New Roman"/>
+                <w:sz w:val="20"/>
+              </w:rPr>
+            </w:r>
+            <w:r>
+              <w:rPr>
+                <w:rFonts w:ascii="Times New Roman" w:hAnsi="Times New Roman"/>
+                <w:sz w:val="20"/>
+              </w:rPr>
+              <w:t>Selesai</w:t>
+            </w:r>
+          </w:p>
+        </w:tc>
+        <w:tc>
+          <w:tcPr>
+            <w:tcW w:type="dxa" w:w="2646"/>
+            <w:tcBorders>
+              <w:top w:val="single" w:sz="4" w:color="808080"/>
+              <w:left w:val="single" w:sz="4" w:color="808080"/>
+              <w:bottom w:val="single" w:sz="4" w:color="808080"/>
+              <w:right w:val="single" w:sz="4" w:color="808080"/>
+            </w:tcBorders>
+          </w:tcPr>
+          <w:p>
+            <w:pPr>
+              <w:spacing w:line="240" w:lineRule="auto" w:after="40"/>
+            </w:pPr>
+            <w:r>
+              <w:rPr>
+                <w:rFonts w:ascii="Times New Roman" w:hAnsi="Times New Roman"/>
+                <w:sz w:val="20"/>
+              </w:rPr>
+            </w:r>
+            <w:r>
+              <w:rPr>
+                <w:rFonts w:ascii="Times New Roman" w:hAnsi="Times New Roman"/>
+                <w:sz w:val="20"/>
+              </w:rPr>
+              <w:t>5 tabel, 4 repositori</w:t>
+            </w:r>
+          </w:p>
+        </w:tc>
+      </w:tr>
+      <w:tr>
+        <w:tc>
+          <w:tcPr>
+            <w:tcW w:type="dxa" w:w="2646"/>
+            <w:tcBorders>
+              <w:top w:val="single" w:sz="4" w:color="808080"/>
+              <w:left w:val="single" w:sz="4" w:color="808080"/>
+              <w:bottom w:val="single" w:sz="4" w:color="808080"/>
+              <w:right w:val="single" w:sz="4" w:color="808080"/>
+            </w:tcBorders>
+          </w:tcPr>
+          <w:p>
+            <w:pPr>
+              <w:spacing w:line="240" w:lineRule="auto" w:after="40"/>
+            </w:pPr>
+            <w:r>
+              <w:rPr>
+                <w:rFonts w:ascii="Times New Roman" w:hAnsi="Times New Roman"/>
+                <w:sz w:val="20"/>
+              </w:rPr>
+            </w:r>
+            <w:r>
+              <w:rPr>
+                <w:rFonts w:ascii="Times New Roman" w:hAnsi="Times New Roman"/>
+                <w:sz w:val="20"/>
+              </w:rPr>
+              <w:t>Rekonstruksi harmonik pasang surut</w:t>
+            </w:r>
+          </w:p>
+        </w:tc>
+        <w:tc>
+          <w:tcPr>
+            <w:tcW w:type="dxa" w:w="2646"/>
+            <w:tcBorders>
+              <w:top w:val="single" w:sz="4" w:color="808080"/>
+              <w:left w:val="single" w:sz="4" w:color="808080"/>
+              <w:bottom w:val="single" w:sz="4" w:color="808080"/>
+              <w:right w:val="single" w:sz="4" w:color="808080"/>
+            </w:tcBorders>
+          </w:tcPr>
+          <w:p>
+            <w:pPr>
+              <w:spacing w:line="240" w:lineRule="auto" w:after="40"/>
+            </w:pPr>
+            <w:r>
+              <w:rPr>
+                <w:rFonts w:ascii="Times New Roman" w:hAnsi="Times New Roman"/>
+                <w:sz w:val="20"/>
+              </w:rPr>
+            </w:r>
+            <w:r>
+              <w:rPr>
+                <w:rFonts w:ascii="Times New Roman" w:hAnsi="Times New Roman"/>
+                <w:sz w:val="20"/>
+              </w:rPr>
+              <w:t>Selesai</w:t>
+            </w:r>
+          </w:p>
+        </w:tc>
+        <w:tc>
+          <w:tcPr>
+            <w:tcW w:type="dxa" w:w="2646"/>
+            <w:tcBorders>
+              <w:top w:val="single" w:sz="4" w:color="808080"/>
+              <w:left w:val="single" w:sz="4" w:color="808080"/>
+              <w:bottom w:val="single" w:sz="4" w:color="808080"/>
+              <w:right w:val="single" w:sz="4" w:color="808080"/>
+            </w:tcBorders>
+          </w:tcPr>
+          <w:p>
+            <w:pPr>
+              <w:spacing w:line="240" w:lineRule="auto" w:after="40"/>
+            </w:pPr>
+            <w:r>
+              <w:rPr>
+                <w:rFonts w:ascii="Times New Roman" w:hAnsi="Times New Roman"/>
+                <w:sz w:val="20"/>
+              </w:rPr>
+            </w:r>
+            <w:r>
+              <w:rPr>
+                <w:rFonts w:ascii="Times New Roman" w:hAnsi="Times New Roman"/>
+                <w:sz w:val="20"/>
+              </w:rPr>
+              <w:t>acuan fase WIB, terkalibrasi</w:t>
+            </w:r>
+          </w:p>
+        </w:tc>
+      </w:tr>
+      <w:tr>
+        <w:tc>
+          <w:tcPr>
+            <w:tcW w:type="dxa" w:w="2646"/>
+            <w:tcBorders>
+              <w:top w:val="single" w:sz="4" w:color="808080"/>
+              <w:left w:val="single" w:sz="4" w:color="808080"/>
+              <w:bottom w:val="single" w:sz="4" w:color="808080"/>
+              <w:right w:val="single" w:sz="4" w:color="808080"/>
+            </w:tcBorders>
+          </w:tcPr>
+          <w:p>
+            <w:pPr>
+              <w:spacing w:line="240" w:lineRule="auto" w:after="40"/>
+            </w:pPr>
+            <w:r>
+              <w:rPr>
+                <w:rFonts w:ascii="Times New Roman" w:hAnsi="Times New Roman"/>
+                <w:sz w:val="20"/>
+              </w:rPr>
+            </w:r>
+            <w:r>
+              <w:rPr>
+                <w:rFonts w:ascii="Times New Roman" w:hAnsi="Times New Roman"/>
+                <w:sz w:val="20"/>
+              </w:rPr>
+              <w:t>Fitur ruas dan variabel pemicu</w:t>
+            </w:r>
+          </w:p>
+        </w:tc>
+        <w:tc>
+          <w:tcPr>
+            <w:tcW w:type="dxa" w:w="2646"/>
+            <w:tcBorders>
+              <w:top w:val="single" w:sz="4" w:color="808080"/>
+              <w:left w:val="single" w:sz="4" w:color="808080"/>
+              <w:bottom w:val="single" w:sz="4" w:color="808080"/>
+              <w:right w:val="single" w:sz="4" w:color="808080"/>
+            </w:tcBorders>
+          </w:tcPr>
+          <w:p>
+            <w:pPr>
+              <w:spacing w:line="240" w:lineRule="auto" w:after="40"/>
+            </w:pPr>
+            <w:r>
+              <w:rPr>
+                <w:rFonts w:ascii="Times New Roman" w:hAnsi="Times New Roman"/>
+                <w:sz w:val="20"/>
+              </w:rPr>
+            </w:r>
+            <w:r>
+              <w:rPr>
+                <w:rFonts w:ascii="Times New Roman" w:hAnsi="Times New Roman"/>
+                <w:sz w:val="20"/>
+              </w:rPr>
+              <w:t>Selesai</w:t>
+            </w:r>
+          </w:p>
+        </w:tc>
+        <w:tc>
+          <w:tcPr>
+            <w:tcW w:type="dxa" w:w="2646"/>
+            <w:tcBorders>
+              <w:top w:val="single" w:sz="4" w:color="808080"/>
+              <w:left w:val="single" w:sz="4" w:color="808080"/>
+              <w:bottom w:val="single" w:sz="4" w:color="808080"/>
+              <w:right w:val="single" w:sz="4" w:color="808080"/>
+            </w:tcBorders>
+          </w:tcPr>
+          <w:p>
+            <w:pPr>
+              <w:spacing w:line="240" w:lineRule="auto" w:after="40"/>
+            </w:pPr>
+            <w:r>
+              <w:rPr>
+                <w:rFonts w:ascii="Times New Roman" w:hAnsi="Times New Roman"/>
+                <w:sz w:val="20"/>
+              </w:rPr>
+            </w:r>
+            <w:r>
+              <w:rPr>
+                <w:rFonts w:ascii="Times New Roman" w:hAnsi="Times New Roman"/>
+                <w:sz w:val="20"/>
+              </w:rPr>
+              <w:t>19.394 ruas, 102.552 jam</w:t>
+            </w:r>
+          </w:p>
+        </w:tc>
+      </w:tr>
+      <w:tr>
+        <w:tc>
+          <w:tcPr>
+            <w:tcW w:type="dxa" w:w="2646"/>
+            <w:tcBorders>
+              <w:top w:val="single" w:sz="4" w:color="808080"/>
+              <w:left w:val="single" w:sz="4" w:color="808080"/>
+              <w:bottom w:val="single" w:sz="4" w:color="808080"/>
+              <w:right w:val="single" w:sz="4" w:color="808080"/>
+            </w:tcBorders>
+          </w:tcPr>
+          <w:p>
+            <w:pPr>
+              <w:spacing w:line="240" w:lineRule="auto" w:after="40"/>
+            </w:pPr>
+            <w:r>
+              <w:rPr>
+                <w:rFonts w:ascii="Times New Roman" w:hAnsi="Times New Roman"/>
+                <w:sz w:val="20"/>
+              </w:rPr>
+            </w:r>
+            <w:r>
+              <w:rPr>
+                <w:rFonts w:ascii="Times New Roman" w:hAnsi="Times New Roman"/>
+                <w:sz w:val="20"/>
+              </w:rPr>
+              <w:t>Ekstraksi label genangan Sentinel-1</w:t>
+            </w:r>
+          </w:p>
+        </w:tc>
+        <w:tc>
+          <w:tcPr>
+            <w:tcW w:type="dxa" w:w="2646"/>
+            <w:tcBorders>
+              <w:top w:val="single" w:sz="4" w:color="808080"/>
+              <w:left w:val="single" w:sz="4" w:color="808080"/>
+              <w:bottom w:val="single" w:sz="4" w:color="808080"/>
+              <w:right w:val="single" w:sz="4" w:color="808080"/>
+            </w:tcBorders>
+          </w:tcPr>
+          <w:p>
+            <w:pPr>
+              <w:spacing w:line="240" w:lineRule="auto" w:after="40"/>
+            </w:pPr>
+            <w:r>
+              <w:rPr>
+                <w:rFonts w:ascii="Times New Roman" w:hAnsi="Times New Roman"/>
+                <w:sz w:val="20"/>
+              </w:rPr>
+            </w:r>
+            <w:r>
+              <w:rPr>
+                <w:rFonts w:ascii="Times New Roman" w:hAnsi="Times New Roman"/>
+                <w:sz w:val="20"/>
+              </w:rPr>
+              <w:t>Selesai</w:t>
+            </w:r>
+          </w:p>
+        </w:tc>
+        <w:tc>
+          <w:tcPr>
+            <w:tcW w:type="dxa" w:w="2646"/>
+            <w:tcBorders>
+              <w:top w:val="single" w:sz="4" w:color="808080"/>
+              <w:left w:val="single" w:sz="4" w:color="808080"/>
+              <w:bottom w:val="single" w:sz="4" w:color="808080"/>
+              <w:right w:val="single" w:sz="4" w:color="808080"/>
+            </w:tcBorders>
+          </w:tcPr>
+          <w:p>
+            <w:pPr>
+              <w:spacing w:line="240" w:lineRule="auto" w:after="40"/>
+            </w:pPr>
+            <w:r>
+              <w:rPr>
+                <w:rFonts w:ascii="Times New Roman" w:hAnsi="Times New Roman"/>
+                <w:sz w:val="20"/>
+              </w:rPr>
+            </w:r>
+            <w:r>
+              <w:rPr>
+                <w:rFonts w:ascii="Times New Roman" w:hAnsi="Times New Roman"/>
+                <w:sz w:val="20"/>
+              </w:rPr>
+              <w:t>725 citra, 1,81 juta nilai</w:t>
+            </w:r>
+          </w:p>
+        </w:tc>
+      </w:tr>
+      <w:tr>
+        <w:tc>
+          <w:tcPr>
+            <w:tcW w:type="dxa" w:w="2646"/>
+            <w:tcBorders>
+              <w:top w:val="single" w:sz="4" w:color="808080"/>
+              <w:left w:val="single" w:sz="4" w:color="808080"/>
+              <w:bottom w:val="single" w:sz="4" w:color="808080"/>
+              <w:right w:val="single" w:sz="4" w:color="808080"/>
+            </w:tcBorders>
+          </w:tcPr>
+          <w:p>
+            <w:pPr>
+              <w:spacing w:line="240" w:lineRule="auto" w:after="40"/>
+            </w:pPr>
+            <w:r>
+              <w:rPr>
+                <w:rFonts w:ascii="Times New Roman" w:hAnsi="Times New Roman"/>
+                <w:sz w:val="20"/>
+              </w:rPr>
+            </w:r>
+            <w:r>
+              <w:rPr>
+                <w:rFonts w:ascii="Times New Roman" w:hAnsi="Times New Roman"/>
+                <w:sz w:val="20"/>
+              </w:rPr>
+              <w:t>Pelatihan dan validasi model genangan</w:t>
+            </w:r>
+          </w:p>
+        </w:tc>
+        <w:tc>
+          <w:tcPr>
+            <w:tcW w:type="dxa" w:w="2646"/>
+            <w:tcBorders>
+              <w:top w:val="single" w:sz="4" w:color="808080"/>
+              <w:left w:val="single" w:sz="4" w:color="808080"/>
+              <w:bottom w:val="single" w:sz="4" w:color="808080"/>
+              <w:right w:val="single" w:sz="4" w:color="808080"/>
+            </w:tcBorders>
+          </w:tcPr>
+          <w:p>
+            <w:pPr>
+              <w:spacing w:line="240" w:lineRule="auto" w:after="40"/>
+            </w:pPr>
+            <w:r>
+              <w:rPr>
+                <w:rFonts w:ascii="Times New Roman" w:hAnsi="Times New Roman"/>
+                <w:sz w:val="20"/>
+              </w:rPr>
+            </w:r>
+            <w:r>
+              <w:rPr>
+                <w:rFonts w:ascii="Times New Roman" w:hAnsi="Times New Roman"/>
+                <w:sz w:val="20"/>
+              </w:rPr>
+              <w:t xml:space="preserve">Selesai, </w:t>
+            </w:r>
+            <w:r>
+              <w:rPr>
+                <w:rFonts w:ascii="Times New Roman" w:hAnsi="Times New Roman"/>
+                <w:b/>
+                <w:sz w:val="20"/>
+              </w:rPr>
+              <w:t>ditolak</w:t>
+            </w:r>
+          </w:p>
+        </w:tc>
+        <w:tc>
+          <w:tcPr>
+            <w:tcW w:type="dxa" w:w="2646"/>
+            <w:tcBorders>
+              <w:top w:val="single" w:sz="4" w:color="808080"/>
+              <w:left w:val="single" w:sz="4" w:color="808080"/>
+              <w:bottom w:val="single" w:sz="4" w:color="808080"/>
+              <w:right w:val="single" w:sz="4" w:color="808080"/>
+            </w:tcBorders>
+          </w:tcPr>
+          <w:p>
+            <w:pPr>
+              <w:spacing w:line="240" w:lineRule="auto" w:after="40"/>
+            </w:pPr>
+            <w:r>
+              <w:rPr>
+                <w:rFonts w:ascii="Times New Roman" w:hAnsi="Times New Roman"/>
+                <w:sz w:val="20"/>
+              </w:rPr>
+            </w:r>
+            <w:r>
+              <w:rPr>
+                <w:rFonts w:ascii="Times New Roman" w:hAnsi="Times New Roman"/>
+                <w:sz w:val="20"/>
+              </w:rPr>
+              <w:t>lihat 9.2 dan 9.3</w:t>
+            </w:r>
+          </w:p>
+        </w:tc>
+      </w:tr>
+      <w:tr>
+        <w:tc>
+          <w:tcPr>
+            <w:tcW w:type="dxa" w:w="2646"/>
+            <w:tcBorders>
+              <w:top w:val="single" w:sz="4" w:color="808080"/>
+              <w:left w:val="single" w:sz="4" w:color="808080"/>
+              <w:bottom w:val="single" w:sz="4" w:color="808080"/>
+              <w:right w:val="single" w:sz="4" w:color="808080"/>
+            </w:tcBorders>
+          </w:tcPr>
+          <w:p>
+            <w:pPr>
+              <w:spacing w:line="240" w:lineRule="auto" w:after="40"/>
+            </w:pPr>
+            <w:r>
+              <w:rPr>
+                <w:rFonts w:ascii="Times New Roman" w:hAnsi="Times New Roman"/>
+                <w:sz w:val="20"/>
+              </w:rPr>
+            </w:r>
+            <w:r>
+              <w:rPr>
+                <w:rFonts w:ascii="Times New Roman" w:hAnsi="Times New Roman"/>
+                <w:sz w:val="20"/>
+              </w:rPr>
+              <w:t>Indeks kerentanan</w:t>
+            </w:r>
+          </w:p>
+        </w:tc>
+        <w:tc>
+          <w:tcPr>
+            <w:tcW w:type="dxa" w:w="2646"/>
+            <w:tcBorders>
+              <w:top w:val="single" w:sz="4" w:color="808080"/>
+              <w:left w:val="single" w:sz="4" w:color="808080"/>
+              <w:bottom w:val="single" w:sz="4" w:color="808080"/>
+              <w:right w:val="single" w:sz="4" w:color="808080"/>
+            </w:tcBorders>
+          </w:tcPr>
+          <w:p>
+            <w:pPr>
+              <w:spacing w:line="240" w:lineRule="auto" w:after="40"/>
+            </w:pPr>
+            <w:r>
+              <w:rPr>
+                <w:rFonts w:ascii="Times New Roman" w:hAnsi="Times New Roman"/>
+                <w:sz w:val="20"/>
+              </w:rPr>
+            </w:r>
+            <w:r>
+              <w:rPr>
+                <w:rFonts w:ascii="Times New Roman" w:hAnsi="Times New Roman"/>
+                <w:sz w:val="20"/>
+              </w:rPr>
+              <w:t>Selesai</w:t>
+            </w:r>
+          </w:p>
+        </w:tc>
+        <w:tc>
+          <w:tcPr>
+            <w:tcW w:type="dxa" w:w="2646"/>
+            <w:tcBorders>
+              <w:top w:val="single" w:sz="4" w:color="808080"/>
+              <w:left w:val="single" w:sz="4" w:color="808080"/>
+              <w:bottom w:val="single" w:sz="4" w:color="808080"/>
+              <w:right w:val="single" w:sz="4" w:color="808080"/>
+            </w:tcBorders>
+          </w:tcPr>
+          <w:p>
+            <w:pPr>
+              <w:spacing w:line="240" w:lineRule="auto" w:after="40"/>
+            </w:pPr>
+            <w:r>
+              <w:rPr>
+                <w:rFonts w:ascii="Times New Roman" w:hAnsi="Times New Roman"/>
+                <w:sz w:val="20"/>
+              </w:rPr>
+            </w:r>
+            <w:r>
+              <w:rPr>
+                <w:rFonts w:ascii="Times New Roman" w:hAnsi="Times New Roman"/>
+                <w:sz w:val="20"/>
+              </w:rPr>
+              <w:t>19.394 ruas</w:t>
+            </w:r>
+          </w:p>
+        </w:tc>
+      </w:tr>
+      <w:tr>
+        <w:tc>
+          <w:tcPr>
+            <w:tcW w:type="dxa" w:w="2646"/>
+            <w:tcBorders>
+              <w:top w:val="single" w:sz="4" w:color="808080"/>
+              <w:left w:val="single" w:sz="4" w:color="808080"/>
+              <w:bottom w:val="single" w:sz="4" w:color="808080"/>
+              <w:right w:val="single" w:sz="4" w:color="808080"/>
+            </w:tcBorders>
+          </w:tcPr>
+          <w:p>
+            <w:pPr>
+              <w:spacing w:line="240" w:lineRule="auto" w:after="40"/>
+            </w:pPr>
+            <w:r>
+              <w:rPr>
+                <w:rFonts w:ascii="Times New Roman" w:hAnsi="Times New Roman"/>
+                <w:sz w:val="20"/>
+              </w:rPr>
+            </w:r>
+            <w:r>
+              <w:rPr>
+                <w:rFonts w:ascii="Times New Roman" w:hAnsi="Times New Roman"/>
+                <w:sz w:val="20"/>
+              </w:rPr>
+              <w:t>Mesin perutean bergantung waktu</w:t>
+            </w:r>
+          </w:p>
+        </w:tc>
+        <w:tc>
+          <w:tcPr>
+            <w:tcW w:type="dxa" w:w="2646"/>
+            <w:tcBorders>
+              <w:top w:val="single" w:sz="4" w:color="808080"/>
+              <w:left w:val="single" w:sz="4" w:color="808080"/>
+              <w:bottom w:val="single" w:sz="4" w:color="808080"/>
+              <w:right w:val="single" w:sz="4" w:color="808080"/>
+            </w:tcBorders>
+          </w:tcPr>
+          <w:p>
+            <w:pPr>
+              <w:spacing w:line="240" w:lineRule="auto" w:after="40"/>
+            </w:pPr>
+            <w:r>
+              <w:rPr>
+                <w:rFonts w:ascii="Times New Roman" w:hAnsi="Times New Roman"/>
+                <w:sz w:val="20"/>
+              </w:rPr>
+            </w:r>
+            <w:r>
+              <w:rPr>
+                <w:rFonts w:ascii="Times New Roman" w:hAnsi="Times New Roman"/>
+                <w:sz w:val="20"/>
+              </w:rPr>
+              <w:t>Selesai</w:t>
+            </w:r>
+          </w:p>
+        </w:tc>
+        <w:tc>
+          <w:tcPr>
+            <w:tcW w:type="dxa" w:w="2646"/>
+            <w:tcBorders>
+              <w:top w:val="single" w:sz="4" w:color="808080"/>
+              <w:left w:val="single" w:sz="4" w:color="808080"/>
+              <w:bottom w:val="single" w:sz="4" w:color="808080"/>
+              <w:right w:val="single" w:sz="4" w:color="808080"/>
+            </w:tcBorders>
+          </w:tcPr>
+          <w:p>
+            <w:pPr>
+              <w:spacing w:line="240" w:lineRule="auto" w:after="40"/>
+            </w:pPr>
+            <w:r>
+              <w:rPr>
+                <w:rFonts w:ascii="Times New Roman" w:hAnsi="Times New Roman"/>
+                <w:sz w:val="20"/>
+              </w:rPr>
+            </w:r>
+            <w:r>
+              <w:rPr>
+                <w:rFonts w:ascii="Times New Roman" w:hAnsi="Times New Roman"/>
+                <w:sz w:val="20"/>
+              </w:rPr>
+              <w:t>13 uji lolos</w:t>
+            </w:r>
+          </w:p>
+        </w:tc>
+      </w:tr>
+      <w:tr>
+        <w:tc>
+          <w:tcPr>
+            <w:tcW w:type="dxa" w:w="2646"/>
+            <w:tcBorders>
+              <w:top w:val="single" w:sz="4" w:color="808080"/>
+              <w:left w:val="single" w:sz="4" w:color="808080"/>
+              <w:bottom w:val="single" w:sz="4" w:color="808080"/>
+              <w:right w:val="single" w:sz="4" w:color="808080"/>
+            </w:tcBorders>
+          </w:tcPr>
+          <w:p>
+            <w:pPr>
+              <w:spacing w:line="240" w:lineRule="auto" w:after="40"/>
+            </w:pPr>
+            <w:r>
+              <w:rPr>
+                <w:rFonts w:ascii="Times New Roman" w:hAnsi="Times New Roman"/>
+                <w:sz w:val="20"/>
+              </w:rPr>
+            </w:r>
+            <w:r>
+              <w:rPr>
+                <w:rFonts w:ascii="Times New Roman" w:hAnsi="Times New Roman"/>
+                <w:sz w:val="20"/>
+              </w:rPr>
+              <w:t>Modul akuntansi dampak</w:t>
+            </w:r>
+          </w:p>
+        </w:tc>
+        <w:tc>
+          <w:tcPr>
+            <w:tcW w:type="dxa" w:w="2646"/>
+            <w:tcBorders>
+              <w:top w:val="single" w:sz="4" w:color="808080"/>
+              <w:left w:val="single" w:sz="4" w:color="808080"/>
+              <w:bottom w:val="single" w:sz="4" w:color="808080"/>
+              <w:right w:val="single" w:sz="4" w:color="808080"/>
+            </w:tcBorders>
+          </w:tcPr>
+          <w:p>
+            <w:pPr>
+              <w:spacing w:line="240" w:lineRule="auto" w:after="40"/>
+            </w:pPr>
+            <w:r>
+              <w:rPr>
+                <w:rFonts w:ascii="Times New Roman" w:hAnsi="Times New Roman"/>
+                <w:sz w:val="20"/>
+              </w:rPr>
+            </w:r>
+            <w:r>
+              <w:rPr>
+                <w:rFonts w:ascii="Times New Roman" w:hAnsi="Times New Roman"/>
+                <w:sz w:val="20"/>
+              </w:rPr>
+              <w:t>Selesai</w:t>
+            </w:r>
+          </w:p>
+        </w:tc>
+        <w:tc>
+          <w:tcPr>
+            <w:tcW w:type="dxa" w:w="2646"/>
+            <w:tcBorders>
+              <w:top w:val="single" w:sz="4" w:color="808080"/>
+              <w:left w:val="single" w:sz="4" w:color="808080"/>
+              <w:bottom w:val="single" w:sz="4" w:color="808080"/>
+              <w:right w:val="single" w:sz="4" w:color="808080"/>
+            </w:tcBorders>
+          </w:tcPr>
+          <w:p>
+            <w:pPr>
+              <w:spacing w:line="240" w:lineRule="auto" w:after="40"/>
+            </w:pPr>
+            <w:r>
+              <w:rPr>
+                <w:rFonts w:ascii="Times New Roman" w:hAnsi="Times New Roman"/>
+                <w:sz w:val="20"/>
+              </w:rPr>
+            </w:r>
+            <w:r>
+              <w:rPr>
+                <w:rFonts w:ascii="Times New Roman" w:hAnsi="Times New Roman"/>
+                <w:sz w:val="20"/>
+              </w:rPr>
+              <w:t>rentang, bukan angka tunggal</w:t>
+            </w:r>
+          </w:p>
+        </w:tc>
+      </w:tr>
+      <w:tr>
+        <w:tc>
+          <w:tcPr>
+            <w:tcW w:type="dxa" w:w="2646"/>
+            <w:tcBorders>
+              <w:top w:val="single" w:sz="4" w:color="808080"/>
+              <w:left w:val="single" w:sz="4" w:color="808080"/>
+              <w:bottom w:val="single" w:sz="4" w:color="808080"/>
+              <w:right w:val="single" w:sz="4" w:color="808080"/>
+            </w:tcBorders>
+          </w:tcPr>
+          <w:p>
+            <w:pPr>
+              <w:spacing w:line="240" w:lineRule="auto" w:after="40"/>
+            </w:pPr>
+            <w:r>
+              <w:rPr>
+                <w:rFonts w:ascii="Times New Roman" w:hAnsi="Times New Roman"/>
+                <w:sz w:val="20"/>
+              </w:rPr>
+            </w:r>
+            <w:r>
+              <w:rPr>
+                <w:rFonts w:ascii="Times New Roman" w:hAnsi="Times New Roman"/>
+                <w:sz w:val="20"/>
+              </w:rPr>
+              <w:t>REST API</w:t>
+            </w:r>
+          </w:p>
+        </w:tc>
+        <w:tc>
+          <w:tcPr>
+            <w:tcW w:type="dxa" w:w="2646"/>
+            <w:tcBorders>
+              <w:top w:val="single" w:sz="4" w:color="808080"/>
+              <w:left w:val="single" w:sz="4" w:color="808080"/>
+              <w:bottom w:val="single" w:sz="4" w:color="808080"/>
+              <w:right w:val="single" w:sz="4" w:color="808080"/>
+            </w:tcBorders>
+          </w:tcPr>
+          <w:p>
+            <w:pPr>
+              <w:spacing w:line="240" w:lineRule="auto" w:after="40"/>
+            </w:pPr>
+            <w:r>
+              <w:rPr>
+                <w:rFonts w:ascii="Times New Roman" w:hAnsi="Times New Roman"/>
+                <w:sz w:val="20"/>
+              </w:rPr>
+            </w:r>
+            <w:r>
+              <w:rPr>
+                <w:rFonts w:ascii="Times New Roman" w:hAnsi="Times New Roman"/>
+                <w:sz w:val="20"/>
+              </w:rPr>
+              <w:t>Selesai</w:t>
+            </w:r>
+          </w:p>
+        </w:tc>
+        <w:tc>
+          <w:tcPr>
+            <w:tcW w:type="dxa" w:w="2646"/>
+            <w:tcBorders>
+              <w:top w:val="single" w:sz="4" w:color="808080"/>
+              <w:left w:val="single" w:sz="4" w:color="808080"/>
+              <w:bottom w:val="single" w:sz="4" w:color="808080"/>
+              <w:right w:val="single" w:sz="4" w:color="808080"/>
+            </w:tcBorders>
+          </w:tcPr>
+          <w:p>
+            <w:pPr>
+              <w:spacing w:line="240" w:lineRule="auto" w:after="40"/>
+            </w:pPr>
+            <w:r>
+              <w:rPr>
+                <w:rFonts w:ascii="Times New Roman" w:hAnsi="Times New Roman"/>
+                <w:sz w:val="20"/>
+              </w:rPr>
+            </w:r>
+            <w:r>
+              <w:rPr>
+                <w:rFonts w:ascii="Times New Roman" w:hAnsi="Times New Roman"/>
+                <w:sz w:val="20"/>
+              </w:rPr>
+              <w:t>7 endpoint, 35 uji lapisan HTTP lolos</w:t>
+            </w:r>
+          </w:p>
+        </w:tc>
+      </w:tr>
+      <w:tr>
+        <w:tc>
+          <w:tcPr>
+            <w:tcW w:type="dxa" w:w="2646"/>
+            <w:tcBorders>
+              <w:top w:val="single" w:sz="4" w:color="808080"/>
+              <w:left w:val="single" w:sz="4" w:color="808080"/>
+              <w:bottom w:val="single" w:sz="4" w:color="808080"/>
+              <w:right w:val="single" w:sz="4" w:color="808080"/>
+            </w:tcBorders>
+          </w:tcPr>
+          <w:p>
+            <w:pPr>
+              <w:spacing w:line="240" w:lineRule="auto" w:after="40"/>
+            </w:pPr>
+            <w:r>
+              <w:rPr>
+                <w:rFonts w:ascii="Times New Roman" w:hAnsi="Times New Roman"/>
+                <w:sz w:val="20"/>
+              </w:rPr>
+            </w:r>
+            <w:r>
+              <w:rPr>
+                <w:rFonts w:ascii="Times New Roman" w:hAnsi="Times New Roman"/>
+                <w:sz w:val="20"/>
+              </w:rPr>
+              <w:t>Antarmuka PWA dan peta</w:t>
+            </w:r>
+          </w:p>
+        </w:tc>
+        <w:tc>
+          <w:tcPr>
+            <w:tcW w:type="dxa" w:w="2646"/>
+            <w:tcBorders>
+              <w:top w:val="single" w:sz="4" w:color="808080"/>
+              <w:left w:val="single" w:sz="4" w:color="808080"/>
+              <w:bottom w:val="single" w:sz="4" w:color="808080"/>
+              <w:right w:val="single" w:sz="4" w:color="808080"/>
+            </w:tcBorders>
+          </w:tcPr>
+          <w:p>
+            <w:pPr>
+              <w:spacing w:line="240" w:lineRule="auto" w:after="40"/>
+            </w:pPr>
+            <w:r>
+              <w:rPr>
+                <w:rFonts w:ascii="Times New Roman" w:hAnsi="Times New Roman"/>
+                <w:sz w:val="20"/>
+              </w:rPr>
+            </w:r>
+            <w:r>
+              <w:rPr>
+                <w:rFonts w:ascii="Times New Roman" w:hAnsi="Times New Roman"/>
+                <w:sz w:val="20"/>
+              </w:rPr>
+              <w:t>Selesai</w:t>
+            </w:r>
+          </w:p>
+        </w:tc>
+        <w:tc>
+          <w:tcPr>
+            <w:tcW w:type="dxa" w:w="2646"/>
+            <w:tcBorders>
+              <w:top w:val="single" w:sz="4" w:color="808080"/>
+              <w:left w:val="single" w:sz="4" w:color="808080"/>
+              <w:bottom w:val="single" w:sz="4" w:color="808080"/>
+              <w:right w:val="single" w:sz="4" w:color="808080"/>
+            </w:tcBorders>
+          </w:tcPr>
+          <w:p>
+            <w:pPr>
+              <w:spacing w:line="240" w:lineRule="auto" w:after="40"/>
+            </w:pPr>
+            <w:r>
+              <w:rPr>
+                <w:rFonts w:ascii="Times New Roman" w:hAnsi="Times New Roman"/>
+                <w:sz w:val="20"/>
+              </w:rPr>
+            </w:r>
+            <w:r>
+              <w:rPr>
+                <w:rFonts w:ascii="Times New Roman" w:hAnsi="Times New Roman"/>
+                <w:sz w:val="20"/>
+              </w:rPr>
+              <w:t>manifest dan service worker</w:t>
+            </w:r>
+          </w:p>
+        </w:tc>
+      </w:tr>
+      <w:tr>
+        <w:tc>
+          <w:tcPr>
+            <w:tcW w:type="dxa" w:w="2646"/>
+            <w:tcBorders>
+              <w:top w:val="single" w:sz="4" w:color="808080"/>
+              <w:left w:val="single" w:sz="4" w:color="808080"/>
+              <w:bottom w:val="single" w:sz="4" w:color="808080"/>
+              <w:right w:val="single" w:sz="4" w:color="808080"/>
+            </w:tcBorders>
+          </w:tcPr>
+          <w:p>
+            <w:pPr>
+              <w:spacing w:line="240" w:lineRule="auto" w:after="40"/>
+            </w:pPr>
+            <w:r>
+              <w:rPr>
+                <w:rFonts w:ascii="Times New Roman" w:hAnsi="Times New Roman"/>
+                <w:sz w:val="20"/>
+              </w:rPr>
+            </w:r>
+            <w:r>
+              <w:rPr>
+                <w:rFonts w:ascii="Times New Roman" w:hAnsi="Times New Roman"/>
+                <w:sz w:val="20"/>
+              </w:rPr>
+              <w:t>Halaman validasi</w:t>
+            </w:r>
+          </w:p>
+        </w:tc>
+        <w:tc>
+          <w:tcPr>
+            <w:tcW w:type="dxa" w:w="2646"/>
+            <w:tcBorders>
+              <w:top w:val="single" w:sz="4" w:color="808080"/>
+              <w:left w:val="single" w:sz="4" w:color="808080"/>
+              <w:bottom w:val="single" w:sz="4" w:color="808080"/>
+              <w:right w:val="single" w:sz="4" w:color="808080"/>
+            </w:tcBorders>
+          </w:tcPr>
+          <w:p>
+            <w:pPr>
+              <w:spacing w:line="240" w:lineRule="auto" w:after="40"/>
+            </w:pPr>
+            <w:r>
+              <w:rPr>
+                <w:rFonts w:ascii="Times New Roman" w:hAnsi="Times New Roman"/>
+                <w:sz w:val="20"/>
+              </w:rPr>
+            </w:r>
+            <w:r>
+              <w:rPr>
+                <w:rFonts w:ascii="Times New Roman" w:hAnsi="Times New Roman"/>
+                <w:sz w:val="20"/>
+              </w:rPr>
+              <w:t>Selesai</w:t>
+            </w:r>
+          </w:p>
+        </w:tc>
+        <w:tc>
+          <w:tcPr>
+            <w:tcW w:type="dxa" w:w="2646"/>
+            <w:tcBorders>
+              <w:top w:val="single" w:sz="4" w:color="808080"/>
+              <w:left w:val="single" w:sz="4" w:color="808080"/>
+              <w:bottom w:val="single" w:sz="4" w:color="808080"/>
+              <w:right w:val="single" w:sz="4" w:color="808080"/>
+            </w:tcBorders>
+          </w:tcPr>
+          <w:p>
+            <w:pPr>
+              <w:spacing w:line="240" w:lineRule="auto" w:after="40"/>
+            </w:pPr>
+            <w:r>
+              <w:rPr>
+                <w:rFonts w:ascii="Times New Roman" w:hAnsi="Times New Roman"/>
+                <w:sz w:val="20"/>
+              </w:rPr>
+            </w:r>
+            <w:r>
+              <w:rPr>
+                <w:rFonts w:ascii="Times New Roman" w:hAnsi="Times New Roman"/>
+                <w:sz w:val="20"/>
+              </w:rPr>
+              <w:t>metrik apa adanya</w:t>
+            </w:r>
+          </w:p>
+        </w:tc>
+      </w:tr>
+      <w:tr>
+        <w:tc>
+          <w:tcPr>
+            <w:tcW w:type="dxa" w:w="2646"/>
+            <w:tcBorders>
+              <w:top w:val="single" w:sz="4" w:color="808080"/>
+              <w:left w:val="single" w:sz="4" w:color="808080"/>
+              <w:bottom w:val="single" w:sz="4" w:color="808080"/>
+              <w:right w:val="single" w:sz="4" w:color="808080"/>
+            </w:tcBorders>
+          </w:tcPr>
+          <w:p>
+            <w:pPr>
+              <w:spacing w:line="240" w:lineRule="auto" w:after="40"/>
+            </w:pPr>
+            <w:r>
+              <w:rPr>
+                <w:rFonts w:ascii="Times New Roman" w:hAnsi="Times New Roman"/>
+                <w:sz w:val="20"/>
+              </w:rPr>
+            </w:r>
+            <w:r>
+              <w:rPr>
+                <w:rFonts w:ascii="Times New Roman" w:hAnsi="Times New Roman"/>
+                <w:sz w:val="20"/>
+              </w:rPr>
+              <w:t>Potret tahan banting</w:t>
+            </w:r>
+          </w:p>
+        </w:tc>
+        <w:tc>
+          <w:tcPr>
+            <w:tcW w:type="dxa" w:w="2646"/>
+            <w:tcBorders>
+              <w:top w:val="single" w:sz="4" w:color="808080"/>
+              <w:left w:val="single" w:sz="4" w:color="808080"/>
+              <w:bottom w:val="single" w:sz="4" w:color="808080"/>
+              <w:right w:val="single" w:sz="4" w:color="808080"/>
+            </w:tcBorders>
+          </w:tcPr>
+          <w:p>
+            <w:pPr>
+              <w:spacing w:line="240" w:lineRule="auto" w:after="40"/>
+            </w:pPr>
+            <w:r>
+              <w:rPr>
+                <w:rFonts w:ascii="Times New Roman" w:hAnsi="Times New Roman"/>
+                <w:sz w:val="20"/>
+              </w:rPr>
+            </w:r>
+            <w:r>
+              <w:rPr>
+                <w:rFonts w:ascii="Times New Roman" w:hAnsi="Times New Roman"/>
+                <w:sz w:val="20"/>
+              </w:rPr>
+              <w:t>Selesai</w:t>
+            </w:r>
+          </w:p>
+        </w:tc>
+        <w:tc>
+          <w:tcPr>
+            <w:tcW w:type="dxa" w:w="2646"/>
+            <w:tcBorders>
+              <w:top w:val="single" w:sz="4" w:color="808080"/>
+              <w:left w:val="single" w:sz="4" w:color="808080"/>
+              <w:bottom w:val="single" w:sz="4" w:color="808080"/>
+              <w:right w:val="single" w:sz="4" w:color="808080"/>
+            </w:tcBorders>
+          </w:tcPr>
+          <w:p>
+            <w:pPr>
+              <w:spacing w:line="240" w:lineRule="auto" w:after="40"/>
+            </w:pPr>
+            <w:r>
+              <w:rPr>
+                <w:rFonts w:ascii="Times New Roman" w:hAnsi="Times New Roman"/>
+                <w:sz w:val="20"/>
+              </w:rPr>
+            </w:r>
+            <w:r>
+              <w:rPr>
+                <w:rFonts w:ascii="Times New Roman" w:hAnsi="Times New Roman"/>
+                <w:sz w:val="20"/>
+              </w:rPr>
+              <w:t>7/7 endpoint hidup tanpa basis data</w:t>
+            </w:r>
+          </w:p>
+        </w:tc>
+      </w:tr>
+      <w:tr>
+        <w:tc>
+          <w:tcPr>
+            <w:tcW w:type="dxa" w:w="2646"/>
+            <w:tcBorders>
+              <w:top w:val="single" w:sz="4" w:color="808080"/>
+              <w:left w:val="single" w:sz="4" w:color="808080"/>
+              <w:bottom w:val="single" w:sz="4" w:color="808080"/>
+              <w:right w:val="single" w:sz="4" w:color="808080"/>
+            </w:tcBorders>
+          </w:tcPr>
+          <w:p>
+            <w:pPr>
+              <w:spacing w:line="240" w:lineRule="auto" w:after="40"/>
+            </w:pPr>
+            <w:r>
+              <w:rPr>
+                <w:rFonts w:ascii="Times New Roman" w:hAnsi="Times New Roman"/>
+                <w:sz w:val="20"/>
+              </w:rPr>
+            </w:r>
+            <w:r>
+              <w:rPr>
+                <w:rFonts w:ascii="Times New Roman" w:hAnsi="Times New Roman"/>
+                <w:sz w:val="20"/>
+              </w:rPr>
+              <w:t>Penerapan ke Render dan Vercel</w:t>
+            </w:r>
+          </w:p>
+        </w:tc>
+        <w:tc>
+          <w:tcPr>
+            <w:tcW w:type="dxa" w:w="2646"/>
+            <w:tcBorders>
+              <w:top w:val="single" w:sz="4" w:color="808080"/>
+              <w:left w:val="single" w:sz="4" w:color="808080"/>
+              <w:bottom w:val="single" w:sz="4" w:color="808080"/>
+              <w:right w:val="single" w:sz="4" w:color="808080"/>
+            </w:tcBorders>
+          </w:tcPr>
+          <w:p>
+            <w:pPr>
+              <w:spacing w:line="240" w:lineRule="auto" w:after="40"/>
+            </w:pPr>
+            <w:r>
+              <w:rPr>
+                <w:rFonts w:ascii="Times New Roman" w:hAnsi="Times New Roman"/>
+                <w:sz w:val="20"/>
+              </w:rPr>
+            </w:r>
+            <w:r>
+              <w:rPr>
+                <w:rFonts w:ascii="Times New Roman" w:hAnsi="Times New Roman"/>
+                <w:sz w:val="20"/>
+              </w:rPr>
+              <w:t>Selesai</w:t>
+            </w:r>
+          </w:p>
+        </w:tc>
+        <w:tc>
+          <w:tcPr>
+            <w:tcW w:type="dxa" w:w="2646"/>
+            <w:tcBorders>
+              <w:top w:val="single" w:sz="4" w:color="808080"/>
+              <w:left w:val="single" w:sz="4" w:color="808080"/>
+              <w:bottom w:val="single" w:sz="4" w:color="808080"/>
+              <w:right w:val="single" w:sz="4" w:color="808080"/>
+            </w:tcBorders>
+          </w:tcPr>
+          <w:p>
+            <w:pPr>
+              <w:spacing w:line="240" w:lineRule="auto" w:after="40"/>
+            </w:pPr>
+            <w:r>
+              <w:rPr>
+                <w:rFonts w:ascii="Times New Roman" w:hAnsi="Times New Roman"/>
+                <w:sz w:val="20"/>
+              </w:rPr>
+            </w:r>
+            <w:r>
+              <w:rPr>
+                <w:rFonts w:ascii="Times New Roman" w:hAnsi="Times New Roman"/>
+                <w:sz w:val="20"/>
+              </w:rPr>
+              <w:t>daring, lihat Lampiran A</w:t>
+            </w:r>
+          </w:p>
+        </w:tc>
+      </w:tr>
+    </w:tbl>
+    <w:p/>
     <w:p>
       <w:pPr>
         <w:pStyle w:val="Heading2"/>

--- a/Anforcom2026_DSDC_TrioLaAlbiceleste_PasangSurut.docx
+++ b/Anforcom2026_DSDC_TrioLaAlbiceleste_PasangSurut.docx
@@ -2480,6 +2480,27 @@
     </w:p>
     <w:p>
       <w:pPr>
+        <w:pStyle w:val="ListNumber"/>
+        <w:spacing w:line="360" w:lineRule="auto"/>
+      </w:pPr>
+      <w:r>
+        <w:rPr>
+          <w:rFonts w:ascii="Times New Roman" w:hAnsi="Times New Roman"/>
+          <w:b/>
+          <w:sz w:val="24"/>
+        </w:rPr>
+        <w:t>Tata letak ponsel diuji pada lebar 390 piksel</w:t>
+      </w:r>
+      <w:r>
+        <w:rPr>
+          <w:rFonts w:ascii="Times New Roman" w:hAnsi="Times New Roman"/>
+          <w:sz w:val="24"/>
+        </w:rPr>
+        <w:t>, bukan hanya dirancang. Pada lebar itu rail kiri berubah menjadi lembar bawah dan peta mengisi bagian atas layar. Pengujian menemukan satu cacat — spanduk peringatan dan pelat judul saling menimpa — yang kemudian diperbaiki dengan menyusun keduanya bertingkat.</w:t>
+      </w:r>
+    </w:p>
+    <w:p>
+      <w:pPr>
         <w:pStyle w:val="Heading2"/>
       </w:pPr>
       <w:r>
@@ -2671,6 +2692,66 @@
           <w:sz w:val="24"/>
         </w:rPr>
         <w:t>. Kode yang keliru memanggilnya gagal saat start, bukan diam-diam saat juri memakainya.</w:t>
+      </w:r>
+    </w:p>
+    <w:p>
+      <w:pPr>
+        <w:spacing w:after="60"/>
+        <w:jc w:val="center"/>
+      </w:pPr>
+      <w:r>
+        <w:drawing>
+          <wp:inline xmlns:a="http://schemas.openxmlformats.org/drawingml/2006/main" xmlns:pic="http://schemas.openxmlformats.org/drawingml/2006/picture">
+            <wp:extent cx="5040000" cy="2729528"/>
+            <wp:docPr id="1" name="Picture 1"/>
+            <wp:cNvGraphicFramePr>
+              <a:graphicFrameLocks noChangeAspect="1"/>
+            </wp:cNvGraphicFramePr>
+            <a:graphic>
+              <a:graphicData uri="http://schemas.openxmlformats.org/drawingml/2006/picture">
+                <pic:pic>
+                  <pic:nvPicPr>
+                    <pic:cNvPr id="0" name="arsitektur.png"/>
+                    <pic:cNvPicPr/>
+                  </pic:nvPicPr>
+                  <pic:blipFill>
+                    <a:blip r:embed="rId9"/>
+                    <a:stretch>
+                      <a:fillRect/>
+                    </a:stretch>
+                  </pic:blipFill>
+                  <pic:spPr>
+                    <a:xfrm>
+                      <a:off x="0" y="0"/>
+                      <a:ext cx="5040000" cy="2729528"/>
+                    </a:xfrm>
+                    <a:prstGeom prst="rect"/>
+                  </pic:spPr>
+                </pic:pic>
+              </a:graphicData>
+            </a:graphic>
+          </wp:inline>
+        </w:drawing>
+      </w:r>
+    </w:p>
+    <w:p>
+      <w:pPr>
+        <w:jc w:val="both"/>
+      </w:pPr>
+      <w:r>
+        <w:rPr>
+          <w:rFonts w:ascii="Times New Roman" w:hAnsi="Times New Roman"/>
+          <w:b/>
+          <w:sz w:val="24"/>
+        </w:rPr>
+        <w:t>Gambar 9 — Arsitektur sistem.</w:t>
+      </w:r>
+      <w:r>
+        <w:rPr>
+          <w:rFonts w:ascii="Times New Roman" w:hAnsi="Times New Roman"/>
+          <w:sz w:val="24"/>
+        </w:rPr>
+        <w:t xml:space="preserve"> Empat sumber terbuka di kiri masuk ke dunia penyiapan yang berjalan di laptop; hasilnya mengendap di basis data dan satu potret beku. Dunia melayani di kanan hanya membaca keduanya. Garis merah menandai batas yang tidak dilewati kode pipeline, dan pita di bawah menyebut pustaka mana saja yang sengaja tidak dipasang di server.</w:t>
       </w:r>
     </w:p>
     <w:p>
@@ -6880,7 +6961,7 @@
         <w:drawing>
           <wp:inline xmlns:a="http://schemas.openxmlformats.org/drawingml/2006/main" xmlns:pic="http://schemas.openxmlformats.org/drawingml/2006/picture">
             <wp:extent cx="5040000" cy="2481500"/>
-            <wp:docPr id="1" name="Picture 1"/>
+            <wp:docPr id="2" name="Picture 2"/>
             <wp:cNvGraphicFramePr>
               <a:graphicFrameLocks noChangeAspect="1"/>
             </wp:cNvGraphicFramePr>
@@ -6892,7 +6973,7 @@
                     <pic:cNvPicPr/>
                   </pic:nvPicPr>
                   <pic:blipFill>
-                    <a:blip r:embed="rId9"/>
+                    <a:blip r:embed="rId10"/>
                     <a:stretch>
                       <a:fillRect/>
                     </a:stretch>
@@ -6955,7 +7036,7 @@
         <w:drawing>
           <wp:inline xmlns:a="http://schemas.openxmlformats.org/drawingml/2006/main" xmlns:pic="http://schemas.openxmlformats.org/drawingml/2006/picture">
             <wp:extent cx="5040000" cy="2481429"/>
-            <wp:docPr id="2" name="Picture 2"/>
+            <wp:docPr id="3" name="Picture 3"/>
             <wp:cNvGraphicFramePr>
               <a:graphicFrameLocks noChangeAspect="1"/>
             </wp:cNvGraphicFramePr>
@@ -6964,66 +7045,6 @@
                 <pic:pic>
                   <pic:nvPicPr>
                     <pic:cNvPr id="0" name="02_rute_dan_peringatan.jpg"/>
-                    <pic:cNvPicPr/>
-                  </pic:nvPicPr>
-                  <pic:blipFill>
-                    <a:blip r:embed="rId10"/>
-                    <a:stretch>
-                      <a:fillRect/>
-                    </a:stretch>
-                  </pic:blipFill>
-                  <pic:spPr>
-                    <a:xfrm>
-                      <a:off x="0" y="0"/>
-                      <a:ext cx="5040000" cy="2481429"/>
-                    </a:xfrm>
-                    <a:prstGeom prst="rect"/>
-                  </pic:spPr>
-                </pic:pic>
-              </a:graphicData>
-            </a:graphic>
-          </wp:inline>
-        </w:drawing>
-      </w:r>
-    </w:p>
-    <w:p>
-      <w:pPr>
-        <w:jc w:val="both"/>
-      </w:pPr>
-      <w:r>
-        <w:rPr>
-          <w:rFonts w:ascii="Times New Roman" w:hAnsi="Times New Roman"/>
-          <w:b/>
-          <w:sz w:val="24"/>
-        </w:rPr>
-        <w:t>Gambar 2 — Rute dan peringatan paparan.</w:t>
-      </w:r>
-      <w:r>
-        <w:rPr>
-          <w:rFonts w:ascii="Times New Roman" w:hAnsi="Times New Roman"/>
-          <w:sz w:val="24"/>
-        </w:rPr>
-        <w:t xml:space="preserve"> Rute sadar rob digambar ambar di atas peta biru, mengikuti konvensi navigasi laut. Panel kiri memuat waktu tempuh, jarak, jumlah ruas dilewati, dan jumlah ruas tergenang. Peringatan paparan terbit karena rute menembus genangan di atas ambang moda, lengkap dengan kedalaman, nama ruas, dan jamnya.</w:t>
-      </w:r>
-    </w:p>
-    <w:p>
-      <w:pPr>
-        <w:spacing w:after="60"/>
-        <w:jc w:val="center"/>
-      </w:pPr>
-      <w:r>
-        <w:drawing>
-          <wp:inline xmlns:a="http://schemas.openxmlformats.org/drawingml/2006/main" xmlns:pic="http://schemas.openxmlformats.org/drawingml/2006/picture">
-            <wp:extent cx="5040000" cy="2481429"/>
-            <wp:docPr id="3" name="Picture 3"/>
-            <wp:cNvGraphicFramePr>
-              <a:graphicFrameLocks noChangeAspect="1"/>
-            </wp:cNvGraphicFramePr>
-            <a:graphic>
-              <a:graphicData uri="http://schemas.openxmlformats.org/drawingml/2006/picture">
-                <pic:pic>
-                  <pic:nvPicPr>
-                    <pic:cNvPr id="0" name="03_selisih_rute.jpg"/>
                     <pic:cNvPicPr/>
                   </pic:nvPicPr>
                   <pic:blipFill>
@@ -7056,6 +7077,66 @@
           <w:b/>
           <w:sz w:val="24"/>
         </w:rPr>
+        <w:t>Gambar 2 — Rute dan peringatan paparan.</w:t>
+      </w:r>
+      <w:r>
+        <w:rPr>
+          <w:rFonts w:ascii="Times New Roman" w:hAnsi="Times New Roman"/>
+          <w:sz w:val="24"/>
+        </w:rPr>
+        <w:t xml:space="preserve"> Rute sadar rob digambar ambar di atas peta biru, mengikuti konvensi navigasi laut. Panel kiri memuat waktu tempuh, jarak, jumlah ruas dilewati, dan jumlah ruas tergenang. Peringatan paparan terbit karena rute menembus genangan di atas ambang moda, lengkap dengan kedalaman, nama ruas, dan jamnya.</w:t>
+      </w:r>
+    </w:p>
+    <w:p>
+      <w:pPr>
+        <w:spacing w:after="60"/>
+        <w:jc w:val="center"/>
+      </w:pPr>
+      <w:r>
+        <w:drawing>
+          <wp:inline xmlns:a="http://schemas.openxmlformats.org/drawingml/2006/main" xmlns:pic="http://schemas.openxmlformats.org/drawingml/2006/picture">
+            <wp:extent cx="5040000" cy="2481429"/>
+            <wp:docPr id="4" name="Picture 4"/>
+            <wp:cNvGraphicFramePr>
+              <a:graphicFrameLocks noChangeAspect="1"/>
+            </wp:cNvGraphicFramePr>
+            <a:graphic>
+              <a:graphicData uri="http://schemas.openxmlformats.org/drawingml/2006/picture">
+                <pic:pic>
+                  <pic:nvPicPr>
+                    <pic:cNvPr id="0" name="03_selisih_rute.jpg"/>
+                    <pic:cNvPicPr/>
+                  </pic:nvPicPr>
+                  <pic:blipFill>
+                    <a:blip r:embed="rId12"/>
+                    <a:stretch>
+                      <a:fillRect/>
+                    </a:stretch>
+                  </pic:blipFill>
+                  <pic:spPr>
+                    <a:xfrm>
+                      <a:off x="0" y="0"/>
+                      <a:ext cx="5040000" cy="2481429"/>
+                    </a:xfrm>
+                    <a:prstGeom prst="rect"/>
+                  </pic:spPr>
+                </pic:pic>
+              </a:graphicData>
+            </a:graphic>
+          </wp:inline>
+        </w:drawing>
+      </w:r>
+    </w:p>
+    <w:p>
+      <w:pPr>
+        <w:jc w:val="both"/>
+      </w:pPr>
+      <w:r>
+        <w:rPr>
+          <w:rFonts w:ascii="Times New Roman" w:hAnsi="Times New Roman"/>
+          <w:b/>
+          <w:sz w:val="24"/>
+        </w:rPr>
         <w:t>Gambar 3 — Selisih terhadap rute yang mengabaikan genangan.</w:t>
       </w:r>
       <w:r>
@@ -7075,7 +7156,7 @@
         <w:drawing>
           <wp:inline xmlns:a="http://schemas.openxmlformats.org/drawingml/2006/main" xmlns:pic="http://schemas.openxmlformats.org/drawingml/2006/picture">
             <wp:extent cx="5040000" cy="2676667"/>
-            <wp:docPr id="4" name="Picture 4"/>
+            <wp:docPr id="5" name="Picture 5"/>
             <wp:cNvGraphicFramePr>
               <a:graphicFrameLocks noChangeAspect="1"/>
             </wp:cNvGraphicFramePr>
@@ -7087,7 +7168,7 @@
                     <pic:cNvPicPr/>
                   </pic:nvPicPr>
                   <pic:blipFill>
-                    <a:blip r:embed="rId12"/>
+                    <a:blip r:embed="rId13"/>
                     <a:stretch>
                       <a:fillRect/>
                     </a:stretch>
@@ -7115,7 +7196,7 @@
         <w:drawing>
           <wp:inline xmlns:a="http://schemas.openxmlformats.org/drawingml/2006/main" xmlns:pic="http://schemas.openxmlformats.org/drawingml/2006/picture">
             <wp:extent cx="5040000" cy="2481429"/>
-            <wp:docPr id="5" name="Picture 5"/>
+            <wp:docPr id="6" name="Picture 6"/>
             <wp:cNvGraphicFramePr>
               <a:graphicFrameLocks noChangeAspect="1"/>
             </wp:cNvGraphicFramePr>
@@ -7127,7 +7208,7 @@
                     <pic:cNvPicPr/>
                   </pic:nvPicPr>
                   <pic:blipFill>
-                    <a:blip r:embed="rId13"/>
+                    <a:blip r:embed="rId14"/>
                     <a:stretch>
                       <a:fillRect/>
                     </a:stretch>
@@ -7190,7 +7271,7 @@
         <w:drawing>
           <wp:inline xmlns:a="http://schemas.openxmlformats.org/drawingml/2006/main" xmlns:pic="http://schemas.openxmlformats.org/drawingml/2006/picture">
             <wp:extent cx="5040000" cy="507857"/>
-            <wp:docPr id="6" name="Picture 6"/>
+            <wp:docPr id="7" name="Picture 7"/>
             <wp:cNvGraphicFramePr>
               <a:graphicFrameLocks noChangeAspect="1"/>
             </wp:cNvGraphicFramePr>
@@ -7202,7 +7283,7 @@
                     <pic:cNvPicPr/>
                   </pic:nvPicPr>
                   <pic:blipFill>
-                    <a:blip r:embed="rId14"/>
+                    <a:blip r:embed="rId15"/>
                     <a:stretch>
                       <a:fillRect/>
                     </a:stretch>
@@ -7250,7 +7331,7 @@
         <w:drawing>
           <wp:inline xmlns:a="http://schemas.openxmlformats.org/drawingml/2006/main" xmlns:pic="http://schemas.openxmlformats.org/drawingml/2006/picture">
             <wp:extent cx="5040000" cy="2171279"/>
-            <wp:docPr id="7" name="Picture 7"/>
+            <wp:docPr id="8" name="Picture 8"/>
             <wp:cNvGraphicFramePr>
               <a:graphicFrameLocks noChangeAspect="1"/>
             </wp:cNvGraphicFramePr>
@@ -7262,7 +7343,7 @@
                     <pic:cNvPicPr/>
                   </pic:nvPicPr>
                   <pic:blipFill>
-                    <a:blip r:embed="rId15"/>
+                    <a:blip r:embed="rId16"/>
                     <a:stretch>
                       <a:fillRect/>
                     </a:stretch>
@@ -7310,7 +7391,7 @@
         <w:drawing>
           <wp:inline xmlns:a="http://schemas.openxmlformats.org/drawingml/2006/main" xmlns:pic="http://schemas.openxmlformats.org/drawingml/2006/picture">
             <wp:extent cx="5040000" cy="2486322"/>
-            <wp:docPr id="8" name="Picture 8"/>
+            <wp:docPr id="9" name="Picture 9"/>
             <wp:cNvGraphicFramePr>
               <a:graphicFrameLocks noChangeAspect="1"/>
             </wp:cNvGraphicFramePr>
@@ -7322,7 +7403,7 @@
                     <pic:cNvPicPr/>
                   </pic:nvPicPr>
                   <pic:blipFill>
-                    <a:blip r:embed="rId16"/>
+                    <a:blip r:embed="rId17"/>
                     <a:stretch>
                       <a:fillRect/>
                     </a:stretch>

--- a/Anforcom2026_DSDC_TrioLaAlbiceleste_PasangSurut.docx
+++ b/Anforcom2026_DSDC_TrioLaAlbiceleste_PasangSurut.docx
@@ -517,7 +517,7 @@
                 <w:rFonts w:ascii="Times New Roman" w:hAnsi="Times New Roman"/>
                 <w:sz w:val="20"/>
               </w:rPr>
-              <w:t>4 — Smart Low-Carbon Urban Mobility</w:t>
+              <w:t>4, Smart Low-Carbon Urban Mobility</w:t>
             </w:r>
           </w:p>
         </w:tc>
@@ -661,7 +661,7 @@
           <w:rFonts w:ascii="Times New Roman" w:hAnsi="Times New Roman"/>
           <w:sz w:val="24"/>
         </w:rPr>
-        <w:t xml:space="preserve"> Subjudul semula "Berbasis Kalibrasi Citra Radar Sentinel-1". Kalibrasi itu dikerjakan — 725 citra, 1,81 juta nilai backscatter — lalu ditolak tim sendiri (Bagian 9). Sistem yang dikumpulkan tidak lagi berdiri di atasnya, maka subjudulnya diubah: menyisakan klaim yang tidak lagi benar adalah overclaim.</w:t>
+        <w:t xml:space="preserve"> Subjudul semula berbunyi "Berbasis Kalibrasi Citra Radar Sentinel-1". Kalibrasi itu benar-benar dikerjakan, 725 citra dengan 1,81 juta nilai backscatter, lalu ditolak tim sendiri (Bagian 9). Karena sistem yang dikumpulkan tidak lagi berdiri di atasnya, subjudulnya diubah. Menyisakan klaim yang sudah tidak benar sama saja dengan overclaim.</w:t>
       </w:r>
     </w:p>
     <w:p>
@@ -693,22 +693,7 @@
           <w:rFonts w:ascii="Times New Roman" w:hAnsi="Times New Roman"/>
           <w:sz w:val="24"/>
         </w:rPr>
-        <w:t xml:space="preserve">PASANG SURUT memprediksi </w:t>
-      </w:r>
-      <w:r>
-        <w:rPr>
-          <w:rFonts w:ascii="Times New Roman" w:hAnsi="Times New Roman"/>
-          <w:b/>
-          <w:sz w:val="24"/>
-        </w:rPr>
-        <w:t>kapan</w:t>
-      </w:r>
-      <w:r>
-        <w:rPr>
-          <w:rFonts w:ascii="Times New Roman" w:hAnsi="Times New Roman"/>
-          <w:sz w:val="24"/>
-        </w:rPr>
-        <w:t xml:space="preserve"> setiap ruas jalan berisiko tergenang untuk 72 jam ke depan pada resolusi per jam. Komponen waktunya berasal dari rekonstruksi harmonik pasang surut yang tervalidasi terhadap muka air terukur stasiun pasut Badan Informasi Geospasial, dengan korelasi 0,78 hingga 0,91 dan RMSE 0,10 hingga 0,12 meter [3][4]; komponen ruangnya dari indeks kerentanan per ruas yang disusun dari elevasi relatif, jarak ke pantai, dan laju penurunan muka tanah. Keduanya menjadi bobot dinamis pada graf jaringan jalan, sehingga perutean menghindari ruas berisiko pada jam keberangkatan, bukan yang tergenang saat ini.</w:t>
+        <w:t>PASANG SURUT memprediksi kapan setiap ruas jalan berisiko tergenang untuk 72 jam ke depan pada resolusi per jam. Komponen waktunya berasal dari rekonstruksi harmonik pasang surut, yang sudah tervalidasi terhadap muka air terukur stasiun pasut Badan Informasi Geospasial dengan korelasi 0,78 hingga 0,91 dan RMSE 0,10 hingga 0,12 meter [3][4]. Komponen ruangnya berasal dari indeks kerentanan per ruas, yang disusun dari elevasi relatif, jarak ke pantai, dan laju penurunan muka tanah. Keduanya menjadi bobot dinamis pada graf jaringan jalan, sehingga perutean menghindari ruas berisiko pada jam keberangkatan, bukan yang tergenang saat ini.</w:t>
       </w:r>
     </w:p>
     <w:p>
@@ -747,7 +732,7 @@
           <w:rFonts w:ascii="Times New Roman" w:hAnsi="Times New Roman"/>
           <w:sz w:val="24"/>
         </w:rPr>
-        <w:t>Sistem juga menghitung biaya adaptasi tiap perjalanan — selisih waktu, jarak, bahan bakar, dan emisi CO2e terhadap rute yang mengabaikan genangan, disajikan sebagai rentang — serta menerbitkan peringatan paparan kesehatan bila rute terpaksa menembus genangan.</w:t>
+        <w:t>Sistem juga menghitung biaya adaptasi tiap perjalanan: selisih waktu, jarak, bahan bakar, dan emisi CO2e terhadap rute yang mengabaikan genangan, semuanya disajikan sebagai rentang. Bila rute terpaksa menembus genangan, sistem menerbitkan peringatan paparan kesehatan.</w:t>
       </w:r>
     </w:p>
     <w:p>
@@ -822,22 +807,7 @@
           <w:rFonts w:ascii="Times New Roman" w:hAnsi="Times New Roman"/>
           <w:sz w:val="24"/>
         </w:rPr>
-        <w:t xml:space="preserve"> menunjukkan kenaikan muka air </w:t>
-      </w:r>
-      <w:r>
-        <w:rPr>
-          <w:rFonts w:ascii="Times New Roman" w:hAnsi="Times New Roman"/>
-          <w:b/>
-          <w:sz w:val="24"/>
-        </w:rPr>
-        <w:t>relatif</w:t>
-      </w:r>
-      <w:r>
-        <w:rPr>
-          <w:rFonts w:ascii="Times New Roman" w:hAnsi="Times New Roman"/>
-          <w:sz w:val="24"/>
-        </w:rPr>
-        <w:t xml:space="preserve"> sekitar 9 sentimeter per tahun sepanjang 2015–2025 [4] — bukan kenaikan muka laut absolut, melainkan campuran kenaikan laut, penurunan tanah tempat alat berdiri, dan kemungkinan perubahan datum.</w:t>
+        <w:t xml:space="preserve"> menunjukkan kenaikan muka air relatif sekitar 9 sentimeter per tahun sepanjang 2015 sampai 2025 [4]. Angka itu bukan kenaikan muka laut absolut, melainkan campuran kenaikan laut, penurunan tanah tempat alat berdiri, dan kemungkinan perubahan datum.</w:t>
       </w:r>
     </w:p>
     <w:p>
@@ -930,22 +900,7 @@
           <w:rFonts w:ascii="Times New Roman" w:hAnsi="Times New Roman"/>
           <w:sz w:val="24"/>
         </w:rPr>
-        <w:t xml:space="preserve">Bagaimana memperkirakan </w:t>
-      </w:r>
-      <w:r>
-        <w:rPr>
-          <w:rFonts w:ascii="Times New Roman" w:hAnsi="Times New Roman"/>
-          <w:b/>
-          <w:sz w:val="24"/>
-        </w:rPr>
-        <w:t>kapan</w:t>
-      </w:r>
-      <w:r>
-        <w:rPr>
-          <w:rFonts w:ascii="Times New Roman" w:hAnsi="Times New Roman"/>
-          <w:sz w:val="24"/>
-        </w:rPr>
-        <w:t xml:space="preserve"> ruas jalan tertentu berisiko tergenang rob, bukan sekadar apakah ia rawan?</w:t>
+        <w:t>Bagaimana memperkirakan kapan ruas jalan tertentu berisiko tergenang rob, bukan sekadar apakah ia rawan?</w:t>
       </w:r>
     </w:p>
     <w:p>
@@ -1013,22 +968,7 @@
           <w:rFonts w:ascii="Times New Roman" w:hAnsi="Times New Roman"/>
           <w:sz w:val="24"/>
         </w:rPr>
-        <w:t xml:space="preserve">Merutekan perjalanan dengan bobot yang bergantung waktu, sehingga biaya ruas dihitung pada waktu </w:t>
-      </w:r>
-      <w:r>
-        <w:rPr>
-          <w:rFonts w:ascii="Times New Roman" w:hAnsi="Times New Roman"/>
-          <w:b/>
-          <w:sz w:val="24"/>
-        </w:rPr>
-        <w:t>tiba</w:t>
-      </w:r>
-      <w:r>
-        <w:rPr>
-          <w:rFonts w:ascii="Times New Roman" w:hAnsi="Times New Roman"/>
-          <w:sz w:val="24"/>
-        </w:rPr>
-        <w:t xml:space="preserve"> di ruas itu.</w:t>
+        <w:t>Merutekan perjalanan dengan bobot yang bergantung waktu, sehingga biaya ruas dihitung pada waktu tiba di ruas itu.</w:t>
       </w:r>
     </w:p>
     <w:p>
@@ -1162,22 +1102,7 @@
           <w:rFonts w:ascii="Times New Roman" w:hAnsi="Times New Roman"/>
           <w:sz w:val="24"/>
         </w:rPr>
-        <w:t xml:space="preserve"> dari Circular Economy dan Eco-Health. Karya ini bersandar pada </w:t>
-      </w:r>
-      <w:r>
-        <w:rPr>
-          <w:rFonts w:ascii="Times New Roman" w:hAnsi="Times New Roman"/>
-          <w:b/>
-          <w:sz w:val="24"/>
-        </w:rPr>
-        <w:t>Eco-Health</w:t>
-      </w:r>
-      <w:r>
-        <w:rPr>
-          <w:rFonts w:ascii="Times New Roman" w:hAnsi="Times New Roman"/>
-          <w:sz w:val="24"/>
-        </w:rPr>
-        <w:t>, dan kami menyebutkannya terang-terangan daripada memaksakan kaitan circular economy yang tidak ada.</w:t>
+        <w:t xml:space="preserve"> dari Circular Economy dan Eco-Health. Karya ini bersandar pada Eco-Health, dan kami menyebutkannya terang-terangan daripada memaksakan kaitan circular economy yang tidak ada.</w:t>
       </w:r>
     </w:p>
     <w:p>
@@ -1197,7 +1122,7 @@
           <w:rFonts w:ascii="Times New Roman" w:hAnsi="Times New Roman"/>
           <w:sz w:val="24"/>
         </w:rPr>
-        <w:t xml:space="preserve"> Genangan rob bukan hanya penghalang lalu lintas melainkan medium penularan: kasus leptospirosis Kota Semarang naik dari 32 pada 2024 menjadi 59 pada 2025 [9]. Sistem ini menghubungkan kesehatan lingkungan dengan kesehatan manusia pada titik keputusan yang paling menentukan — saat orang memilih lewat mana dan jam berapa — lewat peringatan paparan yang terbit ketika rute terpaksa menembus air di atas ambang moda.</w:t>
+        <w:t xml:space="preserve"> Genangan rob bukan sekadar penghalang lalu lintas. Ia juga medium penularan: kasus leptospirosis Kota Semarang naik dari 32 pada 2024 menjadi 59 pada 2025 [9]. Sistem ini menghubungkan kesehatan lingkungan dengan kesehatan manusia tepat pada titik keputusannya, yaitu saat orang memilih lewat mana dan jam berapa. Penghubungnya adalah peringatan paparan, yang terbit ketika rute terpaksa menembus air di atas ambang moda.</w:t>
       </w:r>
     </w:p>
     <w:p>
@@ -1237,22 +1162,7 @@
           <w:rFonts w:ascii="Times New Roman" w:hAnsi="Times New Roman"/>
           <w:sz w:val="24"/>
         </w:rPr>
-        <w:t xml:space="preserve"> Tiap rute disertai selisih waktu, jarak, bahan bakar, dan emisi CO2e terhadap rute yang mengabaikan genangan. Menghindari genangan berarti memutar, dan memutar berarti bahan bakar — biaya itu </w:t>
-      </w:r>
-      <w:r>
-        <w:rPr>
-          <w:rFonts w:ascii="Times New Roman" w:hAnsi="Times New Roman"/>
-          <w:b/>
-          <w:sz w:val="24"/>
-        </w:rPr>
-        <w:t>dihitung dan ditampilkan</w:t>
-      </w:r>
-      <w:r>
-        <w:rPr>
-          <w:rFonts w:ascii="Times New Roman" w:hAnsi="Times New Roman"/>
-          <w:sz w:val="24"/>
-        </w:rPr>
-        <w:t>, bukan disembunyikan.</w:t>
+        <w:t xml:space="preserve"> Tiap rute disertai selisih waktu, jarak, bahan bakar, dan emisi CO2e terhadap rute yang mengabaikan genangan. Menghindari genangan berarti memutar, dan memutar berarti bahan bakar. Biaya itu kami hitung dan tampilkan, bukan kami sembunyikan.</w:t>
       </w:r>
     </w:p>
     <w:p>
@@ -1272,22 +1182,7 @@
           <w:rFonts w:ascii="Times New Roman" w:hAnsi="Times New Roman"/>
           <w:sz w:val="24"/>
         </w:rPr>
-        <w:t xml:space="preserve"> Sistem dibangun dari konstanta pasut stasiun Semarang, DEMNAS, subsidensi per kecamatan, dan graf jalan wilayah pilot. Ia </w:t>
-      </w:r>
-      <w:r>
-        <w:rPr>
-          <w:rFonts w:ascii="Times New Roman" w:hAnsi="Times New Roman"/>
-          <w:b/>
-          <w:sz w:val="24"/>
-        </w:rPr>
-        <w:t>tidak dapat dipindah</w:t>
-      </w:r>
-      <w:r>
-        <w:rPr>
-          <w:rFonts w:ascii="Times New Roman" w:hAnsi="Times New Roman"/>
-          <w:sz w:val="24"/>
-        </w:rPr>
-        <w:t xml:space="preserve"> ke kota lain tanpa mengulang kalibrasinya.</w:t>
+        <w:t xml:space="preserve"> Sistem dibangun dari konstanta pasut stasiun Semarang, DEMNAS, subsidensi per kecamatan, dan graf jalan wilayah pilot. Ia tidak dapat dipindah ke kota lain tanpa mengulang kalibrasinya.</w:t>
       </w:r>
     </w:p>
     <w:p>
@@ -1414,22 +1309,7 @@
           <w:rFonts w:ascii="Times New Roman" w:hAnsi="Times New Roman"/>
           <w:sz w:val="24"/>
         </w:rPr>
-        <w:t xml:space="preserve"> [5] sedangkan rob yang dimodelkan 10 sampai 50 sentimeter. Karena itu elevasi dipakai </w:t>
-      </w:r>
-      <w:r>
-        <w:rPr>
-          <w:rFonts w:ascii="Times New Roman" w:hAnsi="Times New Roman"/>
-          <w:b/>
-          <w:sz w:val="24"/>
-        </w:rPr>
-        <w:t>relatif</w:t>
-      </w:r>
-      <w:r>
-        <w:rPr>
-          <w:rFonts w:ascii="Times New Roman" w:hAnsi="Times New Roman"/>
-          <w:sz w:val="24"/>
-        </w:rPr>
-        <w:t xml:space="preserve"> terhadap ruas tetangga dalam radius 500 meter; simpangan bakunya turun dari 5,86 menjadi 2,99 meter.</w:t>
+        <w:t xml:space="preserve"> [5] sedangkan rob yang dimodelkan 10 sampai 50 sentimeter. Karena itu elevasi dipakai relatif terhadap ruas tetangga dalam radius 500 meter; simpangan bakunya turun dari 5,86 menjadi 2,99 meter.</w:t>
       </w:r>
     </w:p>
     <w:p>
@@ -1450,7 +1330,7 @@
           <w:rFonts w:ascii="Times New Roman" w:hAnsi="Times New Roman"/>
           <w:sz w:val="24"/>
         </w:rPr>
-        <w:t xml:space="preserve"> Laju penurunan muka tanah berdaya pisah per kecamatan, bukan per ruas, dan periodenya 2015–2018 [1] — memakainya untuk 2026 adalah ekstrapolasi delapan tahun, dengan ketidakpastian ±1,3 cm/tahun yang setara 36 persen bagi kecamatan berlaju 3,6. Curah hujan berasal dari reanalisis satu titik untuk AOI seluas 13 × 8 km, sehingga hujan konvektif setempat tidak tertangkap. Konstanta pasut berasal dari rekaman 15 hari [3]; dua dari tujuh komponen (P1 dan K2) diturunkan dari K1 dan S2 memakai rasio baku Admiralty, dan koreksi nodal 18,6 tahun belum diterapkan.</w:t>
+        <w:t xml:space="preserve"> Laju penurunan muka tanah hanya berdaya pisah per kecamatan, bukan per ruas, dan periodenya 2015 sampai 2018 [1]. Memakainya untuk 2026 berarti mengekstrapolasi delapan tahun, dengan ketidakpastian 1,3 cm per tahun yang setara 36 persen bagi kecamatan berlaju 3,6. Curah hujan berasal dari reanalisis satu titik untuk AOI seluas 13 kali 8 km, sehingga hujan konvektif setempat tidak tertangkap. Konstanta pasut berasal dari rekaman 15 hari [3], dan dua dari tujuh komponennya (P1 dan K2) diturunkan dari K1 dan S2 memakai rasio baku Admiralty. Koreksi nodal 18,6 tahun belum diterapkan.</w:t>
       </w:r>
     </w:p>
     <w:p>
@@ -1464,44 +1344,14 @@
           <w:b/>
           <w:sz w:val="24"/>
         </w:rPr>
-        <w:t>Faktor emisi dan konsumsi kini bersitasi, dengan satu pengecualian.</w:t>
+        <w:t>Faktor emisi dan konsumsi, dengan satu pengecualian.</w:t>
       </w:r>
       <w:r>
         <w:rPr>
           <w:rFonts w:ascii="Times New Roman" w:hAnsi="Times New Roman"/>
           <w:sz w:val="24"/>
         </w:rPr>
-        <w:t xml:space="preserve"> Faktor emisi diturunkan dengan cara baku IPCC [10]; keduanya faktor bahan bakar murni, sehingga emisi solar cenderung DILEBIHKAN untuk Indonesia yang memakai biodiesel. Konsumsi motor 50 km/liter cocok dengan angka pabrikan skuter [11], dan konsumsi mobil 11,1 km/liter berada di dalam rentang yang dilaporkan untuk mobil penumpang di Indonesia [14]. Keduanya rentang industri, </w:t>
-      </w:r>
-      <w:r>
-        <w:rPr>
-          <w:rFonts w:ascii="Times New Roman" w:hAnsi="Times New Roman"/>
-          <w:b/>
-          <w:sz w:val="24"/>
-        </w:rPr>
-        <w:t>bukan rata-rata nasional resmi</w:t>
-      </w:r>
-      <w:r>
-        <w:rPr>
-          <w:rFonts w:ascii="Times New Roman" w:hAnsi="Times New Roman"/>
-          <w:sz w:val="24"/>
-        </w:rPr>
-        <w:t xml:space="preserve"> — tidak ada yang diterbitkan. Angka truk 4 km/liter tetap tanpa sitasi, tetapi truk </w:t>
-      </w:r>
-      <w:r>
-        <w:rPr>
-          <w:rFonts w:ascii="Times New Roman" w:hAnsi="Times New Roman"/>
-          <w:b/>
-          <w:sz w:val="24"/>
-        </w:rPr>
-        <w:t>tidak dapat dipilih pengguna</w:t>
-      </w:r>
-      <w:r>
-        <w:rPr>
-          <w:rFonts w:ascii="Times New Roman" w:hAnsi="Times New Roman"/>
-          <w:sz w:val="24"/>
-        </w:rPr>
-        <w:t xml:space="preserve"> di antarmuka dan karenanya tidak pernah masuk angka yang ditampilkan.</w:t>
+        <w:t xml:space="preserve"> Faktor emisi diturunkan dengan cara baku IPCC [10]. Keduanya faktor bahan bakar murni, jadi emisi solar cenderung dilebihkan untuk Indonesia yang memakai biodiesel. Konsumsi motor 50 km/liter cocok dengan angka pabrikan skuter [11], dan konsumsi mobil 11,1 km/liter berada di dalam rentang yang dilaporkan untuk mobil penumpang di Indonesia [14]. Keduanya rentang industri, bukan rata-rata nasional resmi, karena rata-rata resmi memang tidak ada yang diterbitkan. Angka truk 4 km/liter tetap tanpa sitasi. Truk sendiri tidak bisa dipilih pengguna di antarmuka, jadi angkanya tidak pernah tampil.</w:t>
       </w:r>
     </w:p>
     <w:p>
@@ -1564,7 +1414,7 @@
           <w:rFonts w:ascii="Times New Roman" w:hAnsi="Times New Roman"/>
           <w:sz w:val="24"/>
         </w:rPr>
-        <w:t>Wilayah kerja dibatasi pilot Semarang Utara dan Semarang Timur — Tanjungmas,</w:t>
+        <w:t>Wilayah kerja dibatasi pilot Semarang Utara dan Semarang Timur, mencakup</w:t>
       </w:r>
     </w:p>
     <w:p>
@@ -1576,7 +1426,7 @@
           <w:rFonts w:ascii="Times New Roman" w:hAnsi="Times New Roman"/>
           <w:sz w:val="24"/>
         </w:rPr>
-        <w:t>Bandarharjo, Kemijen, Kaligawe, Terboyo Kulon, Terboyo Wetan. Bukan seluruh Kota Semarang.</w:t>
+        <w:t>Tanjungmas, Bandarharjo, Kemijen, Kaligawe, Terboyo Kulon, dan Terboyo Wetan. Bukan seluruh Kota Semarang.</w:t>
       </w:r>
     </w:p>
     <w:p>
@@ -1786,7 +1636,7 @@
           <w:rFonts w:ascii="Times New Roman" w:hAnsi="Times New Roman"/>
           <w:sz w:val="24"/>
         </w:rPr>
-        <w:t>Pengembangan dijalankan sebagai tujuh milestone harian dengan pembekuan fitur pada milestone kelima. Setiap milestone ditutup dengan memperbarui catatan progres, catatan validasi, dan daftar batasan — sehingga temuan yang tidak menguntungkan tercatat pada saat ditemukan, bukan disaring di akhir. Ketiga catatan itu ikut dalam repositori yang ditautkan pada Lampiran A.</w:t>
+        <w:t>Pengembangan dijalankan sebagai tujuh milestone harian dengan pembekuan fitur pada milestone kelima. Setiap milestone ditutup dengan memperbarui catatan progres, catatan validasi, dan daftar batasan. Dengan begitu temuan yang tidak menguntungkan tercatat pada saat ditemukan, bukan disaring di akhir. Ketiga catatan itu ikut dalam repositori yang ditautkan pada Lampiran A.</w:t>
       </w:r>
     </w:p>
     <w:p>
@@ -1821,49 +1671,19 @@
           <w:rFonts w:ascii="Times New Roman" w:hAnsi="Times New Roman"/>
           <w:sz w:val="24"/>
         </w:rPr>
-        <w:t xml:space="preserve">: menandai setiap sel yang elevasinya di bawah tinggi muka air sebagai tergenang. Untuk kasus ini pendekatan itu </w:t>
+        <w:t>: menandai setiap sel yang elevasinya di bawah tinggi muka air sebagai tergenang. Untuk kasus ini pendekatan itu tidak sah, dan alasannya aritmetis. DEMNAS bergalat vertikal RMSE 2,79 meter [5] sementara rob yang dimodelkan 10 sampai 50 sentimeter. Alat ukurnya lima sampai dua puluh delapan kali lebih kasar daripada besaran yang hendak diukur. Terlihat pula dari data wilayah pilot sendiri: selisih antara persentil ke-25 dan median elevasi di dalam AOI hanya 2,44 meter, masih di bawah ketidakpastian alat ukurnya.</w:t>
       </w:r>
-      <w:r>
-        <w:rPr>
-          <w:rFonts w:ascii="Times New Roman" w:hAnsi="Times New Roman"/>
-          <w:b/>
-          <w:sz w:val="24"/>
-        </w:rPr>
-        <w:t>tidak sah</w:t>
-      </w:r>
+    </w:p>
+    <w:p>
+      <w:pPr>
+        <w:jc w:val="both"/>
+      </w:pPr>
       <w:r>
         <w:rPr>
           <w:rFonts w:ascii="Times New Roman" w:hAnsi="Times New Roman"/>
           <w:sz w:val="24"/>
         </w:rPr>
-        <w:t>, dan alasannya aritmetis. DEMNAS bergalat vertikal RMSE 2,79 meter [5] sementara rob yang dimodelkan 10 sampai 50 sentimeter — alat ukurnya lima sampai dua puluh delapan kali lebih kasar daripada besaran yang diukur. Terlihat pula dari data wilayah pilot sendiri: selisih antara persentil ke-25 dan median elevasi di dalam AOI hanya 2,44 meter, masih di bawah ketidakpastian alat ukurnya.</w:t>
-      </w:r>
-    </w:p>
-    <w:p>
-      <w:pPr>
-        <w:jc w:val="both"/>
-      </w:pPr>
-      <w:r>
-        <w:rPr>
-          <w:rFonts w:ascii="Times New Roman" w:hAnsi="Times New Roman"/>
-          <w:sz w:val="24"/>
-        </w:rPr>
-        <w:t xml:space="preserve">Karena itu elevasi dipakai secara </w:t>
-      </w:r>
-      <w:r>
-        <w:rPr>
-          <w:rFonts w:ascii="Times New Roman" w:hAnsi="Times New Roman"/>
-          <w:b/>
-          <w:sz w:val="24"/>
-        </w:rPr>
-        <w:t>relatif</w:t>
-      </w:r>
-      <w:r>
-        <w:rPr>
-          <w:rFonts w:ascii="Times New Roman" w:hAnsi="Times New Roman"/>
-          <w:sz w:val="24"/>
-        </w:rPr>
-        <w:t xml:space="preserve"> terhadap ruas tetangga dalam radius 500 meter. Galat DEM sebagian besar berkorelasi spasial: bila satu petak terangkat, tetangganya ikut terangkat kira-kira sama, sehingga pengurangan terhadap nilai tengah tetangga meniadakan sebagian besarnya. Terukur, simpangan bakunya turun dari 5,86 menjadi 2,99 meter. Yang tersisa adalah beda tinggi setempat antar ruas — dan itulah yang menentukan ke mana air mengalir.</w:t>
+        <w:t>Karena itu elevasi dipakai secara relatif terhadap ruas tetangga dalam radius 500 meter. Galat DEM sebagian besar berkorelasi spasial: bila satu petak terangkat, tetangganya ikut terangkat kira-kira sama, sehingga pengurangan terhadap nilai tengah tetangga meniadakan sebagian besarnya. Terukur, simpangan bakunya turun dari 5,86 menjadi 2,99 meter. Yang tersisa adalah beda tinggi setempat antar ruas, dan itulah yang menentukan ke mana air mengalir.</w:t>
       </w:r>
     </w:p>
     <w:p>
@@ -1922,57 +1742,27 @@
           <w:rFonts w:ascii="Times New Roman" w:hAnsi="Times New Roman"/>
           <w:sz w:val="24"/>
         </w:rPr>
-        <w:t xml:space="preserve">Satu keberatan sempat diperiksa dan </w:t>
+        <w:t>Satu keberatan sempat diperiksa dan terbantah: meski Sentinel-1 sinkron matahari, arsipnya justru memuat lebih banyak pasang tinggi daripada pencuplikan acak: persentil ke-95 +0,338 berbanding +0,302 meter. Yang tidak terwakili justru surut terdalam, dan rob tidak terjadi saat surut. Akibat kedua dari sinkronisitas yang sama dibahas di Bagian 9.3.</w:t>
       </w:r>
+    </w:p>
+    <w:p>
+      <w:pPr>
+        <w:pStyle w:val="Heading2"/>
+      </w:pPr>
       <w:r>
-        <w:rPr>
-          <w:rFonts w:ascii="Times New Roman" w:hAnsi="Times New Roman"/>
-          <w:b/>
-          <w:sz w:val="24"/>
-        </w:rPr>
-        <w:t>terbantah</w:t>
+        <w:t>6.4 Pembagian data dan pencegahan kebocoran</w:t>
       </w:r>
+    </w:p>
+    <w:p>
+      <w:pPr>
+        <w:jc w:val="both"/>
+      </w:pPr>
       <w:r>
         <w:rPr>
           <w:rFonts w:ascii="Times New Roman" w:hAnsi="Times New Roman"/>
           <w:sz w:val="24"/>
         </w:rPr>
-        <w:t>: meski Sentinel-1 sinkron matahari, arsipnya justru memuat lebih banyak pasang tinggi daripada pencuplikan acak — persentil ke-95 +0,338 berbanding +0,302 meter. Yang tidak terwakili justru surut terdalam, dan rob tidak terjadi saat surut. Akibat kedua dari sinkronisitas yang sama dibahas di Bagian 9.3.</w:t>
-      </w:r>
-    </w:p>
-    <w:p>
-      <w:pPr>
-        <w:pStyle w:val="Heading2"/>
-      </w:pPr>
-      <w:r>
-        <w:t>6.4 Pembagian data dan pencegahan kebocoran</w:t>
-      </w:r>
-    </w:p>
-    <w:p>
-      <w:pPr>
-        <w:jc w:val="both"/>
-      </w:pPr>
-      <w:r>
-        <w:rPr>
-          <w:rFonts w:ascii="Times New Roman" w:hAnsi="Times New Roman"/>
-          <w:sz w:val="24"/>
-        </w:rPr>
-        <w:t xml:space="preserve">Pemisahan latih dan uji dilakukan </w:t>
-      </w:r>
-      <w:r>
-        <w:rPr>
-          <w:rFonts w:ascii="Times New Roman" w:hAnsi="Times New Roman"/>
-          <w:b/>
-          <w:sz w:val="24"/>
-        </w:rPr>
-        <w:t>berdasarkan waktu</w:t>
-      </w:r>
-      <w:r>
-        <w:rPr>
-          <w:rFonts w:ascii="Times New Roman" w:hAnsi="Times New Roman"/>
-          <w:sz w:val="24"/>
-        </w:rPr>
-        <w:t>, tidak pernah acak: latih 2015–2023, uji 2024–2026. Pemisahan acak akan menempatkan ruas dari citra yang sama di kedua sisi, dan akurasi yang dihasilkan akan palsu.</w:t>
+        <w:t>Pemisahan latih dan uji dilakukan berdasarkan waktu, tidak pernah acak: latih 2015–2023, uji 2024–2026. Pemisahan acak akan menempatkan ruas dari citra yang sama di kedua sisi, dan akurasi yang dihasilkan akan palsu.</w:t>
       </w:r>
     </w:p>
     <w:p>
@@ -2306,7 +2096,7 @@
           <w:rFonts w:ascii="Times New Roman" w:hAnsi="Times New Roman"/>
           <w:sz w:val="24"/>
         </w:rPr>
-        <w:t>Panel dampak: selisih waktu, jarak, bahan bakar, emisi — sebagai rentang.</w:t>
+        <w:t>Panel dampak: selisih waktu, jarak, bahan bakar, dan emisi, semuanya disajikan sebagai rentang.</w:t>
       </w:r>
     </w:p>
     <w:p>
@@ -2393,14 +2183,14 @@
           <w:b/>
           <w:sz w:val="24"/>
         </w:rPr>
-        <w:t>Nol panggilan jaringan keluar saat melayani.</w:t>
+        <w:t>Tidak ada panggilan jaringan keluar saat melayani.</w:t>
       </w:r>
       <w:r>
         <w:rPr>
           <w:rFonts w:ascii="Times New Roman" w:hAnsi="Times New Roman"/>
           <w:sz w:val="24"/>
         </w:rPr>
-        <w:t xml:space="preserve"> Ditegakkan tiga lapis: lapisan API tidak mengimpor pustaka jaringan, gaya peta ditulis inline tanpa ubin eksternal, dan citra Docker tidak memasang pustaka pipeline.</w:t>
+        <w:t xml:space="preserve"> Ada tiga lapis yang menegakkannya: lapisan API tidak mengimpor pustaka jaringan, gaya peta ditulis inline tanpa ubin dari luar, dan citra Docker tidak memasang pustaka penyiapan.</w:t>
       </w:r>
     </w:p>
     <w:p>
@@ -2462,7 +2252,7 @@
           <w:rFonts w:ascii="Times New Roman" w:hAnsi="Times New Roman"/>
           <w:sz w:val="24"/>
         </w:rPr>
-        <w:t>Kedalaman tidak pernah disampaikan lewat warna saja — dua kelas terdalam ditumpuk pola titik agar terbaca dalam cetakan hitam putih.</w:t>
+        <w:t>Kedalaman tidak pernah disampaikan lewat warna saja. Dua kelas terdalam ditumpuk pola titik agar tetap terbaca dalam cetakan hitam putih.</w:t>
       </w:r>
     </w:p>
     <w:p>
@@ -2496,7 +2286,7 @@
           <w:rFonts w:ascii="Times New Roman" w:hAnsi="Times New Roman"/>
           <w:sz w:val="24"/>
         </w:rPr>
-        <w:t>, bukan hanya dirancang. Pada lebar itu rail kiri berubah menjadi lembar bawah dan peta mengisi bagian atas layar. Pengujian menemukan satu cacat — spanduk peringatan dan pelat judul saling menimpa — yang kemudian diperbaiki dengan menyusun keduanya bertingkat.</w:t>
+        <w:t>, bukan hanya dirancang. Pada lebar itu rail kiri berubah menjadi lembar bawah dan peta mengisi bagian atas layar. Pengujian menemukan satu cacat: spanduk peringatan dan pelat judul saling menimpa. Keduanya kemudian disusun bertingkat.</w:t>
       </w:r>
     </w:p>
     <w:p>
@@ -2586,22 +2376,7 @@
           <w:rFonts w:ascii="Times New Roman" w:hAnsi="Times New Roman"/>
           <w:sz w:val="24"/>
         </w:rPr>
-        <w:t xml:space="preserve">Pemisahan itu ditegakkan, bukan sekadar disepakati: citra Docker yang di-deploy </w:t>
-      </w:r>
-      <w:r>
-        <w:rPr>
-          <w:rFonts w:ascii="Times New Roman" w:hAnsi="Times New Roman"/>
-          <w:b/>
-          <w:sz w:val="24"/>
-        </w:rPr>
-        <w:t>tidak memasang</w:t>
-      </w:r>
-      <w:r>
-        <w:rPr>
-          <w:rFonts w:ascii="Times New Roman" w:hAnsi="Times New Roman"/>
-          <w:sz w:val="24"/>
-        </w:rPr>
-        <w:t xml:space="preserve"> </w:t>
+        <w:t xml:space="preserve">Pemisahan itu ditegakkan, bukan sekadar disepakati: citra Docker yang di-deploy tidak memasang </w:t>
       </w:r>
       <w:r>
         <w:rPr>
@@ -2744,14 +2519,14 @@
           <w:b/>
           <w:sz w:val="24"/>
         </w:rPr>
-        <w:t>Gambar 9 — Arsitektur sistem.</w:t>
+        <w:t>Gambar 9.</w:t>
       </w:r>
       <w:r>
         <w:rPr>
           <w:rFonts w:ascii="Times New Roman" w:hAnsi="Times New Roman"/>
           <w:sz w:val="24"/>
         </w:rPr>
-        <w:t xml:space="preserve"> Empat sumber terbuka di kiri masuk ke dunia penyiapan yang berjalan di laptop; hasilnya mengendap di basis data dan satu potret beku. Dunia melayani di kanan hanya membaca keduanya. Garis merah menandai batas yang tidak dilewati kode pipeline, dan pita di bawah menyebut pustaka mana saja yang sengaja tidak dipasang di server.</w:t>
+        <w:t xml:space="preserve"> Arsitektur sistem. Empat sumber terbuka di kiri masuk ke dunia penyiapan yang berjalan di laptop; hasilnya mengendap di basis data dan satu potret beku. Dunia melayani di kanan hanya membaca keduanya. Garis merah menandai batas yang tidak dilewati kode pipeline, dan pita di bawah menyebut pustaka mana saja yang sengaja tidak dipasang di server.</w:t>
       </w:r>
     </w:p>
     <w:p>
@@ -3512,45 +3287,780 @@
           <w:rFonts w:ascii="Times New Roman" w:hAnsi="Times New Roman"/>
           <w:sz w:val="24"/>
         </w:rPr>
-        <w:t xml:space="preserve">Seluruh sumber terbuka. Jaringan jalan OpenStreetMap via OSMnx (ODbL); elevasi DEMNAS [5]; garis pantai OSM </w:t>
+        <w:t>Seluruh sumber di bawah ini terbuka.</w:t>
       </w:r>
-      <w:r>
-        <w:rPr>
-          <w:rFonts w:ascii="Times New Roman" w:hAnsi="Times New Roman"/>
-          <w:i/>
-          <w:sz w:val="24"/>
-        </w:rPr>
-        <w:t>natural=coastline</w:t>
-      </w:r>
+    </w:p>
+    <w:tbl>
+      <w:tblPr>
+        <w:tblStyle w:val="TableGrid"/>
+        <w:tblW w:type="auto" w:w="0"/>
+        <w:jc w:val="center"/>
+        <w:tblLayout w:type="autofit"/>
+        <w:tblLook w:firstColumn="1" w:firstRow="1" w:lastColumn="0" w:lastRow="0" w:noHBand="0" w:noVBand="1" w:val="04A0"/>
+      </w:tblPr>
+      <w:tblGrid>
+        <w:gridCol w:w="3968"/>
+        <w:gridCol w:w="3968"/>
+      </w:tblGrid>
+      <w:tr>
+        <w:tc>
+          <w:tcPr>
+            <w:tcW w:type="dxa" w:w="3968"/>
+            <w:tcBorders>
+              <w:top w:val="single" w:sz="4" w:color="808080"/>
+              <w:left w:val="single" w:sz="4" w:color="808080"/>
+              <w:bottom w:val="single" w:sz="4" w:color="808080"/>
+              <w:right w:val="single" w:sz="4" w:color="808080"/>
+            </w:tcBorders>
+          </w:tcPr>
+          <w:p>
+            <w:pPr>
+              <w:spacing w:line="240" w:lineRule="auto" w:after="40"/>
+            </w:pPr>
+            <w:r>
+              <w:rPr>
+                <w:rFonts w:ascii="Times New Roman" w:hAnsi="Times New Roman"/>
+                <w:b/>
+                <w:sz w:val="20"/>
+              </w:rPr>
+            </w:r>
+            <w:r>
+              <w:rPr>
+                <w:rFonts w:ascii="Times New Roman" w:hAnsi="Times New Roman"/>
+                <w:b/>
+                <w:sz w:val="20"/>
+              </w:rPr>
+              <w:t>Kebutuhan</w:t>
+            </w:r>
+          </w:p>
+        </w:tc>
+        <w:tc>
+          <w:tcPr>
+            <w:tcW w:type="dxa" w:w="3968"/>
+            <w:tcBorders>
+              <w:top w:val="single" w:sz="4" w:color="808080"/>
+              <w:left w:val="single" w:sz="4" w:color="808080"/>
+              <w:bottom w:val="single" w:sz="4" w:color="808080"/>
+              <w:right w:val="single" w:sz="4" w:color="808080"/>
+            </w:tcBorders>
+          </w:tcPr>
+          <w:p>
+            <w:pPr>
+              <w:spacing w:line="240" w:lineRule="auto" w:after="40"/>
+            </w:pPr>
+            <w:r>
+              <w:rPr>
+                <w:rFonts w:ascii="Times New Roman" w:hAnsi="Times New Roman"/>
+                <w:b/>
+                <w:sz w:val="20"/>
+              </w:rPr>
+            </w:r>
+            <w:r>
+              <w:rPr>
+                <w:rFonts w:ascii="Times New Roman" w:hAnsi="Times New Roman"/>
+                <w:b/>
+                <w:sz w:val="20"/>
+              </w:rPr>
+              <w:t>Sumber</w:t>
+            </w:r>
+          </w:p>
+        </w:tc>
+      </w:tr>
+      <w:tr>
+        <w:tc>
+          <w:tcPr>
+            <w:tcW w:type="dxa" w:w="3968"/>
+            <w:tcBorders>
+              <w:top w:val="single" w:sz="4" w:color="808080"/>
+              <w:left w:val="single" w:sz="4" w:color="808080"/>
+              <w:bottom w:val="single" w:sz="4" w:color="808080"/>
+              <w:right w:val="single" w:sz="4" w:color="808080"/>
+            </w:tcBorders>
+          </w:tcPr>
+          <w:p>
+            <w:pPr>
+              <w:spacing w:line="240" w:lineRule="auto" w:after="40"/>
+            </w:pPr>
+            <w:r>
+              <w:rPr>
+                <w:rFonts w:ascii="Times New Roman" w:hAnsi="Times New Roman"/>
+                <w:sz w:val="20"/>
+              </w:rPr>
+            </w:r>
+            <w:r>
+              <w:rPr>
+                <w:rFonts w:ascii="Times New Roman" w:hAnsi="Times New Roman"/>
+                <w:sz w:val="20"/>
+              </w:rPr>
+              <w:t>Jaringan jalan</w:t>
+            </w:r>
+          </w:p>
+        </w:tc>
+        <w:tc>
+          <w:tcPr>
+            <w:tcW w:type="dxa" w:w="3968"/>
+            <w:tcBorders>
+              <w:top w:val="single" w:sz="4" w:color="808080"/>
+              <w:left w:val="single" w:sz="4" w:color="808080"/>
+              <w:bottom w:val="single" w:sz="4" w:color="808080"/>
+              <w:right w:val="single" w:sz="4" w:color="808080"/>
+            </w:tcBorders>
+          </w:tcPr>
+          <w:p>
+            <w:pPr>
+              <w:spacing w:line="240" w:lineRule="auto" w:after="40"/>
+            </w:pPr>
+            <w:r>
+              <w:rPr>
+                <w:rFonts w:ascii="Times New Roman" w:hAnsi="Times New Roman"/>
+                <w:sz w:val="20"/>
+              </w:rPr>
+            </w:r>
+            <w:r>
+              <w:rPr>
+                <w:rFonts w:ascii="Times New Roman" w:hAnsi="Times New Roman"/>
+                <w:sz w:val="20"/>
+              </w:rPr>
+              <w:t>OpenStreetMap via OSMnx, lisensi ODbL</w:t>
+            </w:r>
+          </w:p>
+        </w:tc>
+      </w:tr>
+      <w:tr>
+        <w:tc>
+          <w:tcPr>
+            <w:tcW w:type="dxa" w:w="3968"/>
+            <w:tcBorders>
+              <w:top w:val="single" w:sz="4" w:color="808080"/>
+              <w:left w:val="single" w:sz="4" w:color="808080"/>
+              <w:bottom w:val="single" w:sz="4" w:color="808080"/>
+              <w:right w:val="single" w:sz="4" w:color="808080"/>
+            </w:tcBorders>
+          </w:tcPr>
+          <w:p>
+            <w:pPr>
+              <w:spacing w:line="240" w:lineRule="auto" w:after="40"/>
+            </w:pPr>
+            <w:r>
+              <w:rPr>
+                <w:rFonts w:ascii="Times New Roman" w:hAnsi="Times New Roman"/>
+                <w:sz w:val="20"/>
+              </w:rPr>
+            </w:r>
+            <w:r>
+              <w:rPr>
+                <w:rFonts w:ascii="Times New Roman" w:hAnsi="Times New Roman"/>
+                <w:sz w:val="20"/>
+              </w:rPr>
+              <w:t>Elevasi</w:t>
+            </w:r>
+          </w:p>
+        </w:tc>
+        <w:tc>
+          <w:tcPr>
+            <w:tcW w:type="dxa" w:w="3968"/>
+            <w:tcBorders>
+              <w:top w:val="single" w:sz="4" w:color="808080"/>
+              <w:left w:val="single" w:sz="4" w:color="808080"/>
+              <w:bottom w:val="single" w:sz="4" w:color="808080"/>
+              <w:right w:val="single" w:sz="4" w:color="808080"/>
+            </w:tcBorders>
+          </w:tcPr>
+          <w:p>
+            <w:pPr>
+              <w:spacing w:line="240" w:lineRule="auto" w:after="40"/>
+            </w:pPr>
+            <w:r>
+              <w:rPr>
+                <w:rFonts w:ascii="Times New Roman" w:hAnsi="Times New Roman"/>
+                <w:sz w:val="20"/>
+              </w:rPr>
+            </w:r>
+            <w:r>
+              <w:rPr>
+                <w:rFonts w:ascii="Times New Roman" w:hAnsi="Times New Roman"/>
+                <w:sz w:val="20"/>
+              </w:rPr>
+              <w:t>DEMNAS, Badan Informasi Geospasial [5]</w:t>
+            </w:r>
+          </w:p>
+        </w:tc>
+      </w:tr>
+      <w:tr>
+        <w:tc>
+          <w:tcPr>
+            <w:tcW w:type="dxa" w:w="3968"/>
+            <w:tcBorders>
+              <w:top w:val="single" w:sz="4" w:color="808080"/>
+              <w:left w:val="single" w:sz="4" w:color="808080"/>
+              <w:bottom w:val="single" w:sz="4" w:color="808080"/>
+              <w:right w:val="single" w:sz="4" w:color="808080"/>
+            </w:tcBorders>
+          </w:tcPr>
+          <w:p>
+            <w:pPr>
+              <w:spacing w:line="240" w:lineRule="auto" w:after="40"/>
+            </w:pPr>
+            <w:r>
+              <w:rPr>
+                <w:rFonts w:ascii="Times New Roman" w:hAnsi="Times New Roman"/>
+                <w:sz w:val="20"/>
+              </w:rPr>
+            </w:r>
+            <w:r>
+              <w:rPr>
+                <w:rFonts w:ascii="Times New Roman" w:hAnsi="Times New Roman"/>
+                <w:sz w:val="20"/>
+              </w:rPr>
+              <w:t>Garis pantai</w:t>
+            </w:r>
+          </w:p>
+        </w:tc>
+        <w:tc>
+          <w:tcPr>
+            <w:tcW w:type="dxa" w:w="3968"/>
+            <w:tcBorders>
+              <w:top w:val="single" w:sz="4" w:color="808080"/>
+              <w:left w:val="single" w:sz="4" w:color="808080"/>
+              <w:bottom w:val="single" w:sz="4" w:color="808080"/>
+              <w:right w:val="single" w:sz="4" w:color="808080"/>
+            </w:tcBorders>
+          </w:tcPr>
+          <w:p>
+            <w:pPr>
+              <w:spacing w:line="240" w:lineRule="auto" w:after="40"/>
+            </w:pPr>
+            <w:r>
+              <w:rPr>
+                <w:rFonts w:ascii="Times New Roman" w:hAnsi="Times New Roman"/>
+                <w:sz w:val="20"/>
+              </w:rPr>
+            </w:r>
+            <w:r>
+              <w:rPr>
+                <w:rFonts w:ascii="Times New Roman" w:hAnsi="Times New Roman"/>
+                <w:sz w:val="20"/>
+              </w:rPr>
+              <w:t xml:space="preserve">OpenStreetMap </w:t>
+            </w:r>
+            <w:r>
+              <w:rPr>
+                <w:rFonts w:ascii="Times New Roman" w:hAnsi="Times New Roman"/>
+                <w:i/>
+                <w:sz w:val="20"/>
+              </w:rPr>
+              <w:t>natural=coastline</w:t>
+            </w:r>
+          </w:p>
+        </w:tc>
+      </w:tr>
+      <w:tr>
+        <w:tc>
+          <w:tcPr>
+            <w:tcW w:type="dxa" w:w="3968"/>
+            <w:tcBorders>
+              <w:top w:val="single" w:sz="4" w:color="808080"/>
+              <w:left w:val="single" w:sz="4" w:color="808080"/>
+              <w:bottom w:val="single" w:sz="4" w:color="808080"/>
+              <w:right w:val="single" w:sz="4" w:color="808080"/>
+            </w:tcBorders>
+          </w:tcPr>
+          <w:p>
+            <w:pPr>
+              <w:spacing w:line="240" w:lineRule="auto" w:after="40"/>
+            </w:pPr>
+            <w:r>
+              <w:rPr>
+                <w:rFonts w:ascii="Times New Roman" w:hAnsi="Times New Roman"/>
+                <w:sz w:val="20"/>
+              </w:rPr>
+            </w:r>
+            <w:r>
+              <w:rPr>
+                <w:rFonts w:ascii="Times New Roman" w:hAnsi="Times New Roman"/>
+                <w:sz w:val="20"/>
+              </w:rPr>
+              <w:t>Laju penurunan muka tanah</w:t>
+            </w:r>
+          </w:p>
+        </w:tc>
+        <w:tc>
+          <w:tcPr>
+            <w:tcW w:type="dxa" w:w="3968"/>
+            <w:tcBorders>
+              <w:top w:val="single" w:sz="4" w:color="808080"/>
+              <w:left w:val="single" w:sz="4" w:color="808080"/>
+              <w:bottom w:val="single" w:sz="4" w:color="808080"/>
+              <w:right w:val="single" w:sz="4" w:color="808080"/>
+            </w:tcBorders>
+          </w:tcPr>
+          <w:p>
+            <w:pPr>
+              <w:spacing w:line="240" w:lineRule="auto" w:after="40"/>
+            </w:pPr>
+            <w:r>
+              <w:rPr>
+                <w:rFonts w:ascii="Times New Roman" w:hAnsi="Times New Roman"/>
+                <w:sz w:val="20"/>
+              </w:rPr>
+            </w:r>
+            <w:r>
+              <w:rPr>
+                <w:rFonts w:ascii="Times New Roman" w:hAnsi="Times New Roman"/>
+                <w:sz w:val="20"/>
+              </w:rPr>
+              <w:t>Rahmawati dkk. [1]</w:t>
+            </w:r>
+          </w:p>
+        </w:tc>
+      </w:tr>
+      <w:tr>
+        <w:tc>
+          <w:tcPr>
+            <w:tcW w:type="dxa" w:w="3968"/>
+            <w:tcBorders>
+              <w:top w:val="single" w:sz="4" w:color="808080"/>
+              <w:left w:val="single" w:sz="4" w:color="808080"/>
+              <w:bottom w:val="single" w:sz="4" w:color="808080"/>
+              <w:right w:val="single" w:sz="4" w:color="808080"/>
+            </w:tcBorders>
+          </w:tcPr>
+          <w:p>
+            <w:pPr>
+              <w:spacing w:line="240" w:lineRule="auto" w:after="40"/>
+            </w:pPr>
+            <w:r>
+              <w:rPr>
+                <w:rFonts w:ascii="Times New Roman" w:hAnsi="Times New Roman"/>
+                <w:sz w:val="20"/>
+              </w:rPr>
+            </w:r>
+            <w:r>
+              <w:rPr>
+                <w:rFonts w:ascii="Times New Roman" w:hAnsi="Times New Roman"/>
+                <w:sz w:val="20"/>
+              </w:rPr>
+              <w:t>Konstanta pasut</w:t>
+            </w:r>
+          </w:p>
+        </w:tc>
+        <w:tc>
+          <w:tcPr>
+            <w:tcW w:type="dxa" w:w="3968"/>
+            <w:tcBorders>
+              <w:top w:val="single" w:sz="4" w:color="808080"/>
+              <w:left w:val="single" w:sz="4" w:color="808080"/>
+              <w:bottom w:val="single" w:sz="4" w:color="808080"/>
+              <w:right w:val="single" w:sz="4" w:color="808080"/>
+            </w:tcBorders>
+          </w:tcPr>
+          <w:p>
+            <w:pPr>
+              <w:spacing w:line="240" w:lineRule="auto" w:after="40"/>
+            </w:pPr>
+            <w:r>
+              <w:rPr>
+                <w:rFonts w:ascii="Times New Roman" w:hAnsi="Times New Roman"/>
+                <w:sz w:val="20"/>
+              </w:rPr>
+            </w:r>
+            <w:r>
+              <w:rPr>
+                <w:rFonts w:ascii="Times New Roman" w:hAnsi="Times New Roman"/>
+                <w:sz w:val="20"/>
+              </w:rPr>
+              <w:t>Rachman dkk. [3]</w:t>
+            </w:r>
+          </w:p>
+        </w:tc>
+      </w:tr>
+      <w:tr>
+        <w:tc>
+          <w:tcPr>
+            <w:tcW w:type="dxa" w:w="3968"/>
+            <w:tcBorders>
+              <w:top w:val="single" w:sz="4" w:color="808080"/>
+              <w:left w:val="single" w:sz="4" w:color="808080"/>
+              <w:bottom w:val="single" w:sz="4" w:color="808080"/>
+              <w:right w:val="single" w:sz="4" w:color="808080"/>
+            </w:tcBorders>
+          </w:tcPr>
+          <w:p>
+            <w:pPr>
+              <w:spacing w:line="240" w:lineRule="auto" w:after="40"/>
+            </w:pPr>
+            <w:r>
+              <w:rPr>
+                <w:rFonts w:ascii="Times New Roman" w:hAnsi="Times New Roman"/>
+                <w:sz w:val="20"/>
+              </w:rPr>
+            </w:r>
+            <w:r>
+              <w:rPr>
+                <w:rFonts w:ascii="Times New Roman" w:hAnsi="Times New Roman"/>
+                <w:sz w:val="20"/>
+              </w:rPr>
+              <w:t>Muka air terukur</w:t>
+            </w:r>
+          </w:p>
+        </w:tc>
+        <w:tc>
+          <w:tcPr>
+            <w:tcW w:type="dxa" w:w="3968"/>
+            <w:tcBorders>
+              <w:top w:val="single" w:sz="4" w:color="808080"/>
+              <w:left w:val="single" w:sz="4" w:color="808080"/>
+              <w:bottom w:val="single" w:sz="4" w:color="808080"/>
+              <w:right w:val="single" w:sz="4" w:color="808080"/>
+            </w:tcBorders>
+          </w:tcPr>
+          <w:p>
+            <w:pPr>
+              <w:spacing w:line="240" w:lineRule="auto" w:after="40"/>
+            </w:pPr>
+            <w:r>
+              <w:rPr>
+                <w:rFonts w:ascii="Times New Roman" w:hAnsi="Times New Roman"/>
+                <w:sz w:val="20"/>
+              </w:rPr>
+            </w:r>
+            <w:r>
+              <w:rPr>
+                <w:rFonts w:ascii="Times New Roman" w:hAnsi="Times New Roman"/>
+                <w:sz w:val="20"/>
+              </w:rPr>
+              <w:t xml:space="preserve">Stasiun IOC </w:t>
+            </w:r>
+            <w:r>
+              <w:rPr>
+                <w:rFonts w:ascii="Times New Roman" w:hAnsi="Times New Roman"/>
+                <w:i/>
+                <w:sz w:val="20"/>
+              </w:rPr>
+              <w:t>sema</w:t>
+            </w:r>
+            <w:r>
+              <w:rPr>
+                <w:rFonts w:ascii="Times New Roman" w:hAnsi="Times New Roman"/>
+                <w:sz w:val="20"/>
+              </w:rPr>
+              <w:t xml:space="preserve"> [4]</w:t>
+            </w:r>
+          </w:p>
+        </w:tc>
+      </w:tr>
+      <w:tr>
+        <w:tc>
+          <w:tcPr>
+            <w:tcW w:type="dxa" w:w="3968"/>
+            <w:tcBorders>
+              <w:top w:val="single" w:sz="4" w:color="808080"/>
+              <w:left w:val="single" w:sz="4" w:color="808080"/>
+              <w:bottom w:val="single" w:sz="4" w:color="808080"/>
+              <w:right w:val="single" w:sz="4" w:color="808080"/>
+            </w:tcBorders>
+          </w:tcPr>
+          <w:p>
+            <w:pPr>
+              <w:spacing w:line="240" w:lineRule="auto" w:after="40"/>
+            </w:pPr>
+            <w:r>
+              <w:rPr>
+                <w:rFonts w:ascii="Times New Roman" w:hAnsi="Times New Roman"/>
+                <w:sz w:val="20"/>
+              </w:rPr>
+            </w:r>
+            <w:r>
+              <w:rPr>
+                <w:rFonts w:ascii="Times New Roman" w:hAnsi="Times New Roman"/>
+                <w:sz w:val="20"/>
+              </w:rPr>
+              <w:t>Curah hujan</w:t>
+            </w:r>
+          </w:p>
+        </w:tc>
+        <w:tc>
+          <w:tcPr>
+            <w:tcW w:type="dxa" w:w="3968"/>
+            <w:tcBorders>
+              <w:top w:val="single" w:sz="4" w:color="808080"/>
+              <w:left w:val="single" w:sz="4" w:color="808080"/>
+              <w:bottom w:val="single" w:sz="4" w:color="808080"/>
+              <w:right w:val="single" w:sz="4" w:color="808080"/>
+            </w:tcBorders>
+          </w:tcPr>
+          <w:p>
+            <w:pPr>
+              <w:spacing w:line="240" w:lineRule="auto" w:after="40"/>
+            </w:pPr>
+            <w:r>
+              <w:rPr>
+                <w:rFonts w:ascii="Times New Roman" w:hAnsi="Times New Roman"/>
+                <w:sz w:val="20"/>
+              </w:rPr>
+            </w:r>
+            <w:r>
+              <w:rPr>
+                <w:rFonts w:ascii="Times New Roman" w:hAnsi="Times New Roman"/>
+                <w:sz w:val="20"/>
+              </w:rPr>
+              <w:t>Open-Meteo, reanalisis ERA5 [6]</w:t>
+            </w:r>
+          </w:p>
+        </w:tc>
+      </w:tr>
+      <w:tr>
+        <w:tc>
+          <w:tcPr>
+            <w:tcW w:type="dxa" w:w="3968"/>
+            <w:tcBorders>
+              <w:top w:val="single" w:sz="4" w:color="808080"/>
+              <w:left w:val="single" w:sz="4" w:color="808080"/>
+              <w:bottom w:val="single" w:sz="4" w:color="808080"/>
+              <w:right w:val="single" w:sz="4" w:color="808080"/>
+            </w:tcBorders>
+          </w:tcPr>
+          <w:p>
+            <w:pPr>
+              <w:spacing w:line="240" w:lineRule="auto" w:after="40"/>
+            </w:pPr>
+            <w:r>
+              <w:rPr>
+                <w:rFonts w:ascii="Times New Roman" w:hAnsi="Times New Roman"/>
+                <w:sz w:val="20"/>
+              </w:rPr>
+            </w:r>
+            <w:r>
+              <w:rPr>
+                <w:rFonts w:ascii="Times New Roman" w:hAnsi="Times New Roman"/>
+                <w:sz w:val="20"/>
+              </w:rPr>
+              <w:t>Label genangan</w:t>
+            </w:r>
+          </w:p>
+        </w:tc>
+        <w:tc>
+          <w:tcPr>
+            <w:tcW w:type="dxa" w:w="3968"/>
+            <w:tcBorders>
+              <w:top w:val="single" w:sz="4" w:color="808080"/>
+              <w:left w:val="single" w:sz="4" w:color="808080"/>
+              <w:bottom w:val="single" w:sz="4" w:color="808080"/>
+              <w:right w:val="single" w:sz="4" w:color="808080"/>
+            </w:tcBorders>
+          </w:tcPr>
+          <w:p>
+            <w:pPr>
+              <w:spacing w:line="240" w:lineRule="auto" w:after="40"/>
+            </w:pPr>
+            <w:r>
+              <w:rPr>
+                <w:rFonts w:ascii="Times New Roman" w:hAnsi="Times New Roman"/>
+                <w:sz w:val="20"/>
+              </w:rPr>
+            </w:r>
+            <w:r>
+              <w:rPr>
+                <w:rFonts w:ascii="Times New Roman" w:hAnsi="Times New Roman"/>
+                <w:sz w:val="20"/>
+              </w:rPr>
+              <w:t>Sentinel-1 GRD IW VV via Earth Engine [7]</w:t>
+            </w:r>
+          </w:p>
+        </w:tc>
+      </w:tr>
+      <w:tr>
+        <w:tc>
+          <w:tcPr>
+            <w:tcW w:type="dxa" w:w="3968"/>
+            <w:tcBorders>
+              <w:top w:val="single" w:sz="4" w:color="808080"/>
+              <w:left w:val="single" w:sz="4" w:color="808080"/>
+              <w:bottom w:val="single" w:sz="4" w:color="808080"/>
+              <w:right w:val="single" w:sz="4" w:color="808080"/>
+            </w:tcBorders>
+          </w:tcPr>
+          <w:p>
+            <w:pPr>
+              <w:spacing w:line="240" w:lineRule="auto" w:after="40"/>
+            </w:pPr>
+            <w:r>
+              <w:rPr>
+                <w:rFonts w:ascii="Times New Roman" w:hAnsi="Times New Roman"/>
+                <w:sz w:val="20"/>
+              </w:rPr>
+            </w:r>
+            <w:r>
+              <w:rPr>
+                <w:rFonts w:ascii="Times New Roman" w:hAnsi="Times New Roman"/>
+                <w:sz w:val="20"/>
+              </w:rPr>
+              <w:t>Faktor emisi</w:t>
+            </w:r>
+          </w:p>
+        </w:tc>
+        <w:tc>
+          <w:tcPr>
+            <w:tcW w:type="dxa" w:w="3968"/>
+            <w:tcBorders>
+              <w:top w:val="single" w:sz="4" w:color="808080"/>
+              <w:left w:val="single" w:sz="4" w:color="808080"/>
+              <w:bottom w:val="single" w:sz="4" w:color="808080"/>
+              <w:right w:val="single" w:sz="4" w:color="808080"/>
+            </w:tcBorders>
+          </w:tcPr>
+          <w:p>
+            <w:pPr>
+              <w:spacing w:line="240" w:lineRule="auto" w:after="40"/>
+            </w:pPr>
+            <w:r>
+              <w:rPr>
+                <w:rFonts w:ascii="Times New Roman" w:hAnsi="Times New Roman"/>
+                <w:sz w:val="20"/>
+              </w:rPr>
+            </w:r>
+            <w:r>
+              <w:rPr>
+                <w:rFonts w:ascii="Times New Roman" w:hAnsi="Times New Roman"/>
+                <w:sz w:val="20"/>
+              </w:rPr>
+              <w:t>IPCC 2006 dikali nilai kalor [10]</w:t>
+            </w:r>
+          </w:p>
+        </w:tc>
+      </w:tr>
+      <w:tr>
+        <w:tc>
+          <w:tcPr>
+            <w:tcW w:type="dxa" w:w="3968"/>
+            <w:tcBorders>
+              <w:top w:val="single" w:sz="4" w:color="808080"/>
+              <w:left w:val="single" w:sz="4" w:color="808080"/>
+              <w:bottom w:val="single" w:sz="4" w:color="808080"/>
+              <w:right w:val="single" w:sz="4" w:color="808080"/>
+            </w:tcBorders>
+          </w:tcPr>
+          <w:p>
+            <w:pPr>
+              <w:spacing w:line="240" w:lineRule="auto" w:after="40"/>
+            </w:pPr>
+            <w:r>
+              <w:rPr>
+                <w:rFonts w:ascii="Times New Roman" w:hAnsi="Times New Roman"/>
+                <w:sz w:val="20"/>
+              </w:rPr>
+            </w:r>
+            <w:r>
+              <w:rPr>
+                <w:rFonts w:ascii="Times New Roman" w:hAnsi="Times New Roman"/>
+                <w:sz w:val="20"/>
+              </w:rPr>
+              <w:t>Konsumsi BBM motor</w:t>
+            </w:r>
+          </w:p>
+        </w:tc>
+        <w:tc>
+          <w:tcPr>
+            <w:tcW w:type="dxa" w:w="3968"/>
+            <w:tcBorders>
+              <w:top w:val="single" w:sz="4" w:color="808080"/>
+              <w:left w:val="single" w:sz="4" w:color="808080"/>
+              <w:bottom w:val="single" w:sz="4" w:color="808080"/>
+              <w:right w:val="single" w:sz="4" w:color="808080"/>
+            </w:tcBorders>
+          </w:tcPr>
+          <w:p>
+            <w:pPr>
+              <w:spacing w:line="240" w:lineRule="auto" w:after="40"/>
+            </w:pPr>
+            <w:r>
+              <w:rPr>
+                <w:rFonts w:ascii="Times New Roman" w:hAnsi="Times New Roman"/>
+                <w:sz w:val="20"/>
+              </w:rPr>
+            </w:r>
+            <w:r>
+              <w:rPr>
+                <w:rFonts w:ascii="Times New Roman" w:hAnsi="Times New Roman"/>
+                <w:sz w:val="20"/>
+              </w:rPr>
+              <w:t>Angka pabrikan skuter [11]</w:t>
+            </w:r>
+          </w:p>
+        </w:tc>
+      </w:tr>
+      <w:tr>
+        <w:tc>
+          <w:tcPr>
+            <w:tcW w:type="dxa" w:w="3968"/>
+            <w:tcBorders>
+              <w:top w:val="single" w:sz="4" w:color="808080"/>
+              <w:left w:val="single" w:sz="4" w:color="808080"/>
+              <w:bottom w:val="single" w:sz="4" w:color="808080"/>
+              <w:right w:val="single" w:sz="4" w:color="808080"/>
+            </w:tcBorders>
+          </w:tcPr>
+          <w:p>
+            <w:pPr>
+              <w:spacing w:line="240" w:lineRule="auto" w:after="40"/>
+            </w:pPr>
+            <w:r>
+              <w:rPr>
+                <w:rFonts w:ascii="Times New Roman" w:hAnsi="Times New Roman"/>
+                <w:sz w:val="20"/>
+              </w:rPr>
+            </w:r>
+            <w:r>
+              <w:rPr>
+                <w:rFonts w:ascii="Times New Roman" w:hAnsi="Times New Roman"/>
+                <w:sz w:val="20"/>
+              </w:rPr>
+              <w:t>Baseline dampak</w:t>
+            </w:r>
+          </w:p>
+        </w:tc>
+        <w:tc>
+          <w:tcPr>
+            <w:tcW w:type="dxa" w:w="3968"/>
+            <w:tcBorders>
+              <w:top w:val="single" w:sz="4" w:color="808080"/>
+              <w:left w:val="single" w:sz="4" w:color="808080"/>
+              <w:bottom w:val="single" w:sz="4" w:color="808080"/>
+              <w:right w:val="single" w:sz="4" w:color="808080"/>
+            </w:tcBorders>
+          </w:tcPr>
+          <w:p>
+            <w:pPr>
+              <w:spacing w:line="240" w:lineRule="auto" w:after="40"/>
+            </w:pPr>
+            <w:r>
+              <w:rPr>
+                <w:rFonts w:ascii="Times New Roman" w:hAnsi="Times New Roman"/>
+                <w:sz w:val="20"/>
+              </w:rPr>
+            </w:r>
+            <w:r>
+              <w:rPr>
+                <w:rFonts w:ascii="Times New Roman" w:hAnsi="Times New Roman"/>
+                <w:sz w:val="20"/>
+              </w:rPr>
+              <w:t>WRI Indonesia [2]</w:t>
+            </w:r>
+          </w:p>
+        </w:tc>
+      </w:tr>
+    </w:tbl>
+    <w:p/>
+    <w:p>
+      <w:pPr>
+        <w:jc w:val="both"/>
+      </w:pPr>
       <w:r>
         <w:rPr>
           <w:rFonts w:ascii="Times New Roman" w:hAnsi="Times New Roman"/>
           <w:sz w:val="24"/>
         </w:rPr>
-        <w:t xml:space="preserve">; laju penurunan muka tanah Rahmawati dkk [1]; konstanta pasut Rachman dkk [3]; muka air terukur stasiun IOC </w:t>
-      </w:r>
-      <w:r>
-        <w:rPr>
-          <w:rFonts w:ascii="Times New Roman" w:hAnsi="Times New Roman"/>
-          <w:i/>
-          <w:sz w:val="24"/>
-        </w:rPr>
-        <w:t>sema</w:t>
-      </w:r>
-      <w:r>
-        <w:rPr>
-          <w:rFonts w:ascii="Times New Roman" w:hAnsi="Times New Roman"/>
-          <w:sz w:val="24"/>
-        </w:rPr>
-        <w:t xml:space="preserve"> [4]; curah hujan Open-Meteo ERA5 [6]; label genangan Sentinel-1 GRD IW VV via Earth Engine [7]; faktor emisi IPCC 2006 dikali nilai kalor [10]; konsumsi BBM motor angka pabrikan [11]; baseline dampak WRI Indonesia [2]. </w:t>
-      </w:r>
-      <w:r>
-        <w:rPr>
-          <w:rFonts w:ascii="Times New Roman" w:hAnsi="Times New Roman"/>
-          <w:b/>
-          <w:sz w:val="24"/>
-        </w:rPr>
-        <w:t>Konsumsi BBM mobil dan truk tetap asumsi rancangan.</w:t>
+        <w:t>Konsumsi BBM mobil dan truk tetap asumsi rancangan, bukan angka bersumber.</w:t>
       </w:r>
     </w:p>
     <w:p>
@@ -4938,7 +5448,7 @@
         <w:pStyle w:val="Heading2"/>
       </w:pPr>
       <w:r>
-        <w:t>9.2 Hasil validasi model — apa adanya</w:t>
+        <w:t>9.2 Hasil validasi model, apa adanya</w:t>
       </w:r>
     </w:p>
     <w:p>
@@ -5804,22 +6314,7 @@
           <w:rFonts w:ascii="Times New Roman" w:hAnsi="Times New Roman"/>
           <w:sz w:val="24"/>
         </w:rPr>
-        <w:t xml:space="preserve">Ketiga fitur bergantung waktu nol dalam batas ketidakpastiannya: model ini mempelajari ruas mana yang sering beranomali, bukan </w:t>
-      </w:r>
-      <w:r>
-        <w:rPr>
-          <w:rFonts w:ascii="Times New Roman" w:hAnsi="Times New Roman"/>
-          <w:b/>
-          <w:sz w:val="24"/>
-        </w:rPr>
-        <w:t>kapan</w:t>
-      </w:r>
-      <w:r>
-        <w:rPr>
-          <w:rFonts w:ascii="Times New Roman" w:hAnsi="Times New Roman"/>
-          <w:sz w:val="24"/>
-        </w:rPr>
-        <w:t xml:space="preserve"> ruas tergenang. Aturan "pasut saja" menghasilkan ROC-AUC 0,4935 — setara lemparan koin.</w:t>
+        <w:t>Ketiga fitur bergantung waktu nol dalam batas ketidakpastiannya: model ini mempelajari ruas mana yang sering beranomali, bukan kapan ruas tergenang. Aturan "pasut saja" menghasilkan ROC-AUC 0,4935, setara lemparan koin.</w:t>
       </w:r>
     </w:p>
     <w:p>
@@ -5961,7 +6456,7 @@
                 <w:rFonts w:ascii="Times New Roman" w:hAnsi="Times New Roman"/>
                 <w:sz w:val="20"/>
               </w:rPr>
-              <w:t>ROC-AUC 0,5982 pada ambang setara — lebih buruk</w:t>
+              <w:t>ROC-AUC 0,5982 pada ambang setara, lebih buruk</w:t>
             </w:r>
           </w:p>
         </w:tc>
@@ -6295,97 +6790,31 @@
           <w:rFonts w:ascii="Times New Roman" w:hAnsi="Times New Roman"/>
           <w:sz w:val="24"/>
         </w:rPr>
-        <w:t xml:space="preserve">Upaya kelima bertahan paling lama. Setelah tubuh air tetap ditopengkan, luas DARATAN yang tampak berair berkorelasi </w:t>
+        <w:t>Upaya kelima bertahan paling lama. Setelah tubuh air tetap ditopengkan, luas daratan yang tampak berair berkorelasi +0,362 terhadap pasut pada orbit 76. Tandanya positif, dan itu arah yang benar secara fisika.</w:t>
       </w:r>
-      <w:r>
-        <w:rPr>
-          <w:rFonts w:ascii="Times New Roman" w:hAnsi="Times New Roman"/>
-          <w:b/>
-          <w:sz w:val="24"/>
-        </w:rPr>
-        <w:t>+0,362</w:t>
-      </w:r>
+    </w:p>
+    <w:p>
+      <w:pPr>
+        <w:jc w:val="both"/>
+      </w:pPr>
       <w:r>
         <w:rPr>
           <w:rFonts w:ascii="Times New Roman" w:hAnsi="Times New Roman"/>
           <w:sz w:val="24"/>
         </w:rPr>
-        <w:t xml:space="preserve"> terhadap pasut pada orbit 76 — arah yang benar secara fisika. Dua keberatan lalu diuji. </w:t>
+        <w:t>Kami lalu menguji dua keberatan atas hasil itu. Yang pertama: yang diukur luas kawasan, sedangkan sistem merutekan per ruas. Setelah label dibuat per ruas dari 487.890 cuplikan atas 2.502 ruas, korelasinya turun ke +0,230. Yang kedua: Sentinel-1 sinkron matahari, sehingga komponen K1 dan P1 bergeser fase dengan periode setahun dan bisa rancu dengan musim hujan. Setelah hari-dalam-tahun diregresikan, sisanya tinggal +0,107. Musim ternyata menjelaskan 38,6 persen ragam pasut pada waktu akuisisi.</w:t>
       </w:r>
-      <w:r>
-        <w:rPr>
-          <w:rFonts w:ascii="Times New Roman" w:hAnsi="Times New Roman"/>
-          <w:b/>
-          <w:sz w:val="24"/>
-        </w:rPr>
-        <w:t>Pertama</w:t>
-      </w:r>
+    </w:p>
+    <w:p>
+      <w:pPr>
+        <w:jc w:val="both"/>
+      </w:pPr>
       <w:r>
         <w:rPr>
           <w:rFonts w:ascii="Times New Roman" w:hAnsi="Times New Roman"/>
           <w:sz w:val="24"/>
         </w:rPr>
-        <w:t xml:space="preserve">, yang diukur luas kawasan sedangkan sistem merutekan per ruas; label per ruas dari 487.890 cuplikan atas 2.502 ruas menurunkannya ke </w:t>
-      </w:r>
-      <w:r>
-        <w:rPr>
-          <w:rFonts w:ascii="Times New Roman" w:hAnsi="Times New Roman"/>
-          <w:b/>
-          <w:sz w:val="24"/>
-        </w:rPr>
-        <w:t>+0,230</w:t>
-      </w:r>
-      <w:r>
-        <w:rPr>
-          <w:rFonts w:ascii="Times New Roman" w:hAnsi="Times New Roman"/>
-          <w:sz w:val="24"/>
-        </w:rPr>
-        <w:t xml:space="preserve">. </w:t>
-      </w:r>
-      <w:r>
-        <w:rPr>
-          <w:rFonts w:ascii="Times New Roman" w:hAnsi="Times New Roman"/>
-          <w:b/>
-          <w:sz w:val="24"/>
-        </w:rPr>
-        <w:t>Kedua</w:t>
-      </w:r>
-      <w:r>
-        <w:rPr>
-          <w:rFonts w:ascii="Times New Roman" w:hAnsi="Times New Roman"/>
-          <w:sz w:val="24"/>
-        </w:rPr>
-        <w:t xml:space="preserve">, Sentinel-1 sinkron matahari sehingga komponen K1 dan P1 bergeser fase berperiode setahun dan dapat rancu dengan musim hujan; setelah hari-dalam-tahun diregresikan, sisanya </w:t>
-      </w:r>
-      <w:r>
-        <w:rPr>
-          <w:rFonts w:ascii="Times New Roman" w:hAnsi="Times New Roman"/>
-          <w:b/>
-          <w:sz w:val="24"/>
-        </w:rPr>
-        <w:t>+0,107</w:t>
-      </w:r>
-      <w:r>
-        <w:rPr>
-          <w:rFonts w:ascii="Times New Roman" w:hAnsi="Times New Roman"/>
-          <w:sz w:val="24"/>
-        </w:rPr>
-        <w:t xml:space="preserve"> — musim ternyata menjelaskan 38,6 persen ragam pasut pada waktu akuisisi. Bukti bebas berupa tanggal kejadian rob bahkan </w:t>
-      </w:r>
-      <w:r>
-        <w:rPr>
-          <w:rFonts w:ascii="Times New Roman" w:hAnsi="Times New Roman"/>
-          <w:b/>
-          <w:sz w:val="24"/>
-        </w:rPr>
-        <w:t>berlawanan arah</w:t>
-      </w:r>
-      <w:r>
-        <w:rPr>
-          <w:rFonts w:ascii="Times New Roman" w:hAnsi="Times New Roman"/>
-          <w:sz w:val="24"/>
-        </w:rPr>
-        <w:t xml:space="preserve"> (−0,77 simpangan baku).</w:t>
+        <w:t>Bukti yang sepenuhnya bebas, yaitu tanggal kejadian rob, bahkan menunjuk arah sebaliknya (−0,77 simpangan baku).</w:t>
       </w:r>
     </w:p>
     <w:p>
@@ -6929,7 +7358,7 @@
           <w:rFonts w:ascii="Times New Roman" w:hAnsi="Times New Roman"/>
           <w:sz w:val="24"/>
         </w:rPr>
-        <w:t>. RMSE pada acuan WIB 0,097–0,116 meter terhadap rentang terukur 0,920 meter. Diuji silang terhadap 16 kejadian rob terdokumentasi, median persentil tinggi pasut pada hari kejadian 80,2 — dari 50 yang diharapkan bila tidak berhubungan.</w:t>
+        <w:t>. RMSE pada acuan WIB 0,097–0,116 meter terhadap rentang terukur 0,920 meter. Diuji silang terhadap 16 kejadian rob terdokumentasi, median persentil tinggi pasut pada hari kejadian 80,2, dari 50 yang diharapkan bila keduanya tidak berhubungan.</w:t>
       </w:r>
     </w:p>
     <w:p>
@@ -7002,14 +7431,14 @@
           <w:b/>
           <w:sz w:val="24"/>
         </w:rPr>
-        <w:t>Gambar 1 — Peta genangan dan Pita Pasut.</w:t>
+        <w:t>Gambar 1.</w:t>
       </w:r>
       <w:r>
         <w:rPr>
           <w:rFonts w:ascii="Times New Roman" w:hAnsi="Times New Roman"/>
           <w:sz w:val="24"/>
         </w:rPr>
-        <w:t xml:space="preserve"> Ruas diwarnai menurut tangga kedalaman; dua kelas terdalam ditumpuk pola titik agar urutannya tetap terbaca dalam cetakan hitam putih dan oleh pengguna buta warna. Bilah di dasar layar adalah </w:t>
+        <w:t xml:space="preserve"> Peta genangan dan Pita Pasut. Ruas diwarnai menurut tangga kedalaman; dua kelas terdalam ditumpuk pola titik agar urutannya tetap terbaca dalam cetakan hitam putih dan oleh pengguna buta warna. Bilah di dasar layar adalah </w:t>
       </w:r>
       <w:r>
         <w:rPr>
@@ -7077,14 +7506,14 @@
           <w:b/>
           <w:sz w:val="24"/>
         </w:rPr>
-        <w:t>Gambar 2 — Rute dan peringatan paparan.</w:t>
+        <w:t>Gambar 2.</w:t>
       </w:r>
       <w:r>
         <w:rPr>
           <w:rFonts w:ascii="Times New Roman" w:hAnsi="Times New Roman"/>
           <w:sz w:val="24"/>
         </w:rPr>
-        <w:t xml:space="preserve"> Rute sadar rob digambar ambar di atas peta biru, mengikuti konvensi navigasi laut. Panel kiri memuat waktu tempuh, jarak, jumlah ruas dilewati, dan jumlah ruas tergenang. Peringatan paparan terbit karena rute menembus genangan di atas ambang moda, lengkap dengan kedalaman, nama ruas, dan jamnya.</w:t>
+        <w:t xml:space="preserve"> Rute dan peringatan paparan. Rute sadar rob digambar ambar di atas peta biru, mengikuti konvensi navigasi laut. Panel kiri memuat waktu tempuh, jarak, jumlah ruas dilewati, dan jumlah ruas tergenang. Peringatan paparan terbit karena rute menembus genangan di atas ambang moda, lengkap dengan kedalaman, nama ruas, dan jamnya.</w:t>
       </w:r>
     </w:p>
     <w:p>
@@ -7137,14 +7566,14 @@
           <w:b/>
           <w:sz w:val="24"/>
         </w:rPr>
-        <w:t>Gambar 3 — Selisih terhadap rute yang mengabaikan genangan.</w:t>
+        <w:t>Gambar 3.</w:t>
       </w:r>
       <w:r>
         <w:rPr>
           <w:rFonts w:ascii="Times New Roman" w:hAnsi="Times New Roman"/>
           <w:sz w:val="24"/>
         </w:rPr>
-        <w:t xml:space="preserve"> Biaya adaptasi dinyatakan sebagai selisih terhadap rute pembanding, bukan sebagai klaim penghematan.</w:t>
+        <w:t xml:space="preserve"> Selisih terhadap rute yang mengabaikan genangan. Biaya adaptasi dinyatakan sebagai selisih terhadap rute pembanding, bukan sebagai klaim penghematan.</w:t>
       </w:r>
     </w:p>
     <w:p>
@@ -7237,29 +7666,14 @@
           <w:b/>
           <w:sz w:val="24"/>
         </w:rPr>
-        <w:t>Gambar 4 dan 5 — Halaman validasi.</w:t>
+        <w:t>Gambar 4 dan 5.</w:t>
       </w:r>
       <w:r>
         <w:rPr>
           <w:rFonts w:ascii="Times New Roman" w:hAnsi="Times New Roman"/>
           <w:sz w:val="24"/>
         </w:rPr>
-        <w:t xml:space="preserve"> Metrik model Sentinel-1 ditampilkan apa adanya di dalam aplikasi, termasuk ROC-AUC 0,6579 dan matriks kebingungannya, dengan tiga fitur bergantung waktu ditandai "sumbangannya nol". Gambar kelima memuat pernyataan aplikasi sendiri tentang apa yang </w:t>
-      </w:r>
-      <w:r>
-        <w:rPr>
-          <w:rFonts w:ascii="Times New Roman" w:hAnsi="Times New Roman"/>
-          <w:b/>
-          <w:sz w:val="24"/>
-        </w:rPr>
-        <w:t>tidak</w:t>
-      </w:r>
-      <w:r>
-        <w:rPr>
-          <w:rFonts w:ascii="Times New Roman" w:hAnsi="Times New Roman"/>
-          <w:sz w:val="24"/>
-        </w:rPr>
-        <w:t xml:space="preserve"> diklaim.</w:t>
+        <w:t xml:space="preserve"> Halaman validasi. Metrik model Sentinel-1 ditampilkan apa adanya di dalam aplikasi, termasuk ROC-AUC 0,6579 dan matriks kebingungannya, dengan tiga fitur bergantung waktu ditandai "sumbangannya nol". Gambar kelima memuat pernyataan aplikasi sendiri tentang apa yang tidak diklaim.</w:t>
       </w:r>
     </w:p>
     <w:p>
@@ -7312,14 +7726,14 @@
           <w:b/>
           <w:sz w:val="24"/>
         </w:rPr>
-        <w:t>Gambar 6 — Pita Pasut, rinci.</w:t>
+        <w:t>Gambar 6.</w:t>
       </w:r>
       <w:r>
         <w:rPr>
           <w:rFonts w:ascii="Times New Roman" w:hAnsi="Times New Roman"/>
           <w:sz w:val="24"/>
         </w:rPr>
-        <w:t xml:space="preserve"> Garis ukurnya meniru papan duga air pelabuhan; palang merah menandai jam tergenang, pegangan ambar menunjukkan jam yang sedang dilihat.</w:t>
+        <w:t xml:space="preserve"> Pita Pasut, rinci. Garis ukurnya meniru papan duga air pelabuhan; palang merah menandai jam tergenang, pegangan ambar menunjukkan jam yang sedang dilihat.</w:t>
       </w:r>
     </w:p>
     <w:p>
@@ -7372,14 +7786,14 @@
           <w:b/>
           <w:sz w:val="24"/>
         </w:rPr>
-        <w:t>Gambar 7 — Sebaran tinggi pasut saat akuisisi Sentinel-1.</w:t>
+        <w:t>Gambar 7.</w:t>
       </w:r>
       <w:r>
         <w:rPr>
           <w:rFonts w:ascii="Times New Roman" w:hAnsi="Times New Roman"/>
           <w:sz w:val="24"/>
         </w:rPr>
-        <w:t xml:space="preserve"> Membantah kekhawatiran bahwa arsip citra tidak memuat pasang tinggi: persentil ke-95 justru lebih tinggi daripada pencuplikan acak.</w:t>
+        <w:t xml:space="preserve"> Sebaran tinggi pasut saat akuisisi Sentinel-1. Membantah kekhawatiran bahwa arsip citra tidak memuat pasang tinggi: persentil ke-95 justru lebih tinggi daripada pencuplikan acak.</w:t>
       </w:r>
     </w:p>
     <w:p>
@@ -7432,14 +7846,14 @@
           <w:b/>
           <w:sz w:val="24"/>
         </w:rPr>
-        <w:t>Gambar 8 — Kepentingan permutasi fitur model yang ditolak.</w:t>
+        <w:t>Gambar 8.</w:t>
       </w:r>
       <w:r>
         <w:rPr>
           <w:rFonts w:ascii="Times New Roman" w:hAnsi="Times New Roman"/>
           <w:sz w:val="24"/>
         </w:rPr>
-        <w:t xml:space="preserve"> Dasar visual bagi keputusan penolakan pada Bagian 9.2: ketiga fitur yang bergantung waktu nol dalam batas ketidakpastiannya.</w:t>
+        <w:t xml:space="preserve"> Kepentingan permutasi fitur model yang ditolak. Dasar visual bagi keputusan penolakan pada Bagian 9.2: ketiga fitur yang bergantung waktu nol dalam batas ketidakpastiannya.</w:t>
       </w:r>
     </w:p>
     <w:p>
@@ -8708,22 +9122,7 @@
           <w:rFonts w:ascii="Times New Roman" w:hAnsi="Times New Roman"/>
           <w:sz w:val="24"/>
         </w:rPr>
-        <w:t xml:space="preserve"> Angka 839,90 km mencakup </w:t>
-      </w:r>
-      <w:r>
-        <w:rPr>
-          <w:rFonts w:ascii="Times New Roman" w:hAnsi="Times New Roman"/>
-          <w:b/>
-          <w:sz w:val="24"/>
-        </w:rPr>
-        <w:t>hanya jalan berkewenangan pemerintah kota</w:t>
-      </w:r>
-      <w:r>
-        <w:rPr>
-          <w:rFonts w:ascii="Times New Roman" w:hAnsi="Times New Roman"/>
-          <w:sz w:val="24"/>
-        </w:rPr>
-        <w:t xml:space="preserve"> — BPS menyatakannya sendiri — sedangkan graf kami 1.289,4 km mencakup seluruh ruas yang dapat dilalui, termasuk gang. Membaginya menghasilkan angka di atas 100 persen. Keduanya mengukur hal berbeda, dan kami memilih tidak memaksakan rasio daripada menerbitkan persentase yang salah.</w:t>
+        <w:t xml:space="preserve"> Angka 839,90 km hanya mencakup jalan yang menjadi kewenangan pemerintah kota, dan BPS menyatakannya sendiri pada keterangan tabel. Graf kami 1.289,4 km mencakup seluruh ruas yang bisa dilalui, termasuk gang. Membagi yang satu dengan yang lain menghasilkan angka di atas 100 persen. Keduanya mengukur hal yang berbeda, jadi kami memilih tidak memaksakan rasio daripada menerbitkan persentase yang salah.</w:t>
       </w:r>
     </w:p>
     <w:p>
@@ -8783,37 +9182,27 @@
           <w:rFonts w:ascii="Times New Roman" w:hAnsi="Times New Roman"/>
           <w:sz w:val="24"/>
         </w:rPr>
-        <w:t xml:space="preserve">Sistem menerbitkan peringatan paparan bila rute tetap menembus genangan di atas ambang berisiko moda. </w:t>
+        <w:t>Sistem menerbitkan peringatan paparan bila rute tetap menembus genangan di atas ambang berisiko moda.</w:t>
       </w:r>
+    </w:p>
+    <w:p>
+      <w:pPr>
+        <w:jc w:val="both"/>
+      </w:pPr>
       <w:r>
         <w:rPr>
           <w:rFonts w:ascii="Times New Roman" w:hAnsi="Times New Roman"/>
           <w:b/>
           <w:sz w:val="24"/>
         </w:rPr>
-        <w:t>Batas klaim:</w:t>
+        <w:t>Batas klaim.</w:t>
       </w:r>
       <w:r>
         <w:rPr>
           <w:rFonts w:ascii="Times New Roman" w:hAnsi="Times New Roman"/>
           <w:sz w:val="24"/>
         </w:rPr>
-        <w:t xml:space="preserve"> tim </w:t>
-      </w:r>
-      <w:r>
-        <w:rPr>
-          <w:rFonts w:ascii="Times New Roman" w:hAnsi="Times New Roman"/>
-          <w:b/>
-          <w:sz w:val="24"/>
-        </w:rPr>
-        <w:t>tidak</w:t>
-      </w:r>
-      <w:r>
-        <w:rPr>
-          <w:rFonts w:ascii="Times New Roman" w:hAnsi="Times New Roman"/>
-          <w:sz w:val="24"/>
-        </w:rPr>
-        <w:t xml:space="preserve"> mengklaim sistem ini menurunkan angka kasus leptospirosis — hubungan itu dipengaruhi banyak faktor di luar kendali perangkat lunak.</w:t>
+        <w:t xml:space="preserve"> Tim tidak mengklaim sistem ini menurunkan angka kasus leptospirosis. Hubungan antara keduanya dipengaruhi banyak faktor yang berada di luar kendali perangkat lunak.</w:t>
       </w:r>
     </w:p>
     <w:p>
@@ -8821,7 +9210,7 @@
         <w:pStyle w:val="Heading2"/>
       </w:pPr>
       <w:r>
-        <w:t>11.5 Keterbatasan proyeksi — dan mengapa nilai rupiah tidak dihitung</w:t>
+        <w:t>11.5 Keterbatasan proyeksi, dan mengapa nilai rupiah tidak dihitung</w:t>
       </w:r>
     </w:p>
     <w:p>
@@ -8936,22 +9325,7 @@
           <w:rFonts w:ascii="Times New Roman" w:hAnsi="Times New Roman"/>
           <w:sz w:val="24"/>
         </w:rPr>
-        <w:t xml:space="preserve">Nilai sesungguhnya sistem ini kemungkinan besar </w:t>
-      </w:r>
-      <w:r>
-        <w:rPr>
-          <w:rFonts w:ascii="Times New Roman" w:hAnsi="Times New Roman"/>
-          <w:b/>
-          <w:sz w:val="24"/>
-        </w:rPr>
-        <w:t>bukan</w:t>
-      </w:r>
-      <w:r>
-        <w:rPr>
-          <w:rFonts w:ascii="Times New Roman" w:hAnsi="Times New Roman"/>
-          <w:sz w:val="24"/>
-        </w:rPr>
-        <w:t xml:space="preserve"> pada menit yang dihemat, melainkan pada kerusakan kendaraan dan paparan kesehatan yang dihindari — dan keduanya tidak kami ukur.</w:t>
+        <w:t>Nilai sesungguhnya sistem ini kemungkinan besar bukan pada menit yang dihemat, melainkan pada kerusakan kendaraan dan paparan kesehatan yang dihindari. Keduanya tidak kami ukur.</w:t>
       </w:r>
     </w:p>
     <w:p>
@@ -8983,22 +9357,7 @@
           <w:rFonts w:ascii="Times New Roman" w:hAnsi="Times New Roman"/>
           <w:sz w:val="24"/>
         </w:rPr>
-        <w:t xml:space="preserve">Bagian yang paling ingin kami tekankan bukan yang berhasil. Model berbasis 725 citra Sentinel-1 dibangun tuntas, diuji, </w:t>
-      </w:r>
-      <w:r>
-        <w:rPr>
-          <w:rFonts w:ascii="Times New Roman" w:hAnsi="Times New Roman"/>
-          <w:b/>
-          <w:sz w:val="24"/>
-        </w:rPr>
-        <w:t>lima kali</w:t>
-      </w:r>
-      <w:r>
-        <w:rPr>
-          <w:rFonts w:ascii="Times New Roman" w:hAnsi="Times New Roman"/>
-          <w:sz w:val="24"/>
-        </w:rPr>
-        <w:t xml:space="preserve"> diupayakan diselamatkan, lalu ditolak — dan angkanya kami laporkan seluruhnya, termasuk di dalam aplikasinya sendiri. Hasil negatif yang terdokumentasi lebih berharga daripada angka akurasi yang tidak dapat dipertanggungjawabkan.</w:t>
+        <w:t>Bagian yang paling ingin kami tekankan bukan yang berhasil. Model berbasis 725 citra Sentinel-1 dibangun tuntas, diuji, lima kali diupayakan diselamatkan, lalu ditolak. Angkanya kami laporkan seluruhnya, termasuk di dalam aplikasinya sendiri. Hasil negatif yang terdokumentasi lebih berharga daripada angka akurasi yang tidak dapat dipertanggungjawabkan.</w:t>
       </w:r>
     </w:p>
     <w:p>
@@ -9211,7 +9570,7 @@
           <w:rFonts w:ascii="Times New Roman" w:hAnsi="Times New Roman"/>
           <w:sz w:val="24"/>
         </w:rPr>
-        <w:t>[11] Konsumsi motor 0,020 liter/km setara 50 km/liter, di dalam rentang angka pabrikan skuter Indonesia — Honda BeAT 55–60 km/liter (Kompas Otomotif, 30 Agustus 2026).</w:t>
+        <w:t>[11] Konsumsi motor 0,020 liter/km setara 50 km/liter, di dalam rentang angka pabrikan skuter Indonesia, misalnya Honda BeAT 55 sampai 60 km/liter (Kompas Otomotif, 30 Agustus 2026).</w:t>
       </w:r>
     </w:p>
     <w:p>
@@ -9235,7 +9594,7 @@
           <w:rFonts w:ascii="Times New Roman" w:hAnsi="Times New Roman"/>
           <w:sz w:val="24"/>
         </w:rPr>
-        <w:t>[14] Konsumsi mobil penumpang di Indonesia dilaporkan 8–12 km/liter (Premium), 12–16 (Pertalite), 16–20 (Pertamax) — Auto2000 dan Wuling Indonesia (30 Agustus 2026).</w:t>
+        <w:t>[14] Konsumsi mobil penumpang di Indonesia dilaporkan 8 sampai 12 km/liter untuk Premium, 12 sampai 16 untuk Pertalite, dan 16 sampai 20 untuk Pertamax. Auto2000 dan Wuling Indonesia (30 Agustus 2026).</w:t>
       </w:r>
     </w:p>
     <w:p>
@@ -9290,7 +9649,7 @@
         <w:pStyle w:val="Heading2"/>
       </w:pPr>
       <w:r>
-        <w:t>Lampiran A — Tautan wajib</w:t>
+        <w:t>Lampiran A. Tautan wajib</w:t>
       </w:r>
     </w:p>
     <w:tbl>
@@ -9676,7 +10035,7 @@
         <w:pStyle w:val="Heading2"/>
       </w:pPr>
       <w:r>
-        <w:t>Lampiran B — Peta jalan pengembangan</w:t>
+        <w:t>Lampiran B. Peta jalan pengembangan</w:t>
       </w:r>
     </w:p>
     <w:p>
@@ -9689,22 +10048,7 @@
           <w:rFonts w:ascii="Times New Roman" w:hAnsi="Times New Roman"/>
           <w:sz w:val="24"/>
         </w:rPr>
-        <w:t xml:space="preserve">Ground truth genangan per ruas dari BPBD atau laporan warga — prasyarat bagi perbandingan prediksi versus genangan teramati, yang tidak kami tampilkan </w:t>
-      </w:r>
-      <w:r>
-        <w:rPr>
-          <w:rFonts w:ascii="Times New Roman" w:hAnsi="Times New Roman"/>
-          <w:b/>
-          <w:sz w:val="24"/>
-        </w:rPr>
-        <w:t>karena bahannya tidak ada</w:t>
-      </w:r>
-      <w:r>
-        <w:rPr>
-          <w:rFonts w:ascii="Times New Roman" w:hAnsi="Times New Roman"/>
-          <w:sz w:val="24"/>
-        </w:rPr>
-        <w:t>.</w:t>
+        <w:t>Ground truth genangan per ruas dari BPBD atau laporan warga. Inilah prasyarat bagi perbandingan prediksi dengan genangan teramati, yang tidak kami tampilkan karena bahannya memang tidak ada.</w:t>
       </w:r>
     </w:p>
     <w:p>
@@ -9738,7 +10082,7 @@
         <w:pStyle w:val="Heading2"/>
       </w:pPr>
       <w:r>
-        <w:t>Lampiran C — Pembagian peran tim</w:t>
+        <w:t>Lampiran C. Pembagian peran tim</w:t>
       </w:r>
     </w:p>
     <w:tbl>

--- a/Anforcom2026_DSDC_TrioLaAlbiceleste_PasangSurut.docx
+++ b/Anforcom2026_DSDC_TrioLaAlbiceleste_PasangSurut.docx
@@ -8,6 +8,7 @@
     <w:p/>
     <w:p>
       <w:pPr>
+        <w:ind w:firstLine="0"/>
         <w:jc w:val="center"/>
       </w:pPr>
       <w:r>
@@ -21,6 +22,7 @@
     </w:p>
     <w:p>
       <w:pPr>
+        <w:ind w:firstLine="0"/>
         <w:jc w:val="center"/>
       </w:pPr>
       <w:r>
@@ -37,6 +39,7 @@
     <w:p/>
     <w:p>
       <w:pPr>
+        <w:ind w:firstLine="0"/>
         <w:jc w:val="center"/>
       </w:pPr>
       <w:r>
@@ -55,6 +58,7 @@
     </w:p>
     <w:p>
       <w:pPr>
+        <w:ind w:firstLine="0"/>
         <w:jc w:val="center"/>
       </w:pPr>
       <w:r>
@@ -73,6 +77,7 @@
     </w:p>
     <w:p>
       <w:pPr>
+        <w:ind w:firstLine="0"/>
         <w:jc w:val="center"/>
       </w:pPr>
       <w:r>
@@ -91,6 +96,7 @@
     </w:p>
     <w:p>
       <w:pPr>
+        <w:ind w:firstLine="0"/>
         <w:jc w:val="center"/>
       </w:pPr>
       <w:r>
@@ -114,36 +120,1816 @@
     </w:p>
     <w:p>
       <w:pPr>
-        <w:pStyle w:val="Heading1"/>
-      </w:pPr>
-      <w:r>
-        <w:t>1. Judul Karya</w:t>
+        <w:spacing w:after="200"/>
+        <w:ind w:firstLine="0"/>
+        <w:jc w:val="center"/>
+      </w:pPr>
+      <w:r>
+        <w:rPr>
+          <w:rFonts w:ascii="Times New Roman" w:hAnsi="Times New Roman"/>
+          <w:b/>
+          <w:sz w:val="28"/>
+        </w:rPr>
+        <w:t>DAFTAR ISI</w:t>
       </w:r>
     </w:p>
     <w:p>
       <w:pPr>
-        <w:jc w:val="both"/>
-      </w:pPr>
-      <w:r>
-        <w:rPr>
-          <w:rFonts w:ascii="Times New Roman" w:hAnsi="Times New Roman"/>
-          <w:b/>
-          <w:sz w:val="24"/>
-        </w:rPr>
-        <w:t>PASANG SURUT</w:t>
+        <w:tabs>
+          <w:tab w:pos="7937" w:val="right" w:leader="dot"/>
+        </w:tabs>
+        <w:spacing w:line="240" w:lineRule="auto" w:after="40"/>
+        <w:ind w:firstLine="0" w:left="0"/>
+      </w:pPr>
+      <w:r>
+        <w:rPr>
+          <w:rFonts w:ascii="Times New Roman" w:hAnsi="Times New Roman"/>
+          <w:sz w:val="24"/>
+        </w:rPr>
+        <w:t>1. Judul Karya</w:t>
+      </w:r>
+      <w:r>
+        <w:rPr>
+          <w:rFonts w:ascii="Times New Roman" w:hAnsi="Times New Roman"/>
+          <w:sz w:val="24"/>
+        </w:rPr>
+        <w:tab/>
+        <w:t>5</w:t>
       </w:r>
     </w:p>
     <w:p>
       <w:pPr>
+        <w:tabs>
+          <w:tab w:pos="7937" w:val="right" w:leader="dot"/>
+        </w:tabs>
+        <w:spacing w:line="240" w:lineRule="auto" w:after="40"/>
+        <w:ind w:firstLine="0" w:left="0"/>
+      </w:pPr>
+      <w:r>
+        <w:rPr>
+          <w:rFonts w:ascii="Times New Roman" w:hAnsi="Times New Roman"/>
+          <w:sz w:val="24"/>
+        </w:rPr>
+        <w:t>2. Abstrak</w:t>
+      </w:r>
+      <w:r>
+        <w:rPr>
+          <w:rFonts w:ascii="Times New Roman" w:hAnsi="Times New Roman"/>
+          <w:sz w:val="24"/>
+        </w:rPr>
+        <w:tab/>
+        <w:t>5</w:t>
+      </w:r>
+    </w:p>
+    <w:p>
+      <w:pPr>
+        <w:tabs>
+          <w:tab w:pos="7937" w:val="right" w:leader="dot"/>
+        </w:tabs>
+        <w:spacing w:line="240" w:lineRule="auto" w:after="40"/>
+        <w:ind w:firstLine="0" w:left="0"/>
+      </w:pPr>
+      <w:r>
+        <w:rPr>
+          <w:rFonts w:ascii="Times New Roman" w:hAnsi="Times New Roman"/>
+          <w:sz w:val="24"/>
+        </w:rPr>
+        <w:t>3. Latar Belakang Masalah</w:t>
+      </w:r>
+      <w:r>
+        <w:rPr>
+          <w:rFonts w:ascii="Times New Roman" w:hAnsi="Times New Roman"/>
+          <w:sz w:val="24"/>
+        </w:rPr>
+        <w:tab/>
+        <w:t>6</w:t>
+      </w:r>
+    </w:p>
+    <w:p>
+      <w:pPr>
+        <w:tabs>
+          <w:tab w:pos="7937" w:val="right" w:leader="dot"/>
+        </w:tabs>
+        <w:spacing w:line="240" w:lineRule="auto" w:after="40"/>
+        <w:ind w:firstLine="0" w:left="340"/>
+      </w:pPr>
+      <w:r>
+        <w:rPr>
+          <w:rFonts w:ascii="Times New Roman" w:hAnsi="Times New Roman"/>
+          <w:sz w:val="24"/>
+        </w:rPr>
+        <w:t>3.1 Kota yang turun sementara lautnya naik</w:t>
+      </w:r>
+      <w:r>
+        <w:rPr>
+          <w:rFonts w:ascii="Times New Roman" w:hAnsi="Times New Roman"/>
+          <w:sz w:val="24"/>
+        </w:rPr>
+        <w:tab/>
+        <w:t>6</w:t>
+      </w:r>
+    </w:p>
+    <w:p>
+      <w:pPr>
+        <w:tabs>
+          <w:tab w:pos="7937" w:val="right" w:leader="dot"/>
+        </w:tabs>
+        <w:spacing w:line="240" w:lineRule="auto" w:after="40"/>
+        <w:ind w:firstLine="0" w:left="340"/>
+      </w:pPr>
+      <w:r>
+        <w:rPr>
+          <w:rFonts w:ascii="Times New Roman" w:hAnsi="Times New Roman"/>
+          <w:sz w:val="24"/>
+        </w:rPr>
+        <w:t>3.2 Kerugian mobilitas yang jarang dihitung</w:t>
+      </w:r>
+      <w:r>
+        <w:rPr>
+          <w:rFonts w:ascii="Times New Roman" w:hAnsi="Times New Roman"/>
+          <w:sz w:val="24"/>
+        </w:rPr>
+        <w:tab/>
+        <w:t>7</w:t>
+      </w:r>
+    </w:p>
+    <w:p>
+      <w:pPr>
+        <w:tabs>
+          <w:tab w:pos="7937" w:val="right" w:leader="dot"/>
+        </w:tabs>
+        <w:spacing w:line="240" w:lineRule="auto" w:after="40"/>
+        <w:ind w:firstLine="0" w:left="340"/>
+      </w:pPr>
+      <w:r>
+        <w:rPr>
+          <w:rFonts w:ascii="Times New Roman" w:hAnsi="Times New Roman"/>
+          <w:sz w:val="24"/>
+        </w:rPr>
+        <w:t>3.3 Celah yang dinyatakan lembaga riset itu sendiri</w:t>
+      </w:r>
+      <w:r>
+        <w:rPr>
+          <w:rFonts w:ascii="Times New Roman" w:hAnsi="Times New Roman"/>
+          <w:sz w:val="24"/>
+        </w:rPr>
+        <w:tab/>
+        <w:t>7</w:t>
+      </w:r>
+    </w:p>
+    <w:p>
+      <w:pPr>
+        <w:tabs>
+          <w:tab w:pos="7937" w:val="right" w:leader="dot"/>
+        </w:tabs>
+        <w:spacing w:line="240" w:lineRule="auto" w:after="40"/>
+        <w:ind w:firstLine="0" w:left="340"/>
+      </w:pPr>
+      <w:r>
+        <w:rPr>
+          <w:rFonts w:ascii="Times New Roman" w:hAnsi="Times New Roman"/>
+          <w:sz w:val="24"/>
+        </w:rPr>
+        <w:t>3.4 Dampak berlapis pada kesehatan</w:t>
+      </w:r>
+      <w:r>
+        <w:rPr>
+          <w:rFonts w:ascii="Times New Roman" w:hAnsi="Times New Roman"/>
+          <w:sz w:val="24"/>
+        </w:rPr>
+        <w:tab/>
+        <w:t>7</w:t>
+      </w:r>
+    </w:p>
+    <w:p>
+      <w:pPr>
+        <w:tabs>
+          <w:tab w:pos="7937" w:val="right" w:leader="dot"/>
+        </w:tabs>
+        <w:spacing w:line="240" w:lineRule="auto" w:after="40"/>
+        <w:ind w:firstLine="0" w:left="340"/>
+      </w:pPr>
+      <w:r>
+        <w:rPr>
+          <w:rFonts w:ascii="Times New Roman" w:hAnsi="Times New Roman"/>
+          <w:sz w:val="24"/>
+        </w:rPr>
+        <w:t>3.5 Rumusan masalah</w:t>
+      </w:r>
+      <w:r>
+        <w:rPr>
+          <w:rFonts w:ascii="Times New Roman" w:hAnsi="Times New Roman"/>
+          <w:sz w:val="24"/>
+        </w:rPr>
+        <w:tab/>
+        <w:t>7</w:t>
+      </w:r>
+    </w:p>
+    <w:p>
+      <w:pPr>
+        <w:tabs>
+          <w:tab w:pos="7937" w:val="right" w:leader="dot"/>
+        </w:tabs>
+        <w:spacing w:line="240" w:lineRule="auto" w:after="40"/>
+        <w:ind w:firstLine="0" w:left="0"/>
+      </w:pPr>
+      <w:r>
+        <w:rPr>
+          <w:rFonts w:ascii="Times New Roman" w:hAnsi="Times New Roman"/>
+          <w:sz w:val="24"/>
+        </w:rPr>
+        <w:t>4. Tujuan dan Manfaat Dikembangkannya Perangkat Lunak</w:t>
+      </w:r>
+      <w:r>
+        <w:rPr>
+          <w:rFonts w:ascii="Times New Roman" w:hAnsi="Times New Roman"/>
+          <w:sz w:val="24"/>
+        </w:rPr>
+        <w:tab/>
+        <w:t>8</w:t>
+      </w:r>
+    </w:p>
+    <w:p>
+      <w:pPr>
+        <w:tabs>
+          <w:tab w:pos="7937" w:val="right" w:leader="dot"/>
+        </w:tabs>
+        <w:spacing w:line="240" w:lineRule="auto" w:after="40"/>
+        <w:ind w:firstLine="0" w:left="340"/>
+      </w:pPr>
+      <w:r>
+        <w:rPr>
+          <w:rFonts w:ascii="Times New Roman" w:hAnsi="Times New Roman"/>
+          <w:sz w:val="24"/>
+        </w:rPr>
+        <w:t>4.1 Tujuan</w:t>
+      </w:r>
+      <w:r>
+        <w:rPr>
+          <w:rFonts w:ascii="Times New Roman" w:hAnsi="Times New Roman"/>
+          <w:sz w:val="24"/>
+        </w:rPr>
+        <w:tab/>
+        <w:t>8</w:t>
+      </w:r>
+    </w:p>
+    <w:p>
+      <w:pPr>
+        <w:tabs>
+          <w:tab w:pos="7937" w:val="right" w:leader="dot"/>
+        </w:tabs>
+        <w:spacing w:line="240" w:lineRule="auto" w:after="40"/>
+        <w:ind w:firstLine="0" w:left="340"/>
+      </w:pPr>
+      <w:r>
+        <w:rPr>
+          <w:rFonts w:ascii="Times New Roman" w:hAnsi="Times New Roman"/>
+          <w:sz w:val="24"/>
+        </w:rPr>
+        <w:t>4.2 Manfaat bagi warga</w:t>
+      </w:r>
+      <w:r>
+        <w:rPr>
+          <w:rFonts w:ascii="Times New Roman" w:hAnsi="Times New Roman"/>
+          <w:sz w:val="24"/>
+        </w:rPr>
+        <w:tab/>
+        <w:t>8</w:t>
+      </w:r>
+    </w:p>
+    <w:p>
+      <w:pPr>
+        <w:tabs>
+          <w:tab w:pos="7937" w:val="right" w:leader="dot"/>
+        </w:tabs>
+        <w:spacing w:line="240" w:lineRule="auto" w:after="40"/>
+        <w:ind w:firstLine="0" w:left="340"/>
+      </w:pPr>
+      <w:r>
+        <w:rPr>
+          <w:rFonts w:ascii="Times New Roman" w:hAnsi="Times New Roman"/>
+          <w:sz w:val="24"/>
+        </w:rPr>
+        <w:t>4.3 Manfaat bagi pelaku usaha dan logistik</w:t>
+      </w:r>
+      <w:r>
+        <w:rPr>
+          <w:rFonts w:ascii="Times New Roman" w:hAnsi="Times New Roman"/>
+          <w:sz w:val="24"/>
+        </w:rPr>
+        <w:tab/>
+        <w:t>8</w:t>
+      </w:r>
+    </w:p>
+    <w:p>
+      <w:pPr>
+        <w:tabs>
+          <w:tab w:pos="7937" w:val="right" w:leader="dot"/>
+        </w:tabs>
+        <w:spacing w:line="240" w:lineRule="auto" w:after="40"/>
+        <w:ind w:firstLine="0" w:left="340"/>
+      </w:pPr>
+      <w:r>
+        <w:rPr>
+          <w:rFonts w:ascii="Times New Roman" w:hAnsi="Times New Roman"/>
+          <w:sz w:val="24"/>
+        </w:rPr>
+        <w:t>4.4 Manfaat bagi pemerintah kota</w:t>
+      </w:r>
+      <w:r>
+        <w:rPr>
+          <w:rFonts w:ascii="Times New Roman" w:hAnsi="Times New Roman"/>
+          <w:sz w:val="24"/>
+        </w:rPr>
+        <w:tab/>
+        <w:t>8</w:t>
+      </w:r>
+    </w:p>
+    <w:p>
+      <w:pPr>
+        <w:tabs>
+          <w:tab w:pos="7937" w:val="right" w:leader="dot"/>
+        </w:tabs>
+        <w:spacing w:line="240" w:lineRule="auto" w:after="40"/>
+        <w:ind w:firstLine="0" w:left="340"/>
+      </w:pPr>
+      <w:r>
+        <w:rPr>
+          <w:rFonts w:ascii="Times New Roman" w:hAnsi="Times New Roman"/>
+          <w:sz w:val="24"/>
+        </w:rPr>
+        <w:t>4.5 Letaknya terhadap tema ANFORCOM 2026</w:t>
+      </w:r>
+      <w:r>
+        <w:rPr>
+          <w:rFonts w:ascii="Times New Roman" w:hAnsi="Times New Roman"/>
+          <w:sz w:val="24"/>
+        </w:rPr>
+        <w:tab/>
+        <w:t>9</w:t>
+      </w:r>
+    </w:p>
+    <w:p>
+      <w:pPr>
+        <w:tabs>
+          <w:tab w:pos="7937" w:val="right" w:leader="dot"/>
+        </w:tabs>
+        <w:spacing w:line="240" w:lineRule="auto" w:after="40"/>
+        <w:ind w:firstLine="0" w:left="0"/>
+      </w:pPr>
+      <w:r>
+        <w:rPr>
+          <w:rFonts w:ascii="Times New Roman" w:hAnsi="Times New Roman"/>
+          <w:sz w:val="24"/>
+        </w:rPr>
+        <w:t>5. Batasan Perangkat Lunak yang Dikembangkan</w:t>
+      </w:r>
+      <w:r>
+        <w:rPr>
+          <w:rFonts w:ascii="Times New Roman" w:hAnsi="Times New Roman"/>
+          <w:sz w:val="24"/>
+        </w:rPr>
+        <w:tab/>
+        <w:t>9</w:t>
+      </w:r>
+    </w:p>
+    <w:p>
+      <w:pPr>
+        <w:tabs>
+          <w:tab w:pos="7937" w:val="right" w:leader="dot"/>
+        </w:tabs>
+        <w:spacing w:line="240" w:lineRule="auto" w:after="40"/>
+        <w:ind w:firstLine="0" w:left="340"/>
+      </w:pPr>
+      <w:r>
+        <w:rPr>
+          <w:rFonts w:ascii="Times New Roman" w:hAnsi="Times New Roman"/>
+          <w:sz w:val="24"/>
+        </w:rPr>
+        <w:t>5.1 Batasan metodologis</w:t>
+      </w:r>
+      <w:r>
+        <w:rPr>
+          <w:rFonts w:ascii="Times New Roman" w:hAnsi="Times New Roman"/>
+          <w:sz w:val="24"/>
+        </w:rPr>
+        <w:tab/>
+        <w:t>9</w:t>
+      </w:r>
+    </w:p>
+    <w:p>
+      <w:pPr>
+        <w:tabs>
+          <w:tab w:pos="7937" w:val="right" w:leader="dot"/>
+        </w:tabs>
+        <w:spacing w:line="240" w:lineRule="auto" w:after="40"/>
+        <w:ind w:firstLine="0" w:left="340"/>
+      </w:pPr>
+      <w:r>
+        <w:rPr>
+          <w:rFonts w:ascii="Times New Roman" w:hAnsi="Times New Roman"/>
+          <w:sz w:val="24"/>
+        </w:rPr>
+        <w:t>5.2 Batasan cakupan</w:t>
+      </w:r>
+      <w:r>
+        <w:rPr>
+          <w:rFonts w:ascii="Times New Roman" w:hAnsi="Times New Roman"/>
+          <w:sz w:val="24"/>
+        </w:rPr>
+        <w:tab/>
+        <w:t>11</w:t>
+      </w:r>
+    </w:p>
+    <w:p>
+      <w:pPr>
+        <w:tabs>
+          <w:tab w:pos="7937" w:val="right" w:leader="dot"/>
+        </w:tabs>
+        <w:spacing w:line="240" w:lineRule="auto" w:after="40"/>
+        <w:ind w:firstLine="0" w:left="340"/>
+      </w:pPr>
+      <w:r>
+        <w:rPr>
+          <w:rFonts w:ascii="Times New Roman" w:hAnsi="Times New Roman"/>
+          <w:sz w:val="24"/>
+        </w:rPr>
+        <w:t>5.3 Batasan operasional</w:t>
+      </w:r>
+      <w:r>
+        <w:rPr>
+          <w:rFonts w:ascii="Times New Roman" w:hAnsi="Times New Roman"/>
+          <w:sz w:val="24"/>
+        </w:rPr>
+        <w:tab/>
+        <w:t>12</w:t>
+      </w:r>
+    </w:p>
+    <w:p>
+      <w:pPr>
+        <w:tabs>
+          <w:tab w:pos="7937" w:val="right" w:leader="dot"/>
+        </w:tabs>
+        <w:spacing w:line="240" w:lineRule="auto" w:after="40"/>
+        <w:ind w:firstLine="0" w:left="0"/>
+      </w:pPr>
+      <w:r>
+        <w:rPr>
+          <w:rFonts w:ascii="Times New Roman" w:hAnsi="Times New Roman"/>
+          <w:sz w:val="24"/>
+        </w:rPr>
+        <w:t>6. Metodologi Pengembangan</w:t>
+      </w:r>
+      <w:r>
+        <w:rPr>
+          <w:rFonts w:ascii="Times New Roman" w:hAnsi="Times New Roman"/>
+          <w:sz w:val="24"/>
+        </w:rPr>
+        <w:tab/>
+        <w:t>12</w:t>
+      </w:r>
+    </w:p>
+    <w:p>
+      <w:pPr>
+        <w:tabs>
+          <w:tab w:pos="7937" w:val="right" w:leader="dot"/>
+        </w:tabs>
+        <w:spacing w:line="240" w:lineRule="auto" w:after="40"/>
+        <w:ind w:firstLine="0" w:left="340"/>
+      </w:pPr>
+      <w:r>
+        <w:rPr>
+          <w:rFonts w:ascii="Times New Roman" w:hAnsi="Times New Roman"/>
+          <w:sz w:val="24"/>
+        </w:rPr>
+        <w:t>6.1 Pendekatan</w:t>
+      </w:r>
+      <w:r>
+        <w:rPr>
+          <w:rFonts w:ascii="Times New Roman" w:hAnsi="Times New Roman"/>
+          <w:sz w:val="24"/>
+        </w:rPr>
+        <w:tab/>
+        <w:t>12</w:t>
+      </w:r>
+    </w:p>
+    <w:p>
+      <w:pPr>
+        <w:tabs>
+          <w:tab w:pos="7937" w:val="right" w:leader="dot"/>
+        </w:tabs>
+        <w:spacing w:line="240" w:lineRule="auto" w:after="40"/>
+        <w:ind w:firstLine="0" w:left="340"/>
+      </w:pPr>
+      <w:r>
+        <w:rPr>
+          <w:rFonts w:ascii="Times New Roman" w:hAnsi="Times New Roman"/>
+          <w:sz w:val="24"/>
+        </w:rPr>
+        <w:t>6.2 Mengapa bukan model bathtub berbasis ambang elevasi</w:t>
+      </w:r>
+      <w:r>
+        <w:rPr>
+          <w:rFonts w:ascii="Times New Roman" w:hAnsi="Times New Roman"/>
+          <w:sz w:val="24"/>
+        </w:rPr>
+        <w:tab/>
+        <w:t>12</w:t>
+      </w:r>
+    </w:p>
+    <w:p>
+      <w:pPr>
+        <w:tabs>
+          <w:tab w:pos="7937" w:val="right" w:leader="dot"/>
+        </w:tabs>
+        <w:spacing w:line="240" w:lineRule="auto" w:after="40"/>
+        <w:ind w:firstLine="0" w:left="340"/>
+      </w:pPr>
+      <w:r>
+        <w:rPr>
+          <w:rFonts w:ascii="Times New Roman" w:hAnsi="Times New Roman"/>
+          <w:sz w:val="24"/>
+        </w:rPr>
+        <w:t>6.3 Mengapa kalibrasi Sentinel-1 dikerjakan, dan mengapa akhirnya ditolak</w:t>
+      </w:r>
+      <w:r>
+        <w:rPr>
+          <w:rFonts w:ascii="Times New Roman" w:hAnsi="Times New Roman"/>
+          <w:sz w:val="24"/>
+        </w:rPr>
+        <w:tab/>
+        <w:t>13</w:t>
+      </w:r>
+    </w:p>
+    <w:p>
+      <w:pPr>
+        <w:tabs>
+          <w:tab w:pos="7937" w:val="right" w:leader="dot"/>
+        </w:tabs>
+        <w:spacing w:line="240" w:lineRule="auto" w:after="40"/>
+        <w:ind w:firstLine="0" w:left="340"/>
+      </w:pPr>
+      <w:r>
+        <w:rPr>
+          <w:rFonts w:ascii="Times New Roman" w:hAnsi="Times New Roman"/>
+          <w:sz w:val="24"/>
+        </w:rPr>
+        <w:t>6.4 Pembagian data dan pencegahan kebocoran</w:t>
+      </w:r>
+      <w:r>
+        <w:rPr>
+          <w:rFonts w:ascii="Times New Roman" w:hAnsi="Times New Roman"/>
+          <w:sz w:val="24"/>
+        </w:rPr>
+        <w:tab/>
+        <w:t>13</w:t>
+      </w:r>
+    </w:p>
+    <w:p>
+      <w:pPr>
+        <w:tabs>
+          <w:tab w:pos="7937" w:val="right" w:leader="dot"/>
+        </w:tabs>
+        <w:spacing w:line="240" w:lineRule="auto" w:after="40"/>
+        <w:ind w:firstLine="0" w:left="0"/>
+      </w:pPr>
+      <w:r>
+        <w:rPr>
+          <w:rFonts w:ascii="Times New Roman" w:hAnsi="Times New Roman"/>
+          <w:sz w:val="24"/>
+        </w:rPr>
+        <w:t>7. Analisis Kebutuhan dan Desain Solusi Perangkat Lunak</w:t>
+      </w:r>
+      <w:r>
+        <w:rPr>
+          <w:rFonts w:ascii="Times New Roman" w:hAnsi="Times New Roman"/>
+          <w:sz w:val="24"/>
+        </w:rPr>
+        <w:tab/>
+        <w:t>13</w:t>
+      </w:r>
+    </w:p>
+    <w:p>
+      <w:pPr>
+        <w:tabs>
+          <w:tab w:pos="7937" w:val="right" w:leader="dot"/>
+        </w:tabs>
+        <w:spacing w:line="240" w:lineRule="auto" w:after="40"/>
+        <w:ind w:firstLine="0" w:left="340"/>
+      </w:pPr>
+      <w:r>
+        <w:rPr>
+          <w:rFonts w:ascii="Times New Roman" w:hAnsi="Times New Roman"/>
+          <w:sz w:val="24"/>
+        </w:rPr>
+        <w:t>7.1 Pengguna sasaran</w:t>
+      </w:r>
+      <w:r>
+        <w:rPr>
+          <w:rFonts w:ascii="Times New Roman" w:hAnsi="Times New Roman"/>
+          <w:sz w:val="24"/>
+        </w:rPr>
+        <w:tab/>
+        <w:t>13</w:t>
+      </w:r>
+    </w:p>
+    <w:p>
+      <w:pPr>
+        <w:tabs>
+          <w:tab w:pos="7937" w:val="right" w:leader="dot"/>
+        </w:tabs>
+        <w:spacing w:line="240" w:lineRule="auto" w:after="40"/>
+        <w:ind w:firstLine="0" w:left="340"/>
+      </w:pPr>
+      <w:r>
+        <w:rPr>
+          <w:rFonts w:ascii="Times New Roman" w:hAnsi="Times New Roman"/>
+          <w:sz w:val="24"/>
+        </w:rPr>
+        <w:t>7.2 Kebutuhan fungsional</w:t>
+      </w:r>
+      <w:r>
+        <w:rPr>
+          <w:rFonts w:ascii="Times New Roman" w:hAnsi="Times New Roman"/>
+          <w:sz w:val="24"/>
+        </w:rPr>
+        <w:tab/>
+        <w:t>14</w:t>
+      </w:r>
+    </w:p>
+    <w:p>
+      <w:pPr>
+        <w:tabs>
+          <w:tab w:pos="7937" w:val="right" w:leader="dot"/>
+        </w:tabs>
+        <w:spacing w:line="240" w:lineRule="auto" w:after="40"/>
+        <w:ind w:firstLine="0" w:left="340"/>
+      </w:pPr>
+      <w:r>
+        <w:rPr>
+          <w:rFonts w:ascii="Times New Roman" w:hAnsi="Times New Roman"/>
+          <w:sz w:val="24"/>
+        </w:rPr>
+        <w:t>7.3 Kebutuhan non-fungsional</w:t>
+      </w:r>
+      <w:r>
+        <w:rPr>
+          <w:rFonts w:ascii="Times New Roman" w:hAnsi="Times New Roman"/>
+          <w:sz w:val="24"/>
+        </w:rPr>
+        <w:tab/>
+        <w:t>14</w:t>
+      </w:r>
+    </w:p>
+    <w:p>
+      <w:pPr>
+        <w:tabs>
+          <w:tab w:pos="7937" w:val="right" w:leader="dot"/>
+        </w:tabs>
+        <w:spacing w:line="240" w:lineRule="auto" w:after="40"/>
+        <w:ind w:firstLine="0" w:left="340"/>
+      </w:pPr>
+      <w:r>
+        <w:rPr>
+          <w:rFonts w:ascii="Times New Roman" w:hAnsi="Times New Roman"/>
+          <w:sz w:val="24"/>
+        </w:rPr>
+        <w:t>7.4 Alur pengguna</w:t>
+      </w:r>
+      <w:r>
+        <w:rPr>
+          <w:rFonts w:ascii="Times New Roman" w:hAnsi="Times New Roman"/>
+          <w:sz w:val="24"/>
+        </w:rPr>
+        <w:tab/>
+        <w:t>15</w:t>
+      </w:r>
+    </w:p>
+    <w:p>
+      <w:pPr>
+        <w:tabs>
+          <w:tab w:pos="7937" w:val="right" w:leader="dot"/>
+        </w:tabs>
+        <w:spacing w:line="240" w:lineRule="auto" w:after="40"/>
+        <w:ind w:firstLine="0" w:left="0"/>
+      </w:pPr>
+      <w:r>
+        <w:rPr>
+          <w:rFonts w:ascii="Times New Roman" w:hAnsi="Times New Roman"/>
+          <w:sz w:val="24"/>
+        </w:rPr>
+        <w:t>8. Arsitektur Sistem dan Spesifikasi Tools/Teknologi</w:t>
+      </w:r>
+      <w:r>
+        <w:rPr>
+          <w:rFonts w:ascii="Times New Roman" w:hAnsi="Times New Roman"/>
+          <w:sz w:val="24"/>
+        </w:rPr>
+        <w:tab/>
+        <w:t>15</w:t>
+      </w:r>
+    </w:p>
+    <w:p>
+      <w:pPr>
+        <w:tabs>
+          <w:tab w:pos="7937" w:val="right" w:leader="dot"/>
+        </w:tabs>
+        <w:spacing w:line="240" w:lineRule="auto" w:after="40"/>
+        <w:ind w:firstLine="0" w:left="340"/>
+      </w:pPr>
+      <w:r>
+        <w:rPr>
+          <w:rFonts w:ascii="Times New Roman" w:hAnsi="Times New Roman"/>
+          <w:sz w:val="24"/>
+        </w:rPr>
+        <w:t>8.1 Arsitektur</w:t>
+      </w:r>
+      <w:r>
+        <w:rPr>
+          <w:rFonts w:ascii="Times New Roman" w:hAnsi="Times New Roman"/>
+          <w:sz w:val="24"/>
+        </w:rPr>
+        <w:tab/>
+        <w:t>15</w:t>
+      </w:r>
+    </w:p>
+    <w:p>
+      <w:pPr>
+        <w:tabs>
+          <w:tab w:pos="7937" w:val="right" w:leader="dot"/>
+        </w:tabs>
+        <w:spacing w:line="240" w:lineRule="auto" w:after="40"/>
+        <w:ind w:firstLine="0" w:left="340"/>
+      </w:pPr>
+      <w:r>
+        <w:rPr>
+          <w:rFonts w:ascii="Times New Roman" w:hAnsi="Times New Roman"/>
+          <w:sz w:val="24"/>
+        </w:rPr>
+        <w:t>8.2 Spesifikasi teknologi</w:t>
+      </w:r>
+      <w:r>
+        <w:rPr>
+          <w:rFonts w:ascii="Times New Roman" w:hAnsi="Times New Roman"/>
+          <w:sz w:val="24"/>
+        </w:rPr>
+        <w:tab/>
+        <w:t>16</w:t>
+      </w:r>
+    </w:p>
+    <w:p>
+      <w:pPr>
+        <w:tabs>
+          <w:tab w:pos="7937" w:val="right" w:leader="dot"/>
+        </w:tabs>
+        <w:spacing w:line="240" w:lineRule="auto" w:after="40"/>
+        <w:ind w:firstLine="0" w:left="340"/>
+      </w:pPr>
+      <w:r>
+        <w:rPr>
+          <w:rFonts w:ascii="Times New Roman" w:hAnsi="Times New Roman"/>
+          <w:sz w:val="24"/>
+        </w:rPr>
+        <w:t>8.3 Sumber data</w:t>
+      </w:r>
+      <w:r>
+        <w:rPr>
+          <w:rFonts w:ascii="Times New Roman" w:hAnsi="Times New Roman"/>
+          <w:sz w:val="24"/>
+        </w:rPr>
+        <w:tab/>
+        <w:t>16</w:t>
+      </w:r>
+    </w:p>
+    <w:p>
+      <w:pPr>
+        <w:tabs>
+          <w:tab w:pos="7937" w:val="right" w:leader="dot"/>
+        </w:tabs>
+        <w:spacing w:line="240" w:lineRule="auto" w:after="40"/>
+        <w:ind w:firstLine="0" w:left="0"/>
+      </w:pPr>
+      <w:r>
+        <w:rPr>
+          <w:rFonts w:ascii="Times New Roman" w:hAnsi="Times New Roman"/>
+          <w:sz w:val="24"/>
+        </w:rPr>
+        <w:t>9. Implementasi Perangkat Lunak</w:t>
+      </w:r>
+      <w:r>
+        <w:rPr>
+          <w:rFonts w:ascii="Times New Roman" w:hAnsi="Times New Roman"/>
+          <w:sz w:val="24"/>
+        </w:rPr>
+        <w:tab/>
+        <w:t>17</w:t>
+      </w:r>
+    </w:p>
+    <w:p>
+      <w:pPr>
+        <w:tabs>
+          <w:tab w:pos="7937" w:val="right" w:leader="dot"/>
+        </w:tabs>
+        <w:spacing w:line="240" w:lineRule="auto" w:after="40"/>
+        <w:ind w:firstLine="0" w:left="340"/>
+      </w:pPr>
+      <w:r>
+        <w:rPr>
+          <w:rFonts w:ascii="Times New Roman" w:hAnsi="Times New Roman"/>
+          <w:sz w:val="24"/>
+        </w:rPr>
+        <w:t>9.1 Status modul</w:t>
+      </w:r>
+      <w:r>
+        <w:rPr>
+          <w:rFonts w:ascii="Times New Roman" w:hAnsi="Times New Roman"/>
+          <w:sz w:val="24"/>
+        </w:rPr>
+        <w:tab/>
+        <w:t>17</w:t>
+      </w:r>
+    </w:p>
+    <w:p>
+      <w:pPr>
+        <w:tabs>
+          <w:tab w:pos="7937" w:val="right" w:leader="dot"/>
+        </w:tabs>
+        <w:spacing w:line="240" w:lineRule="auto" w:after="40"/>
+        <w:ind w:firstLine="0" w:left="340"/>
+      </w:pPr>
+      <w:r>
+        <w:rPr>
+          <w:rFonts w:ascii="Times New Roman" w:hAnsi="Times New Roman"/>
+          <w:sz w:val="24"/>
+        </w:rPr>
+        <w:t>9.2 Hasil validasi model, apa adanya</w:t>
+      </w:r>
+      <w:r>
+        <w:rPr>
+          <w:rFonts w:ascii="Times New Roman" w:hAnsi="Times New Roman"/>
+          <w:sz w:val="24"/>
+        </w:rPr>
+        <w:tab/>
+        <w:t>18</w:t>
+      </w:r>
+    </w:p>
+    <w:p>
+      <w:pPr>
+        <w:tabs>
+          <w:tab w:pos="7937" w:val="right" w:leader="dot"/>
+        </w:tabs>
+        <w:spacing w:line="240" w:lineRule="auto" w:after="40"/>
+        <w:ind w:firstLine="0" w:left="340"/>
+      </w:pPr>
+      <w:r>
+        <w:rPr>
+          <w:rFonts w:ascii="Times New Roman" w:hAnsi="Times New Roman"/>
+          <w:sz w:val="24"/>
+        </w:rPr>
+        <w:t>9.3 Lima upaya penyelamatan, seluruhnya gagal</w:t>
+      </w:r>
+      <w:r>
+        <w:rPr>
+          <w:rFonts w:ascii="Times New Roman" w:hAnsi="Times New Roman"/>
+          <w:sz w:val="24"/>
+        </w:rPr>
+        <w:tab/>
+        <w:t>18</w:t>
+      </w:r>
+    </w:p>
+    <w:p>
+      <w:pPr>
+        <w:tabs>
+          <w:tab w:pos="7937" w:val="right" w:leader="dot"/>
+        </w:tabs>
+        <w:spacing w:line="240" w:lineRule="auto" w:after="40"/>
+        <w:ind w:firstLine="0" w:left="340"/>
+      </w:pPr>
+      <w:r>
+        <w:rPr>
+          <w:rFonts w:ascii="Times New Roman" w:hAnsi="Times New Roman"/>
+          <w:sz w:val="24"/>
+        </w:rPr>
+        <w:t>9.4 Yang tervalidasi: rekonstruksi pasang surut</w:t>
+      </w:r>
+      <w:r>
+        <w:rPr>
+          <w:rFonts w:ascii="Times New Roman" w:hAnsi="Times New Roman"/>
+          <w:sz w:val="24"/>
+        </w:rPr>
+        <w:tab/>
+        <w:t>19</w:t>
+      </w:r>
+    </w:p>
+    <w:p>
+      <w:pPr>
+        <w:tabs>
+          <w:tab w:pos="7937" w:val="right" w:leader="dot"/>
+        </w:tabs>
+        <w:spacing w:line="240" w:lineRule="auto" w:after="40"/>
+        <w:ind w:firstLine="0" w:left="0"/>
+      </w:pPr>
+      <w:r>
+        <w:rPr>
+          <w:rFonts w:ascii="Times New Roman" w:hAnsi="Times New Roman"/>
+          <w:sz w:val="24"/>
+        </w:rPr>
+        <w:t>10. Mockup dan Tangkapan Layar Aplikasi</w:t>
+      </w:r>
+      <w:r>
+        <w:rPr>
+          <w:rFonts w:ascii="Times New Roman" w:hAnsi="Times New Roman"/>
+          <w:sz w:val="24"/>
+        </w:rPr>
+        <w:tab/>
+        <w:t>20</w:t>
+      </w:r>
+    </w:p>
+    <w:p>
+      <w:pPr>
+        <w:tabs>
+          <w:tab w:pos="7937" w:val="right" w:leader="dot"/>
+        </w:tabs>
+        <w:spacing w:line="240" w:lineRule="auto" w:after="40"/>
+        <w:ind w:firstLine="0" w:left="0"/>
+      </w:pPr>
+      <w:r>
+        <w:rPr>
+          <w:rFonts w:ascii="Times New Roman" w:hAnsi="Times New Roman"/>
+          <w:sz w:val="24"/>
+        </w:rPr>
+        <w:t>11. Impact Projection</w:t>
+      </w:r>
+      <w:r>
+        <w:rPr>
+          <w:rFonts w:ascii="Times New Roman" w:hAnsi="Times New Roman"/>
+          <w:sz w:val="24"/>
+        </w:rPr>
+        <w:tab/>
+        <w:t>23</w:t>
+      </w:r>
+    </w:p>
+    <w:p>
+      <w:pPr>
+        <w:tabs>
+          <w:tab w:pos="7937" w:val="right" w:leader="dot"/>
+        </w:tabs>
+        <w:spacing w:line="240" w:lineRule="auto" w:after="40"/>
+        <w:ind w:firstLine="0" w:left="340"/>
+      </w:pPr>
+      <w:r>
+        <w:rPr>
+          <w:rFonts w:ascii="Times New Roman" w:hAnsi="Times New Roman"/>
+          <w:sz w:val="24"/>
+        </w:rPr>
+        <w:t>11.1 Baseline</w:t>
+      </w:r>
+      <w:r>
+        <w:rPr>
+          <w:rFonts w:ascii="Times New Roman" w:hAnsi="Times New Roman"/>
+          <w:sz w:val="24"/>
+        </w:rPr>
+        <w:tab/>
+        <w:t>24</w:t>
+      </w:r>
+    </w:p>
+    <w:p>
+      <w:pPr>
+        <w:tabs>
+          <w:tab w:pos="7937" w:val="right" w:leader="dot"/>
+        </w:tabs>
+        <w:spacing w:line="240" w:lineRule="auto" w:after="40"/>
+        <w:ind w:firstLine="0" w:left="340"/>
+      </w:pPr>
+      <w:r>
+        <w:rPr>
+          <w:rFonts w:ascii="Times New Roman" w:hAnsi="Times New Roman"/>
+          <w:sz w:val="24"/>
+        </w:rPr>
+        <w:t>11.2 Rantai estimasi</w:t>
+      </w:r>
+      <w:r>
+        <w:rPr>
+          <w:rFonts w:ascii="Times New Roman" w:hAnsi="Times New Roman"/>
+          <w:sz w:val="24"/>
+        </w:rPr>
+        <w:tab/>
+        <w:t>24</w:t>
+      </w:r>
+    </w:p>
+    <w:p>
+      <w:pPr>
+        <w:tabs>
+          <w:tab w:pos="7937" w:val="right" w:leader="dot"/>
+        </w:tabs>
+        <w:spacing w:line="240" w:lineRule="auto" w:after="40"/>
+        <w:ind w:firstLine="0" w:left="340"/>
+      </w:pPr>
+      <w:r>
+        <w:rPr>
+          <w:rFonts w:ascii="Times New Roman" w:hAnsi="Times New Roman"/>
+          <w:sz w:val="24"/>
+        </w:rPr>
+        <w:t>11.3 Dampak lingkungan</w:t>
+      </w:r>
+      <w:r>
+        <w:rPr>
+          <w:rFonts w:ascii="Times New Roman" w:hAnsi="Times New Roman"/>
+          <w:sz w:val="24"/>
+        </w:rPr>
+        <w:tab/>
+        <w:t>25</w:t>
+      </w:r>
+    </w:p>
+    <w:p>
+      <w:pPr>
+        <w:tabs>
+          <w:tab w:pos="7937" w:val="right" w:leader="dot"/>
+        </w:tabs>
+        <w:spacing w:line="240" w:lineRule="auto" w:after="40"/>
+        <w:ind w:firstLine="0" w:left="340"/>
+      </w:pPr>
+      <w:r>
+        <w:rPr>
+          <w:rFonts w:ascii="Times New Roman" w:hAnsi="Times New Roman"/>
+          <w:sz w:val="24"/>
+        </w:rPr>
+        <w:t>11.4 Dampak kesehatan</w:t>
+      </w:r>
+      <w:r>
+        <w:rPr>
+          <w:rFonts w:ascii="Times New Roman" w:hAnsi="Times New Roman"/>
+          <w:sz w:val="24"/>
+        </w:rPr>
+        <w:tab/>
+        <w:t>25</w:t>
+      </w:r>
+    </w:p>
+    <w:p>
+      <w:pPr>
+        <w:tabs>
+          <w:tab w:pos="7937" w:val="right" w:leader="dot"/>
+        </w:tabs>
+        <w:spacing w:line="240" w:lineRule="auto" w:after="40"/>
+        <w:ind w:firstLine="0" w:left="340"/>
+      </w:pPr>
+      <w:r>
+        <w:rPr>
+          <w:rFonts w:ascii="Times New Roman" w:hAnsi="Times New Roman"/>
+          <w:sz w:val="24"/>
+        </w:rPr>
+        <w:t>11.5 Keterbatasan proyeksi, dan mengapa nilai rupiah tidak dihitung</w:t>
+      </w:r>
+      <w:r>
+        <w:rPr>
+          <w:rFonts w:ascii="Times New Roman" w:hAnsi="Times New Roman"/>
+          <w:sz w:val="24"/>
+        </w:rPr>
+        <w:tab/>
+        <w:t>25</w:t>
+      </w:r>
+    </w:p>
+    <w:p>
+      <w:pPr>
+        <w:tabs>
+          <w:tab w:pos="7937" w:val="right" w:leader="dot"/>
+        </w:tabs>
+        <w:spacing w:line="240" w:lineRule="auto" w:after="40"/>
+        <w:ind w:firstLine="0" w:left="0"/>
+      </w:pPr>
+      <w:r>
+        <w:rPr>
+          <w:rFonts w:ascii="Times New Roman" w:hAnsi="Times New Roman"/>
+          <w:sz w:val="24"/>
+        </w:rPr>
+        <w:t>12. Penutup</w:t>
+      </w:r>
+      <w:r>
+        <w:rPr>
+          <w:rFonts w:ascii="Times New Roman" w:hAnsi="Times New Roman"/>
+          <w:sz w:val="24"/>
+        </w:rPr>
+        <w:tab/>
+        <w:t>26</w:t>
+      </w:r>
+    </w:p>
+    <w:p>
+      <w:pPr>
+        <w:tabs>
+          <w:tab w:pos="7937" w:val="right" w:leader="dot"/>
+        </w:tabs>
+        <w:spacing w:line="240" w:lineRule="auto" w:after="40"/>
+        <w:ind w:firstLine="0" w:left="0"/>
+      </w:pPr>
+      <w:r>
+        <w:rPr>
+          <w:rFonts w:ascii="Times New Roman" w:hAnsi="Times New Roman"/>
+          <w:sz w:val="24"/>
+        </w:rPr>
+        <w:t>13. Daftar Pustaka</w:t>
+      </w:r>
+      <w:r>
+        <w:rPr>
+          <w:rFonts w:ascii="Times New Roman" w:hAnsi="Times New Roman"/>
+          <w:sz w:val="24"/>
+        </w:rPr>
+        <w:tab/>
+        <w:t>26</w:t>
+      </w:r>
+    </w:p>
+    <w:p>
+      <w:pPr>
+        <w:tabs>
+          <w:tab w:pos="7937" w:val="right" w:leader="dot"/>
+        </w:tabs>
+        <w:spacing w:line="240" w:lineRule="auto" w:after="40"/>
+        <w:ind w:firstLine="0" w:left="0"/>
+      </w:pPr>
+      <w:r>
+        <w:rPr>
+          <w:rFonts w:ascii="Times New Roman" w:hAnsi="Times New Roman"/>
+          <w:sz w:val="24"/>
+        </w:rPr>
+        <w:t>14. Lampiran</w:t>
+      </w:r>
+      <w:r>
+        <w:rPr>
+          <w:rFonts w:ascii="Times New Roman" w:hAnsi="Times New Roman"/>
+          <w:sz w:val="24"/>
+        </w:rPr>
+        <w:tab/>
+        <w:t>28</w:t>
+      </w:r>
+    </w:p>
+    <w:p>
+      <w:pPr>
+        <w:tabs>
+          <w:tab w:pos="7937" w:val="right" w:leader="dot"/>
+        </w:tabs>
+        <w:spacing w:line="240" w:lineRule="auto" w:after="40"/>
+        <w:ind w:firstLine="0" w:left="340"/>
+      </w:pPr>
+      <w:r>
+        <w:rPr>
+          <w:rFonts w:ascii="Times New Roman" w:hAnsi="Times New Roman"/>
+          <w:sz w:val="24"/>
+        </w:rPr>
+        <w:t>Lampiran A. Tautan wajib</w:t>
+      </w:r>
+      <w:r>
+        <w:rPr>
+          <w:rFonts w:ascii="Times New Roman" w:hAnsi="Times New Roman"/>
+          <w:sz w:val="24"/>
+        </w:rPr>
+        <w:tab/>
+        <w:t>28</w:t>
+      </w:r>
+    </w:p>
+    <w:p>
+      <w:pPr>
+        <w:tabs>
+          <w:tab w:pos="7937" w:val="right" w:leader="dot"/>
+        </w:tabs>
+        <w:spacing w:line="240" w:lineRule="auto" w:after="40"/>
+        <w:ind w:firstLine="0" w:left="340"/>
+      </w:pPr>
+      <w:r>
+        <w:rPr>
+          <w:rFonts w:ascii="Times New Roman" w:hAnsi="Times New Roman"/>
+          <w:sz w:val="24"/>
+        </w:rPr>
+        <w:t>Lampiran B. Peta jalan pengembangan</w:t>
+      </w:r>
+      <w:r>
+        <w:rPr>
+          <w:rFonts w:ascii="Times New Roman" w:hAnsi="Times New Roman"/>
+          <w:sz w:val="24"/>
+        </w:rPr>
+        <w:tab/>
+        <w:t>28</w:t>
+      </w:r>
+    </w:p>
+    <w:p>
+      <w:pPr>
+        <w:tabs>
+          <w:tab w:pos="7937" w:val="right" w:leader="dot"/>
+        </w:tabs>
+        <w:spacing w:line="240" w:lineRule="auto" w:after="40"/>
+        <w:ind w:firstLine="0" w:left="340"/>
+      </w:pPr>
+      <w:r>
+        <w:rPr>
+          <w:rFonts w:ascii="Times New Roman" w:hAnsi="Times New Roman"/>
+          <w:sz w:val="24"/>
+        </w:rPr>
+        <w:t>Lampiran C. Pembagian peran tim</w:t>
+      </w:r>
+      <w:r>
+        <w:rPr>
+          <w:rFonts w:ascii="Times New Roman" w:hAnsi="Times New Roman"/>
+          <w:sz w:val="24"/>
+        </w:rPr>
+        <w:tab/>
+        <w:t>28</w:t>
+      </w:r>
+    </w:p>
+    <w:p>
+      <w:r>
+        <w:br w:type="page"/>
+      </w:r>
+    </w:p>
+    <w:p>
+      <w:pPr>
+        <w:spacing w:after="200"/>
+        <w:ind w:firstLine="0"/>
+        <w:jc w:val="center"/>
+      </w:pPr>
+      <w:r>
+        <w:rPr>
+          <w:rFonts w:ascii="Times New Roman" w:hAnsi="Times New Roman"/>
+          <w:b/>
+          <w:sz w:val="28"/>
+        </w:rPr>
+        <w:t>DAFTAR GAMBAR</w:t>
+      </w:r>
+    </w:p>
+    <w:p>
+      <w:pPr>
+        <w:tabs>
+          <w:tab w:pos="7937" w:val="right" w:leader="dot"/>
+        </w:tabs>
+        <w:spacing w:line="240" w:lineRule="auto" w:after="40"/>
+        <w:ind w:firstLine="0" w:left="0"/>
+      </w:pPr>
+      <w:r>
+        <w:rPr>
+          <w:rFonts w:ascii="Times New Roman" w:hAnsi="Times New Roman"/>
+          <w:sz w:val="24"/>
+        </w:rPr>
+        <w:t>Gambar 1. Arsitektur sistem</w:t>
+      </w:r>
+      <w:r>
+        <w:rPr>
+          <w:rFonts w:ascii="Times New Roman" w:hAnsi="Times New Roman"/>
+          <w:sz w:val="24"/>
+        </w:rPr>
+        <w:tab/>
+        <w:t>16</w:t>
+      </w:r>
+    </w:p>
+    <w:p>
+      <w:pPr>
+        <w:tabs>
+          <w:tab w:pos="7937" w:val="right" w:leader="dot"/>
+        </w:tabs>
+        <w:spacing w:line="240" w:lineRule="auto" w:after="40"/>
+        <w:ind w:firstLine="0" w:left="0"/>
+      </w:pPr>
+      <w:r>
+        <w:rPr>
+          <w:rFonts w:ascii="Times New Roman" w:hAnsi="Times New Roman"/>
+          <w:sz w:val="24"/>
+        </w:rPr>
+        <w:t>Gambar 2. Peta genangan dan Pita Pasut</w:t>
+      </w:r>
+      <w:r>
+        <w:rPr>
+          <w:rFonts w:ascii="Times New Roman" w:hAnsi="Times New Roman"/>
+          <w:sz w:val="24"/>
+        </w:rPr>
+        <w:tab/>
+        <w:t>20</w:t>
+      </w:r>
+    </w:p>
+    <w:p>
+      <w:pPr>
+        <w:tabs>
+          <w:tab w:pos="7937" w:val="right" w:leader="dot"/>
+        </w:tabs>
+        <w:spacing w:line="240" w:lineRule="auto" w:after="40"/>
+        <w:ind w:firstLine="0" w:left="0"/>
+      </w:pPr>
+      <w:r>
+        <w:rPr>
+          <w:rFonts w:ascii="Times New Roman" w:hAnsi="Times New Roman"/>
+          <w:sz w:val="24"/>
+        </w:rPr>
+        <w:t>Gambar 3. Rute dan peringatan paparan</w:t>
+      </w:r>
+      <w:r>
+        <w:rPr>
+          <w:rFonts w:ascii="Times New Roman" w:hAnsi="Times New Roman"/>
+          <w:sz w:val="24"/>
+        </w:rPr>
+        <w:tab/>
+        <w:t>21</w:t>
+      </w:r>
+    </w:p>
+    <w:p>
+      <w:pPr>
+        <w:tabs>
+          <w:tab w:pos="7937" w:val="right" w:leader="dot"/>
+        </w:tabs>
+        <w:spacing w:line="240" w:lineRule="auto" w:after="40"/>
+        <w:ind w:firstLine="0" w:left="0"/>
+      </w:pPr>
+      <w:r>
+        <w:rPr>
+          <w:rFonts w:ascii="Times New Roman" w:hAnsi="Times New Roman"/>
+          <w:sz w:val="24"/>
+        </w:rPr>
+        <w:t>Gambar 4. Selisih terhadap rute yang mengabaikan genangan</w:t>
+      </w:r>
+      <w:r>
+        <w:rPr>
+          <w:rFonts w:ascii="Times New Roman" w:hAnsi="Times New Roman"/>
+          <w:sz w:val="24"/>
+        </w:rPr>
+        <w:tab/>
+        <w:t>21</w:t>
+      </w:r>
+    </w:p>
+    <w:p>
+      <w:pPr>
+        <w:tabs>
+          <w:tab w:pos="7937" w:val="right" w:leader="dot"/>
+        </w:tabs>
+        <w:spacing w:line="240" w:lineRule="auto" w:after="40"/>
+        <w:ind w:firstLine="0" w:left="0"/>
+      </w:pPr>
+      <w:r>
+        <w:rPr>
+          <w:rFonts w:ascii="Times New Roman" w:hAnsi="Times New Roman"/>
+          <w:sz w:val="24"/>
+        </w:rPr>
+        <w:t>Gambar 5. Halaman validasi, bagian model yang ditolak</w:t>
+      </w:r>
+      <w:r>
+        <w:rPr>
+          <w:rFonts w:ascii="Times New Roman" w:hAnsi="Times New Roman"/>
+          <w:sz w:val="24"/>
+        </w:rPr>
+        <w:tab/>
+        <w:t>22</w:t>
+      </w:r>
+    </w:p>
+    <w:p>
+      <w:pPr>
+        <w:tabs>
+          <w:tab w:pos="7937" w:val="right" w:leader="dot"/>
+        </w:tabs>
+        <w:spacing w:line="240" w:lineRule="auto" w:after="40"/>
+        <w:ind w:firstLine="0" w:left="0"/>
+      </w:pPr>
+      <w:r>
+        <w:rPr>
+          <w:rFonts w:ascii="Times New Roman" w:hAnsi="Times New Roman"/>
+          <w:sz w:val="24"/>
+        </w:rPr>
+        <w:t>Gambar 6. Halaman validasi, bagian yang tidak kami klaim</w:t>
+      </w:r>
+      <w:r>
+        <w:rPr>
+          <w:rFonts w:ascii="Times New Roman" w:hAnsi="Times New Roman"/>
+          <w:sz w:val="24"/>
+        </w:rPr>
+        <w:tab/>
+        <w:t>22</w:t>
+      </w:r>
+    </w:p>
+    <w:p>
+      <w:pPr>
+        <w:tabs>
+          <w:tab w:pos="7937" w:val="right" w:leader="dot"/>
+        </w:tabs>
+        <w:spacing w:line="240" w:lineRule="auto" w:after="40"/>
+        <w:ind w:firstLine="0" w:left="0"/>
+      </w:pPr>
+      <w:r>
+        <w:rPr>
+          <w:rFonts w:ascii="Times New Roman" w:hAnsi="Times New Roman"/>
+          <w:sz w:val="24"/>
+        </w:rPr>
+        <w:t>Gambar 7. Pita Pasut, rinci</w:t>
+      </w:r>
+      <w:r>
+        <w:rPr>
+          <w:rFonts w:ascii="Times New Roman" w:hAnsi="Times New Roman"/>
+          <w:sz w:val="24"/>
+        </w:rPr>
+        <w:tab/>
+        <w:t>22</w:t>
+      </w:r>
+    </w:p>
+    <w:p>
+      <w:pPr>
+        <w:tabs>
+          <w:tab w:pos="7937" w:val="right" w:leader="dot"/>
+        </w:tabs>
+        <w:spacing w:line="240" w:lineRule="auto" w:after="40"/>
+        <w:ind w:firstLine="0" w:left="0"/>
+      </w:pPr>
+      <w:r>
+        <w:rPr>
+          <w:rFonts w:ascii="Times New Roman" w:hAnsi="Times New Roman"/>
+          <w:sz w:val="24"/>
+        </w:rPr>
+        <w:t>Gambar 8. Sebaran tinggi pasut saat akuisisi Sentinel-1</w:t>
+      </w:r>
+      <w:r>
+        <w:rPr>
+          <w:rFonts w:ascii="Times New Roman" w:hAnsi="Times New Roman"/>
+          <w:sz w:val="24"/>
+        </w:rPr>
+        <w:tab/>
+        <w:t>23</w:t>
+      </w:r>
+    </w:p>
+    <w:p>
+      <w:pPr>
+        <w:tabs>
+          <w:tab w:pos="7937" w:val="right" w:leader="dot"/>
+        </w:tabs>
+        <w:spacing w:line="240" w:lineRule="auto" w:after="40"/>
+        <w:ind w:firstLine="0" w:left="0"/>
+      </w:pPr>
+      <w:r>
+        <w:rPr>
+          <w:rFonts w:ascii="Times New Roman" w:hAnsi="Times New Roman"/>
+          <w:sz w:val="24"/>
+        </w:rPr>
+        <w:t>Gambar 9. Kepentingan permutasi fitur model yang ditolak</w:t>
+      </w:r>
+      <w:r>
+        <w:rPr>
+          <w:rFonts w:ascii="Times New Roman" w:hAnsi="Times New Roman"/>
+          <w:sz w:val="24"/>
+        </w:rPr>
+        <w:tab/>
+        <w:t>23</w:t>
+      </w:r>
+    </w:p>
+    <w:p/>
+    <w:p>
+      <w:pPr>
+        <w:spacing w:after="200"/>
+        <w:ind w:firstLine="0"/>
+        <w:jc w:val="center"/>
+      </w:pPr>
+      <w:r>
+        <w:rPr>
+          <w:rFonts w:ascii="Times New Roman" w:hAnsi="Times New Roman"/>
+          <w:b/>
+          <w:sz w:val="28"/>
+        </w:rPr>
+        <w:t>DAFTAR TABEL</w:t>
+      </w:r>
+    </w:p>
+    <w:p>
+      <w:pPr>
+        <w:tabs>
+          <w:tab w:pos="7937" w:val="right" w:leader="dot"/>
+        </w:tabs>
+        <w:spacing w:line="240" w:lineRule="auto" w:after="40"/>
+        <w:ind w:firstLine="0" w:left="0"/>
+      </w:pPr>
+      <w:r>
+        <w:rPr>
+          <w:rFonts w:ascii="Times New Roman" w:hAnsi="Times New Roman"/>
+          <w:sz w:val="24"/>
+        </w:rPr>
+        <w:t>Tabel 1. Identitas karya</w:t>
+      </w:r>
+      <w:r>
+        <w:rPr>
+          <w:rFonts w:ascii="Times New Roman" w:hAnsi="Times New Roman"/>
+          <w:sz w:val="24"/>
+        </w:rPr>
+        <w:tab/>
+        <w:t>5</w:t>
+      </w:r>
+    </w:p>
+    <w:p>
+      <w:pPr>
+        <w:tabs>
+          <w:tab w:pos="7937" w:val="right" w:leader="dot"/>
+        </w:tabs>
+        <w:spacing w:line="240" w:lineRule="auto" w:after="40"/>
+        <w:ind w:firstLine="0" w:left="0"/>
+      </w:pPr>
+      <w:r>
+        <w:rPr>
+          <w:rFonts w:ascii="Times New Roman" w:hAnsi="Times New Roman"/>
+          <w:sz w:val="24"/>
+        </w:rPr>
+        <w:t>Tabel 2. Pengguna sasaran dan kebutuhan utamanya</w:t>
+      </w:r>
+      <w:r>
+        <w:rPr>
+          <w:rFonts w:ascii="Times New Roman" w:hAnsi="Times New Roman"/>
+          <w:sz w:val="24"/>
+        </w:rPr>
+        <w:tab/>
+        <w:t>13</w:t>
+      </w:r>
+    </w:p>
+    <w:p>
+      <w:pPr>
+        <w:tabs>
+          <w:tab w:pos="7937" w:val="right" w:leader="dot"/>
+        </w:tabs>
+        <w:spacing w:line="240" w:lineRule="auto" w:after="40"/>
+        <w:ind w:firstLine="0" w:left="0"/>
+      </w:pPr>
+      <w:r>
+        <w:rPr>
+          <w:rFonts w:ascii="Times New Roman" w:hAnsi="Times New Roman"/>
+          <w:sz w:val="24"/>
+        </w:rPr>
+        <w:t>Tabel 3. Pilihan teknologi tiap lapisan beserta alasannya</w:t>
+      </w:r>
+      <w:r>
+        <w:rPr>
+          <w:rFonts w:ascii="Times New Roman" w:hAnsi="Times New Roman"/>
+          <w:sz w:val="24"/>
+        </w:rPr>
+        <w:tab/>
+        <w:t>16</w:t>
+      </w:r>
+    </w:p>
+    <w:p>
+      <w:pPr>
+        <w:tabs>
+          <w:tab w:pos="7937" w:val="right" w:leader="dot"/>
+        </w:tabs>
+        <w:spacing w:line="240" w:lineRule="auto" w:after="40"/>
+        <w:ind w:firstLine="0" w:left="0"/>
+      </w:pPr>
+      <w:r>
+        <w:rPr>
+          <w:rFonts w:ascii="Times New Roman" w:hAnsi="Times New Roman"/>
+          <w:sz w:val="24"/>
+        </w:rPr>
+        <w:t>Tabel 4. Sumber data yang dipakai sistem</w:t>
+      </w:r>
+      <w:r>
+        <w:rPr>
+          <w:rFonts w:ascii="Times New Roman" w:hAnsi="Times New Roman"/>
+          <w:sz w:val="24"/>
+        </w:rPr>
+        <w:tab/>
+        <w:t>16</w:t>
+      </w:r>
+    </w:p>
+    <w:p>
+      <w:pPr>
+        <w:tabs>
+          <w:tab w:pos="7937" w:val="right" w:leader="dot"/>
+        </w:tabs>
+        <w:spacing w:line="240" w:lineRule="auto" w:after="40"/>
+        <w:ind w:firstLine="0" w:left="0"/>
+      </w:pPr>
+      <w:r>
+        <w:rPr>
+          <w:rFonts w:ascii="Times New Roman" w:hAnsi="Times New Roman"/>
+          <w:sz w:val="24"/>
+        </w:rPr>
+        <w:t>Tabel 5. Status penyelesaian tiap modul</w:t>
+      </w:r>
+      <w:r>
+        <w:rPr>
+          <w:rFonts w:ascii="Times New Roman" w:hAnsi="Times New Roman"/>
+          <w:sz w:val="24"/>
+        </w:rPr>
+        <w:tab/>
+        <w:t>17</w:t>
+      </w:r>
+    </w:p>
+    <w:p>
+      <w:pPr>
+        <w:tabs>
+          <w:tab w:pos="7937" w:val="right" w:leader="dot"/>
+        </w:tabs>
+        <w:spacing w:line="240" w:lineRule="auto" w:after="40"/>
+        <w:ind w:firstLine="0" w:left="0"/>
+      </w:pPr>
+      <w:r>
+        <w:rPr>
+          <w:rFonts w:ascii="Times New Roman" w:hAnsi="Times New Roman"/>
+          <w:sz w:val="24"/>
+        </w:rPr>
+        <w:t>Tabel 6. Metrik model genangan Sentinel-1</w:t>
+      </w:r>
+      <w:r>
+        <w:rPr>
+          <w:rFonts w:ascii="Times New Roman" w:hAnsi="Times New Roman"/>
+          <w:sz w:val="24"/>
+        </w:rPr>
+        <w:tab/>
+        <w:t>18</w:t>
+      </w:r>
+    </w:p>
+    <w:p>
+      <w:pPr>
+        <w:tabs>
+          <w:tab w:pos="7937" w:val="right" w:leader="dot"/>
+        </w:tabs>
+        <w:spacing w:line="240" w:lineRule="auto" w:after="40"/>
+        <w:ind w:firstLine="0" w:left="0"/>
+      </w:pPr>
+      <w:r>
+        <w:rPr>
+          <w:rFonts w:ascii="Times New Roman" w:hAnsi="Times New Roman"/>
+          <w:sz w:val="24"/>
+        </w:rPr>
+        <w:t>Tabel 7. Kepentingan permutasi fitur pada data uji</w:t>
+      </w:r>
+      <w:r>
+        <w:rPr>
+          <w:rFonts w:ascii="Times New Roman" w:hAnsi="Times New Roman"/>
+          <w:sz w:val="24"/>
+        </w:rPr>
+        <w:tab/>
+        <w:t>18</w:t>
+      </w:r>
+    </w:p>
+    <w:p>
+      <w:pPr>
+        <w:tabs>
+          <w:tab w:pos="7937" w:val="right" w:leader="dot"/>
+        </w:tabs>
+        <w:spacing w:line="240" w:lineRule="auto" w:after="40"/>
+        <w:ind w:firstLine="0" w:left="0"/>
+      </w:pPr>
+      <w:r>
+        <w:rPr>
+          <w:rFonts w:ascii="Times New Roman" w:hAnsi="Times New Roman"/>
+          <w:sz w:val="24"/>
+        </w:rPr>
+        <w:t>Tabel 8. Lima upaya penyelamatan model dan hasilnya</w:t>
+      </w:r>
+      <w:r>
+        <w:rPr>
+          <w:rFonts w:ascii="Times New Roman" w:hAnsi="Times New Roman"/>
+          <w:sz w:val="24"/>
+        </w:rPr>
+        <w:tab/>
+        <w:t>18</w:t>
+      </w:r>
+    </w:p>
+    <w:p>
+      <w:pPr>
+        <w:tabs>
+          <w:tab w:pos="7937" w:val="right" w:leader="dot"/>
+        </w:tabs>
+        <w:spacing w:line="240" w:lineRule="auto" w:after="40"/>
+        <w:ind w:firstLine="0" w:left="0"/>
+      </w:pPr>
+      <w:r>
+        <w:rPr>
+          <w:rFonts w:ascii="Times New Roman" w:hAnsi="Times New Roman"/>
+          <w:sz w:val="24"/>
+        </w:rPr>
+        <w:t>Tabel 9. Korelasi rekonstruksi pasut terhadap muka air terukur</w:t>
+      </w:r>
+      <w:r>
+        <w:rPr>
+          <w:rFonts w:ascii="Times New Roman" w:hAnsi="Times New Roman"/>
+          <w:sz w:val="24"/>
+        </w:rPr>
+        <w:tab/>
+        <w:t>19</w:t>
+      </w:r>
+    </w:p>
+    <w:p>
+      <w:pPr>
+        <w:tabs>
+          <w:tab w:pos="7937" w:val="right" w:leader="dot"/>
+        </w:tabs>
+        <w:spacing w:line="240" w:lineRule="auto" w:after="40"/>
+        <w:ind w:firstLine="0" w:left="0"/>
+      </w:pPr>
+      <w:r>
+        <w:rPr>
+          <w:rFonts w:ascii="Times New Roman" w:hAnsi="Times New Roman"/>
+          <w:sz w:val="24"/>
+        </w:rPr>
+        <w:t>Tabel 10. Rantai estimasi dampak, tautan demi tautan</w:t>
+      </w:r>
+      <w:r>
+        <w:rPr>
+          <w:rFonts w:ascii="Times New Roman" w:hAnsi="Times New Roman"/>
+          <w:sz w:val="24"/>
+        </w:rPr>
+        <w:tab/>
+        <w:t>24</w:t>
+      </w:r>
+    </w:p>
+    <w:p>
+      <w:pPr>
+        <w:tabs>
+          <w:tab w:pos="7937" w:val="right" w:leader="dot"/>
+        </w:tabs>
+        <w:spacing w:line="240" w:lineRule="auto" w:after="40"/>
+        <w:ind w:firstLine="0" w:left="0"/>
+      </w:pPr>
+      <w:r>
+        <w:rPr>
+          <w:rFonts w:ascii="Times New Roman" w:hAnsi="Times New Roman"/>
+          <w:sz w:val="24"/>
+        </w:rPr>
+        <w:t>Tabel 11. Tautan bukti implementasi</w:t>
+      </w:r>
+      <w:r>
+        <w:rPr>
+          <w:rFonts w:ascii="Times New Roman" w:hAnsi="Times New Roman"/>
+          <w:sz w:val="24"/>
+        </w:rPr>
+        <w:tab/>
+        <w:t>28</w:t>
+      </w:r>
+    </w:p>
+    <w:p>
+      <w:pPr>
+        <w:tabs>
+          <w:tab w:pos="7937" w:val="right" w:leader="dot"/>
+        </w:tabs>
+        <w:spacing w:line="240" w:lineRule="auto" w:after="40"/>
+        <w:ind w:firstLine="0" w:left="0"/>
+      </w:pPr>
+      <w:r>
+        <w:rPr>
+          <w:rFonts w:ascii="Times New Roman" w:hAnsi="Times New Roman"/>
+          <w:sz w:val="24"/>
+        </w:rPr>
+        <w:t>Tabel 12. Pembagian peran tim</w:t>
+      </w:r>
+      <w:r>
+        <w:rPr>
+          <w:rFonts w:ascii="Times New Roman" w:hAnsi="Times New Roman"/>
+          <w:sz w:val="24"/>
+        </w:rPr>
+        <w:tab/>
+        <w:t>28</w:t>
+      </w:r>
+    </w:p>
+    <w:p>
+      <w:r>
+        <w:br w:type="page"/>
+      </w:r>
+    </w:p>
+    <w:p>
+      <w:pPr>
+        <w:pStyle w:val="Heading1"/>
+      </w:pPr>
+      <w:r>
+        <w:t>1. Judul Karya</w:t>
+      </w:r>
+    </w:p>
+    <w:p>
+      <w:pPr>
         <w:jc w:val="both"/>
       </w:pPr>
       <w:r>
         <w:rPr>
           <w:rFonts w:ascii="Times New Roman" w:hAnsi="Times New Roman"/>
+          <w:b/>
+          <w:sz w:val="24"/>
+        </w:rPr>
+        <w:t>PASANG SURUT</w:t>
+      </w:r>
+    </w:p>
+    <w:p>
+      <w:pPr>
+        <w:jc w:val="both"/>
+      </w:pPr>
+      <w:r>
+        <w:rPr>
+          <w:rFonts w:ascii="Times New Roman" w:hAnsi="Times New Roman"/>
           <w:i/>
           <w:sz w:val="24"/>
         </w:rPr>
         <w:t>Sistem Perutean Sadar Banjir Rob Berbasis Rekonstruksi Pasang Surut Terkalibrasi untuk Mobilitas Rendah Karbon di Kota Semarang</w:t>
+      </w:r>
+    </w:p>
+    <w:p>
+      <w:pPr>
+        <w:jc w:val="both"/>
+      </w:pPr>
+      <w:r>
+        <w:rPr>
+          <w:rFonts w:ascii="Times New Roman" w:hAnsi="Times New Roman"/>
+          <w:b/>
+          <w:sz w:val="24"/>
+        </w:rPr>
+        <w:t>Tabel 1.</w:t>
+      </w:r>
+      <w:r>
+        <w:rPr>
+          <w:rFonts w:ascii="Times New Roman" w:hAnsi="Times New Roman"/>
+          <w:sz w:val="24"/>
+        </w:rPr>
+        <w:t xml:space="preserve"> Identitas karya</w:t>
       </w:r>
     </w:p>
     <w:tbl>
@@ -172,6 +1958,7 @@
           <w:p>
             <w:pPr>
               <w:spacing w:line="240" w:lineRule="auto" w:after="40"/>
+              <w:ind w:firstLine="0"/>
             </w:pPr>
             <w:r>
               <w:rPr>
@@ -203,6 +1990,7 @@
           <w:p>
             <w:pPr>
               <w:spacing w:line="240" w:lineRule="auto" w:after="40"/>
+              <w:ind w:firstLine="0"/>
             </w:pPr>
             <w:r>
               <w:rPr>
@@ -236,6 +2024,7 @@
           <w:p>
             <w:pPr>
               <w:spacing w:line="240" w:lineRule="auto" w:after="40"/>
+              <w:ind w:firstLine="0"/>
             </w:pPr>
             <w:r>
               <w:rPr>
@@ -265,6 +2054,7 @@
           <w:p>
             <w:pPr>
               <w:spacing w:line="240" w:lineRule="auto" w:after="40"/>
+              <w:ind w:firstLine="0"/>
             </w:pPr>
             <w:r>
               <w:rPr>
@@ -296,6 +2086,7 @@
           <w:p>
             <w:pPr>
               <w:spacing w:line="240" w:lineRule="auto" w:after="40"/>
+              <w:ind w:firstLine="0"/>
             </w:pPr>
             <w:r>
               <w:rPr>
@@ -325,6 +2116,7 @@
           <w:p>
             <w:pPr>
               <w:spacing w:line="240" w:lineRule="auto" w:after="40"/>
+              <w:ind w:firstLine="0"/>
             </w:pPr>
             <w:r>
               <w:rPr>
@@ -356,6 +2148,7 @@
           <w:p>
             <w:pPr>
               <w:spacing w:line="240" w:lineRule="auto" w:after="40"/>
+              <w:ind w:firstLine="0"/>
             </w:pPr>
             <w:r>
               <w:rPr>
@@ -385,6 +2178,7 @@
           <w:p>
             <w:pPr>
               <w:spacing w:line="240" w:lineRule="auto" w:after="40"/>
+              <w:ind w:firstLine="0"/>
             </w:pPr>
             <w:r>
               <w:rPr>
@@ -416,6 +2210,7 @@
           <w:p>
             <w:pPr>
               <w:spacing w:line="240" w:lineRule="auto" w:after="40"/>
+              <w:ind w:firstLine="0"/>
             </w:pPr>
             <w:r>
               <w:rPr>
@@ -445,6 +2240,7 @@
           <w:p>
             <w:pPr>
               <w:spacing w:line="240" w:lineRule="auto" w:after="40"/>
+              <w:ind w:firstLine="0"/>
             </w:pPr>
             <w:r>
               <w:rPr>
@@ -476,6 +2272,7 @@
           <w:p>
             <w:pPr>
               <w:spacing w:line="240" w:lineRule="auto" w:after="40"/>
+              <w:ind w:firstLine="0"/>
             </w:pPr>
             <w:r>
               <w:rPr>
@@ -505,6 +2302,7 @@
           <w:p>
             <w:pPr>
               <w:spacing w:line="240" w:lineRule="auto" w:after="40"/>
+              <w:ind w:firstLine="0"/>
             </w:pPr>
             <w:r>
               <w:rPr>
@@ -536,6 +2334,7 @@
           <w:p>
             <w:pPr>
               <w:spacing w:line="240" w:lineRule="auto" w:after="40"/>
+              <w:ind w:firstLine="0"/>
             </w:pPr>
             <w:r>
               <w:rPr>
@@ -565,6 +2364,7 @@
           <w:p>
             <w:pPr>
               <w:spacing w:line="240" w:lineRule="auto" w:after="40"/>
+              <w:ind w:firstLine="0"/>
             </w:pPr>
             <w:r>
               <w:rPr>
@@ -596,6 +2396,7 @@
           <w:p>
             <w:pPr>
               <w:spacing w:line="240" w:lineRule="auto" w:after="40"/>
+              <w:ind w:firstLine="0"/>
             </w:pPr>
             <w:r>
               <w:rPr>
@@ -625,6 +2426,7 @@
           <w:p>
             <w:pPr>
               <w:spacing w:line="240" w:lineRule="auto" w:after="40"/>
+              <w:ind w:firstLine="0"/>
             </w:pPr>
             <w:r>
               <w:rPr>
@@ -892,9 +2694,16 @@
     </w:p>
     <w:p>
       <w:pPr>
-        <w:pStyle w:val="ListNumber"/>
-        <w:spacing w:line="360" w:lineRule="auto"/>
-      </w:pPr>
+        <w:spacing w:line="360" w:lineRule="auto" w:after="80"/>
+        <w:ind w:left="1003" w:hanging="425"/>
+      </w:pPr>
+      <w:r>
+        <w:rPr>
+          <w:rFonts w:ascii="Times New Roman" w:hAnsi="Times New Roman"/>
+          <w:sz w:val="24"/>
+        </w:rPr>
+        <w:t xml:space="preserve">1. </w:t>
+      </w:r>
       <w:r>
         <w:rPr>
           <w:rFonts w:ascii="Times New Roman" w:hAnsi="Times New Roman"/>
@@ -905,9 +2714,16 @@
     </w:p>
     <w:p>
       <w:pPr>
-        <w:pStyle w:val="ListNumber"/>
-        <w:spacing w:line="360" w:lineRule="auto"/>
-      </w:pPr>
+        <w:spacing w:line="360" w:lineRule="auto" w:after="80"/>
+        <w:ind w:left="1003" w:hanging="425"/>
+      </w:pPr>
+      <w:r>
+        <w:rPr>
+          <w:rFonts w:ascii="Times New Roman" w:hAnsi="Times New Roman"/>
+          <w:sz w:val="24"/>
+        </w:rPr>
+        <w:t xml:space="preserve">2. </w:t>
+      </w:r>
       <w:r>
         <w:rPr>
           <w:rFonts w:ascii="Times New Roman" w:hAnsi="Times New Roman"/>
@@ -918,9 +2734,16 @@
     </w:p>
     <w:p>
       <w:pPr>
-        <w:pStyle w:val="ListNumber"/>
-        <w:spacing w:line="360" w:lineRule="auto"/>
-      </w:pPr>
+        <w:spacing w:line="360" w:lineRule="auto" w:after="80"/>
+        <w:ind w:left="1003" w:hanging="425"/>
+      </w:pPr>
+      <w:r>
+        <w:rPr>
+          <w:rFonts w:ascii="Times New Roman" w:hAnsi="Times New Roman"/>
+          <w:sz w:val="24"/>
+        </w:rPr>
+        <w:t xml:space="preserve">3. </w:t>
+      </w:r>
       <w:r>
         <w:rPr>
           <w:rFonts w:ascii="Times New Roman" w:hAnsi="Times New Roman"/>
@@ -947,9 +2770,16 @@
     </w:p>
     <w:p>
       <w:pPr>
-        <w:pStyle w:val="ListNumber"/>
-        <w:spacing w:line="360" w:lineRule="auto"/>
-      </w:pPr>
+        <w:spacing w:line="360" w:lineRule="auto" w:after="80"/>
+        <w:ind w:left="1003" w:hanging="425"/>
+      </w:pPr>
+      <w:r>
+        <w:rPr>
+          <w:rFonts w:ascii="Times New Roman" w:hAnsi="Times New Roman"/>
+          <w:sz w:val="24"/>
+        </w:rPr>
+        <w:t xml:space="preserve">1. </w:t>
+      </w:r>
       <w:r>
         <w:rPr>
           <w:rFonts w:ascii="Times New Roman" w:hAnsi="Times New Roman"/>
@@ -960,9 +2790,16 @@
     </w:p>
     <w:p>
       <w:pPr>
-        <w:pStyle w:val="ListNumber"/>
-        <w:spacing w:line="360" w:lineRule="auto"/>
-      </w:pPr>
+        <w:spacing w:line="360" w:lineRule="auto" w:after="80"/>
+        <w:ind w:left="1003" w:hanging="425"/>
+      </w:pPr>
+      <w:r>
+        <w:rPr>
+          <w:rFonts w:ascii="Times New Roman" w:hAnsi="Times New Roman"/>
+          <w:sz w:val="24"/>
+        </w:rPr>
+        <w:t xml:space="preserve">2. </w:t>
+      </w:r>
       <w:r>
         <w:rPr>
           <w:rFonts w:ascii="Times New Roman" w:hAnsi="Times New Roman"/>
@@ -973,9 +2810,16 @@
     </w:p>
     <w:p>
       <w:pPr>
-        <w:pStyle w:val="ListNumber"/>
-        <w:spacing w:line="360" w:lineRule="auto"/>
-      </w:pPr>
+        <w:spacing w:line="360" w:lineRule="auto" w:after="80"/>
+        <w:ind w:left="1003" w:hanging="425"/>
+      </w:pPr>
+      <w:r>
+        <w:rPr>
+          <w:rFonts w:ascii="Times New Roman" w:hAnsi="Times New Roman"/>
+          <w:sz w:val="24"/>
+        </w:rPr>
+        <w:t xml:space="preserve">3. </w:t>
+      </w:r>
       <w:r>
         <w:rPr>
           <w:rFonts w:ascii="Times New Roman" w:hAnsi="Times New Roman"/>
@@ -986,9 +2830,16 @@
     </w:p>
     <w:p>
       <w:pPr>
-        <w:pStyle w:val="ListNumber"/>
-        <w:spacing w:line="360" w:lineRule="auto"/>
-      </w:pPr>
+        <w:spacing w:line="360" w:lineRule="auto" w:after="80"/>
+        <w:ind w:left="1003" w:hanging="425"/>
+      </w:pPr>
+      <w:r>
+        <w:rPr>
+          <w:rFonts w:ascii="Times New Roman" w:hAnsi="Times New Roman"/>
+          <w:sz w:val="24"/>
+        </w:rPr>
+        <w:t xml:space="preserve">4. </w:t>
+      </w:r>
       <w:r>
         <w:rPr>
           <w:rFonts w:ascii="Times New Roman" w:hAnsi="Times New Roman"/>
@@ -999,9 +2850,16 @@
     </w:p>
     <w:p>
       <w:pPr>
-        <w:pStyle w:val="ListNumber"/>
-        <w:spacing w:line="360" w:lineRule="auto"/>
-      </w:pPr>
+        <w:spacing w:line="360" w:lineRule="auto" w:after="80"/>
+        <w:ind w:left="1003" w:hanging="425"/>
+      </w:pPr>
+      <w:r>
+        <w:rPr>
+          <w:rFonts w:ascii="Times New Roman" w:hAnsi="Times New Roman"/>
+          <w:sz w:val="24"/>
+        </w:rPr>
+        <w:t xml:space="preserve">5. </w:t>
+      </w:r>
       <w:r>
         <w:rPr>
           <w:rFonts w:ascii="Times New Roman" w:hAnsi="Times New Roman"/>
@@ -1215,9 +3073,16 @@
     </w:p>
     <w:p>
       <w:pPr>
-        <w:pStyle w:val="ListNumber"/>
-        <w:spacing w:line="360" w:lineRule="auto"/>
-      </w:pPr>
+        <w:spacing w:line="360" w:lineRule="auto" w:after="80"/>
+        <w:ind w:left="1003" w:hanging="425"/>
+      </w:pPr>
+      <w:r>
+        <w:rPr>
+          <w:rFonts w:ascii="Times New Roman" w:hAnsi="Times New Roman"/>
+          <w:sz w:val="24"/>
+        </w:rPr>
+        <w:t xml:space="preserve">1. </w:t>
+      </w:r>
       <w:r>
         <w:rPr>
           <w:rFonts w:ascii="Times New Roman" w:hAnsi="Times New Roman"/>
@@ -1251,9 +3116,16 @@
     </w:p>
     <w:p>
       <w:pPr>
-        <w:pStyle w:val="ListNumber"/>
-        <w:spacing w:line="360" w:lineRule="auto"/>
-      </w:pPr>
+        <w:spacing w:line="360" w:lineRule="auto" w:after="80"/>
+        <w:ind w:left="1003" w:hanging="425"/>
+      </w:pPr>
+      <w:r>
+        <w:rPr>
+          <w:rFonts w:ascii="Times New Roman" w:hAnsi="Times New Roman"/>
+          <w:sz w:val="24"/>
+        </w:rPr>
+        <w:t xml:space="preserve">2. </w:t>
+      </w:r>
       <w:r>
         <w:rPr>
           <w:rFonts w:ascii="Times New Roman" w:hAnsi="Times New Roman"/>
@@ -1272,9 +3144,16 @@
     </w:p>
     <w:p>
       <w:pPr>
-        <w:pStyle w:val="ListNumber"/>
-        <w:spacing w:line="360" w:lineRule="auto"/>
-      </w:pPr>
+        <w:spacing w:line="360" w:lineRule="auto" w:after="80"/>
+        <w:ind w:left="1003" w:hanging="425"/>
+      </w:pPr>
+      <w:r>
+        <w:rPr>
+          <w:rFonts w:ascii="Times New Roman" w:hAnsi="Times New Roman"/>
+          <w:sz w:val="24"/>
+        </w:rPr>
+        <w:t xml:space="preserve">3. </w:t>
+      </w:r>
       <w:r>
         <w:rPr>
           <w:rFonts w:ascii="Times New Roman" w:hAnsi="Times New Roman"/>
@@ -1293,9 +3172,16 @@
     </w:p>
     <w:p>
       <w:pPr>
-        <w:pStyle w:val="ListNumber"/>
-        <w:spacing w:line="360" w:lineRule="auto"/>
-      </w:pPr>
+        <w:spacing w:line="360" w:lineRule="auto" w:after="80"/>
+        <w:ind w:left="1003" w:hanging="425"/>
+      </w:pPr>
+      <w:r>
+        <w:rPr>
+          <w:rFonts w:ascii="Times New Roman" w:hAnsi="Times New Roman"/>
+          <w:sz w:val="24"/>
+        </w:rPr>
+        <w:t xml:space="preserve">4. </w:t>
+      </w:r>
       <w:r>
         <w:rPr>
           <w:rFonts w:ascii="Times New Roman" w:hAnsi="Times New Roman"/>
@@ -1314,9 +3200,16 @@
     </w:p>
     <w:p>
       <w:pPr>
-        <w:pStyle w:val="ListNumber"/>
-        <w:spacing w:line="360" w:lineRule="auto"/>
-      </w:pPr>
+        <w:spacing w:line="360" w:lineRule="auto" w:after="80"/>
+        <w:ind w:left="1003" w:hanging="425"/>
+      </w:pPr>
+      <w:r>
+        <w:rPr>
+          <w:rFonts w:ascii="Times New Roman" w:hAnsi="Times New Roman"/>
+          <w:sz w:val="24"/>
+        </w:rPr>
+        <w:t xml:space="preserve">5. </w:t>
+      </w:r>
       <w:r>
         <w:rPr>
           <w:rFonts w:ascii="Times New Roman" w:hAnsi="Times New Roman"/>
@@ -1335,9 +3228,16 @@
     </w:p>
     <w:p>
       <w:pPr>
-        <w:pStyle w:val="ListNumber"/>
-        <w:spacing w:line="360" w:lineRule="auto"/>
-      </w:pPr>
+        <w:spacing w:line="360" w:lineRule="auto" w:after="80"/>
+        <w:ind w:left="1003" w:hanging="425"/>
+      </w:pPr>
+      <w:r>
+        <w:rPr>
+          <w:rFonts w:ascii="Times New Roman" w:hAnsi="Times New Roman"/>
+          <w:sz w:val="24"/>
+        </w:rPr>
+        <w:t xml:space="preserve">6. </w:t>
+      </w:r>
       <w:r>
         <w:rPr>
           <w:rFonts w:ascii="Times New Roman" w:hAnsi="Times New Roman"/>
@@ -1356,9 +3256,16 @@
     </w:p>
     <w:p>
       <w:pPr>
-        <w:pStyle w:val="ListNumber"/>
-        <w:spacing w:line="360" w:lineRule="auto"/>
-      </w:pPr>
+        <w:spacing w:line="360" w:lineRule="auto" w:after="80"/>
+        <w:ind w:left="1003" w:hanging="425"/>
+      </w:pPr>
+      <w:r>
+        <w:rPr>
+          <w:rFonts w:ascii="Times New Roman" w:hAnsi="Times New Roman"/>
+          <w:sz w:val="24"/>
+        </w:rPr>
+        <w:t xml:space="preserve">7. </w:t>
+      </w:r>
       <w:r>
         <w:rPr>
           <w:rFonts w:ascii="Times New Roman" w:hAnsi="Times New Roman"/>
@@ -1377,9 +3284,16 @@
     </w:p>
     <w:p>
       <w:pPr>
-        <w:pStyle w:val="ListNumber"/>
-        <w:spacing w:line="360" w:lineRule="auto"/>
-      </w:pPr>
+        <w:spacing w:line="360" w:lineRule="auto" w:after="80"/>
+        <w:ind w:left="1003" w:hanging="425"/>
+      </w:pPr>
+      <w:r>
+        <w:rPr>
+          <w:rFonts w:ascii="Times New Roman" w:hAnsi="Times New Roman"/>
+          <w:sz w:val="24"/>
+        </w:rPr>
+        <w:t xml:space="preserve">8. </w:t>
+      </w:r>
       <w:r>
         <w:rPr>
           <w:rFonts w:ascii="Times New Roman" w:hAnsi="Times New Roman"/>
@@ -1406,9 +3320,16 @@
     </w:p>
     <w:p>
       <w:pPr>
-        <w:pStyle w:val="ListBullet"/>
-        <w:spacing w:line="360" w:lineRule="auto"/>
-      </w:pPr>
+        <w:spacing w:line="360" w:lineRule="auto" w:after="80"/>
+        <w:ind w:left="1003" w:hanging="425"/>
+      </w:pPr>
+      <w:r>
+        <w:rPr>
+          <w:rFonts w:ascii="Times New Roman" w:hAnsi="Times New Roman"/>
+          <w:sz w:val="24"/>
+        </w:rPr>
+        <w:t xml:space="preserve">• </w:t>
+      </w:r>
       <w:r>
         <w:rPr>
           <w:rFonts w:ascii="Times New Roman" w:hAnsi="Times New Roman"/>
@@ -1431,9 +3352,16 @@
     </w:p>
     <w:p>
       <w:pPr>
-        <w:pStyle w:val="ListBullet"/>
-        <w:spacing w:line="360" w:lineRule="auto"/>
-      </w:pPr>
+        <w:spacing w:line="360" w:lineRule="auto" w:after="80"/>
+        <w:ind w:left="1003" w:hanging="425"/>
+      </w:pPr>
+      <w:r>
+        <w:rPr>
+          <w:rFonts w:ascii="Times New Roman" w:hAnsi="Times New Roman"/>
+          <w:sz w:val="24"/>
+        </w:rPr>
+        <w:t xml:space="preserve">• </w:t>
+      </w:r>
       <w:r>
         <w:rPr>
           <w:rFonts w:ascii="Times New Roman" w:hAnsi="Times New Roman"/>
@@ -1456,9 +3384,16 @@
     </w:p>
     <w:p>
       <w:pPr>
-        <w:pStyle w:val="ListBullet"/>
-        <w:spacing w:line="360" w:lineRule="auto"/>
-      </w:pPr>
+        <w:spacing w:line="360" w:lineRule="auto" w:after="80"/>
+        <w:ind w:left="1003" w:hanging="425"/>
+      </w:pPr>
+      <w:r>
+        <w:rPr>
+          <w:rFonts w:ascii="Times New Roman" w:hAnsi="Times New Roman"/>
+          <w:sz w:val="24"/>
+        </w:rPr>
+        <w:t xml:space="preserve">• </w:t>
+      </w:r>
       <w:r>
         <w:rPr>
           <w:rFonts w:ascii="Times New Roman" w:hAnsi="Times New Roman"/>
@@ -1469,9 +3404,16 @@
     </w:p>
     <w:p>
       <w:pPr>
-        <w:pStyle w:val="ListBullet"/>
-        <w:spacing w:line="360" w:lineRule="auto"/>
-      </w:pPr>
+        <w:spacing w:line="360" w:lineRule="auto" w:after="80"/>
+        <w:ind w:left="1003" w:hanging="425"/>
+      </w:pPr>
+      <w:r>
+        <w:rPr>
+          <w:rFonts w:ascii="Times New Roman" w:hAnsi="Times New Roman"/>
+          <w:sz w:val="24"/>
+        </w:rPr>
+        <w:t xml:space="preserve">• </w:t>
+      </w:r>
       <w:r>
         <w:rPr>
           <w:rFonts w:ascii="Times New Roman" w:hAnsi="Times New Roman"/>
@@ -1482,9 +3424,16 @@
     </w:p>
     <w:p>
       <w:pPr>
-        <w:pStyle w:val="ListBullet"/>
-        <w:spacing w:line="360" w:lineRule="auto"/>
-      </w:pPr>
+        <w:spacing w:line="360" w:lineRule="auto" w:after="80"/>
+        <w:ind w:left="1003" w:hanging="425"/>
+      </w:pPr>
+      <w:r>
+        <w:rPr>
+          <w:rFonts w:ascii="Times New Roman" w:hAnsi="Times New Roman"/>
+          <w:sz w:val="24"/>
+        </w:rPr>
+        <w:t xml:space="preserve">• </w:t>
+      </w:r>
       <w:r>
         <w:rPr>
           <w:rFonts w:ascii="Times New Roman" w:hAnsi="Times New Roman"/>
@@ -1523,9 +3472,16 @@
     </w:p>
     <w:p>
       <w:pPr>
-        <w:pStyle w:val="ListBullet"/>
-        <w:spacing w:line="360" w:lineRule="auto"/>
-      </w:pPr>
+        <w:spacing w:line="360" w:lineRule="auto" w:after="80"/>
+        <w:ind w:left="1003" w:hanging="425"/>
+      </w:pPr>
+      <w:r>
+        <w:rPr>
+          <w:rFonts w:ascii="Times New Roman" w:hAnsi="Times New Roman"/>
+          <w:sz w:val="24"/>
+        </w:rPr>
+        <w:t xml:space="preserve">• </w:t>
+      </w:r>
       <w:r>
         <w:rPr>
           <w:rFonts w:ascii="Times New Roman" w:hAnsi="Times New Roman"/>
@@ -1548,9 +3504,16 @@
     </w:p>
     <w:p>
       <w:pPr>
-        <w:pStyle w:val="ListBullet"/>
-        <w:spacing w:line="360" w:lineRule="auto"/>
-      </w:pPr>
+        <w:spacing w:line="360" w:lineRule="auto" w:after="80"/>
+        <w:ind w:left="1003" w:hanging="425"/>
+      </w:pPr>
+      <w:r>
+        <w:rPr>
+          <w:rFonts w:ascii="Times New Roman" w:hAnsi="Times New Roman"/>
+          <w:sz w:val="24"/>
+        </w:rPr>
+        <w:t xml:space="preserve">• </w:t>
+      </w:r>
       <w:r>
         <w:rPr>
           <w:rFonts w:ascii="Times New Roman" w:hAnsi="Times New Roman"/>
@@ -1588,9 +3551,16 @@
     </w:p>
     <w:p>
       <w:pPr>
-        <w:pStyle w:val="ListBullet"/>
-        <w:spacing w:line="360" w:lineRule="auto"/>
-      </w:pPr>
+        <w:spacing w:line="360" w:lineRule="auto" w:after="80"/>
+        <w:ind w:left="1003" w:hanging="425"/>
+      </w:pPr>
+      <w:r>
+        <w:rPr>
+          <w:rFonts w:ascii="Times New Roman" w:hAnsi="Times New Roman"/>
+          <w:sz w:val="24"/>
+        </w:rPr>
+        <w:t xml:space="preserve">• </w:t>
+      </w:r>
       <w:r>
         <w:rPr>
           <w:rFonts w:ascii="Times New Roman" w:hAnsi="Times New Roman"/>
@@ -1779,6 +3749,26 @@
       </w:pPr>
       <w:r>
         <w:t>7.1 Pengguna sasaran</w:t>
+      </w:r>
+    </w:p>
+    <w:p>
+      <w:pPr>
+        <w:jc w:val="both"/>
+      </w:pPr>
+      <w:r>
+        <w:rPr>
+          <w:rFonts w:ascii="Times New Roman" w:hAnsi="Times New Roman"/>
+          <w:b/>
+          <w:sz w:val="24"/>
+        </w:rPr>
+        <w:t>Tabel 2.</w:t>
+      </w:r>
+      <w:r>
+        <w:rPr>
+          <w:rFonts w:ascii="Times New Roman" w:hAnsi="Times New Roman"/>
+          <w:sz w:val="24"/>
+        </w:rPr>
+        <w:t xml:space="preserve"> Pengguna sasaran dan kebutuhan utamanya</w:t>
       </w:r>
     </w:p>
     <w:tbl>
@@ -1807,6 +3797,7 @@
           <w:p>
             <w:pPr>
               <w:spacing w:line="240" w:lineRule="auto" w:after="40"/>
+              <w:ind w:firstLine="0"/>
             </w:pPr>
             <w:r>
               <w:rPr>
@@ -1838,6 +3829,7 @@
           <w:p>
             <w:pPr>
               <w:spacing w:line="240" w:lineRule="auto" w:after="40"/>
+              <w:ind w:firstLine="0"/>
             </w:pPr>
             <w:r>
               <w:rPr>
@@ -1871,6 +3863,7 @@
           <w:p>
             <w:pPr>
               <w:spacing w:line="240" w:lineRule="auto" w:after="40"/>
+              <w:ind w:firstLine="0"/>
             </w:pPr>
             <w:r>
               <w:rPr>
@@ -1900,6 +3893,7 @@
           <w:p>
             <w:pPr>
               <w:spacing w:line="240" w:lineRule="auto" w:after="40"/>
+              <w:ind w:firstLine="0"/>
             </w:pPr>
             <w:r>
               <w:rPr>
@@ -1931,6 +3925,7 @@
           <w:p>
             <w:pPr>
               <w:spacing w:line="240" w:lineRule="auto" w:after="40"/>
+              <w:ind w:firstLine="0"/>
             </w:pPr>
             <w:r>
               <w:rPr>
@@ -1960,6 +3955,7 @@
           <w:p>
             <w:pPr>
               <w:spacing w:line="240" w:lineRule="auto" w:after="40"/>
+              <w:ind w:firstLine="0"/>
             </w:pPr>
             <w:r>
               <w:rPr>
@@ -1991,6 +3987,7 @@
           <w:p>
             <w:pPr>
               <w:spacing w:line="240" w:lineRule="auto" w:after="40"/>
+              <w:ind w:firstLine="0"/>
             </w:pPr>
             <w:r>
               <w:rPr>
@@ -2020,6 +4017,7 @@
           <w:p>
             <w:pPr>
               <w:spacing w:line="240" w:lineRule="auto" w:after="40"/>
+              <w:ind w:firstLine="0"/>
             </w:pPr>
             <w:r>
               <w:rPr>
@@ -2049,9 +4047,16 @@
     </w:p>
     <w:p>
       <w:pPr>
-        <w:pStyle w:val="ListNumber"/>
-        <w:spacing w:line="360" w:lineRule="auto"/>
-      </w:pPr>
+        <w:spacing w:line="360" w:lineRule="auto" w:after="80"/>
+        <w:ind w:left="1003" w:hanging="425"/>
+      </w:pPr>
+      <w:r>
+        <w:rPr>
+          <w:rFonts w:ascii="Times New Roman" w:hAnsi="Times New Roman"/>
+          <w:sz w:val="24"/>
+        </w:rPr>
+        <w:t xml:space="preserve">1. </w:t>
+      </w:r>
       <w:r>
         <w:rPr>
           <w:rFonts w:ascii="Times New Roman" w:hAnsi="Times New Roman"/>
@@ -2062,9 +4067,16 @@
     </w:p>
     <w:p>
       <w:pPr>
-        <w:pStyle w:val="ListNumber"/>
-        <w:spacing w:line="360" w:lineRule="auto"/>
-      </w:pPr>
+        <w:spacing w:line="360" w:lineRule="auto" w:after="80"/>
+        <w:ind w:left="1003" w:hanging="425"/>
+      </w:pPr>
+      <w:r>
+        <w:rPr>
+          <w:rFonts w:ascii="Times New Roman" w:hAnsi="Times New Roman"/>
+          <w:sz w:val="24"/>
+        </w:rPr>
+        <w:t xml:space="preserve">2. </w:t>
+      </w:r>
       <w:r>
         <w:rPr>
           <w:rFonts w:ascii="Times New Roman" w:hAnsi="Times New Roman"/>
@@ -2075,9 +4087,16 @@
     </w:p>
     <w:p>
       <w:pPr>
-        <w:pStyle w:val="ListNumber"/>
-        <w:spacing w:line="360" w:lineRule="auto"/>
-      </w:pPr>
+        <w:spacing w:line="360" w:lineRule="auto" w:after="80"/>
+        <w:ind w:left="1003" w:hanging="425"/>
+      </w:pPr>
+      <w:r>
+        <w:rPr>
+          <w:rFonts w:ascii="Times New Roman" w:hAnsi="Times New Roman"/>
+          <w:sz w:val="24"/>
+        </w:rPr>
+        <w:t xml:space="preserve">3. </w:t>
+      </w:r>
       <w:r>
         <w:rPr>
           <w:rFonts w:ascii="Times New Roman" w:hAnsi="Times New Roman"/>
@@ -2088,9 +4107,16 @@
     </w:p>
     <w:p>
       <w:pPr>
-        <w:pStyle w:val="ListNumber"/>
-        <w:spacing w:line="360" w:lineRule="auto"/>
-      </w:pPr>
+        <w:spacing w:line="360" w:lineRule="auto" w:after="80"/>
+        <w:ind w:left="1003" w:hanging="425"/>
+      </w:pPr>
+      <w:r>
+        <w:rPr>
+          <w:rFonts w:ascii="Times New Roman" w:hAnsi="Times New Roman"/>
+          <w:sz w:val="24"/>
+        </w:rPr>
+        <w:t xml:space="preserve">4. </w:t>
+      </w:r>
       <w:r>
         <w:rPr>
           <w:rFonts w:ascii="Times New Roman" w:hAnsi="Times New Roman"/>
@@ -2101,9 +4127,16 @@
     </w:p>
     <w:p>
       <w:pPr>
-        <w:pStyle w:val="ListNumber"/>
-        <w:spacing w:line="360" w:lineRule="auto"/>
-      </w:pPr>
+        <w:spacing w:line="360" w:lineRule="auto" w:after="80"/>
+        <w:ind w:left="1003" w:hanging="425"/>
+      </w:pPr>
+      <w:r>
+        <w:rPr>
+          <w:rFonts w:ascii="Times New Roman" w:hAnsi="Times New Roman"/>
+          <w:sz w:val="24"/>
+        </w:rPr>
+        <w:t xml:space="preserve">5. </w:t>
+      </w:r>
       <w:r>
         <w:rPr>
           <w:rFonts w:ascii="Times New Roman" w:hAnsi="Times New Roman"/>
@@ -2114,9 +4147,16 @@
     </w:p>
     <w:p>
       <w:pPr>
-        <w:pStyle w:val="ListNumber"/>
-        <w:spacing w:line="360" w:lineRule="auto"/>
-      </w:pPr>
+        <w:spacing w:line="360" w:lineRule="auto" w:after="80"/>
+        <w:ind w:left="1003" w:hanging="425"/>
+      </w:pPr>
+      <w:r>
+        <w:rPr>
+          <w:rFonts w:ascii="Times New Roman" w:hAnsi="Times New Roman"/>
+          <w:sz w:val="24"/>
+        </w:rPr>
+        <w:t xml:space="preserve">6. </w:t>
+      </w:r>
       <w:r>
         <w:rPr>
           <w:rFonts w:ascii="Times New Roman" w:hAnsi="Times New Roman"/>
@@ -2127,9 +4167,16 @@
     </w:p>
     <w:p>
       <w:pPr>
-        <w:pStyle w:val="ListNumber"/>
-        <w:spacing w:line="360" w:lineRule="auto"/>
-      </w:pPr>
+        <w:spacing w:line="360" w:lineRule="auto" w:after="80"/>
+        <w:ind w:left="1003" w:hanging="425"/>
+      </w:pPr>
+      <w:r>
+        <w:rPr>
+          <w:rFonts w:ascii="Times New Roman" w:hAnsi="Times New Roman"/>
+          <w:sz w:val="24"/>
+        </w:rPr>
+        <w:t xml:space="preserve">7. </w:t>
+      </w:r>
       <w:r>
         <w:rPr>
           <w:rFonts w:ascii="Times New Roman" w:hAnsi="Times New Roman"/>
@@ -2140,9 +4187,16 @@
     </w:p>
     <w:p>
       <w:pPr>
-        <w:pStyle w:val="ListNumber"/>
-        <w:spacing w:line="360" w:lineRule="auto"/>
-      </w:pPr>
+        <w:spacing w:line="360" w:lineRule="auto" w:after="80"/>
+        <w:ind w:left="1003" w:hanging="425"/>
+      </w:pPr>
+      <w:r>
+        <w:rPr>
+          <w:rFonts w:ascii="Times New Roman" w:hAnsi="Times New Roman"/>
+          <w:sz w:val="24"/>
+        </w:rPr>
+        <w:t xml:space="preserve">8. </w:t>
+      </w:r>
       <w:r>
         <w:rPr>
           <w:rFonts w:ascii="Times New Roman" w:hAnsi="Times New Roman"/>
@@ -2153,9 +4207,16 @@
     </w:p>
     <w:p>
       <w:pPr>
-        <w:pStyle w:val="ListNumber"/>
-        <w:spacing w:line="360" w:lineRule="auto"/>
-      </w:pPr>
+        <w:spacing w:line="360" w:lineRule="auto" w:after="80"/>
+        <w:ind w:left="1003" w:hanging="425"/>
+      </w:pPr>
+      <w:r>
+        <w:rPr>
+          <w:rFonts w:ascii="Times New Roman" w:hAnsi="Times New Roman"/>
+          <w:sz w:val="24"/>
+        </w:rPr>
+        <w:t xml:space="preserve">9. </w:t>
+      </w:r>
       <w:r>
         <w:rPr>
           <w:rFonts w:ascii="Times New Roman" w:hAnsi="Times New Roman"/>
@@ -2174,9 +4235,16 @@
     </w:p>
     <w:p>
       <w:pPr>
-        <w:pStyle w:val="ListNumber"/>
-        <w:spacing w:line="360" w:lineRule="auto"/>
-      </w:pPr>
+        <w:spacing w:line="360" w:lineRule="auto" w:after="80"/>
+        <w:ind w:left="1003" w:hanging="425"/>
+      </w:pPr>
+      <w:r>
+        <w:rPr>
+          <w:rFonts w:ascii="Times New Roman" w:hAnsi="Times New Roman"/>
+          <w:sz w:val="24"/>
+        </w:rPr>
+        <w:t xml:space="preserve">1. </w:t>
+      </w:r>
       <w:r>
         <w:rPr>
           <w:rFonts w:ascii="Times New Roman" w:hAnsi="Times New Roman"/>
@@ -2195,9 +4263,16 @@
     </w:p>
     <w:p>
       <w:pPr>
-        <w:pStyle w:val="ListNumber"/>
-        <w:spacing w:line="360" w:lineRule="auto"/>
-      </w:pPr>
+        <w:spacing w:line="360" w:lineRule="auto" w:after="80"/>
+        <w:ind w:left="1003" w:hanging="425"/>
+      </w:pPr>
+      <w:r>
+        <w:rPr>
+          <w:rFonts w:ascii="Times New Roman" w:hAnsi="Times New Roman"/>
+          <w:sz w:val="24"/>
+        </w:rPr>
+        <w:t xml:space="preserve">2. </w:t>
+      </w:r>
       <w:r>
         <w:rPr>
           <w:rFonts w:ascii="Times New Roman" w:hAnsi="Times New Roman"/>
@@ -2216,9 +4291,16 @@
     </w:p>
     <w:p>
       <w:pPr>
-        <w:pStyle w:val="ListNumber"/>
-        <w:spacing w:line="360" w:lineRule="auto"/>
-      </w:pPr>
+        <w:spacing w:line="360" w:lineRule="auto" w:after="80"/>
+        <w:ind w:left="1003" w:hanging="425"/>
+      </w:pPr>
+      <w:r>
+        <w:rPr>
+          <w:rFonts w:ascii="Times New Roman" w:hAnsi="Times New Roman"/>
+          <w:sz w:val="24"/>
+        </w:rPr>
+        <w:t xml:space="preserve">3. </w:t>
+      </w:r>
       <w:r>
         <w:rPr>
           <w:rFonts w:ascii="Times New Roman" w:hAnsi="Times New Roman"/>
@@ -2244,9 +4326,16 @@
     </w:p>
     <w:p>
       <w:pPr>
-        <w:pStyle w:val="ListNumber"/>
-        <w:spacing w:line="360" w:lineRule="auto"/>
-      </w:pPr>
+        <w:spacing w:line="360" w:lineRule="auto" w:after="80"/>
+        <w:ind w:left="1003" w:hanging="425"/>
+      </w:pPr>
+      <w:r>
+        <w:rPr>
+          <w:rFonts w:ascii="Times New Roman" w:hAnsi="Times New Roman"/>
+          <w:sz w:val="24"/>
+        </w:rPr>
+        <w:t xml:space="preserve">4. </w:t>
+      </w:r>
       <w:r>
         <w:rPr>
           <w:rFonts w:ascii="Times New Roman" w:hAnsi="Times New Roman"/>
@@ -2257,9 +4346,16 @@
     </w:p>
     <w:p>
       <w:pPr>
-        <w:pStyle w:val="ListNumber"/>
-        <w:spacing w:line="360" w:lineRule="auto"/>
-      </w:pPr>
+        <w:spacing w:line="360" w:lineRule="auto" w:after="80"/>
+        <w:ind w:left="1003" w:hanging="425"/>
+      </w:pPr>
+      <w:r>
+        <w:rPr>
+          <w:rFonts w:ascii="Times New Roman" w:hAnsi="Times New Roman"/>
+          <w:sz w:val="24"/>
+        </w:rPr>
+        <w:t xml:space="preserve">5. </w:t>
+      </w:r>
       <w:r>
         <w:rPr>
           <w:rFonts w:ascii="Times New Roman" w:hAnsi="Times New Roman"/>
@@ -2270,9 +4366,16 @@
     </w:p>
     <w:p>
       <w:pPr>
-        <w:pStyle w:val="ListNumber"/>
-        <w:spacing w:line="360" w:lineRule="auto"/>
-      </w:pPr>
+        <w:spacing w:line="360" w:lineRule="auto" w:after="80"/>
+        <w:ind w:left="1003" w:hanging="425"/>
+      </w:pPr>
+      <w:r>
+        <w:rPr>
+          <w:rFonts w:ascii="Times New Roman" w:hAnsi="Times New Roman"/>
+          <w:sz w:val="24"/>
+        </w:rPr>
+        <w:t xml:space="preserve">6. </w:t>
+      </w:r>
       <w:r>
         <w:rPr>
           <w:rFonts w:ascii="Times New Roman" w:hAnsi="Times New Roman"/>
@@ -2472,6 +4575,7 @@
     <w:p>
       <w:pPr>
         <w:spacing w:after="60"/>
+        <w:ind w:firstLine="0"/>
         <w:jc w:val="center"/>
       </w:pPr>
       <w:r>
@@ -2519,7 +4623,7 @@
           <w:b/>
           <w:sz w:val="24"/>
         </w:rPr>
-        <w:t>Gambar 9.</w:t>
+        <w:t>Gambar 1.</w:t>
       </w:r>
       <w:r>
         <w:rPr>
@@ -2535,6 +4639,26 @@
       </w:pPr>
       <w:r>
         <w:t>8.2 Spesifikasi teknologi</w:t>
+      </w:r>
+    </w:p>
+    <w:p>
+      <w:pPr>
+        <w:jc w:val="both"/>
+      </w:pPr>
+      <w:r>
+        <w:rPr>
+          <w:rFonts w:ascii="Times New Roman" w:hAnsi="Times New Roman"/>
+          <w:b/>
+          <w:sz w:val="24"/>
+        </w:rPr>
+        <w:t>Tabel 3.</w:t>
+      </w:r>
+      <w:r>
+        <w:rPr>
+          <w:rFonts w:ascii="Times New Roman" w:hAnsi="Times New Roman"/>
+          <w:sz w:val="24"/>
+        </w:rPr>
+        <w:t xml:space="preserve"> Pilihan teknologi tiap lapisan beserta alasannya</w:t>
       </w:r>
     </w:p>
     <w:tbl>
@@ -2564,6 +4688,7 @@
           <w:p>
             <w:pPr>
               <w:spacing w:line="240" w:lineRule="auto" w:after="40"/>
+              <w:ind w:firstLine="0"/>
             </w:pPr>
             <w:r>
               <w:rPr>
@@ -2595,6 +4720,7 @@
           <w:p>
             <w:pPr>
               <w:spacing w:line="240" w:lineRule="auto" w:after="40"/>
+              <w:ind w:firstLine="0"/>
             </w:pPr>
             <w:r>
               <w:rPr>
@@ -2626,6 +4752,7 @@
           <w:p>
             <w:pPr>
               <w:spacing w:line="240" w:lineRule="auto" w:after="40"/>
+              <w:ind w:firstLine="0"/>
             </w:pPr>
             <w:r>
               <w:rPr>
@@ -2659,6 +4786,7 @@
           <w:p>
             <w:pPr>
               <w:spacing w:line="240" w:lineRule="auto" w:after="40"/>
+              <w:ind w:firstLine="0"/>
             </w:pPr>
             <w:r>
               <w:rPr>
@@ -2688,6 +4816,7 @@
           <w:p>
             <w:pPr>
               <w:spacing w:line="240" w:lineRule="auto" w:after="40"/>
+              <w:ind w:firstLine="0"/>
             </w:pPr>
             <w:r>
               <w:rPr>
@@ -2717,6 +4846,7 @@
           <w:p>
             <w:pPr>
               <w:spacing w:line="240" w:lineRule="auto" w:after="40"/>
+              <w:ind w:firstLine="0"/>
             </w:pPr>
             <w:r>
               <w:rPr>
@@ -2748,6 +4878,7 @@
           <w:p>
             <w:pPr>
               <w:spacing w:line="240" w:lineRule="auto" w:after="40"/>
+              <w:ind w:firstLine="0"/>
             </w:pPr>
             <w:r>
               <w:rPr>
@@ -2777,6 +4908,7 @@
           <w:p>
             <w:pPr>
               <w:spacing w:line="240" w:lineRule="auto" w:after="40"/>
+              <w:ind w:firstLine="0"/>
             </w:pPr>
             <w:r>
               <w:rPr>
@@ -2806,6 +4938,7 @@
           <w:p>
             <w:pPr>
               <w:spacing w:line="240" w:lineRule="auto" w:after="40"/>
+              <w:ind w:firstLine="0"/>
             </w:pPr>
             <w:r>
               <w:rPr>
@@ -2837,6 +4970,7 @@
           <w:p>
             <w:pPr>
               <w:spacing w:line="240" w:lineRule="auto" w:after="40"/>
+              <w:ind w:firstLine="0"/>
             </w:pPr>
             <w:r>
               <w:rPr>
@@ -2866,6 +5000,7 @@
           <w:p>
             <w:pPr>
               <w:spacing w:line="240" w:lineRule="auto" w:after="40"/>
+              <w:ind w:firstLine="0"/>
             </w:pPr>
             <w:r>
               <w:rPr>
@@ -2895,6 +5030,7 @@
           <w:p>
             <w:pPr>
               <w:spacing w:line="240" w:lineRule="auto" w:after="40"/>
+              <w:ind w:firstLine="0"/>
             </w:pPr>
             <w:r>
               <w:rPr>
@@ -2926,6 +5062,7 @@
           <w:p>
             <w:pPr>
               <w:spacing w:line="240" w:lineRule="auto" w:after="40"/>
+              <w:ind w:firstLine="0"/>
             </w:pPr>
             <w:r>
               <w:rPr>
@@ -2955,6 +5092,7 @@
           <w:p>
             <w:pPr>
               <w:spacing w:line="240" w:lineRule="auto" w:after="40"/>
+              <w:ind w:firstLine="0"/>
             </w:pPr>
             <w:r>
               <w:rPr>
@@ -2984,6 +5122,7 @@
           <w:p>
             <w:pPr>
               <w:spacing w:line="240" w:lineRule="auto" w:after="40"/>
+              <w:ind w:firstLine="0"/>
             </w:pPr>
             <w:r>
               <w:rPr>
@@ -3015,6 +5154,7 @@
           <w:p>
             <w:pPr>
               <w:spacing w:line="240" w:lineRule="auto" w:after="40"/>
+              <w:ind w:firstLine="0"/>
             </w:pPr>
             <w:r>
               <w:rPr>
@@ -3044,6 +5184,7 @@
           <w:p>
             <w:pPr>
               <w:spacing w:line="240" w:lineRule="auto" w:after="40"/>
+              <w:ind w:firstLine="0"/>
             </w:pPr>
             <w:r>
               <w:rPr>
@@ -3073,6 +5214,7 @@
           <w:p>
             <w:pPr>
               <w:spacing w:line="240" w:lineRule="auto" w:after="40"/>
+              <w:ind w:firstLine="0"/>
             </w:pPr>
             <w:r>
               <w:rPr>
@@ -3104,6 +5246,7 @@
           <w:p>
             <w:pPr>
               <w:spacing w:line="240" w:lineRule="auto" w:after="40"/>
+              <w:ind w:firstLine="0"/>
             </w:pPr>
             <w:r>
               <w:rPr>
@@ -3133,6 +5276,7 @@
           <w:p>
             <w:pPr>
               <w:spacing w:line="240" w:lineRule="auto" w:after="40"/>
+              <w:ind w:firstLine="0"/>
             </w:pPr>
             <w:r>
               <w:rPr>
@@ -3162,6 +5306,7 @@
           <w:p>
             <w:pPr>
               <w:spacing w:line="240" w:lineRule="auto" w:after="40"/>
+              <w:ind w:firstLine="0"/>
             </w:pPr>
             <w:r>
               <w:rPr>
@@ -3193,6 +5338,7 @@
           <w:p>
             <w:pPr>
               <w:spacing w:line="240" w:lineRule="auto" w:after="40"/>
+              <w:ind w:firstLine="0"/>
             </w:pPr>
             <w:r>
               <w:rPr>
@@ -3222,6 +5368,7 @@
           <w:p>
             <w:pPr>
               <w:spacing w:line="240" w:lineRule="auto" w:after="40"/>
+              <w:ind w:firstLine="0"/>
             </w:pPr>
             <w:r>
               <w:rPr>
@@ -3251,6 +5398,7 @@
           <w:p>
             <w:pPr>
               <w:spacing w:line="240" w:lineRule="auto" w:after="40"/>
+              <w:ind w:firstLine="0"/>
             </w:pPr>
             <w:r>
               <w:rPr>
@@ -3288,6 +5436,26 @@
           <w:sz w:val="24"/>
         </w:rPr>
         <w:t>Seluruh sumber di bawah ini terbuka.</w:t>
+      </w:r>
+    </w:p>
+    <w:p>
+      <w:pPr>
+        <w:jc w:val="both"/>
+      </w:pPr>
+      <w:r>
+        <w:rPr>
+          <w:rFonts w:ascii="Times New Roman" w:hAnsi="Times New Roman"/>
+          <w:b/>
+          <w:sz w:val="24"/>
+        </w:rPr>
+        <w:t>Tabel 4.</w:t>
+      </w:r>
+      <w:r>
+        <w:rPr>
+          <w:rFonts w:ascii="Times New Roman" w:hAnsi="Times New Roman"/>
+          <w:sz w:val="24"/>
+        </w:rPr>
+        <w:t xml:space="preserve"> Sumber data yang dipakai sistem</w:t>
       </w:r>
     </w:p>
     <w:tbl>
@@ -3316,6 +5484,7 @@
           <w:p>
             <w:pPr>
               <w:spacing w:line="240" w:lineRule="auto" w:after="40"/>
+              <w:ind w:firstLine="0"/>
             </w:pPr>
             <w:r>
               <w:rPr>
@@ -3347,6 +5516,7 @@
           <w:p>
             <w:pPr>
               <w:spacing w:line="240" w:lineRule="auto" w:after="40"/>
+              <w:ind w:firstLine="0"/>
             </w:pPr>
             <w:r>
               <w:rPr>
@@ -3380,6 +5550,7 @@
           <w:p>
             <w:pPr>
               <w:spacing w:line="240" w:lineRule="auto" w:after="40"/>
+              <w:ind w:firstLine="0"/>
             </w:pPr>
             <w:r>
               <w:rPr>
@@ -3409,6 +5580,7 @@
           <w:p>
             <w:pPr>
               <w:spacing w:line="240" w:lineRule="auto" w:after="40"/>
+              <w:ind w:firstLine="0"/>
             </w:pPr>
             <w:r>
               <w:rPr>
@@ -3440,6 +5612,7 @@
           <w:p>
             <w:pPr>
               <w:spacing w:line="240" w:lineRule="auto" w:after="40"/>
+              <w:ind w:firstLine="0"/>
             </w:pPr>
             <w:r>
               <w:rPr>
@@ -3469,6 +5642,7 @@
           <w:p>
             <w:pPr>
               <w:spacing w:line="240" w:lineRule="auto" w:after="40"/>
+              <w:ind w:firstLine="0"/>
             </w:pPr>
             <w:r>
               <w:rPr>
@@ -3500,6 +5674,7 @@
           <w:p>
             <w:pPr>
               <w:spacing w:line="240" w:lineRule="auto" w:after="40"/>
+              <w:ind w:firstLine="0"/>
             </w:pPr>
             <w:r>
               <w:rPr>
@@ -3529,6 +5704,7 @@
           <w:p>
             <w:pPr>
               <w:spacing w:line="240" w:lineRule="auto" w:after="40"/>
+              <w:ind w:firstLine="0"/>
             </w:pPr>
             <w:r>
               <w:rPr>
@@ -3568,6 +5744,7 @@
           <w:p>
             <w:pPr>
               <w:spacing w:line="240" w:lineRule="auto" w:after="40"/>
+              <w:ind w:firstLine="0"/>
             </w:pPr>
             <w:r>
               <w:rPr>
@@ -3597,6 +5774,7 @@
           <w:p>
             <w:pPr>
               <w:spacing w:line="240" w:lineRule="auto" w:after="40"/>
+              <w:ind w:firstLine="0"/>
             </w:pPr>
             <w:r>
               <w:rPr>
@@ -3628,6 +5806,7 @@
           <w:p>
             <w:pPr>
               <w:spacing w:line="240" w:lineRule="auto" w:after="40"/>
+              <w:ind w:firstLine="0"/>
             </w:pPr>
             <w:r>
               <w:rPr>
@@ -3657,6 +5836,7 @@
           <w:p>
             <w:pPr>
               <w:spacing w:line="240" w:lineRule="auto" w:after="40"/>
+              <w:ind w:firstLine="0"/>
             </w:pPr>
             <w:r>
               <w:rPr>
@@ -3688,6 +5868,7 @@
           <w:p>
             <w:pPr>
               <w:spacing w:line="240" w:lineRule="auto" w:after="40"/>
+              <w:ind w:firstLine="0"/>
             </w:pPr>
             <w:r>
               <w:rPr>
@@ -3717,6 +5898,7 @@
           <w:p>
             <w:pPr>
               <w:spacing w:line="240" w:lineRule="auto" w:after="40"/>
+              <w:ind w:firstLine="0"/>
             </w:pPr>
             <w:r>
               <w:rPr>
@@ -3763,6 +5945,7 @@
           <w:p>
             <w:pPr>
               <w:spacing w:line="240" w:lineRule="auto" w:after="40"/>
+              <w:ind w:firstLine="0"/>
             </w:pPr>
             <w:r>
               <w:rPr>
@@ -3792,6 +5975,7 @@
           <w:p>
             <w:pPr>
               <w:spacing w:line="240" w:lineRule="auto" w:after="40"/>
+              <w:ind w:firstLine="0"/>
             </w:pPr>
             <w:r>
               <w:rPr>
@@ -3823,6 +6007,7 @@
           <w:p>
             <w:pPr>
               <w:spacing w:line="240" w:lineRule="auto" w:after="40"/>
+              <w:ind w:firstLine="0"/>
             </w:pPr>
             <w:r>
               <w:rPr>
@@ -3852,6 +6037,7 @@
           <w:p>
             <w:pPr>
               <w:spacing w:line="240" w:lineRule="auto" w:after="40"/>
+              <w:ind w:firstLine="0"/>
             </w:pPr>
             <w:r>
               <w:rPr>
@@ -3883,6 +6069,7 @@
           <w:p>
             <w:pPr>
               <w:spacing w:line="240" w:lineRule="auto" w:after="40"/>
+              <w:ind w:firstLine="0"/>
             </w:pPr>
             <w:r>
               <w:rPr>
@@ -3912,6 +6099,7 @@
           <w:p>
             <w:pPr>
               <w:spacing w:line="240" w:lineRule="auto" w:after="40"/>
+              <w:ind w:firstLine="0"/>
             </w:pPr>
             <w:r>
               <w:rPr>
@@ -3943,6 +6131,7 @@
           <w:p>
             <w:pPr>
               <w:spacing w:line="240" w:lineRule="auto" w:after="40"/>
+              <w:ind w:firstLine="0"/>
             </w:pPr>
             <w:r>
               <w:rPr>
@@ -3972,6 +6161,7 @@
           <w:p>
             <w:pPr>
               <w:spacing w:line="240" w:lineRule="auto" w:after="40"/>
+              <w:ind w:firstLine="0"/>
             </w:pPr>
             <w:r>
               <w:rPr>
@@ -4003,6 +6193,7 @@
           <w:p>
             <w:pPr>
               <w:spacing w:line="240" w:lineRule="auto" w:after="40"/>
+              <w:ind w:firstLine="0"/>
             </w:pPr>
             <w:r>
               <w:rPr>
@@ -4032,6 +6223,7 @@
           <w:p>
             <w:pPr>
               <w:spacing w:line="240" w:lineRule="auto" w:after="40"/>
+              <w:ind w:firstLine="0"/>
             </w:pPr>
             <w:r>
               <w:rPr>
@@ -4077,6 +6269,26 @@
       </w:pPr>
       <w:r>
         <w:t>9.1 Status modul</w:t>
+      </w:r>
+    </w:p>
+    <w:p>
+      <w:pPr>
+        <w:jc w:val="both"/>
+      </w:pPr>
+      <w:r>
+        <w:rPr>
+          <w:rFonts w:ascii="Times New Roman" w:hAnsi="Times New Roman"/>
+          <w:b/>
+          <w:sz w:val="24"/>
+        </w:rPr>
+        <w:t>Tabel 5.</w:t>
+      </w:r>
+      <w:r>
+        <w:rPr>
+          <w:rFonts w:ascii="Times New Roman" w:hAnsi="Times New Roman"/>
+          <w:sz w:val="24"/>
+        </w:rPr>
+        <w:t xml:space="preserve"> Status penyelesaian tiap modul</w:t>
       </w:r>
     </w:p>
     <w:tbl>
@@ -4106,6 +6318,7 @@
           <w:p>
             <w:pPr>
               <w:spacing w:line="240" w:lineRule="auto" w:after="40"/>
+              <w:ind w:firstLine="0"/>
             </w:pPr>
             <w:r>
               <w:rPr>
@@ -4137,6 +6350,7 @@
           <w:p>
             <w:pPr>
               <w:spacing w:line="240" w:lineRule="auto" w:after="40"/>
+              <w:ind w:firstLine="0"/>
             </w:pPr>
             <w:r>
               <w:rPr>
@@ -4168,6 +6382,7 @@
           <w:p>
             <w:pPr>
               <w:spacing w:line="240" w:lineRule="auto" w:after="40"/>
+              <w:ind w:firstLine="0"/>
             </w:pPr>
             <w:r>
               <w:rPr>
@@ -4201,6 +6416,7 @@
           <w:p>
             <w:pPr>
               <w:spacing w:line="240" w:lineRule="auto" w:after="40"/>
+              <w:ind w:firstLine="0"/>
             </w:pPr>
             <w:r>
               <w:rPr>
@@ -4230,6 +6446,7 @@
           <w:p>
             <w:pPr>
               <w:spacing w:line="240" w:lineRule="auto" w:after="40"/>
+              <w:ind w:firstLine="0"/>
             </w:pPr>
             <w:r>
               <w:rPr>
@@ -4259,6 +6476,7 @@
           <w:p>
             <w:pPr>
               <w:spacing w:line="240" w:lineRule="auto" w:after="40"/>
+              <w:ind w:firstLine="0"/>
             </w:pPr>
             <w:r>
               <w:rPr>
@@ -4290,6 +6508,7 @@
           <w:p>
             <w:pPr>
               <w:spacing w:line="240" w:lineRule="auto" w:after="40"/>
+              <w:ind w:firstLine="0"/>
             </w:pPr>
             <w:r>
               <w:rPr>
@@ -4319,6 +6538,7 @@
           <w:p>
             <w:pPr>
               <w:spacing w:line="240" w:lineRule="auto" w:after="40"/>
+              <w:ind w:firstLine="0"/>
             </w:pPr>
             <w:r>
               <w:rPr>
@@ -4348,6 +6568,7 @@
           <w:p>
             <w:pPr>
               <w:spacing w:line="240" w:lineRule="auto" w:after="40"/>
+              <w:ind w:firstLine="0"/>
             </w:pPr>
             <w:r>
               <w:rPr>
@@ -4379,6 +6600,7 @@
           <w:p>
             <w:pPr>
               <w:spacing w:line="240" w:lineRule="auto" w:after="40"/>
+              <w:ind w:firstLine="0"/>
             </w:pPr>
             <w:r>
               <w:rPr>
@@ -4408,6 +6630,7 @@
           <w:p>
             <w:pPr>
               <w:spacing w:line="240" w:lineRule="auto" w:after="40"/>
+              <w:ind w:firstLine="0"/>
             </w:pPr>
             <w:r>
               <w:rPr>
@@ -4437,6 +6660,7 @@
           <w:p>
             <w:pPr>
               <w:spacing w:line="240" w:lineRule="auto" w:after="40"/>
+              <w:ind w:firstLine="0"/>
             </w:pPr>
             <w:r>
               <w:rPr>
@@ -4468,6 +6692,7 @@
           <w:p>
             <w:pPr>
               <w:spacing w:line="240" w:lineRule="auto" w:after="40"/>
+              <w:ind w:firstLine="0"/>
             </w:pPr>
             <w:r>
               <w:rPr>
@@ -4497,6 +6722,7 @@
           <w:p>
             <w:pPr>
               <w:spacing w:line="240" w:lineRule="auto" w:after="40"/>
+              <w:ind w:firstLine="0"/>
             </w:pPr>
             <w:r>
               <w:rPr>
@@ -4526,6 +6752,7 @@
           <w:p>
             <w:pPr>
               <w:spacing w:line="240" w:lineRule="auto" w:after="40"/>
+              <w:ind w:firstLine="0"/>
             </w:pPr>
             <w:r>
               <w:rPr>
@@ -4557,6 +6784,7 @@
           <w:p>
             <w:pPr>
               <w:spacing w:line="240" w:lineRule="auto" w:after="40"/>
+              <w:ind w:firstLine="0"/>
             </w:pPr>
             <w:r>
               <w:rPr>
@@ -4586,6 +6814,7 @@
           <w:p>
             <w:pPr>
               <w:spacing w:line="240" w:lineRule="auto" w:after="40"/>
+              <w:ind w:firstLine="0"/>
             </w:pPr>
             <w:r>
               <w:rPr>
@@ -4615,6 +6844,7 @@
           <w:p>
             <w:pPr>
               <w:spacing w:line="240" w:lineRule="auto" w:after="40"/>
+              <w:ind w:firstLine="0"/>
             </w:pPr>
             <w:r>
               <w:rPr>
@@ -4646,6 +6876,7 @@
           <w:p>
             <w:pPr>
               <w:spacing w:line="240" w:lineRule="auto" w:after="40"/>
+              <w:ind w:firstLine="0"/>
             </w:pPr>
             <w:r>
               <w:rPr>
@@ -4675,6 +6906,7 @@
           <w:p>
             <w:pPr>
               <w:spacing w:line="240" w:lineRule="auto" w:after="40"/>
+              <w:ind w:firstLine="0"/>
             </w:pPr>
             <w:r>
               <w:rPr>
@@ -4712,6 +6944,7 @@
           <w:p>
             <w:pPr>
               <w:spacing w:line="240" w:lineRule="auto" w:after="40"/>
+              <w:ind w:firstLine="0"/>
             </w:pPr>
             <w:r>
               <w:rPr>
@@ -4743,6 +6976,7 @@
           <w:p>
             <w:pPr>
               <w:spacing w:line="240" w:lineRule="auto" w:after="40"/>
+              <w:ind w:firstLine="0"/>
             </w:pPr>
             <w:r>
               <w:rPr>
@@ -4772,6 +7006,7 @@
           <w:p>
             <w:pPr>
               <w:spacing w:line="240" w:lineRule="auto" w:after="40"/>
+              <w:ind w:firstLine="0"/>
             </w:pPr>
             <w:r>
               <w:rPr>
@@ -4801,6 +7036,7 @@
           <w:p>
             <w:pPr>
               <w:spacing w:line="240" w:lineRule="auto" w:after="40"/>
+              <w:ind w:firstLine="0"/>
             </w:pPr>
             <w:r>
               <w:rPr>
@@ -4832,6 +7068,7 @@
           <w:p>
             <w:pPr>
               <w:spacing w:line="240" w:lineRule="auto" w:after="40"/>
+              <w:ind w:firstLine="0"/>
             </w:pPr>
             <w:r>
               <w:rPr>
@@ -4861,6 +7098,7 @@
           <w:p>
             <w:pPr>
               <w:spacing w:line="240" w:lineRule="auto" w:after="40"/>
+              <w:ind w:firstLine="0"/>
             </w:pPr>
             <w:r>
               <w:rPr>
@@ -4890,6 +7128,7 @@
           <w:p>
             <w:pPr>
               <w:spacing w:line="240" w:lineRule="auto" w:after="40"/>
+              <w:ind w:firstLine="0"/>
             </w:pPr>
             <w:r>
               <w:rPr>
@@ -4921,6 +7160,7 @@
           <w:p>
             <w:pPr>
               <w:spacing w:line="240" w:lineRule="auto" w:after="40"/>
+              <w:ind w:firstLine="0"/>
             </w:pPr>
             <w:r>
               <w:rPr>
@@ -4950,6 +7190,7 @@
           <w:p>
             <w:pPr>
               <w:spacing w:line="240" w:lineRule="auto" w:after="40"/>
+              <w:ind w:firstLine="0"/>
             </w:pPr>
             <w:r>
               <w:rPr>
@@ -4979,6 +7220,7 @@
           <w:p>
             <w:pPr>
               <w:spacing w:line="240" w:lineRule="auto" w:after="40"/>
+              <w:ind w:firstLine="0"/>
             </w:pPr>
             <w:r>
               <w:rPr>
@@ -5010,6 +7252,7 @@
           <w:p>
             <w:pPr>
               <w:spacing w:line="240" w:lineRule="auto" w:after="40"/>
+              <w:ind w:firstLine="0"/>
             </w:pPr>
             <w:r>
               <w:rPr>
@@ -5039,6 +7282,7 @@
           <w:p>
             <w:pPr>
               <w:spacing w:line="240" w:lineRule="auto" w:after="40"/>
+              <w:ind w:firstLine="0"/>
             </w:pPr>
             <w:r>
               <w:rPr>
@@ -5068,6 +7312,7 @@
           <w:p>
             <w:pPr>
               <w:spacing w:line="240" w:lineRule="auto" w:after="40"/>
+              <w:ind w:firstLine="0"/>
             </w:pPr>
             <w:r>
               <w:rPr>
@@ -5099,6 +7344,7 @@
           <w:p>
             <w:pPr>
               <w:spacing w:line="240" w:lineRule="auto" w:after="40"/>
+              <w:ind w:firstLine="0"/>
             </w:pPr>
             <w:r>
               <w:rPr>
@@ -5128,6 +7374,7 @@
           <w:p>
             <w:pPr>
               <w:spacing w:line="240" w:lineRule="auto" w:after="40"/>
+              <w:ind w:firstLine="0"/>
             </w:pPr>
             <w:r>
               <w:rPr>
@@ -5157,6 +7404,7 @@
           <w:p>
             <w:pPr>
               <w:spacing w:line="240" w:lineRule="auto" w:after="40"/>
+              <w:ind w:firstLine="0"/>
             </w:pPr>
             <w:r>
               <w:rPr>
@@ -5188,6 +7436,7 @@
           <w:p>
             <w:pPr>
               <w:spacing w:line="240" w:lineRule="auto" w:after="40"/>
+              <w:ind w:firstLine="0"/>
             </w:pPr>
             <w:r>
               <w:rPr>
@@ -5217,6 +7466,7 @@
           <w:p>
             <w:pPr>
               <w:spacing w:line="240" w:lineRule="auto" w:after="40"/>
+              <w:ind w:firstLine="0"/>
             </w:pPr>
             <w:r>
               <w:rPr>
@@ -5246,6 +7496,7 @@
           <w:p>
             <w:pPr>
               <w:spacing w:line="240" w:lineRule="auto" w:after="40"/>
+              <w:ind w:firstLine="0"/>
             </w:pPr>
             <w:r>
               <w:rPr>
@@ -5277,6 +7528,7 @@
           <w:p>
             <w:pPr>
               <w:spacing w:line="240" w:lineRule="auto" w:after="40"/>
+              <w:ind w:firstLine="0"/>
             </w:pPr>
             <w:r>
               <w:rPr>
@@ -5306,6 +7558,7 @@
           <w:p>
             <w:pPr>
               <w:spacing w:line="240" w:lineRule="auto" w:after="40"/>
+              <w:ind w:firstLine="0"/>
             </w:pPr>
             <w:r>
               <w:rPr>
@@ -5335,6 +7588,7 @@
           <w:p>
             <w:pPr>
               <w:spacing w:line="240" w:lineRule="auto" w:after="40"/>
+              <w:ind w:firstLine="0"/>
             </w:pPr>
             <w:r>
               <w:rPr>
@@ -5366,6 +7620,7 @@
           <w:p>
             <w:pPr>
               <w:spacing w:line="240" w:lineRule="auto" w:after="40"/>
+              <w:ind w:firstLine="0"/>
             </w:pPr>
             <w:r>
               <w:rPr>
@@ -5395,6 +7650,7 @@
           <w:p>
             <w:pPr>
               <w:spacing w:line="240" w:lineRule="auto" w:after="40"/>
+              <w:ind w:firstLine="0"/>
             </w:pPr>
             <w:r>
               <w:rPr>
@@ -5424,6 +7680,7 @@
           <w:p>
             <w:pPr>
               <w:spacing w:line="240" w:lineRule="auto" w:after="40"/>
+              <w:ind w:firstLine="0"/>
             </w:pPr>
             <w:r>
               <w:rPr>
@@ -5461,6 +7718,26 @@
           <w:sz w:val="24"/>
         </w:rPr>
         <w:t>Pemisahan berdasarkan waktu: latih 2015–2023 (1.366.092 baris, 546 citra), uji 2024–2026 (447.858 baris, 179 citra).</w:t>
+      </w:r>
+    </w:p>
+    <w:p>
+      <w:pPr>
+        <w:jc w:val="both"/>
+      </w:pPr>
+      <w:r>
+        <w:rPr>
+          <w:rFonts w:ascii="Times New Roman" w:hAnsi="Times New Roman"/>
+          <w:b/>
+          <w:sz w:val="24"/>
+        </w:rPr>
+        <w:t>Tabel 6.</w:t>
+      </w:r>
+      <w:r>
+        <w:rPr>
+          <w:rFonts w:ascii="Times New Roman" w:hAnsi="Times New Roman"/>
+          <w:sz w:val="24"/>
+        </w:rPr>
+        <w:t xml:space="preserve"> Metrik model genangan Sentinel-1</w:t>
       </w:r>
     </w:p>
     <w:tbl>
@@ -5489,6 +7766,7 @@
           <w:p>
             <w:pPr>
               <w:spacing w:line="240" w:lineRule="auto" w:after="40"/>
+              <w:ind w:firstLine="0"/>
             </w:pPr>
             <w:r>
               <w:rPr>
@@ -5520,6 +7798,7 @@
           <w:p>
             <w:pPr>
               <w:spacing w:line="240" w:lineRule="auto" w:after="40"/>
+              <w:ind w:firstLine="0"/>
             </w:pPr>
             <w:r>
               <w:rPr>
@@ -5553,6 +7832,7 @@
           <w:p>
             <w:pPr>
               <w:spacing w:line="240" w:lineRule="auto" w:after="40"/>
+              <w:ind w:firstLine="0"/>
             </w:pPr>
             <w:r>
               <w:rPr>
@@ -5582,6 +7862,7 @@
           <w:p>
             <w:pPr>
               <w:spacing w:line="240" w:lineRule="auto" w:after="40"/>
+              <w:ind w:firstLine="0"/>
             </w:pPr>
             <w:r>
               <w:rPr>
@@ -5613,6 +7894,7 @@
           <w:p>
             <w:pPr>
               <w:spacing w:line="240" w:lineRule="auto" w:after="40"/>
+              <w:ind w:firstLine="0"/>
             </w:pPr>
             <w:r>
               <w:rPr>
@@ -5642,6 +7924,7 @@
           <w:p>
             <w:pPr>
               <w:spacing w:line="240" w:lineRule="auto" w:after="40"/>
+              <w:ind w:firstLine="0"/>
             </w:pPr>
             <w:r>
               <w:rPr>
@@ -5673,6 +7956,7 @@
           <w:p>
             <w:pPr>
               <w:spacing w:line="240" w:lineRule="auto" w:after="40"/>
+              <w:ind w:firstLine="0"/>
             </w:pPr>
             <w:r>
               <w:rPr>
@@ -5702,6 +7986,7 @@
           <w:p>
             <w:pPr>
               <w:spacing w:line="240" w:lineRule="auto" w:after="40"/>
+              <w:ind w:firstLine="0"/>
             </w:pPr>
             <w:r>
               <w:rPr>
@@ -5733,6 +8018,7 @@
           <w:p>
             <w:pPr>
               <w:spacing w:line="240" w:lineRule="auto" w:after="40"/>
+              <w:ind w:firstLine="0"/>
             </w:pPr>
             <w:r>
               <w:rPr>
@@ -5762,6 +8048,7 @@
           <w:p>
             <w:pPr>
               <w:spacing w:line="240" w:lineRule="auto" w:after="40"/>
+              <w:ind w:firstLine="0"/>
             </w:pPr>
             <w:r>
               <w:rPr>
@@ -5793,6 +8080,7 @@
           <w:p>
             <w:pPr>
               <w:spacing w:line="240" w:lineRule="auto" w:after="40"/>
+              <w:ind w:firstLine="0"/>
             </w:pPr>
             <w:r>
               <w:rPr>
@@ -5822,6 +8110,7 @@
           <w:p>
             <w:pPr>
               <w:spacing w:line="240" w:lineRule="auto" w:after="40"/>
+              <w:ind w:firstLine="0"/>
             </w:pPr>
             <w:r>
               <w:rPr>
@@ -5859,6 +8148,26 @@
           <w:sz w:val="24"/>
         </w:rPr>
         <w:t xml:space="preserve"> Kepentingan permutasi pada data uji menunjukkan sebabnya:</w:t>
+      </w:r>
+    </w:p>
+    <w:p>
+      <w:pPr>
+        <w:jc w:val="both"/>
+      </w:pPr>
+      <w:r>
+        <w:rPr>
+          <w:rFonts w:ascii="Times New Roman" w:hAnsi="Times New Roman"/>
+          <w:b/>
+          <w:sz w:val="24"/>
+        </w:rPr>
+        <w:t>Tabel 7.</w:t>
+      </w:r>
+      <w:r>
+        <w:rPr>
+          <w:rFonts w:ascii="Times New Roman" w:hAnsi="Times New Roman"/>
+          <w:sz w:val="24"/>
+        </w:rPr>
+        <w:t xml:space="preserve"> Kepentingan permutasi fitur pada data uji</w:t>
       </w:r>
     </w:p>
     <w:tbl>
@@ -5887,6 +8196,7 @@
           <w:p>
             <w:pPr>
               <w:spacing w:line="240" w:lineRule="auto" w:after="40"/>
+              <w:ind w:firstLine="0"/>
             </w:pPr>
             <w:r>
               <w:rPr>
@@ -5918,6 +8228,7 @@
           <w:p>
             <w:pPr>
               <w:spacing w:line="240" w:lineRule="auto" w:after="40"/>
+              <w:ind w:firstLine="0"/>
             </w:pPr>
             <w:r>
               <w:rPr>
@@ -5951,6 +8262,7 @@
           <w:p>
             <w:pPr>
               <w:spacing w:line="240" w:lineRule="auto" w:after="40"/>
+              <w:ind w:firstLine="0"/>
             </w:pPr>
             <w:r>
               <w:rPr>
@@ -5980,6 +8292,7 @@
           <w:p>
             <w:pPr>
               <w:spacing w:line="240" w:lineRule="auto" w:after="40"/>
+              <w:ind w:firstLine="0"/>
             </w:pPr>
             <w:r>
               <w:rPr>
@@ -6011,6 +8324,7 @@
           <w:p>
             <w:pPr>
               <w:spacing w:line="240" w:lineRule="auto" w:after="40"/>
+              <w:ind w:firstLine="0"/>
             </w:pPr>
             <w:r>
               <w:rPr>
@@ -6040,6 +8354,7 @@
           <w:p>
             <w:pPr>
               <w:spacing w:line="240" w:lineRule="auto" w:after="40"/>
+              <w:ind w:firstLine="0"/>
             </w:pPr>
             <w:r>
               <w:rPr>
@@ -6071,6 +8386,7 @@
           <w:p>
             <w:pPr>
               <w:spacing w:line="240" w:lineRule="auto" w:after="40"/>
+              <w:ind w:firstLine="0"/>
             </w:pPr>
             <w:r>
               <w:rPr>
@@ -6100,6 +8416,7 @@
           <w:p>
             <w:pPr>
               <w:spacing w:line="240" w:lineRule="auto" w:after="40"/>
+              <w:ind w:firstLine="0"/>
             </w:pPr>
             <w:r>
               <w:rPr>
@@ -6131,6 +8448,7 @@
           <w:p>
             <w:pPr>
               <w:spacing w:line="240" w:lineRule="auto" w:after="40"/>
+              <w:ind w:firstLine="0"/>
             </w:pPr>
             <w:r>
               <w:rPr>
@@ -6161,6 +8479,7 @@
           <w:p>
             <w:pPr>
               <w:spacing w:line="240" w:lineRule="auto" w:after="40"/>
+              <w:ind w:firstLine="0"/>
             </w:pPr>
             <w:r>
               <w:rPr>
@@ -6193,6 +8512,7 @@
           <w:p>
             <w:pPr>
               <w:spacing w:line="240" w:lineRule="auto" w:after="40"/>
+              <w:ind w:firstLine="0"/>
             </w:pPr>
             <w:r>
               <w:rPr>
@@ -6223,6 +8543,7 @@
           <w:p>
             <w:pPr>
               <w:spacing w:line="240" w:lineRule="auto" w:after="40"/>
+              <w:ind w:firstLine="0"/>
             </w:pPr>
             <w:r>
               <w:rPr>
@@ -6255,6 +8576,7 @@
           <w:p>
             <w:pPr>
               <w:spacing w:line="240" w:lineRule="auto" w:after="40"/>
+              <w:ind w:firstLine="0"/>
             </w:pPr>
             <w:r>
               <w:rPr>
@@ -6285,6 +8607,7 @@
           <w:p>
             <w:pPr>
               <w:spacing w:line="240" w:lineRule="auto" w:after="40"/>
+              <w:ind w:firstLine="0"/>
             </w:pPr>
             <w:r>
               <w:rPr>
@@ -6323,6 +8646,26 @@
       </w:pPr>
       <w:r>
         <w:t>9.3 Lima upaya penyelamatan, seluruhnya gagal</w:t>
+      </w:r>
+    </w:p>
+    <w:p>
+      <w:pPr>
+        <w:jc w:val="both"/>
+      </w:pPr>
+      <w:r>
+        <w:rPr>
+          <w:rFonts w:ascii="Times New Roman" w:hAnsi="Times New Roman"/>
+          <w:b/>
+          <w:sz w:val="24"/>
+        </w:rPr>
+        <w:t>Tabel 8.</w:t>
+      </w:r>
+      <w:r>
+        <w:rPr>
+          <w:rFonts w:ascii="Times New Roman" w:hAnsi="Times New Roman"/>
+          <w:sz w:val="24"/>
+        </w:rPr>
+        <w:t xml:space="preserve"> Lima upaya penyelamatan model dan hasilnya</w:t>
       </w:r>
     </w:p>
     <w:tbl>
@@ -6351,6 +8694,7 @@
           <w:p>
             <w:pPr>
               <w:spacing w:line="240" w:lineRule="auto" w:after="40"/>
+              <w:ind w:firstLine="0"/>
             </w:pPr>
             <w:r>
               <w:rPr>
@@ -6382,6 +8726,7 @@
           <w:p>
             <w:pPr>
               <w:spacing w:line="240" w:lineRule="auto" w:after="40"/>
+              <w:ind w:firstLine="0"/>
             </w:pPr>
             <w:r>
               <w:rPr>
@@ -6415,6 +8760,7 @@
           <w:p>
             <w:pPr>
               <w:spacing w:line="240" w:lineRule="auto" w:after="40"/>
+              <w:ind w:firstLine="0"/>
             </w:pPr>
             <w:r>
               <w:rPr>
@@ -6444,6 +8790,7 @@
           <w:p>
             <w:pPr>
               <w:spacing w:line="240" w:lineRule="auto" w:after="40"/>
+              <w:ind w:firstLine="0"/>
             </w:pPr>
             <w:r>
               <w:rPr>
@@ -6475,6 +8822,7 @@
           <w:p>
             <w:pPr>
               <w:spacing w:line="240" w:lineRule="auto" w:after="40"/>
+              <w:ind w:firstLine="0"/>
             </w:pPr>
             <w:r>
               <w:rPr>
@@ -6504,6 +8852,7 @@
           <w:p>
             <w:pPr>
               <w:spacing w:line="240" w:lineRule="auto" w:after="40"/>
+              <w:ind w:firstLine="0"/>
             </w:pPr>
             <w:r>
               <w:rPr>
@@ -6535,6 +8884,7 @@
           <w:p>
             <w:pPr>
               <w:spacing w:line="240" w:lineRule="auto" w:after="40"/>
+              <w:ind w:firstLine="0"/>
             </w:pPr>
             <w:r>
               <w:rPr>
@@ -6564,6 +8914,7 @@
           <w:p>
             <w:pPr>
               <w:spacing w:line="240" w:lineRule="auto" w:after="40"/>
+              <w:ind w:firstLine="0"/>
             </w:pPr>
             <w:r>
               <w:rPr>
@@ -6603,6 +8954,7 @@
           <w:p>
             <w:pPr>
               <w:spacing w:line="240" w:lineRule="auto" w:after="40"/>
+              <w:ind w:firstLine="0"/>
             </w:pPr>
             <w:r>
               <w:rPr>
@@ -6647,6 +8999,7 @@
           <w:p>
             <w:pPr>
               <w:spacing w:line="240" w:lineRule="auto" w:after="40"/>
+              <w:ind w:firstLine="0"/>
             </w:pPr>
             <w:r>
               <w:rPr>
@@ -6686,6 +9039,7 @@
           <w:p>
             <w:pPr>
               <w:spacing w:line="240" w:lineRule="auto" w:after="40"/>
+              <w:ind w:firstLine="0"/>
             </w:pPr>
             <w:r>
               <w:rPr>
@@ -6715,6 +9069,7 @@
           <w:p>
             <w:pPr>
               <w:spacing w:line="240" w:lineRule="auto" w:after="40"/>
+              <w:ind w:firstLine="0"/>
             </w:pPr>
             <w:r>
               <w:rPr>
@@ -6862,6 +9217,26 @@
           <w:sz w:val="24"/>
         </w:rPr>
         <w:t xml:space="preserve"> [4]:</w:t>
+      </w:r>
+    </w:p>
+    <w:p>
+      <w:pPr>
+        <w:jc w:val="both"/>
+      </w:pPr>
+      <w:r>
+        <w:rPr>
+          <w:rFonts w:ascii="Times New Roman" w:hAnsi="Times New Roman"/>
+          <w:b/>
+          <w:sz w:val="24"/>
+        </w:rPr>
+        <w:t>Tabel 9.</w:t>
+      </w:r>
+      <w:r>
+        <w:rPr>
+          <w:rFonts w:ascii="Times New Roman" w:hAnsi="Times New Roman"/>
+          <w:sz w:val="24"/>
+        </w:rPr>
+        <w:t xml:space="preserve"> Korelasi rekonstruksi pasut terhadap muka air terukur</w:t>
       </w:r>
     </w:p>
     <w:tbl>
@@ -6891,6 +9266,7 @@
           <w:p>
             <w:pPr>
               <w:spacing w:line="240" w:lineRule="auto" w:after="40"/>
+              <w:ind w:firstLine="0"/>
             </w:pPr>
             <w:r>
               <w:rPr>
@@ -6922,6 +9298,7 @@
           <w:p>
             <w:pPr>
               <w:spacing w:line="240" w:lineRule="auto" w:after="40"/>
+              <w:ind w:firstLine="0"/>
             </w:pPr>
             <w:r>
               <w:rPr>
@@ -6953,6 +9330,7 @@
           <w:p>
             <w:pPr>
               <w:spacing w:line="240" w:lineRule="auto" w:after="40"/>
+              <w:ind w:firstLine="0"/>
             </w:pPr>
             <w:r>
               <w:rPr>
@@ -6986,6 +9364,7 @@
           <w:p>
             <w:pPr>
               <w:spacing w:line="240" w:lineRule="auto" w:after="40"/>
+              <w:ind w:firstLine="0"/>
             </w:pPr>
             <w:r>
               <w:rPr>
@@ -7015,6 +9394,7 @@
           <w:p>
             <w:pPr>
               <w:spacing w:line="240" w:lineRule="auto" w:after="40"/>
+              <w:ind w:firstLine="0"/>
             </w:pPr>
             <w:r>
               <w:rPr>
@@ -7044,6 +9424,7 @@
           <w:p>
             <w:pPr>
               <w:spacing w:line="240" w:lineRule="auto" w:after="40"/>
+              <w:ind w:firstLine="0"/>
             </w:pPr>
             <w:r>
               <w:rPr>
@@ -7076,6 +9457,7 @@
           <w:p>
             <w:pPr>
               <w:spacing w:line="240" w:lineRule="auto" w:after="40"/>
+              <w:ind w:firstLine="0"/>
             </w:pPr>
             <w:r>
               <w:rPr>
@@ -7105,6 +9487,7 @@
           <w:p>
             <w:pPr>
               <w:spacing w:line="240" w:lineRule="auto" w:after="40"/>
+              <w:ind w:firstLine="0"/>
             </w:pPr>
             <w:r>
               <w:rPr>
@@ -7134,6 +9517,7 @@
           <w:p>
             <w:pPr>
               <w:spacing w:line="240" w:lineRule="auto" w:after="40"/>
+              <w:ind w:firstLine="0"/>
             </w:pPr>
             <w:r>
               <w:rPr>
@@ -7166,6 +9550,7 @@
           <w:p>
             <w:pPr>
               <w:spacing w:line="240" w:lineRule="auto" w:after="40"/>
+              <w:ind w:firstLine="0"/>
             </w:pPr>
             <w:r>
               <w:rPr>
@@ -7195,6 +9580,7 @@
           <w:p>
             <w:pPr>
               <w:spacing w:line="240" w:lineRule="auto" w:after="40"/>
+              <w:ind w:firstLine="0"/>
             </w:pPr>
             <w:r>
               <w:rPr>
@@ -7224,6 +9610,7 @@
           <w:p>
             <w:pPr>
               <w:spacing w:line="240" w:lineRule="auto" w:after="40"/>
+              <w:ind w:firstLine="0"/>
             </w:pPr>
             <w:r>
               <w:rPr>
@@ -7256,6 +9643,7 @@
           <w:p>
             <w:pPr>
               <w:spacing w:line="240" w:lineRule="auto" w:after="40"/>
+              <w:ind w:firstLine="0"/>
             </w:pPr>
             <w:r>
               <w:rPr>
@@ -7285,6 +9673,7 @@
           <w:p>
             <w:pPr>
               <w:spacing w:line="240" w:lineRule="auto" w:after="40"/>
+              <w:ind w:firstLine="0"/>
             </w:pPr>
             <w:r>
               <w:rPr>
@@ -7314,6 +9703,7 @@
           <w:p>
             <w:pPr>
               <w:spacing w:line="240" w:lineRule="auto" w:after="40"/>
+              <w:ind w:firstLine="0"/>
             </w:pPr>
             <w:r>
               <w:rPr>
@@ -7384,6 +9774,7 @@
     <w:p>
       <w:pPr>
         <w:spacing w:after="60"/>
+        <w:ind w:firstLine="0"/>
         <w:jc w:val="center"/>
       </w:pPr>
       <w:r>
@@ -7431,7 +9822,7 @@
           <w:b/>
           <w:sz w:val="24"/>
         </w:rPr>
-        <w:t>Gambar 1.</w:t>
+        <w:t>Gambar 2.</w:t>
       </w:r>
       <w:r>
         <w:rPr>
@@ -7459,6 +9850,7 @@
     <w:p>
       <w:pPr>
         <w:spacing w:after="60"/>
+        <w:ind w:firstLine="0"/>
         <w:jc w:val="center"/>
       </w:pPr>
       <w:r>
@@ -7506,7 +9898,7 @@
           <w:b/>
           <w:sz w:val="24"/>
         </w:rPr>
-        <w:t>Gambar 2.</w:t>
+        <w:t>Gambar 3.</w:t>
       </w:r>
       <w:r>
         <w:rPr>
@@ -7519,6 +9911,7 @@
     <w:p>
       <w:pPr>
         <w:spacing w:after="60"/>
+        <w:ind w:firstLine="0"/>
         <w:jc w:val="center"/>
       </w:pPr>
       <w:r>
@@ -7566,7 +9959,7 @@
           <w:b/>
           <w:sz w:val="24"/>
         </w:rPr>
-        <w:t>Gambar 3.</w:t>
+        <w:t>Gambar 4.</w:t>
       </w:r>
       <w:r>
         <w:rPr>
@@ -7579,6 +9972,7 @@
     <w:p>
       <w:pPr>
         <w:spacing w:after="60"/>
+        <w:ind w:firstLine="0"/>
         <w:jc w:val="center"/>
       </w:pPr>
       <w:r>
@@ -7618,7 +10012,28 @@
     </w:p>
     <w:p>
       <w:pPr>
+        <w:jc w:val="both"/>
+      </w:pPr>
+      <w:r>
+        <w:rPr>
+          <w:rFonts w:ascii="Times New Roman" w:hAnsi="Times New Roman"/>
+          <w:b/>
+          <w:sz w:val="24"/>
+        </w:rPr>
+        <w:t>Gambar 5.</w:t>
+      </w:r>
+      <w:r>
+        <w:rPr>
+          <w:rFonts w:ascii="Times New Roman" w:hAnsi="Times New Roman"/>
+          <w:sz w:val="24"/>
+        </w:rPr>
+        <w:t xml:space="preserve"> Halaman validasi, bagian model yang ditolak. Metrik model Sentinel-1 ditampilkan apa adanya di dalam aplikasi, termasuk ROC-AUC 0,6579 dan matriks kebingungannya, dengan tiga fitur bergantung waktu ditandai "sumbangannya nol".</w:t>
+      </w:r>
+    </w:p>
+    <w:p>
+      <w:pPr>
         <w:spacing w:after="60"/>
+        <w:ind w:firstLine="0"/>
         <w:jc w:val="center"/>
       </w:pPr>
       <w:r>
@@ -7666,19 +10081,20 @@
           <w:b/>
           <w:sz w:val="24"/>
         </w:rPr>
-        <w:t>Gambar 4 dan 5.</w:t>
-      </w:r>
-      <w:r>
-        <w:rPr>
-          <w:rFonts w:ascii="Times New Roman" w:hAnsi="Times New Roman"/>
-          <w:sz w:val="24"/>
-        </w:rPr>
-        <w:t xml:space="preserve"> Halaman validasi. Metrik model Sentinel-1 ditampilkan apa adanya di dalam aplikasi, termasuk ROC-AUC 0,6579 dan matriks kebingungannya, dengan tiga fitur bergantung waktu ditandai "sumbangannya nol". Gambar kelima memuat pernyataan aplikasi sendiri tentang apa yang tidak diklaim.</w:t>
+        <w:t>Gambar 6.</w:t>
+      </w:r>
+      <w:r>
+        <w:rPr>
+          <w:rFonts w:ascii="Times New Roman" w:hAnsi="Times New Roman"/>
+          <w:sz w:val="24"/>
+        </w:rPr>
+        <w:t xml:space="preserve"> Halaman validasi, bagian yang tidak kami klaim. Aplikasi menyatakan sendiri bahwa indeks kerentanan tidak punya angka akurasi.</w:t>
       </w:r>
     </w:p>
     <w:p>
       <w:pPr>
         <w:spacing w:after="60"/>
+        <w:ind w:firstLine="0"/>
         <w:jc w:val="center"/>
       </w:pPr>
       <w:r>
@@ -7726,7 +10142,7 @@
           <w:b/>
           <w:sz w:val="24"/>
         </w:rPr>
-        <w:t>Gambar 6.</w:t>
+        <w:t>Gambar 7.</w:t>
       </w:r>
       <w:r>
         <w:rPr>
@@ -7739,6 +10155,7 @@
     <w:p>
       <w:pPr>
         <w:spacing w:after="60"/>
+        <w:ind w:firstLine="0"/>
         <w:jc w:val="center"/>
       </w:pPr>
       <w:r>
@@ -7786,7 +10203,7 @@
           <w:b/>
           <w:sz w:val="24"/>
         </w:rPr>
-        <w:t>Gambar 7.</w:t>
+        <w:t>Gambar 8.</w:t>
       </w:r>
       <w:r>
         <w:rPr>
@@ -7799,6 +10216,7 @@
     <w:p>
       <w:pPr>
         <w:spacing w:after="60"/>
+        <w:ind w:firstLine="0"/>
         <w:jc w:val="center"/>
       </w:pPr>
       <w:r>
@@ -7846,7 +10264,7 @@
           <w:b/>
           <w:sz w:val="24"/>
         </w:rPr>
-        <w:t>Gambar 8.</w:t>
+        <w:t>Gambar 9.</w:t>
       </w:r>
       <w:r>
         <w:rPr>
@@ -7917,6 +10335,26 @@
       </w:pPr>
       <w:r>
         <w:t>11.2 Rantai estimasi</w:t>
+      </w:r>
+    </w:p>
+    <w:p>
+      <w:pPr>
+        <w:jc w:val="both"/>
+      </w:pPr>
+      <w:r>
+        <w:rPr>
+          <w:rFonts w:ascii="Times New Roman" w:hAnsi="Times New Roman"/>
+          <w:b/>
+          <w:sz w:val="24"/>
+        </w:rPr>
+        <w:t>Tabel 10.</w:t>
+      </w:r>
+      <w:r>
+        <w:rPr>
+          <w:rFonts w:ascii="Times New Roman" w:hAnsi="Times New Roman"/>
+          <w:sz w:val="24"/>
+        </w:rPr>
+        <w:t xml:space="preserve"> Rantai estimasi dampak, tautan demi tautan</w:t>
       </w:r>
     </w:p>
     <w:tbl>
@@ -7946,6 +10384,7 @@
           <w:p>
             <w:pPr>
               <w:spacing w:line="240" w:lineRule="auto" w:after="40"/>
+              <w:ind w:firstLine="0"/>
             </w:pPr>
             <w:r>
               <w:rPr>
@@ -7977,6 +10416,7 @@
           <w:p>
             <w:pPr>
               <w:spacing w:line="240" w:lineRule="auto" w:after="40"/>
+              <w:ind w:firstLine="0"/>
             </w:pPr>
             <w:r>
               <w:rPr>
@@ -8008,6 +10448,7 @@
           <w:p>
             <w:pPr>
               <w:spacing w:line="240" w:lineRule="auto" w:after="40"/>
+              <w:ind w:firstLine="0"/>
             </w:pPr>
             <w:r>
               <w:rPr>
@@ -8041,6 +10482,7 @@
           <w:p>
             <w:pPr>
               <w:spacing w:line="240" w:lineRule="auto" w:after="40"/>
+              <w:ind w:firstLine="0"/>
             </w:pPr>
             <w:r>
               <w:rPr>
@@ -8070,6 +10512,7 @@
           <w:p>
             <w:pPr>
               <w:spacing w:line="240" w:lineRule="auto" w:after="40"/>
+              <w:ind w:firstLine="0"/>
             </w:pPr>
             <w:r>
               <w:rPr>
@@ -8099,6 +10542,7 @@
           <w:p>
             <w:pPr>
               <w:spacing w:line="240" w:lineRule="auto" w:after="40"/>
+              <w:ind w:firstLine="0"/>
             </w:pPr>
             <w:r>
               <w:rPr>
@@ -8130,6 +10574,7 @@
           <w:p>
             <w:pPr>
               <w:spacing w:line="240" w:lineRule="auto" w:after="40"/>
+              <w:ind w:firstLine="0"/>
             </w:pPr>
             <w:r>
               <w:rPr>
@@ -8159,6 +10604,7 @@
           <w:p>
             <w:pPr>
               <w:spacing w:line="240" w:lineRule="auto" w:after="40"/>
+              <w:ind w:firstLine="0"/>
             </w:pPr>
             <w:r>
               <w:rPr>
@@ -8188,6 +10634,7 @@
           <w:p>
             <w:pPr>
               <w:spacing w:line="240" w:lineRule="auto" w:after="40"/>
+              <w:ind w:firstLine="0"/>
             </w:pPr>
             <w:r>
               <w:rPr>
@@ -8219,6 +10666,7 @@
           <w:p>
             <w:pPr>
               <w:spacing w:line="240" w:lineRule="auto" w:after="40"/>
+              <w:ind w:firstLine="0"/>
             </w:pPr>
             <w:r>
               <w:rPr>
@@ -8248,6 +10696,7 @@
           <w:p>
             <w:pPr>
               <w:spacing w:line="240" w:lineRule="auto" w:after="40"/>
+              <w:ind w:firstLine="0"/>
             </w:pPr>
             <w:r>
               <w:rPr>
@@ -8277,6 +10726,7 @@
           <w:p>
             <w:pPr>
               <w:spacing w:line="240" w:lineRule="auto" w:after="40"/>
+              <w:ind w:firstLine="0"/>
             </w:pPr>
             <w:r>
               <w:rPr>
@@ -8308,6 +10758,7 @@
           <w:p>
             <w:pPr>
               <w:spacing w:line="240" w:lineRule="auto" w:after="40"/>
+              <w:ind w:firstLine="0"/>
             </w:pPr>
             <w:r>
               <w:rPr>
@@ -8337,6 +10788,7 @@
           <w:p>
             <w:pPr>
               <w:spacing w:line="240" w:lineRule="auto" w:after="40"/>
+              <w:ind w:firstLine="0"/>
             </w:pPr>
             <w:r>
               <w:rPr>
@@ -8367,6 +10819,7 @@
           <w:p>
             <w:pPr>
               <w:spacing w:line="240" w:lineRule="auto" w:after="40"/>
+              <w:ind w:firstLine="0"/>
             </w:pPr>
             <w:r>
               <w:rPr>
@@ -8398,6 +10851,7 @@
           <w:p>
             <w:pPr>
               <w:spacing w:line="240" w:lineRule="auto" w:after="40"/>
+              <w:ind w:firstLine="0"/>
             </w:pPr>
             <w:r>
               <w:rPr>
@@ -8427,6 +10881,7 @@
           <w:p>
             <w:pPr>
               <w:spacing w:line="240" w:lineRule="auto" w:after="40"/>
+              <w:ind w:firstLine="0"/>
             </w:pPr>
             <w:r>
               <w:rPr>
@@ -8456,6 +10911,7 @@
           <w:p>
             <w:pPr>
               <w:spacing w:line="240" w:lineRule="auto" w:after="40"/>
+              <w:ind w:firstLine="0"/>
             </w:pPr>
             <w:r>
               <w:rPr>
@@ -8487,6 +10943,7 @@
           <w:p>
             <w:pPr>
               <w:spacing w:line="240" w:lineRule="auto" w:after="40"/>
+              <w:ind w:firstLine="0"/>
             </w:pPr>
             <w:r>
               <w:rPr>
@@ -8516,6 +10973,7 @@
           <w:p>
             <w:pPr>
               <w:spacing w:line="240" w:lineRule="auto" w:after="40"/>
+              <w:ind w:firstLine="0"/>
             </w:pPr>
             <w:r>
               <w:rPr>
@@ -8545,6 +11003,7 @@
           <w:p>
             <w:pPr>
               <w:spacing w:line="240" w:lineRule="auto" w:after="40"/>
+              <w:ind w:firstLine="0"/>
             </w:pPr>
             <w:r>
               <w:rPr>
@@ -8576,6 +11035,7 @@
           <w:p>
             <w:pPr>
               <w:spacing w:line="240" w:lineRule="auto" w:after="40"/>
+              <w:ind w:firstLine="0"/>
             </w:pPr>
             <w:r>
               <w:rPr>
@@ -8606,6 +11066,7 @@
           <w:p>
             <w:pPr>
               <w:spacing w:line="240" w:lineRule="auto" w:after="40"/>
+              <w:ind w:firstLine="0"/>
             </w:pPr>
             <w:r>
               <w:rPr>
@@ -8636,6 +11097,7 @@
           <w:p>
             <w:pPr>
               <w:spacing w:line="240" w:lineRule="auto" w:after="40"/>
+              <w:ind w:firstLine="0"/>
             </w:pPr>
             <w:r>
               <w:rPr>
@@ -8667,6 +11129,7 @@
           <w:p>
             <w:pPr>
               <w:spacing w:line="240" w:lineRule="auto" w:after="40"/>
+              <w:ind w:firstLine="0"/>
             </w:pPr>
             <w:r>
               <w:rPr>
@@ -8697,6 +11160,7 @@
           <w:p>
             <w:pPr>
               <w:spacing w:line="240" w:lineRule="auto" w:after="40"/>
+              <w:ind w:firstLine="0"/>
             </w:pPr>
             <w:r>
               <w:rPr>
@@ -8727,6 +11191,7 @@
           <w:p>
             <w:pPr>
               <w:spacing w:line="240" w:lineRule="auto" w:after="40"/>
+              <w:ind w:firstLine="0"/>
             </w:pPr>
             <w:r>
               <w:rPr>
@@ -8758,6 +11223,7 @@
           <w:p>
             <w:pPr>
               <w:spacing w:line="240" w:lineRule="auto" w:after="40"/>
+              <w:ind w:firstLine="0"/>
             </w:pPr>
             <w:r>
               <w:rPr>
@@ -8788,6 +11254,7 @@
           <w:p>
             <w:pPr>
               <w:spacing w:line="240" w:lineRule="auto" w:after="40"/>
+              <w:ind w:firstLine="0"/>
             </w:pPr>
             <w:r>
               <w:rPr>
@@ -8818,6 +11285,7 @@
           <w:p>
             <w:pPr>
               <w:spacing w:line="240" w:lineRule="auto" w:after="40"/>
+              <w:ind w:firstLine="0"/>
             </w:pPr>
             <w:r>
               <w:rPr>
@@ -8849,6 +11317,7 @@
           <w:p>
             <w:pPr>
               <w:spacing w:line="240" w:lineRule="auto" w:after="40"/>
+              <w:ind w:firstLine="0"/>
             </w:pPr>
             <w:r>
               <w:rPr>
@@ -8878,6 +11347,7 @@
           <w:p>
             <w:pPr>
               <w:spacing w:line="240" w:lineRule="auto" w:after="40"/>
+              <w:ind w:firstLine="0"/>
             </w:pPr>
             <w:r>
               <w:rPr>
@@ -8907,6 +11377,7 @@
           <w:p>
             <w:pPr>
               <w:spacing w:line="240" w:lineRule="auto" w:after="40"/>
+              <w:ind w:firstLine="0"/>
             </w:pPr>
             <w:r>
               <w:rPr>
@@ -8938,6 +11409,7 @@
           <w:p>
             <w:pPr>
               <w:spacing w:line="240" w:lineRule="auto" w:after="40"/>
+              <w:ind w:firstLine="0"/>
             </w:pPr>
             <w:r>
               <w:rPr>
@@ -8967,6 +11439,7 @@
           <w:p>
             <w:pPr>
               <w:spacing w:line="240" w:lineRule="auto" w:after="40"/>
+              <w:ind w:firstLine="0"/>
             </w:pPr>
             <w:r>
               <w:rPr>
@@ -8996,6 +11469,7 @@
           <w:p>
             <w:pPr>
               <w:spacing w:line="240" w:lineRule="auto" w:after="40"/>
+              <w:ind w:firstLine="0"/>
             </w:pPr>
             <w:r>
               <w:rPr>
@@ -9027,6 +11501,7 @@
           <w:p>
             <w:pPr>
               <w:spacing w:line="240" w:lineRule="auto" w:after="40"/>
+              <w:ind w:firstLine="0"/>
             </w:pPr>
             <w:r>
               <w:rPr>
@@ -9056,6 +11531,7 @@
           <w:p>
             <w:pPr>
               <w:spacing w:line="240" w:lineRule="auto" w:after="40"/>
+              <w:ind w:firstLine="0"/>
             </w:pPr>
             <w:r>
               <w:rPr>
@@ -9086,6 +11562,7 @@
           <w:p>
             <w:pPr>
               <w:spacing w:line="240" w:lineRule="auto" w:after="40"/>
+              <w:ind w:firstLine="0"/>
             </w:pPr>
             <w:r>
               <w:rPr>
@@ -9291,9 +11768,16 @@
     </w:p>
     <w:p>
       <w:pPr>
-        <w:pStyle w:val="ListNumber"/>
-        <w:spacing w:line="360" w:lineRule="auto"/>
-      </w:pPr>
+        <w:spacing w:line="360" w:lineRule="auto" w:after="80"/>
+        <w:ind w:left="1003" w:hanging="425"/>
+      </w:pPr>
+      <w:r>
+        <w:rPr>
+          <w:rFonts w:ascii="Times New Roman" w:hAnsi="Times New Roman"/>
+          <w:sz w:val="24"/>
+        </w:rPr>
+        <w:t xml:space="preserve">1. </w:t>
+      </w:r>
       <w:r>
         <w:rPr>
           <w:rFonts w:ascii="Times New Roman" w:hAnsi="Times New Roman"/>
@@ -9304,9 +11788,16 @@
     </w:p>
     <w:p>
       <w:pPr>
-        <w:pStyle w:val="ListNumber"/>
-        <w:spacing w:line="360" w:lineRule="auto"/>
-      </w:pPr>
+        <w:spacing w:line="360" w:lineRule="auto" w:after="80"/>
+        <w:ind w:left="1003" w:hanging="425"/>
+      </w:pPr>
+      <w:r>
+        <w:rPr>
+          <w:rFonts w:ascii="Times New Roman" w:hAnsi="Times New Roman"/>
+          <w:sz w:val="24"/>
+        </w:rPr>
+        <w:t xml:space="preserve">2. </w:t>
+      </w:r>
       <w:r>
         <w:rPr>
           <w:rFonts w:ascii="Times New Roman" w:hAnsi="Times New Roman"/>
@@ -9317,9 +11808,16 @@
     </w:p>
     <w:p>
       <w:pPr>
-        <w:pStyle w:val="ListNumber"/>
-        <w:spacing w:line="360" w:lineRule="auto"/>
-      </w:pPr>
+        <w:spacing w:line="360" w:lineRule="auto" w:after="80"/>
+        <w:ind w:left="1003" w:hanging="425"/>
+      </w:pPr>
+      <w:r>
+        <w:rPr>
+          <w:rFonts w:ascii="Times New Roman" w:hAnsi="Times New Roman"/>
+          <w:sz w:val="24"/>
+        </w:rPr>
+        <w:t xml:space="preserve">3. </w:t>
+      </w:r>
       <w:r>
         <w:rPr>
           <w:rFonts w:ascii="Times New Roman" w:hAnsi="Times New Roman"/>
@@ -9397,9 +11895,16 @@
     </w:p>
     <w:p>
       <w:pPr>
-        <w:pStyle w:val="ListNumber"/>
-        <w:spacing w:line="360" w:lineRule="auto"/>
-      </w:pPr>
+        <w:spacing w:line="360" w:lineRule="auto" w:after="80"/>
+        <w:ind w:left="1003" w:hanging="425"/>
+      </w:pPr>
+      <w:r>
+        <w:rPr>
+          <w:rFonts w:ascii="Times New Roman" w:hAnsi="Times New Roman"/>
+          <w:sz w:val="24"/>
+        </w:rPr>
+        <w:t xml:space="preserve">2020. </w:t>
+      </w:r>
       <w:r>
         <w:rPr>
           <w:rFonts w:ascii="Times New Roman" w:hAnsi="Times New Roman"/>
@@ -9650,6 +12155,26 @@
       </w:pPr>
       <w:r>
         <w:t>Lampiran A. Tautan wajib</w:t>
+      </w:r>
+    </w:p>
+    <w:p>
+      <w:pPr>
+        <w:jc w:val="both"/>
+      </w:pPr>
+      <w:r>
+        <w:rPr>
+          <w:rFonts w:ascii="Times New Roman" w:hAnsi="Times New Roman"/>
+          <w:b/>
+          <w:sz w:val="24"/>
+        </w:rPr>
+        <w:t>Tabel 11.</w:t>
+      </w:r>
+      <w:r>
+        <w:rPr>
+          <w:rFonts w:ascii="Times New Roman" w:hAnsi="Times New Roman"/>
+          <w:sz w:val="24"/>
+        </w:rPr>
+        <w:t xml:space="preserve"> Tautan bukti implementasi</w:t>
       </w:r>
     </w:p>
     <w:tbl>
@@ -9678,6 +12203,7 @@
           <w:p>
             <w:pPr>
               <w:spacing w:line="240" w:lineRule="auto" w:after="40"/>
+              <w:ind w:firstLine="0"/>
             </w:pPr>
             <w:r>
               <w:rPr>
@@ -9709,6 +12235,7 @@
           <w:p>
             <w:pPr>
               <w:spacing w:line="240" w:lineRule="auto" w:after="40"/>
+              <w:ind w:firstLine="0"/>
             </w:pPr>
             <w:r>
               <w:rPr>
@@ -9742,6 +12269,7 @@
           <w:p>
             <w:pPr>
               <w:spacing w:line="240" w:lineRule="auto" w:after="40"/>
+              <w:ind w:firstLine="0"/>
             </w:pPr>
             <w:r>
               <w:rPr>
@@ -9771,6 +12299,7 @@
           <w:p>
             <w:pPr>
               <w:spacing w:line="240" w:lineRule="auto" w:after="40"/>
+              <w:ind w:firstLine="0"/>
             </w:pPr>
             <w:r>
               <w:rPr>
@@ -9802,6 +12331,7 @@
           <w:p>
             <w:pPr>
               <w:spacing w:line="240" w:lineRule="auto" w:after="40"/>
+              <w:ind w:firstLine="0"/>
             </w:pPr>
             <w:r>
               <w:rPr>
@@ -9831,6 +12361,7 @@
           <w:p>
             <w:pPr>
               <w:spacing w:line="240" w:lineRule="auto" w:after="40"/>
+              <w:ind w:firstLine="0"/>
             </w:pPr>
             <w:r>
               <w:rPr>
@@ -9862,6 +12393,7 @@
           <w:p>
             <w:pPr>
               <w:spacing w:line="240" w:lineRule="auto" w:after="40"/>
+              <w:ind w:firstLine="0"/>
             </w:pPr>
             <w:r>
               <w:rPr>
@@ -9891,6 +12423,7 @@
           <w:p>
             <w:pPr>
               <w:spacing w:line="240" w:lineRule="auto" w:after="40"/>
+              <w:ind w:firstLine="0"/>
             </w:pPr>
             <w:r>
               <w:rPr>
@@ -9922,6 +12455,7 @@
           <w:p>
             <w:pPr>
               <w:spacing w:line="240" w:lineRule="auto" w:after="40"/>
+              <w:ind w:firstLine="0"/>
             </w:pPr>
             <w:r>
               <w:rPr>
@@ -9951,6 +12485,7 @@
           <w:p>
             <w:pPr>
               <w:spacing w:line="240" w:lineRule="auto" w:after="40"/>
+              <w:ind w:firstLine="0"/>
             </w:pPr>
             <w:r>
               <w:rPr>
@@ -9982,6 +12517,7 @@
           <w:p>
             <w:pPr>
               <w:spacing w:line="240" w:lineRule="auto" w:after="40"/>
+              <w:ind w:firstLine="0"/>
             </w:pPr>
             <w:r>
               <w:rPr>
@@ -10011,6 +12547,7 @@
           <w:p>
             <w:pPr>
               <w:spacing w:line="240" w:lineRule="auto" w:after="40"/>
+              <w:ind w:firstLine="0"/>
             </w:pPr>
             <w:r>
               <w:rPr>
@@ -10040,9 +12577,16 @@
     </w:p>
     <w:p>
       <w:pPr>
-        <w:pStyle w:val="ListNumber"/>
-        <w:spacing w:line="360" w:lineRule="auto"/>
-      </w:pPr>
+        <w:spacing w:line="360" w:lineRule="auto" w:after="80"/>
+        <w:ind w:left="1003" w:hanging="425"/>
+      </w:pPr>
+      <w:r>
+        <w:rPr>
+          <w:rFonts w:ascii="Times New Roman" w:hAnsi="Times New Roman"/>
+          <w:sz w:val="24"/>
+        </w:rPr>
+        <w:t xml:space="preserve">1. </w:t>
+      </w:r>
       <w:r>
         <w:rPr>
           <w:rFonts w:ascii="Times New Roman" w:hAnsi="Times New Roman"/>
@@ -10053,9 +12597,16 @@
     </w:p>
     <w:p>
       <w:pPr>
-        <w:pStyle w:val="ListNumber"/>
-        <w:spacing w:line="360" w:lineRule="auto"/>
-      </w:pPr>
+        <w:spacing w:line="360" w:lineRule="auto" w:after="80"/>
+        <w:ind w:left="1003" w:hanging="425"/>
+      </w:pPr>
+      <w:r>
+        <w:rPr>
+          <w:rFonts w:ascii="Times New Roman" w:hAnsi="Times New Roman"/>
+          <w:sz w:val="24"/>
+        </w:rPr>
+        <w:t xml:space="preserve">2. </w:t>
+      </w:r>
       <w:r>
         <w:rPr>
           <w:rFonts w:ascii="Times New Roman" w:hAnsi="Times New Roman"/>
@@ -10066,9 +12617,16 @@
     </w:p>
     <w:p>
       <w:pPr>
-        <w:pStyle w:val="ListNumber"/>
-        <w:spacing w:line="360" w:lineRule="auto"/>
-      </w:pPr>
+        <w:spacing w:line="360" w:lineRule="auto" w:after="80"/>
+        <w:ind w:left="1003" w:hanging="425"/>
+      </w:pPr>
+      <w:r>
+        <w:rPr>
+          <w:rFonts w:ascii="Times New Roman" w:hAnsi="Times New Roman"/>
+          <w:sz w:val="24"/>
+        </w:rPr>
+        <w:t xml:space="preserve">3. </w:t>
+      </w:r>
       <w:r>
         <w:rPr>
           <w:rFonts w:ascii="Times New Roman" w:hAnsi="Times New Roman"/>
@@ -10083,6 +12641,26 @@
       </w:pPr>
       <w:r>
         <w:t>Lampiran C. Pembagian peran tim</w:t>
+      </w:r>
+    </w:p>
+    <w:p>
+      <w:pPr>
+        <w:jc w:val="both"/>
+      </w:pPr>
+      <w:r>
+        <w:rPr>
+          <w:rFonts w:ascii="Times New Roman" w:hAnsi="Times New Roman"/>
+          <w:b/>
+          <w:sz w:val="24"/>
+        </w:rPr>
+        <w:t>Tabel 12.</w:t>
+      </w:r>
+      <w:r>
+        <w:rPr>
+          <w:rFonts w:ascii="Times New Roman" w:hAnsi="Times New Roman"/>
+          <w:sz w:val="24"/>
+        </w:rPr>
+        <w:t xml:space="preserve"> Pembagian peran tim</w:t>
       </w:r>
     </w:p>
     <w:tbl>
@@ -10111,6 +12689,7 @@
           <w:p>
             <w:pPr>
               <w:spacing w:line="240" w:lineRule="auto" w:after="40"/>
+              <w:ind w:firstLine="0"/>
             </w:pPr>
             <w:r>
               <w:rPr>
@@ -10142,6 +12721,7 @@
           <w:p>
             <w:pPr>
               <w:spacing w:line="240" w:lineRule="auto" w:after="40"/>
+              <w:ind w:firstLine="0"/>
             </w:pPr>
             <w:r>
               <w:rPr>
@@ -10175,6 +12755,7 @@
           <w:p>
             <w:pPr>
               <w:spacing w:line="240" w:lineRule="auto" w:after="40"/>
+              <w:ind w:firstLine="0"/>
             </w:pPr>
             <w:r>
               <w:rPr>
@@ -10204,6 +12785,7 @@
           <w:p>
             <w:pPr>
               <w:spacing w:line="240" w:lineRule="auto" w:after="40"/>
+              <w:ind w:firstLine="0"/>
             </w:pPr>
             <w:r>
               <w:rPr>
@@ -10235,6 +12817,7 @@
           <w:p>
             <w:pPr>
               <w:spacing w:line="240" w:lineRule="auto" w:after="40"/>
+              <w:ind w:firstLine="0"/>
             </w:pPr>
             <w:r>
               <w:rPr>
@@ -10264,6 +12847,7 @@
           <w:p>
             <w:pPr>
               <w:spacing w:line="240" w:lineRule="auto" w:after="40"/>
+              <w:ind w:firstLine="0"/>
             </w:pPr>
             <w:r>
               <w:rPr>
@@ -10295,6 +12879,7 @@
           <w:p>
             <w:pPr>
               <w:spacing w:line="240" w:lineRule="auto" w:after="40"/>
+              <w:ind w:firstLine="0"/>
             </w:pPr>
             <w:r>
               <w:rPr>
@@ -10324,6 +12909,7 @@
           <w:p>
             <w:pPr>
               <w:spacing w:line="240" w:lineRule="auto" w:after="40"/>
+              <w:ind w:firstLine="0"/>
             </w:pPr>
             <w:r>
               <w:rPr>
@@ -10718,9 +13304,10 @@
     <w:rsid w:val="00FC693F"/>
     <w:pPr>
       <w:spacing w:line="360" w:lineRule="auto" w:before="0" w:after="120"/>
+      <w:ind w:firstLine="720"/>
     </w:pPr>
     <w:rPr>
-      <w:rFonts w:ascii="Times New Roman" w:hAnsi="Times New Roman" w:eastAsia="Times New Roman"/>
+      <w:rFonts w:ascii="Times New Roman" w:hAnsi="Times New Roman" w:eastAsia="Times New Roman" w:cs="Times New Roman"/>
       <w:sz w:val="24"/>
     </w:rPr>
   </w:style>
@@ -10783,7 +13370,7 @@
       <w:outlineLvl w:val="0"/>
     </w:pPr>
     <w:rPr>
-      <w:rFonts w:asciiTheme="majorHAnsi" w:eastAsiaTheme="majorEastAsia" w:hAnsiTheme="majorHAnsi" w:cstheme="majorBidi" w:ascii="Times New Roman" w:hAnsi="Times New Roman"/>
+      <w:rFonts w:ascii="Times New Roman" w:hAnsi="Times New Roman" w:eastAsia="Times New Roman" w:cs="Times New Roman"/>
       <w:b/>
       <w:bCs/>
       <w:color w:val="000000"/>
@@ -10807,7 +13394,7 @@
       <w:outlineLvl w:val="1"/>
     </w:pPr>
     <w:rPr>
-      <w:rFonts w:asciiTheme="majorHAnsi" w:eastAsiaTheme="majorEastAsia" w:hAnsiTheme="majorHAnsi" w:cstheme="majorBidi" w:ascii="Times New Roman" w:hAnsi="Times New Roman"/>
+      <w:rFonts w:ascii="Times New Roman" w:hAnsi="Times New Roman" w:eastAsia="Times New Roman" w:cs="Times New Roman"/>
       <w:b/>
       <w:bCs/>
       <w:color w:val="000000"/>
@@ -11144,6 +13731,10 @@
       <w:ind w:left="720"/>
       <w:contextualSpacing/>
     </w:pPr>
+    <w:rPr>
+      <w:rFonts w:ascii="Times New Roman" w:hAnsi="Times New Roman" w:eastAsia="Times New Roman" w:cs="Times New Roman"/>
+      <w:sz w:val="24"/>
+    </w:rPr>
   </w:style>
   <w:style w:type="paragraph" w:styleId="BodyText">
     <w:name w:val="Body Text"/>
@@ -11252,6 +13843,10 @@
       </w:numPr>
       <w:contextualSpacing/>
     </w:pPr>
+    <w:rPr>
+      <w:rFonts w:ascii="Times New Roman" w:hAnsi="Times New Roman" w:eastAsia="Times New Roman" w:cs="Times New Roman"/>
+      <w:sz w:val="24"/>
+    </w:rPr>
   </w:style>
   <w:style w:type="paragraph" w:styleId="ListBullet2">
     <w:name w:val="List Bullet 2"/>
@@ -11291,6 +13886,10 @@
       </w:numPr>
       <w:contextualSpacing/>
     </w:pPr>
+    <w:rPr>
+      <w:rFonts w:ascii="Times New Roman" w:hAnsi="Times New Roman" w:eastAsia="Times New Roman" w:cs="Times New Roman"/>
+      <w:sz w:val="24"/>
+    </w:rPr>
   </w:style>
   <w:style w:type="paragraph" w:styleId="ListNumber2">
     <w:name w:val="List Number 2"/>

--- a/Anforcom2026_DSDC_TrioLaAlbiceleste_PasangSurut.docx
+++ b/Anforcom2026_DSDC_TrioLaAlbiceleste_PasangSurut.docx
@@ -4594,7 +4594,7 @@
                     <pic:cNvPicPr/>
                   </pic:nvPicPr>
                   <pic:blipFill>
-                    <a:blip r:embed="rId9"/>
+                    <a:blip r:embed="rId10"/>
                     <a:stretch>
                       <a:fillRect/>
                     </a:stretch>
@@ -9793,7 +9793,7 @@
                     <pic:cNvPicPr/>
                   </pic:nvPicPr>
                   <pic:blipFill>
-                    <a:blip r:embed="rId10"/>
+                    <a:blip r:embed="rId11"/>
                     <a:stretch>
                       <a:fillRect/>
                     </a:stretch>
@@ -9866,67 +9866,6 @@
                 <pic:pic>
                   <pic:nvPicPr>
                     <pic:cNvPr id="0" name="02_rute_dan_peringatan.jpg"/>
-                    <pic:cNvPicPr/>
-                  </pic:nvPicPr>
-                  <pic:blipFill>
-                    <a:blip r:embed="rId11"/>
-                    <a:stretch>
-                      <a:fillRect/>
-                    </a:stretch>
-                  </pic:blipFill>
-                  <pic:spPr>
-                    <a:xfrm>
-                      <a:off x="0" y="0"/>
-                      <a:ext cx="5040000" cy="2481429"/>
-                    </a:xfrm>
-                    <a:prstGeom prst="rect"/>
-                  </pic:spPr>
-                </pic:pic>
-              </a:graphicData>
-            </a:graphic>
-          </wp:inline>
-        </w:drawing>
-      </w:r>
-    </w:p>
-    <w:p>
-      <w:pPr>
-        <w:jc w:val="both"/>
-      </w:pPr>
-      <w:r>
-        <w:rPr>
-          <w:rFonts w:ascii="Times New Roman" w:hAnsi="Times New Roman"/>
-          <w:b/>
-          <w:sz w:val="24"/>
-        </w:rPr>
-        <w:t>Gambar 3.</w:t>
-      </w:r>
-      <w:r>
-        <w:rPr>
-          <w:rFonts w:ascii="Times New Roman" w:hAnsi="Times New Roman"/>
-          <w:sz w:val="24"/>
-        </w:rPr>
-        <w:t xml:space="preserve"> Rute dan peringatan paparan. Rute sadar rob digambar ambar di atas peta biru, mengikuti konvensi navigasi laut. Panel kiri memuat waktu tempuh, jarak, jumlah ruas dilewati, dan jumlah ruas tergenang. Peringatan paparan terbit karena rute menembus genangan di atas ambang moda, lengkap dengan kedalaman, nama ruas, dan jamnya.</w:t>
-      </w:r>
-    </w:p>
-    <w:p>
-      <w:pPr>
-        <w:spacing w:after="60"/>
-        <w:ind w:firstLine="0"/>
-        <w:jc w:val="center"/>
-      </w:pPr>
-      <w:r>
-        <w:drawing>
-          <wp:inline xmlns:a="http://schemas.openxmlformats.org/drawingml/2006/main" xmlns:pic="http://schemas.openxmlformats.org/drawingml/2006/picture">
-            <wp:extent cx="5040000" cy="2481429"/>
-            <wp:docPr id="4" name="Picture 4"/>
-            <wp:cNvGraphicFramePr>
-              <a:graphicFrameLocks noChangeAspect="1"/>
-            </wp:cNvGraphicFramePr>
-            <a:graphic>
-              <a:graphicData uri="http://schemas.openxmlformats.org/drawingml/2006/picture">
-                <pic:pic>
-                  <pic:nvPicPr>
-                    <pic:cNvPr id="0" name="03_selisih_rute.jpg"/>
                     <pic:cNvPicPr/>
                   </pic:nvPicPr>
                   <pic:blipFill>
@@ -9959,6 +9898,67 @@
           <w:b/>
           <w:sz w:val="24"/>
         </w:rPr>
+        <w:t>Gambar 3.</w:t>
+      </w:r>
+      <w:r>
+        <w:rPr>
+          <w:rFonts w:ascii="Times New Roman" w:hAnsi="Times New Roman"/>
+          <w:sz w:val="24"/>
+        </w:rPr>
+        <w:t xml:space="preserve"> Rute dan peringatan paparan. Rute sadar rob digambar ambar di atas peta biru, mengikuti konvensi navigasi laut. Panel kiri memuat waktu tempuh, jarak, jumlah ruas dilewati, dan jumlah ruas tergenang. Peringatan paparan terbit karena rute menembus genangan di atas ambang moda, lengkap dengan kedalaman, nama ruas, dan jamnya.</w:t>
+      </w:r>
+    </w:p>
+    <w:p>
+      <w:pPr>
+        <w:spacing w:after="60"/>
+        <w:ind w:firstLine="0"/>
+        <w:jc w:val="center"/>
+      </w:pPr>
+      <w:r>
+        <w:drawing>
+          <wp:inline xmlns:a="http://schemas.openxmlformats.org/drawingml/2006/main" xmlns:pic="http://schemas.openxmlformats.org/drawingml/2006/picture">
+            <wp:extent cx="5040000" cy="2481429"/>
+            <wp:docPr id="4" name="Picture 4"/>
+            <wp:cNvGraphicFramePr>
+              <a:graphicFrameLocks noChangeAspect="1"/>
+            </wp:cNvGraphicFramePr>
+            <a:graphic>
+              <a:graphicData uri="http://schemas.openxmlformats.org/drawingml/2006/picture">
+                <pic:pic>
+                  <pic:nvPicPr>
+                    <pic:cNvPr id="0" name="03_selisih_rute.jpg"/>
+                    <pic:cNvPicPr/>
+                  </pic:nvPicPr>
+                  <pic:blipFill>
+                    <a:blip r:embed="rId13"/>
+                    <a:stretch>
+                      <a:fillRect/>
+                    </a:stretch>
+                  </pic:blipFill>
+                  <pic:spPr>
+                    <a:xfrm>
+                      <a:off x="0" y="0"/>
+                      <a:ext cx="5040000" cy="2481429"/>
+                    </a:xfrm>
+                    <a:prstGeom prst="rect"/>
+                  </pic:spPr>
+                </pic:pic>
+              </a:graphicData>
+            </a:graphic>
+          </wp:inline>
+        </w:drawing>
+      </w:r>
+    </w:p>
+    <w:p>
+      <w:pPr>
+        <w:jc w:val="both"/>
+      </w:pPr>
+      <w:r>
+        <w:rPr>
+          <w:rFonts w:ascii="Times New Roman" w:hAnsi="Times New Roman"/>
+          <w:b/>
+          <w:sz w:val="24"/>
+        </w:rPr>
         <w:t>Gambar 4.</w:t>
       </w:r>
       <w:r>
@@ -9991,7 +9991,7 @@
                     <pic:cNvPicPr/>
                   </pic:nvPicPr>
                   <pic:blipFill>
-                    <a:blip r:embed="rId13"/>
+                    <a:blip r:embed="rId14"/>
                     <a:stretch>
                       <a:fillRect/>
                     </a:stretch>
@@ -10052,7 +10052,7 @@
                     <pic:cNvPicPr/>
                   </pic:nvPicPr>
                   <pic:blipFill>
-                    <a:blip r:embed="rId14"/>
+                    <a:blip r:embed="rId15"/>
                     <a:stretch>
                       <a:fillRect/>
                     </a:stretch>
@@ -10113,7 +10113,7 @@
                     <pic:cNvPicPr/>
                   </pic:nvPicPr>
                   <pic:blipFill>
-                    <a:blip r:embed="rId15"/>
+                    <a:blip r:embed="rId16"/>
                     <a:stretch>
                       <a:fillRect/>
                     </a:stretch>
@@ -10174,7 +10174,7 @@
                     <pic:cNvPicPr/>
                   </pic:nvPicPr>
                   <pic:blipFill>
-                    <a:blip r:embed="rId16"/>
+                    <a:blip r:embed="rId17"/>
                     <a:stretch>
                       <a:fillRect/>
                     </a:stretch>
@@ -10235,7 +10235,7 @@
                     <pic:cNvPicPr/>
                   </pic:nvPicPr>
                   <pic:blipFill>
-                    <a:blip r:embed="rId17"/>
+                    <a:blip r:embed="rId18"/>
                     <a:stretch>
                       <a:fillRect/>
                     </a:stretch>
@@ -12930,13 +12930,36 @@
     </w:tbl>
     <w:p/>
     <w:sectPr>
+      <w:footerReference w:type="default" r:id="rId9"/>
       <w:pgSz w:w="11906" w:h="16838"/>
       <w:pgMar w:top="1701" w:right="1701" w:bottom="1701" w:left="2268" w:header="720" w:footer="720" w:gutter="0"/>
       <w:cols w:space="720"/>
+      <w:titlePg/>
       <w:docGrid w:linePitch="360"/>
     </w:sectPr>
   </w:body>
 </w:document>
+</file>
+
+<file path=word/footer1.xml><?xml version="1.0" encoding="utf-8"?>
+<w:ftr xmlns:m="http://schemas.openxmlformats.org/officeDocument/2006/math" xmlns:mc="http://schemas.openxmlformats.org/markup-compatibility/2006" xmlns:mo="http://schemas.microsoft.com/office/mac/office/2008/main" xmlns:mv="urn:schemas-microsoft-com:mac:vml" xmlns:o="urn:schemas-microsoft-com:office:office" xmlns:r="http://schemas.openxmlformats.org/officeDocument/2006/relationships" xmlns:v="urn:schemas-microsoft-com:vml" xmlns:w10="urn:schemas-microsoft-com:office:word" xmlns:w14="http://schemas.microsoft.com/office/word/2010/wordml" xmlns:w="http://schemas.openxmlformats.org/wordprocessingml/2006/main" xmlns:wne="http://schemas.microsoft.com/office/word/2006/wordml" xmlns:wp14="http://schemas.microsoft.com/office/word/2010/wordprocessingDrawing" xmlns:wp="http://schemas.openxmlformats.org/drawingml/2006/wordprocessingDrawing" xmlns:wpc="http://schemas.microsoft.com/office/word/2010/wordprocessingCanvas" xmlns:wpg="http://schemas.microsoft.com/office/word/2010/wordprocessingGroup" xmlns:wpi="http://schemas.microsoft.com/office/word/2010/wordprocessingInk" xmlns:wps="http://schemas.microsoft.com/office/word/2010/wordprocessingShape" mc:Ignorable="w14 wp14">
+  <w:p>
+    <w:pPr>
+      <w:pStyle w:val="Footer"/>
+      <w:ind w:firstLine="0"/>
+      <w:jc w:val="center"/>
+    </w:pPr>
+    <w:r>
+      <w:rPr>
+        <w:rFonts w:ascii="Times New Roman" w:hAnsi="Times New Roman"/>
+        <w:sz w:val="22"/>
+      </w:rPr>
+      <w:fldChar w:fldCharType="begin"/>
+      <w:instrText xml:space="preserve"> PAGE </w:instrText>
+      <w:fldChar w:fldCharType="end"/>
+    </w:r>
+  </w:p>
+</w:ftr>
 </file>
 
 <file path=word/numbering.xml><?xml version="1.0" encoding="utf-8"?>

--- a/Anforcom2026_DSDC_TrioLaAlbiceleste_PasangSurut.docx
+++ b/Anforcom2026_DSDC_TrioLaAlbiceleste_PasangSurut.docx
@@ -146,7 +146,7 @@
           <w:rFonts w:ascii="Times New Roman" w:hAnsi="Times New Roman"/>
           <w:sz w:val="24"/>
         </w:rPr>
-        <w:t>1. Judul Karya</w:t>
+        <w:t>I. JUDUL KARYA</w:t>
       </w:r>
       <w:r>
         <w:rPr>
@@ -170,7 +170,7 @@
           <w:rFonts w:ascii="Times New Roman" w:hAnsi="Times New Roman"/>
           <w:sz w:val="24"/>
         </w:rPr>
-        <w:t>2. Abstrak</w:t>
+        <w:t>II. ABSTRAK</w:t>
       </w:r>
       <w:r>
         <w:rPr>
@@ -194,7 +194,7 @@
           <w:rFonts w:ascii="Times New Roman" w:hAnsi="Times New Roman"/>
           <w:sz w:val="24"/>
         </w:rPr>
-        <w:t>3. Latar Belakang Masalah</w:t>
+        <w:t>III. LATAR BELAKANG MASALAH</w:t>
       </w:r>
       <w:r>
         <w:rPr>
@@ -314,7 +314,7 @@
           <w:rFonts w:ascii="Times New Roman" w:hAnsi="Times New Roman"/>
           <w:sz w:val="24"/>
         </w:rPr>
-        <w:t>3.5 Rumusan masalah</w:t>
+        <w:t>3.5 Celah pada solusi yang sudah ada</w:t>
       </w:r>
       <w:r>
         <w:rPr>
@@ -323,6 +323,30 @@
         </w:rPr>
         <w:tab/>
         <w:t>7</w:t>
+      </w:r>
+    </w:p>
+    <w:p>
+      <w:pPr>
+        <w:tabs>
+          <w:tab w:pos="7937" w:val="right" w:leader="dot"/>
+        </w:tabs>
+        <w:spacing w:line="240" w:lineRule="auto" w:after="40"/>
+        <w:ind w:firstLine="0" w:left="340"/>
+      </w:pPr>
+      <w:r>
+        <w:rPr>
+          <w:rFonts w:ascii="Times New Roman" w:hAnsi="Times New Roman"/>
+          <w:sz w:val="24"/>
+        </w:rPr>
+        <w:t>3.6 Rumusan masalah</w:t>
+      </w:r>
+      <w:r>
+        <w:rPr>
+          <w:rFonts w:ascii="Times New Roman" w:hAnsi="Times New Roman"/>
+          <w:sz w:val="24"/>
+        </w:rPr>
+        <w:tab/>
+        <w:t>8</w:t>
       </w:r>
     </w:p>
     <w:p>
@@ -338,7 +362,7 @@
           <w:rFonts w:ascii="Times New Roman" w:hAnsi="Times New Roman"/>
           <w:sz w:val="24"/>
         </w:rPr>
-        <w:t>4. Tujuan dan Manfaat Dikembangkannya Perangkat Lunak</w:t>
+        <w:t>IV. TUJUAN DAN MANFAAT DIKEMBANGKANNYA PERANGKAT LUNAK</w:t>
       </w:r>
       <w:r>
         <w:rPr>
@@ -394,7 +418,7 @@
           <w:sz w:val="24"/>
         </w:rPr>
         <w:tab/>
-        <w:t>8</w:t>
+        <w:t>9</w:t>
       </w:r>
     </w:p>
     <w:p>
@@ -418,7 +442,7 @@
           <w:sz w:val="24"/>
         </w:rPr>
         <w:tab/>
-        <w:t>8</w:t>
+        <w:t>9</w:t>
       </w:r>
     </w:p>
     <w:p>
@@ -442,7 +466,7 @@
           <w:sz w:val="24"/>
         </w:rPr>
         <w:tab/>
-        <w:t>8</w:t>
+        <w:t>9</w:t>
       </w:r>
     </w:p>
     <w:p>
@@ -482,7 +506,7 @@
           <w:rFonts w:ascii="Times New Roman" w:hAnsi="Times New Roman"/>
           <w:sz w:val="24"/>
         </w:rPr>
-        <w:t>5. Batasan Perangkat Lunak yang Dikembangkan</w:t>
+        <w:t>V. BATASAN PERANGKAT LUNAK YANG DIKEMBANGKAN</w:t>
       </w:r>
       <w:r>
         <w:rPr>
@@ -490,7 +514,7 @@
           <w:sz w:val="24"/>
         </w:rPr>
         <w:tab/>
-        <w:t>9</w:t>
+        <w:t>10</w:t>
       </w:r>
     </w:p>
     <w:p>
@@ -514,7 +538,7 @@
           <w:sz w:val="24"/>
         </w:rPr>
         <w:tab/>
-        <w:t>9</w:t>
+        <w:t>10</w:t>
       </w:r>
     </w:p>
     <w:p>
@@ -538,7 +562,7 @@
           <w:sz w:val="24"/>
         </w:rPr>
         <w:tab/>
-        <w:t>11</w:t>
+        <w:t>12</w:t>
       </w:r>
     </w:p>
     <w:p>
@@ -578,7 +602,7 @@
           <w:rFonts w:ascii="Times New Roman" w:hAnsi="Times New Roman"/>
           <w:sz w:val="24"/>
         </w:rPr>
-        <w:t>6. Metodologi Pengembangan</w:t>
+        <w:t>VI. METODOLOGI PENGEMBANGAN</w:t>
       </w:r>
       <w:r>
         <w:rPr>
@@ -586,7 +610,7 @@
           <w:sz w:val="24"/>
         </w:rPr>
         <w:tab/>
-        <w:t>12</w:t>
+        <w:t>13</w:t>
       </w:r>
     </w:p>
     <w:p>
@@ -610,7 +634,7 @@
           <w:sz w:val="24"/>
         </w:rPr>
         <w:tab/>
-        <w:t>12</w:t>
+        <w:t>13</w:t>
       </w:r>
     </w:p>
     <w:p>
@@ -634,7 +658,7 @@
           <w:sz w:val="24"/>
         </w:rPr>
         <w:tab/>
-        <w:t>12</w:t>
+        <w:t>13</w:t>
       </w:r>
     </w:p>
     <w:p>
@@ -682,7 +706,7 @@
           <w:sz w:val="24"/>
         </w:rPr>
         <w:tab/>
-        <w:t>13</w:t>
+        <w:t>14</w:t>
       </w:r>
     </w:p>
     <w:p>
@@ -698,7 +722,7 @@
           <w:rFonts w:ascii="Times New Roman" w:hAnsi="Times New Roman"/>
           <w:sz w:val="24"/>
         </w:rPr>
-        <w:t>7. Analisis Kebutuhan dan Desain Solusi Perangkat Lunak</w:t>
+        <w:t>VII. ANALISIS KEBUTUHAN DAN DESAIN SOLUSI PERANGKAT LUNAK</w:t>
       </w:r>
       <w:r>
         <w:rPr>
@@ -706,7 +730,7 @@
           <w:sz w:val="24"/>
         </w:rPr>
         <w:tab/>
-        <w:t>13</w:t>
+        <w:t>14</w:t>
       </w:r>
     </w:p>
     <w:p>
@@ -730,7 +754,7 @@
           <w:sz w:val="24"/>
         </w:rPr>
         <w:tab/>
-        <w:t>13</w:t>
+        <w:t>14</w:t>
       </w:r>
     </w:p>
     <w:p>
@@ -778,7 +802,7 @@
           <w:sz w:val="24"/>
         </w:rPr>
         <w:tab/>
-        <w:t>14</w:t>
+        <w:t>15</w:t>
       </w:r>
     </w:p>
     <w:p>
@@ -802,7 +826,7 @@
           <w:sz w:val="24"/>
         </w:rPr>
         <w:tab/>
-        <w:t>15</w:t>
+        <w:t>16</w:t>
       </w:r>
     </w:p>
     <w:p>
@@ -818,7 +842,7 @@
           <w:rFonts w:ascii="Times New Roman" w:hAnsi="Times New Roman"/>
           <w:sz w:val="24"/>
         </w:rPr>
-        <w:t>8. Arsitektur Sistem dan Spesifikasi Tools/Teknologi</w:t>
+        <w:t>VIII. ARSITEKTUR SISTEM DAN SPESIFIKASI TOOLS/TEKNOLOGI</w:t>
       </w:r>
       <w:r>
         <w:rPr>
@@ -826,7 +850,7 @@
           <w:sz w:val="24"/>
         </w:rPr>
         <w:tab/>
-        <w:t>15</w:t>
+        <w:t>16</w:t>
       </w:r>
     </w:p>
     <w:p>
@@ -850,7 +874,7 @@
           <w:sz w:val="24"/>
         </w:rPr>
         <w:tab/>
-        <w:t>15</w:t>
+        <w:t>16</w:t>
       </w:r>
     </w:p>
     <w:p>
@@ -874,7 +898,7 @@
           <w:sz w:val="24"/>
         </w:rPr>
         <w:tab/>
-        <w:t>16</w:t>
+        <w:t>17</w:t>
       </w:r>
     </w:p>
     <w:p>
@@ -898,7 +922,7 @@
           <w:sz w:val="24"/>
         </w:rPr>
         <w:tab/>
-        <w:t>16</w:t>
+        <w:t>17</w:t>
       </w:r>
     </w:p>
     <w:p>
@@ -914,7 +938,7 @@
           <w:rFonts w:ascii="Times New Roman" w:hAnsi="Times New Roman"/>
           <w:sz w:val="24"/>
         </w:rPr>
-        <w:t>9. Implementasi Perangkat Lunak</w:t>
+        <w:t>IX. IMPLEMENTASI PERANGKAT LUNAK</w:t>
       </w:r>
       <w:r>
         <w:rPr>
@@ -922,7 +946,7 @@
           <w:sz w:val="24"/>
         </w:rPr>
         <w:tab/>
-        <w:t>17</w:t>
+        <w:t>18</w:t>
       </w:r>
     </w:p>
     <w:p>
@@ -946,7 +970,7 @@
           <w:sz w:val="24"/>
         </w:rPr>
         <w:tab/>
-        <w:t>17</w:t>
+        <w:t>18</w:t>
       </w:r>
     </w:p>
     <w:p>
@@ -994,7 +1018,7 @@
           <w:sz w:val="24"/>
         </w:rPr>
         <w:tab/>
-        <w:t>18</w:t>
+        <w:t>19</w:t>
       </w:r>
     </w:p>
     <w:p>
@@ -1018,7 +1042,7 @@
           <w:sz w:val="24"/>
         </w:rPr>
         <w:tab/>
-        <w:t>19</w:t>
+        <w:t>20</w:t>
       </w:r>
     </w:p>
     <w:p>
@@ -1034,7 +1058,7 @@
           <w:rFonts w:ascii="Times New Roman" w:hAnsi="Times New Roman"/>
           <w:sz w:val="24"/>
         </w:rPr>
-        <w:t>10. Mockup dan Tangkapan Layar Aplikasi</w:t>
+        <w:t>X. MOCKUP DAN TANGKAPAN LAYAR APLIKASI</w:t>
       </w:r>
       <w:r>
         <w:rPr>
@@ -1058,7 +1082,7 @@
           <w:rFonts w:ascii="Times New Roman" w:hAnsi="Times New Roman"/>
           <w:sz w:val="24"/>
         </w:rPr>
-        <w:t>11. Impact Projection</w:t>
+        <w:t>XI. IMPACT PROJECTION</w:t>
       </w:r>
       <w:r>
         <w:rPr>
@@ -1066,7 +1090,7 @@
           <w:sz w:val="24"/>
         </w:rPr>
         <w:tab/>
-        <w:t>23</w:t>
+        <w:t>24</w:t>
       </w:r>
     </w:p>
     <w:p>
@@ -1186,7 +1210,7 @@
           <w:sz w:val="24"/>
         </w:rPr>
         <w:tab/>
-        <w:t>25</w:t>
+        <w:t>26</w:t>
       </w:r>
     </w:p>
     <w:p>
@@ -1202,7 +1226,7 @@
           <w:rFonts w:ascii="Times New Roman" w:hAnsi="Times New Roman"/>
           <w:sz w:val="24"/>
         </w:rPr>
-        <w:t>12. Penutup</w:t>
+        <w:t>XII. PENUTUP</w:t>
       </w:r>
       <w:r>
         <w:rPr>
@@ -1226,7 +1250,7 @@
           <w:rFonts w:ascii="Times New Roman" w:hAnsi="Times New Roman"/>
           <w:sz w:val="24"/>
         </w:rPr>
-        <w:t>13. Daftar Pustaka</w:t>
+        <w:t>XIII. DAFTAR PUSTAKA</w:t>
       </w:r>
       <w:r>
         <w:rPr>
@@ -1234,7 +1258,7 @@
           <w:sz w:val="24"/>
         </w:rPr>
         <w:tab/>
-        <w:t>26</w:t>
+        <w:t>27</w:t>
       </w:r>
     </w:p>
     <w:p>
@@ -1250,7 +1274,7 @@
           <w:rFonts w:ascii="Times New Roman" w:hAnsi="Times New Roman"/>
           <w:sz w:val="24"/>
         </w:rPr>
-        <w:t>14. Lampiran</w:t>
+        <w:t>XIV. LAMPIRAN</w:t>
       </w:r>
       <w:r>
         <w:rPr>
@@ -1306,7 +1330,7 @@
           <w:sz w:val="24"/>
         </w:rPr>
         <w:tab/>
-        <w:t>28</w:t>
+        <w:t>29</w:t>
       </w:r>
     </w:p>
     <w:p>
@@ -1330,7 +1354,7 @@
           <w:sz w:val="24"/>
         </w:rPr>
         <w:tab/>
-        <w:t>28</w:t>
+        <w:t>29</w:t>
       </w:r>
     </w:p>
     <w:p>
@@ -1366,7 +1390,7 @@
           <w:rFonts w:ascii="Times New Roman" w:hAnsi="Times New Roman"/>
           <w:sz w:val="24"/>
         </w:rPr>
-        <w:t>Gambar 1. Arsitektur sistem</w:t>
+        <w:t>Gambar 8.1 Arsitektur sistem</w:t>
       </w:r>
       <w:r>
         <w:rPr>
@@ -1390,7 +1414,7 @@
           <w:rFonts w:ascii="Times New Roman" w:hAnsi="Times New Roman"/>
           <w:sz w:val="24"/>
         </w:rPr>
-        <w:t>Gambar 2. Peta genangan dan Pita Pasut</w:t>
+        <w:t>Gambar 10.1 Peta genangan dan Pita Pasut</w:t>
       </w:r>
       <w:r>
         <w:rPr>
@@ -1398,7 +1422,7 @@
           <w:sz w:val="24"/>
         </w:rPr>
         <w:tab/>
-        <w:t>20</w:t>
+        <w:t>21</w:t>
       </w:r>
     </w:p>
     <w:p>
@@ -1414,7 +1438,7 @@
           <w:rFonts w:ascii="Times New Roman" w:hAnsi="Times New Roman"/>
           <w:sz w:val="24"/>
         </w:rPr>
-        <w:t>Gambar 3. Rute dan peringatan paparan</w:t>
+        <w:t>Gambar 10.2 Rute dan peringatan paparan</w:t>
       </w:r>
       <w:r>
         <w:rPr>
@@ -1438,7 +1462,7 @@
           <w:rFonts w:ascii="Times New Roman" w:hAnsi="Times New Roman"/>
           <w:sz w:val="24"/>
         </w:rPr>
-        <w:t>Gambar 4. Selisih terhadap rute yang mengabaikan genangan</w:t>
+        <w:t>Gambar 10.3 Selisih terhadap rute yang mengabaikan genangan</w:t>
       </w:r>
       <w:r>
         <w:rPr>
@@ -1446,7 +1470,7 @@
           <w:sz w:val="24"/>
         </w:rPr>
         <w:tab/>
-        <w:t>21</w:t>
+        <w:t>22</w:t>
       </w:r>
     </w:p>
     <w:p>
@@ -1462,7 +1486,7 @@
           <w:rFonts w:ascii="Times New Roman" w:hAnsi="Times New Roman"/>
           <w:sz w:val="24"/>
         </w:rPr>
-        <w:t>Gambar 5. Halaman validasi, bagian model yang ditolak</w:t>
+        <w:t>Gambar 10.4 Halaman validasi, bagian model yang ditolak</w:t>
       </w:r>
       <w:r>
         <w:rPr>
@@ -1486,7 +1510,7 @@
           <w:rFonts w:ascii="Times New Roman" w:hAnsi="Times New Roman"/>
           <w:sz w:val="24"/>
         </w:rPr>
-        <w:t>Gambar 6. Halaman validasi, bagian yang tidak kami klaim</w:t>
+        <w:t>Gambar 10.5 Halaman validasi, bagian yang tidak kami klaim</w:t>
       </w:r>
       <w:r>
         <w:rPr>
@@ -1494,7 +1518,7 @@
           <w:sz w:val="24"/>
         </w:rPr>
         <w:tab/>
-        <w:t>22</w:t>
+        <w:t>23</w:t>
       </w:r>
     </w:p>
     <w:p>
@@ -1510,7 +1534,7 @@
           <w:rFonts w:ascii="Times New Roman" w:hAnsi="Times New Roman"/>
           <w:sz w:val="24"/>
         </w:rPr>
-        <w:t>Gambar 7. Pita Pasut, rinci</w:t>
+        <w:t>Gambar 10.6 Pita Pasut, rinci</w:t>
       </w:r>
       <w:r>
         <w:rPr>
@@ -1518,7 +1542,7 @@
           <w:sz w:val="24"/>
         </w:rPr>
         <w:tab/>
-        <w:t>22</w:t>
+        <w:t>23</w:t>
       </w:r>
     </w:p>
     <w:p>
@@ -1534,7 +1558,7 @@
           <w:rFonts w:ascii="Times New Roman" w:hAnsi="Times New Roman"/>
           <w:sz w:val="24"/>
         </w:rPr>
-        <w:t>Gambar 8. Sebaran tinggi pasut saat akuisisi Sentinel-1</w:t>
+        <w:t>Gambar 10.7 Sebaran tinggi pasut saat akuisisi Sentinel-1</w:t>
       </w:r>
       <w:r>
         <w:rPr>
@@ -1558,7 +1582,7 @@
           <w:rFonts w:ascii="Times New Roman" w:hAnsi="Times New Roman"/>
           <w:sz w:val="24"/>
         </w:rPr>
-        <w:t>Gambar 9. Kepentingan permutasi fitur model yang ditolak</w:t>
+        <w:t>Gambar 10.8 Kepentingan permutasi fitur model yang ditolak</w:t>
       </w:r>
       <w:r>
         <w:rPr>
@@ -1566,7 +1590,7 @@
           <w:sz w:val="24"/>
         </w:rPr>
         <w:tab/>
-        <w:t>23</w:t>
+        <w:t>24</w:t>
       </w:r>
     </w:p>
     <w:p/>
@@ -1598,7 +1622,7 @@
           <w:rFonts w:ascii="Times New Roman" w:hAnsi="Times New Roman"/>
           <w:sz w:val="24"/>
         </w:rPr>
-        <w:t>Tabel 1. Identitas karya</w:t>
+        <w:t>Tabel 1.1 Identitas karya</w:t>
       </w:r>
       <w:r>
         <w:rPr>
@@ -1622,7 +1646,7 @@
           <w:rFonts w:ascii="Times New Roman" w:hAnsi="Times New Roman"/>
           <w:sz w:val="24"/>
         </w:rPr>
-        <w:t>Tabel 2. Pengguna sasaran dan kebutuhan utamanya</w:t>
+        <w:t>Tabel 3.1 Apa yang disediakan solusi yang sudah ada</w:t>
       </w:r>
       <w:r>
         <w:rPr>
@@ -1630,7 +1654,7 @@
           <w:sz w:val="24"/>
         </w:rPr>
         <w:tab/>
-        <w:t>13</w:t>
+        <w:t>8</w:t>
       </w:r>
     </w:p>
     <w:p>
@@ -1646,7 +1670,7 @@
           <w:rFonts w:ascii="Times New Roman" w:hAnsi="Times New Roman"/>
           <w:sz w:val="24"/>
         </w:rPr>
-        <w:t>Tabel 3. Pilihan teknologi tiap lapisan beserta alasannya</w:t>
+        <w:t>Tabel 7.1 Pengguna sasaran dan kebutuhan utamanya</w:t>
       </w:r>
       <w:r>
         <w:rPr>
@@ -1654,7 +1678,7 @@
           <w:sz w:val="24"/>
         </w:rPr>
         <w:tab/>
-        <w:t>16</w:t>
+        <w:t>14</w:t>
       </w:r>
     </w:p>
     <w:p>
@@ -1670,7 +1694,7 @@
           <w:rFonts w:ascii="Times New Roman" w:hAnsi="Times New Roman"/>
           <w:sz w:val="24"/>
         </w:rPr>
-        <w:t>Tabel 4. Sumber data yang dipakai sistem</w:t>
+        <w:t>Tabel 8.1 Pilihan teknologi tiap lapisan beserta alasannya</w:t>
       </w:r>
       <w:r>
         <w:rPr>
@@ -1678,7 +1702,7 @@
           <w:sz w:val="24"/>
         </w:rPr>
         <w:tab/>
-        <w:t>16</w:t>
+        <w:t>17</w:t>
       </w:r>
     </w:p>
     <w:p>
@@ -1694,7 +1718,7 @@
           <w:rFonts w:ascii="Times New Roman" w:hAnsi="Times New Roman"/>
           <w:sz w:val="24"/>
         </w:rPr>
-        <w:t>Tabel 5. Status penyelesaian tiap modul</w:t>
+        <w:t>Tabel 8.2 Sumber data yang dipakai sistem</w:t>
       </w:r>
       <w:r>
         <w:rPr>
@@ -1718,7 +1742,7 @@
           <w:rFonts w:ascii="Times New Roman" w:hAnsi="Times New Roman"/>
           <w:sz w:val="24"/>
         </w:rPr>
-        <w:t>Tabel 6. Metrik model genangan Sentinel-1</w:t>
+        <w:t>Tabel 9.1 Status penyelesaian tiap modul</w:t>
       </w:r>
       <w:r>
         <w:rPr>
@@ -1742,7 +1766,7 @@
           <w:rFonts w:ascii="Times New Roman" w:hAnsi="Times New Roman"/>
           <w:sz w:val="24"/>
         </w:rPr>
-        <w:t>Tabel 7. Kepentingan permutasi fitur pada data uji</w:t>
+        <w:t>Tabel 9.2 Metrik model genangan Sentinel-1</w:t>
       </w:r>
       <w:r>
         <w:rPr>
@@ -1766,7 +1790,7 @@
           <w:rFonts w:ascii="Times New Roman" w:hAnsi="Times New Roman"/>
           <w:sz w:val="24"/>
         </w:rPr>
-        <w:t>Tabel 8. Lima upaya penyelamatan model dan hasilnya</w:t>
+        <w:t>Tabel 9.3 Kepentingan permutasi fitur pada data uji</w:t>
       </w:r>
       <w:r>
         <w:rPr>
@@ -1774,7 +1798,7 @@
           <w:sz w:val="24"/>
         </w:rPr>
         <w:tab/>
-        <w:t>18</w:t>
+        <w:t>19</w:t>
       </w:r>
     </w:p>
     <w:p>
@@ -1790,7 +1814,7 @@
           <w:rFonts w:ascii="Times New Roman" w:hAnsi="Times New Roman"/>
           <w:sz w:val="24"/>
         </w:rPr>
-        <w:t>Tabel 9. Korelasi rekonstruksi pasut terhadap muka air terukur</w:t>
+        <w:t>Tabel 9.4 Lima upaya penyelamatan model dan hasilnya</w:t>
       </w:r>
       <w:r>
         <w:rPr>
@@ -1814,7 +1838,7 @@
           <w:rFonts w:ascii="Times New Roman" w:hAnsi="Times New Roman"/>
           <w:sz w:val="24"/>
         </w:rPr>
-        <w:t>Tabel 10. Rantai estimasi dampak, tautan demi tautan</w:t>
+        <w:t>Tabel 9.5 Korelasi rekonstruksi pasut terhadap muka air terukur</w:t>
       </w:r>
       <w:r>
         <w:rPr>
@@ -1822,7 +1846,7 @@
           <w:sz w:val="24"/>
         </w:rPr>
         <w:tab/>
-        <w:t>24</w:t>
+        <w:t>20</w:t>
       </w:r>
     </w:p>
     <w:p>
@@ -1838,7 +1862,7 @@
           <w:rFonts w:ascii="Times New Roman" w:hAnsi="Times New Roman"/>
           <w:sz w:val="24"/>
         </w:rPr>
-        <w:t>Tabel 11. Tautan bukti implementasi</w:t>
+        <w:t>Tabel 11.1 Rantai estimasi dampak, tautan demi tautan</w:t>
       </w:r>
       <w:r>
         <w:rPr>
@@ -1846,7 +1870,7 @@
           <w:sz w:val="24"/>
         </w:rPr>
         <w:tab/>
-        <w:t>28</w:t>
+        <w:t>24</w:t>
       </w:r>
     </w:p>
     <w:p>
@@ -1862,7 +1886,7 @@
           <w:rFonts w:ascii="Times New Roman" w:hAnsi="Times New Roman"/>
           <w:sz w:val="24"/>
         </w:rPr>
-        <w:t>Tabel 12. Pembagian peran tim</w:t>
+        <w:t>Tabel 14.1 Tautan bukti implementasi</w:t>
       </w:r>
       <w:r>
         <w:rPr>
@@ -1874,29 +1898,40 @@
       </w:r>
     </w:p>
     <w:p>
-      <w:r>
-        <w:br w:type="page"/>
+      <w:pPr>
+        <w:tabs>
+          <w:tab w:pos="7937" w:val="right" w:leader="dot"/>
+        </w:tabs>
+        <w:spacing w:line="240" w:lineRule="auto" w:after="40"/>
+        <w:ind w:firstLine="0" w:left="0"/>
+      </w:pPr>
+      <w:r>
+        <w:rPr>
+          <w:rFonts w:ascii="Times New Roman" w:hAnsi="Times New Roman"/>
+          <w:sz w:val="24"/>
+        </w:rPr>
+        <w:t>Tabel 14.2 Pembagian peran tim</w:t>
+      </w:r>
+      <w:r>
+        <w:rPr>
+          <w:rFonts w:ascii="Times New Roman" w:hAnsi="Times New Roman"/>
+          <w:sz w:val="24"/>
+        </w:rPr>
+        <w:tab/>
+        <w:t>29</w:t>
       </w:r>
     </w:p>
     <w:p>
-      <w:pPr>
-        <w:pStyle w:val="Heading1"/>
-      </w:pPr>
-      <w:r>
-        <w:t>1. Judul Karya</w:t>
+      <w:r>
+        <w:br w:type="page"/>
       </w:r>
     </w:p>
     <w:p>
       <w:pPr>
-        <w:jc w:val="both"/>
-      </w:pPr>
-      <w:r>
-        <w:rPr>
-          <w:rFonts w:ascii="Times New Roman" w:hAnsi="Times New Roman"/>
-          <w:b/>
-          <w:sz w:val="24"/>
-        </w:rPr>
-        <w:t>PASANG SURUT</w:t>
+        <w:pStyle w:val="Heading1"/>
+      </w:pPr>
+      <w:r>
+        <w:t>I. JUDUL KARYA</w:t>
       </w:r>
     </w:p>
     <w:p>
@@ -1906,10 +1941,10 @@
       <w:r>
         <w:rPr>
           <w:rFonts w:ascii="Times New Roman" w:hAnsi="Times New Roman"/>
-          <w:i/>
-          <w:sz w:val="24"/>
-        </w:rPr>
-        <w:t>Sistem Perutean Sadar Banjir Rob Berbasis Rekonstruksi Pasang Surut Terkalibrasi untuk Mobilitas Rendah Karbon di Kota Semarang</w:t>
+          <w:b/>
+          <w:sz w:val="24"/>
+        </w:rPr>
+        <w:t>PASANG SURUT</w:t>
       </w:r>
     </w:p>
     <w:p>
@@ -1919,10 +1954,23 @@
       <w:r>
         <w:rPr>
           <w:rFonts w:ascii="Times New Roman" w:hAnsi="Times New Roman"/>
+          <w:i/>
+          <w:sz w:val="24"/>
+        </w:rPr>
+        <w:t>Sistem Perutean Sadar Banjir Rob Berbasis Rekonstruksi Pasang Surut Terkalibrasi untuk Mobilitas Rendah Karbon di Kota Semarang</w:t>
+      </w:r>
+    </w:p>
+    <w:p>
+      <w:pPr>
+        <w:jc w:val="both"/>
+      </w:pPr>
+      <w:r>
+        <w:rPr>
+          <w:rFonts w:ascii="Times New Roman" w:hAnsi="Times New Roman"/>
           <w:b/>
           <w:sz w:val="24"/>
         </w:rPr>
-        <w:t>Tabel 1.</w:t>
+        <w:t>Tabel 1.1</w:t>
       </w:r>
       <w:r>
         <w:rPr>
@@ -2471,7 +2519,7 @@
         <w:pStyle w:val="Heading1"/>
       </w:pPr>
       <w:r>
-        <w:t>2. Abstrak</w:t>
+        <w:t>II. ABSTRAK</w:t>
       </w:r>
     </w:p>
     <w:p>
@@ -2562,7 +2610,7 @@
         <w:pStyle w:val="Heading1"/>
       </w:pPr>
       <w:r>
-        <w:t>3. Latar Belakang Masalah</w:t>
+        <w:t>III. LATAR BELAKANG MASALAH</w:t>
       </w:r>
     </w:p>
     <w:p>
@@ -2689,11 +2737,544 @@
         <w:pStyle w:val="Heading2"/>
       </w:pPr>
       <w:r>
-        <w:t>3.5 Rumusan masalah</w:t>
+        <w:t>3.5 Celah pada solusi yang sudah ada</w:t>
       </w:r>
     </w:p>
     <w:p>
       <w:pPr>
+        <w:jc w:val="both"/>
+      </w:pPr>
+      <w:r>
+        <w:rPr>
+          <w:rFonts w:ascii="Times New Roman" w:hAnsi="Times New Roman"/>
+          <w:sz w:val="24"/>
+        </w:rPr>
+        <w:t>Warga Semarang tidak kekurangan informasi. Yang kurang adalah informasi yang menjawab pertanyaan perjalanan pada jam tertentu di ruas tertentu. Perbandingan di bawah menyebutkan apa yang tiap layanan sediakan, bukan apa yang tidak disediakannya, dan disusun dari kemampuan yang terdokumentasi publik per Agustus 2026.</w:t>
+      </w:r>
+    </w:p>
+    <w:p>
+      <w:pPr>
+        <w:jc w:val="both"/>
+      </w:pPr>
+      <w:r>
+        <w:rPr>
+          <w:rFonts w:ascii="Times New Roman" w:hAnsi="Times New Roman"/>
+          <w:b/>
+          <w:sz w:val="24"/>
+        </w:rPr>
+        <w:t>Tabel 3.1</w:t>
+      </w:r>
+      <w:r>
+        <w:rPr>
+          <w:rFonts w:ascii="Times New Roman" w:hAnsi="Times New Roman"/>
+          <w:sz w:val="24"/>
+        </w:rPr>
+        <w:t xml:space="preserve"> Apa yang disediakan solusi yang sudah ada</w:t>
+      </w:r>
+    </w:p>
+    <w:tbl>
+      <w:tblPr>
+        <w:tblStyle w:val="TableGrid"/>
+        <w:tblW w:type="auto" w:w="0"/>
+        <w:jc w:val="center"/>
+        <w:tblLayout w:type="autofit"/>
+        <w:tblLook w:firstColumn="1" w:firstRow="1" w:lastColumn="0" w:lastRow="0" w:noHBand="0" w:noVBand="1" w:val="04A0"/>
+      </w:tblPr>
+      <w:tblGrid>
+        <w:gridCol w:w="2646"/>
+        <w:gridCol w:w="2646"/>
+        <w:gridCol w:w="2646"/>
+      </w:tblGrid>
+      <w:tr>
+        <w:tc>
+          <w:tcPr>
+            <w:tcW w:type="dxa" w:w="2646"/>
+            <w:tcBorders>
+              <w:top w:val="single" w:sz="4" w:color="808080"/>
+              <w:left w:val="single" w:sz="4" w:color="808080"/>
+              <w:bottom w:val="single" w:sz="4" w:color="808080"/>
+              <w:right w:val="single" w:sz="4" w:color="808080"/>
+            </w:tcBorders>
+          </w:tcPr>
+          <w:p>
+            <w:pPr>
+              <w:spacing w:line="240" w:lineRule="auto" w:after="40"/>
+              <w:ind w:firstLine="0"/>
+            </w:pPr>
+            <w:r>
+              <w:rPr>
+                <w:rFonts w:ascii="Times New Roman" w:hAnsi="Times New Roman"/>
+                <w:b/>
+                <w:sz w:val="20"/>
+              </w:rPr>
+            </w:r>
+            <w:r>
+              <w:rPr>
+                <w:rFonts w:ascii="Times New Roman" w:hAnsi="Times New Roman"/>
+                <w:b/>
+                <w:sz w:val="20"/>
+              </w:rPr>
+              <w:t>Yang sudah ada</w:t>
+            </w:r>
+          </w:p>
+        </w:tc>
+        <w:tc>
+          <w:tcPr>
+            <w:tcW w:type="dxa" w:w="2646"/>
+            <w:tcBorders>
+              <w:top w:val="single" w:sz="4" w:color="808080"/>
+              <w:left w:val="single" w:sz="4" w:color="808080"/>
+              <w:bottom w:val="single" w:sz="4" w:color="808080"/>
+              <w:right w:val="single" w:sz="4" w:color="808080"/>
+            </w:tcBorders>
+          </w:tcPr>
+          <w:p>
+            <w:pPr>
+              <w:spacing w:line="240" w:lineRule="auto" w:after="40"/>
+              <w:ind w:firstLine="0"/>
+            </w:pPr>
+            <w:r>
+              <w:rPr>
+                <w:rFonts w:ascii="Times New Roman" w:hAnsi="Times New Roman"/>
+                <w:b/>
+                <w:sz w:val="20"/>
+              </w:rPr>
+            </w:r>
+            <w:r>
+              <w:rPr>
+                <w:rFonts w:ascii="Times New Roman" w:hAnsi="Times New Roman"/>
+                <w:b/>
+                <w:sz w:val="20"/>
+              </w:rPr>
+              <w:t>Yang disediakan</w:t>
+            </w:r>
+          </w:p>
+        </w:tc>
+        <w:tc>
+          <w:tcPr>
+            <w:tcW w:type="dxa" w:w="2646"/>
+            <w:tcBorders>
+              <w:top w:val="single" w:sz="4" w:color="808080"/>
+              <w:left w:val="single" w:sz="4" w:color="808080"/>
+              <w:bottom w:val="single" w:sz="4" w:color="808080"/>
+              <w:right w:val="single" w:sz="4" w:color="808080"/>
+            </w:tcBorders>
+          </w:tcPr>
+          <w:p>
+            <w:pPr>
+              <w:spacing w:line="240" w:lineRule="auto" w:after="40"/>
+              <w:ind w:firstLine="0"/>
+            </w:pPr>
+            <w:r>
+              <w:rPr>
+                <w:rFonts w:ascii="Times New Roman" w:hAnsi="Times New Roman"/>
+                <w:b/>
+                <w:sz w:val="20"/>
+              </w:rPr>
+            </w:r>
+            <w:r>
+              <w:rPr>
+                <w:rFonts w:ascii="Times New Roman" w:hAnsi="Times New Roman"/>
+                <w:b/>
+                <w:sz w:val="20"/>
+              </w:rPr>
+              <w:t>Yang masih dicari warga</w:t>
+            </w:r>
+          </w:p>
+        </w:tc>
+      </w:tr>
+      <w:tr>
+        <w:tc>
+          <w:tcPr>
+            <w:tcW w:type="dxa" w:w="2646"/>
+            <w:tcBorders>
+              <w:top w:val="single" w:sz="4" w:color="808080"/>
+              <w:left w:val="single" w:sz="4" w:color="808080"/>
+              <w:bottom w:val="single" w:sz="4" w:color="808080"/>
+              <w:right w:val="single" w:sz="4" w:color="808080"/>
+            </w:tcBorders>
+          </w:tcPr>
+          <w:p>
+            <w:pPr>
+              <w:spacing w:line="240" w:lineRule="auto" w:after="40"/>
+              <w:ind w:firstLine="0"/>
+            </w:pPr>
+            <w:r>
+              <w:rPr>
+                <w:rFonts w:ascii="Times New Roman" w:hAnsi="Times New Roman"/>
+                <w:sz w:val="20"/>
+              </w:rPr>
+            </w:r>
+            <w:r>
+              <w:rPr>
+                <w:rFonts w:ascii="Times New Roman" w:hAnsi="Times New Roman"/>
+                <w:sz w:val="20"/>
+              </w:rPr>
+              <w:t>Aplikasi peta umum</w:t>
+            </w:r>
+          </w:p>
+        </w:tc>
+        <w:tc>
+          <w:tcPr>
+            <w:tcW w:type="dxa" w:w="2646"/>
+            <w:tcBorders>
+              <w:top w:val="single" w:sz="4" w:color="808080"/>
+              <w:left w:val="single" w:sz="4" w:color="808080"/>
+              <w:bottom w:val="single" w:sz="4" w:color="808080"/>
+              <w:right w:val="single" w:sz="4" w:color="808080"/>
+            </w:tcBorders>
+          </w:tcPr>
+          <w:p>
+            <w:pPr>
+              <w:spacing w:line="240" w:lineRule="auto" w:after="40"/>
+              <w:ind w:firstLine="0"/>
+            </w:pPr>
+            <w:r>
+              <w:rPr>
+                <w:rFonts w:ascii="Times New Roman" w:hAnsi="Times New Roman"/>
+                <w:sz w:val="20"/>
+              </w:rPr>
+            </w:r>
+            <w:r>
+              <w:rPr>
+                <w:rFonts w:ascii="Times New Roman" w:hAnsi="Times New Roman"/>
+                <w:sz w:val="20"/>
+              </w:rPr>
+              <w:t>Rute tercepat dan kondisi lalu lintas saat ini</w:t>
+            </w:r>
+          </w:p>
+        </w:tc>
+        <w:tc>
+          <w:tcPr>
+            <w:tcW w:type="dxa" w:w="2646"/>
+            <w:tcBorders>
+              <w:top w:val="single" w:sz="4" w:color="808080"/>
+              <w:left w:val="single" w:sz="4" w:color="808080"/>
+              <w:bottom w:val="single" w:sz="4" w:color="808080"/>
+              <w:right w:val="single" w:sz="4" w:color="808080"/>
+            </w:tcBorders>
+          </w:tcPr>
+          <w:p>
+            <w:pPr>
+              <w:spacing w:line="240" w:lineRule="auto" w:after="40"/>
+              <w:ind w:firstLine="0"/>
+            </w:pPr>
+            <w:r>
+              <w:rPr>
+                <w:rFonts w:ascii="Times New Roman" w:hAnsi="Times New Roman"/>
+                <w:sz w:val="20"/>
+              </w:rPr>
+            </w:r>
+            <w:r>
+              <w:rPr>
+                <w:rFonts w:ascii="Times New Roman" w:hAnsi="Times New Roman"/>
+                <w:sz w:val="20"/>
+              </w:rPr>
+              <w:t>Kondisi jam nanti, saat ia benar-benar tiba di ruas itu</w:t>
+            </w:r>
+          </w:p>
+        </w:tc>
+      </w:tr>
+      <w:tr>
+        <w:tc>
+          <w:tcPr>
+            <w:tcW w:type="dxa" w:w="2646"/>
+            <w:tcBorders>
+              <w:top w:val="single" w:sz="4" w:color="808080"/>
+              <w:left w:val="single" w:sz="4" w:color="808080"/>
+              <w:bottom w:val="single" w:sz="4" w:color="808080"/>
+              <w:right w:val="single" w:sz="4" w:color="808080"/>
+            </w:tcBorders>
+          </w:tcPr>
+          <w:p>
+            <w:pPr>
+              <w:spacing w:line="240" w:lineRule="auto" w:after="40"/>
+              <w:ind w:firstLine="0"/>
+            </w:pPr>
+            <w:r>
+              <w:rPr>
+                <w:rFonts w:ascii="Times New Roman" w:hAnsi="Times New Roman"/>
+                <w:sz w:val="20"/>
+              </w:rPr>
+            </w:r>
+            <w:r>
+              <w:rPr>
+                <w:rFonts w:ascii="Times New Roman" w:hAnsi="Times New Roman"/>
+                <w:sz w:val="20"/>
+              </w:rPr>
+              <w:t>Peta laporan warga</w:t>
+            </w:r>
+          </w:p>
+        </w:tc>
+        <w:tc>
+          <w:tcPr>
+            <w:tcW w:type="dxa" w:w="2646"/>
+            <w:tcBorders>
+              <w:top w:val="single" w:sz="4" w:color="808080"/>
+              <w:left w:val="single" w:sz="4" w:color="808080"/>
+              <w:bottom w:val="single" w:sz="4" w:color="808080"/>
+              <w:right w:val="single" w:sz="4" w:color="808080"/>
+            </w:tcBorders>
+          </w:tcPr>
+          <w:p>
+            <w:pPr>
+              <w:spacing w:line="240" w:lineRule="auto" w:after="40"/>
+              <w:ind w:firstLine="0"/>
+            </w:pPr>
+            <w:r>
+              <w:rPr>
+                <w:rFonts w:ascii="Times New Roman" w:hAnsi="Times New Roman"/>
+                <w:sz w:val="20"/>
+              </w:rPr>
+            </w:r>
+            <w:r>
+              <w:rPr>
+                <w:rFonts w:ascii="Times New Roman" w:hAnsi="Times New Roman"/>
+                <w:sz w:val="20"/>
+              </w:rPr>
+              <w:t>Titik genangan yang sedang dilaporkan orang</w:t>
+            </w:r>
+          </w:p>
+        </w:tc>
+        <w:tc>
+          <w:tcPr>
+            <w:tcW w:type="dxa" w:w="2646"/>
+            <w:tcBorders>
+              <w:top w:val="single" w:sz="4" w:color="808080"/>
+              <w:left w:val="single" w:sz="4" w:color="808080"/>
+              <w:bottom w:val="single" w:sz="4" w:color="808080"/>
+              <w:right w:val="single" w:sz="4" w:color="808080"/>
+            </w:tcBorders>
+          </w:tcPr>
+          <w:p>
+            <w:pPr>
+              <w:spacing w:line="240" w:lineRule="auto" w:after="40"/>
+              <w:ind w:firstLine="0"/>
+            </w:pPr>
+            <w:r>
+              <w:rPr>
+                <w:rFonts w:ascii="Times New Roman" w:hAnsi="Times New Roman"/>
+                <w:sz w:val="20"/>
+              </w:rPr>
+            </w:r>
+            <w:r>
+              <w:rPr>
+                <w:rFonts w:ascii="Times New Roman" w:hAnsi="Times New Roman"/>
+                <w:sz w:val="20"/>
+              </w:rPr>
+              <w:t>Ruas yang belum tergenang tetapi akan tergenang</w:t>
+            </w:r>
+          </w:p>
+        </w:tc>
+      </w:tr>
+      <w:tr>
+        <w:tc>
+          <w:tcPr>
+            <w:tcW w:type="dxa" w:w="2646"/>
+            <w:tcBorders>
+              <w:top w:val="single" w:sz="4" w:color="808080"/>
+              <w:left w:val="single" w:sz="4" w:color="808080"/>
+              <w:bottom w:val="single" w:sz="4" w:color="808080"/>
+              <w:right w:val="single" w:sz="4" w:color="808080"/>
+            </w:tcBorders>
+          </w:tcPr>
+          <w:p>
+            <w:pPr>
+              <w:spacing w:line="240" w:lineRule="auto" w:after="40"/>
+              <w:ind w:firstLine="0"/>
+            </w:pPr>
+            <w:r>
+              <w:rPr>
+                <w:rFonts w:ascii="Times New Roman" w:hAnsi="Times New Roman"/>
+                <w:sz w:val="20"/>
+              </w:rPr>
+            </w:r>
+            <w:r>
+              <w:rPr>
+                <w:rFonts w:ascii="Times New Roman" w:hAnsi="Times New Roman"/>
+                <w:sz w:val="20"/>
+              </w:rPr>
+              <w:t>Prakiraan pasut instansi</w:t>
+            </w:r>
+          </w:p>
+        </w:tc>
+        <w:tc>
+          <w:tcPr>
+            <w:tcW w:type="dxa" w:w="2646"/>
+            <w:tcBorders>
+              <w:top w:val="single" w:sz="4" w:color="808080"/>
+              <w:left w:val="single" w:sz="4" w:color="808080"/>
+              <w:bottom w:val="single" w:sz="4" w:color="808080"/>
+              <w:right w:val="single" w:sz="4" w:color="808080"/>
+            </w:tcBorders>
+          </w:tcPr>
+          <w:p>
+            <w:pPr>
+              <w:spacing w:line="240" w:lineRule="auto" w:after="40"/>
+              <w:ind w:firstLine="0"/>
+            </w:pPr>
+            <w:r>
+              <w:rPr>
+                <w:rFonts w:ascii="Times New Roman" w:hAnsi="Times New Roman"/>
+                <w:sz w:val="20"/>
+              </w:rPr>
+            </w:r>
+            <w:r>
+              <w:rPr>
+                <w:rFonts w:ascii="Times New Roman" w:hAnsi="Times New Roman"/>
+                <w:sz w:val="20"/>
+              </w:rPr>
+              <w:t>Tinggi muka air per wilayah, dalam tabel dan grafik</w:t>
+            </w:r>
+          </w:p>
+        </w:tc>
+        <w:tc>
+          <w:tcPr>
+            <w:tcW w:type="dxa" w:w="2646"/>
+            <w:tcBorders>
+              <w:top w:val="single" w:sz="4" w:color="808080"/>
+              <w:left w:val="single" w:sz="4" w:color="808080"/>
+              <w:bottom w:val="single" w:sz="4" w:color="808080"/>
+              <w:right w:val="single" w:sz="4" w:color="808080"/>
+            </w:tcBorders>
+          </w:tcPr>
+          <w:p>
+            <w:pPr>
+              <w:spacing w:line="240" w:lineRule="auto" w:after="40"/>
+              <w:ind w:firstLine="0"/>
+            </w:pPr>
+            <w:r>
+              <w:rPr>
+                <w:rFonts w:ascii="Times New Roman" w:hAnsi="Times New Roman"/>
+                <w:sz w:val="20"/>
+              </w:rPr>
+            </w:r>
+            <w:r>
+              <w:rPr>
+                <w:rFonts w:ascii="Times New Roman" w:hAnsi="Times New Roman"/>
+                <w:sz w:val="20"/>
+              </w:rPr>
+              <w:t>Terjemahannya menjadi ruas jalan mana yang terdampak</w:t>
+            </w:r>
+          </w:p>
+        </w:tc>
+      </w:tr>
+      <w:tr>
+        <w:tc>
+          <w:tcPr>
+            <w:tcW w:type="dxa" w:w="2646"/>
+            <w:tcBorders>
+              <w:top w:val="single" w:sz="4" w:color="808080"/>
+              <w:left w:val="single" w:sz="4" w:color="808080"/>
+              <w:bottom w:val="single" w:sz="4" w:color="808080"/>
+              <w:right w:val="single" w:sz="4" w:color="808080"/>
+            </w:tcBorders>
+          </w:tcPr>
+          <w:p>
+            <w:pPr>
+              <w:spacing w:line="240" w:lineRule="auto" w:after="40"/>
+              <w:ind w:firstLine="0"/>
+            </w:pPr>
+            <w:r>
+              <w:rPr>
+                <w:rFonts w:ascii="Times New Roman" w:hAnsi="Times New Roman"/>
+                <w:sz w:val="20"/>
+              </w:rPr>
+            </w:r>
+            <w:r>
+              <w:rPr>
+                <w:rFonts w:ascii="Times New Roman" w:hAnsi="Times New Roman"/>
+                <w:sz w:val="20"/>
+              </w:rPr>
+              <w:t>Berita dan pesan berantai</w:t>
+            </w:r>
+          </w:p>
+        </w:tc>
+        <w:tc>
+          <w:tcPr>
+            <w:tcW w:type="dxa" w:w="2646"/>
+            <w:tcBorders>
+              <w:top w:val="single" w:sz="4" w:color="808080"/>
+              <w:left w:val="single" w:sz="4" w:color="808080"/>
+              <w:bottom w:val="single" w:sz="4" w:color="808080"/>
+              <w:right w:val="single" w:sz="4" w:color="808080"/>
+            </w:tcBorders>
+          </w:tcPr>
+          <w:p>
+            <w:pPr>
+              <w:spacing w:line="240" w:lineRule="auto" w:after="40"/>
+              <w:ind w:firstLine="0"/>
+            </w:pPr>
+            <w:r>
+              <w:rPr>
+                <w:rFonts w:ascii="Times New Roman" w:hAnsi="Times New Roman"/>
+                <w:sz w:val="20"/>
+              </w:rPr>
+            </w:r>
+            <w:r>
+              <w:rPr>
+                <w:rFonts w:ascii="Times New Roman" w:hAnsi="Times New Roman"/>
+                <w:sz w:val="20"/>
+              </w:rPr>
+              <w:t>Kabar setelah kejadian</w:t>
+            </w:r>
+          </w:p>
+        </w:tc>
+        <w:tc>
+          <w:tcPr>
+            <w:tcW w:type="dxa" w:w="2646"/>
+            <w:tcBorders>
+              <w:top w:val="single" w:sz="4" w:color="808080"/>
+              <w:left w:val="single" w:sz="4" w:color="808080"/>
+              <w:bottom w:val="single" w:sz="4" w:color="808080"/>
+              <w:right w:val="single" w:sz="4" w:color="808080"/>
+            </w:tcBorders>
+          </w:tcPr>
+          <w:p>
+            <w:pPr>
+              <w:spacing w:line="240" w:lineRule="auto" w:after="40"/>
+              <w:ind w:firstLine="0"/>
+            </w:pPr>
+            <w:r>
+              <w:rPr>
+                <w:rFonts w:ascii="Times New Roman" w:hAnsi="Times New Roman"/>
+                <w:sz w:val="20"/>
+              </w:rPr>
+            </w:r>
+            <w:r>
+              <w:rPr>
+                <w:rFonts w:ascii="Times New Roman" w:hAnsi="Times New Roman"/>
+                <w:sz w:val="20"/>
+              </w:rPr>
+              <w:t>Perkiraan sebelum berangkat</w:t>
+            </w:r>
+          </w:p>
+        </w:tc>
+      </w:tr>
+    </w:tbl>
+    <w:p/>
+    <w:p>
+      <w:pPr>
+        <w:jc w:val="both"/>
+      </w:pPr>
+      <w:r>
+        <w:rPr>
+          <w:rFonts w:ascii="Times New Roman" w:hAnsi="Times New Roman"/>
+          <w:sz w:val="24"/>
+        </w:rPr>
+        <w:t>Ketiganya berguna, dan sistem ini tidak menggantikan satu pun. Yang ditambahkannya satu: menerjemahkan pasang surut menjadi peringkat risiko per ruas per jam, lalu memasukkannya ke keputusan rute. Itu sebabnya keluarannya bukan peta genangan, melainkan rute beserta ongkos menghindarinya.</w:t>
+      </w:r>
+    </w:p>
+    <w:p>
+      <w:pPr>
+        <w:pStyle w:val="Heading2"/>
+      </w:pPr>
+      <w:r>
+        <w:t>3.6 Rumusan masalah</w:t>
+      </w:r>
+    </w:p>
+    <w:p>
+      <w:pPr>
         <w:spacing w:line="360" w:lineRule="auto" w:after="80"/>
         <w:ind w:left="1003" w:hanging="425"/>
       </w:pPr>
@@ -2757,7 +3338,7 @@
         <w:pStyle w:val="Heading1"/>
       </w:pPr>
       <w:r>
-        <w:t>4. Tujuan dan Manfaat Dikembangkannya Perangkat Lunak</w:t>
+        <w:t>IV. TUJUAN DAN MANFAAT DIKEMBANGKANNYA PERANGKAT LUNAK</w:t>
       </w:r>
     </w:p>
     <w:p>
@@ -3048,7 +3629,7 @@
         <w:pStyle w:val="Heading1"/>
       </w:pPr>
       <w:r>
-        <w:t>5. Batasan Perangkat Lunak yang Dikembangkan</w:t>
+        <w:t>V. BATASAN PERANGKAT LUNAK YANG DIKEMBANGKAN</w:t>
       </w:r>
     </w:p>
     <w:p>
@@ -3586,7 +4167,7 @@
         <w:pStyle w:val="Heading1"/>
       </w:pPr>
       <w:r>
-        <w:t>6. Metodologi Pengembangan</w:t>
+        <w:t>VI. METODOLOGI PENGEMBANGAN</w:t>
       </w:r>
     </w:p>
     <w:p>
@@ -3740,7 +4321,7 @@
         <w:pStyle w:val="Heading1"/>
       </w:pPr>
       <w:r>
-        <w:t>7. Analisis Kebutuhan dan Desain Solusi Perangkat Lunak</w:t>
+        <w:t>VII. ANALISIS KEBUTUHAN DAN DESAIN SOLUSI PERANGKAT LUNAK</w:t>
       </w:r>
     </w:p>
     <w:p>
@@ -3761,7 +4342,7 @@
           <w:b/>
           <w:sz w:val="24"/>
         </w:rPr>
-        <w:t>Tabel 2.</w:t>
+        <w:t>Tabel 7.1</w:t>
       </w:r>
       <w:r>
         <w:rPr>
@@ -4417,7 +4998,7 @@
         <w:pStyle w:val="Heading1"/>
       </w:pPr>
       <w:r>
-        <w:t>8. Arsitektur Sistem dan Spesifikasi Tools/Teknologi</w:t>
+        <w:t>VIII. ARSITEKTUR SISTEM DAN SPESIFIKASI TOOLS/TEKNOLOGI</w:t>
       </w:r>
     </w:p>
     <w:p>
@@ -4623,14 +5204,14 @@
           <w:b/>
           <w:sz w:val="24"/>
         </w:rPr>
-        <w:t>Gambar 1.</w:t>
-      </w:r>
-      <w:r>
-        <w:rPr>
-          <w:rFonts w:ascii="Times New Roman" w:hAnsi="Times New Roman"/>
-          <w:sz w:val="24"/>
-        </w:rPr>
-        <w:t xml:space="preserve"> Arsitektur sistem. Empat sumber terbuka di kiri masuk ke dunia penyiapan yang berjalan di laptop; hasilnya mengendap di basis data dan satu potret beku. Dunia melayani di kanan hanya membaca keduanya. Garis merah menandai batas yang tidak dilewati kode pipeline, dan pita di bawah menyebut pustaka mana saja yang sengaja tidak dipasang di server.</w:t>
+        <w:t>Gambar 8.1</w:t>
+      </w:r>
+      <w:r>
+        <w:rPr>
+          <w:rFonts w:ascii="Times New Roman" w:hAnsi="Times New Roman"/>
+          <w:sz w:val="24"/>
+        </w:rPr>
+        <w:t xml:space="preserve"> Arsitektur sistem. Empat sumber terbuka di kiri masuk ke sisi penyiapan data yang berjalan di laptop, dan hasilnya mengendap di basis data serta satu salinan beku. Sisi kanan yang melayani pengguna hanya membaca keduanya. Garis merah menandai batas yang tidak dilewati kode penyiapan, dan pita di bawah menyebut pustaka mana saja yang sengaja tidak dipasang di server.</w:t>
       </w:r>
     </w:p>
     <w:p>
@@ -4651,7 +5232,7 @@
           <w:b/>
           <w:sz w:val="24"/>
         </w:rPr>
-        <w:t>Tabel 3.</w:t>
+        <w:t>Tabel 8.1</w:t>
       </w:r>
       <w:r>
         <w:rPr>
@@ -5448,7 +6029,7 @@
           <w:b/>
           <w:sz w:val="24"/>
         </w:rPr>
-        <w:t>Tabel 4.</w:t>
+        <w:t>Tabel 8.2</w:t>
       </w:r>
       <w:r>
         <w:rPr>
@@ -6260,7 +6841,7 @@
         <w:pStyle w:val="Heading1"/>
       </w:pPr>
       <w:r>
-        <w:t>9. Implementasi Perangkat Lunak</w:t>
+        <w:t>IX. IMPLEMENTASI PERANGKAT LUNAK</w:t>
       </w:r>
     </w:p>
     <w:p>
@@ -6281,7 +6862,7 @@
           <w:b/>
           <w:sz w:val="24"/>
         </w:rPr>
-        <w:t>Tabel 5.</w:t>
+        <w:t>Tabel 9.1</w:t>
       </w:r>
       <w:r>
         <w:rPr>
@@ -7730,7 +8311,7 @@
           <w:b/>
           <w:sz w:val="24"/>
         </w:rPr>
-        <w:t>Tabel 6.</w:t>
+        <w:t>Tabel 9.2</w:t>
       </w:r>
       <w:r>
         <w:rPr>
@@ -8160,7 +8741,7 @@
           <w:b/>
           <w:sz w:val="24"/>
         </w:rPr>
-        <w:t>Tabel 7.</w:t>
+        <w:t>Tabel 9.3</w:t>
       </w:r>
       <w:r>
         <w:rPr>
@@ -8658,7 +9239,7 @@
           <w:b/>
           <w:sz w:val="24"/>
         </w:rPr>
-        <w:t>Tabel 8.</w:t>
+        <w:t>Tabel 9.4</w:t>
       </w:r>
       <w:r>
         <w:rPr>
@@ -9229,7 +9810,7 @@
           <w:b/>
           <w:sz w:val="24"/>
         </w:rPr>
-        <w:t>Tabel 9.</w:t>
+        <w:t>Tabel 9.5</w:t>
       </w:r>
       <w:r>
         <w:rPr>
@@ -9756,7 +10337,7 @@
         <w:pStyle w:val="Heading1"/>
       </w:pPr>
       <w:r>
-        <w:t>10. Mockup dan Tangkapan Layar Aplikasi</w:t>
+        <w:t>X. MOCKUP DAN TANGKAPAN LAYAR APLIKASI</w:t>
       </w:r>
     </w:p>
     <w:p>
@@ -9822,7 +10403,7 @@
           <w:b/>
           <w:sz w:val="24"/>
         </w:rPr>
-        <w:t>Gambar 2.</w:t>
+        <w:t>Gambar 10.1</w:t>
       </w:r>
       <w:r>
         <w:rPr>
@@ -9898,7 +10479,7 @@
           <w:b/>
           <w:sz w:val="24"/>
         </w:rPr>
-        <w:t>Gambar 3.</w:t>
+        <w:t>Gambar 10.2</w:t>
       </w:r>
       <w:r>
         <w:rPr>
@@ -9959,7 +10540,7 @@
           <w:b/>
           <w:sz w:val="24"/>
         </w:rPr>
-        <w:t>Gambar 4.</w:t>
+        <w:t>Gambar 10.3</w:t>
       </w:r>
       <w:r>
         <w:rPr>
@@ -10020,7 +10601,7 @@
           <w:b/>
           <w:sz w:val="24"/>
         </w:rPr>
-        <w:t>Gambar 5.</w:t>
+        <w:t>Gambar 10.4</w:t>
       </w:r>
       <w:r>
         <w:rPr>
@@ -10081,7 +10662,7 @@
           <w:b/>
           <w:sz w:val="24"/>
         </w:rPr>
-        <w:t>Gambar 6.</w:t>
+        <w:t>Gambar 10.5</w:t>
       </w:r>
       <w:r>
         <w:rPr>
@@ -10142,7 +10723,7 @@
           <w:b/>
           <w:sz w:val="24"/>
         </w:rPr>
-        <w:t>Gambar 7.</w:t>
+        <w:t>Gambar 10.6</w:t>
       </w:r>
       <w:r>
         <w:rPr>
@@ -10203,7 +10784,7 @@
           <w:b/>
           <w:sz w:val="24"/>
         </w:rPr>
-        <w:t>Gambar 8.</w:t>
+        <w:t>Gambar 10.7</w:t>
       </w:r>
       <w:r>
         <w:rPr>
@@ -10264,7 +10845,7 @@
           <w:b/>
           <w:sz w:val="24"/>
         </w:rPr>
-        <w:t>Gambar 9.</w:t>
+        <w:t>Gambar 10.8</w:t>
       </w:r>
       <w:r>
         <w:rPr>
@@ -10279,7 +10860,7 @@
         <w:pStyle w:val="Heading1"/>
       </w:pPr>
       <w:r>
-        <w:t>11. Impact Projection</w:t>
+        <w:t>XI. IMPACT PROJECTION</w:t>
       </w:r>
     </w:p>
     <w:p>
@@ -10347,7 +10928,7 @@
           <w:b/>
           <w:sz w:val="24"/>
         </w:rPr>
-        <w:t>Tabel 10.</w:t>
+        <w:t>Tabel 11.1</w:t>
       </w:r>
       <w:r>
         <w:rPr>
@@ -11831,7 +12412,7 @@
         <w:pStyle w:val="Heading1"/>
       </w:pPr>
       <w:r>
-        <w:t>12. Penutup</w:t>
+        <w:t>XII. PENUTUP</w:t>
       </w:r>
     </w:p>
     <w:p>
@@ -11863,7 +12444,7 @@
         <w:pStyle w:val="Heading1"/>
       </w:pPr>
       <w:r>
-        <w:t>13. Daftar Pustaka</w:t>
+        <w:t>XIII. DAFTAR PUSTAKA</w:t>
       </w:r>
     </w:p>
     <w:p>
@@ -12134,7 +12715,7 @@
         <w:pStyle w:val="Heading1"/>
       </w:pPr>
       <w:r>
-        <w:t>14. Lampiran</w:t>
+        <w:t>XIV. LAMPIRAN</w:t>
       </w:r>
     </w:p>
     <w:p>
@@ -12167,7 +12748,7 @@
           <w:b/>
           <w:sz w:val="24"/>
         </w:rPr>
-        <w:t>Tabel 11.</w:t>
+        <w:t>Tabel 14.1</w:t>
       </w:r>
       <w:r>
         <w:rPr>
@@ -12653,7 +13234,7 @@
           <w:b/>
           <w:sz w:val="24"/>
         </w:rPr>
-        <w:t>Tabel 12.</w:t>
+        <w:t>Tabel 14.2</w:t>
       </w:r>
       <w:r>
         <w:rPr>
